--- a/GameDesignDocument/The Rebellion.docx
+++ b/GameDesignDocument/The Rebellion.docx
@@ -1446,7 +1446,7 @@
           </mc:Choice>
           <mc:Fallback>
             <w:pict>
-              <v:shapetype w14:anchorId="3B4B4CFA" id="_x0000_t32" coordsize="21600,21600" o:spt="32" o:oned="t" path="m,l21600,21600e" filled="f">
+              <v:shapetype w14:anchorId="14160A71" id="_x0000_t32" coordsize="21600,21600" o:spt="32" o:oned="t" path="m,l21600,21600e" filled="f">
                 <v:path arrowok="t" fillok="f" o:connecttype="none"/>
                 <o:lock v:ext="edit" shapetype="t"/>
               </v:shapetype>
@@ -1528,7 +1528,7 @@
           </mc:Choice>
           <mc:Fallback>
             <w:pict>
-              <v:shape w14:anchorId="4AC3C26B" id="Straight Arrow Connector 2" o:spid="_x0000_s1026" type="#_x0000_t32" style="position:absolute;margin-left:347.25pt;margin-top:3.5pt;width:21.75pt;height:.75pt;z-index:251670528;visibility:visible;mso-wrap-style:square;mso-wrap-distance-left:9pt;mso-wrap-distance-top:0;mso-wrap-distance-right:9pt;mso-wrap-distance-bottom:0;mso-position-horizontal:absolute;mso-position-horizontal-relative:text;mso-position-vertical:absolute;mso-position-vertical-relative:text" o:gfxdata="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" strokecolor="#156082 [3204]" strokeweight="1.5pt">
+              <v:shape w14:anchorId="2CAC88EF" id="Straight Arrow Connector 2" o:spid="_x0000_s1026" type="#_x0000_t32" style="position:absolute;margin-left:347.25pt;margin-top:3.5pt;width:21.75pt;height:.75pt;z-index:251670528;visibility:visible;mso-wrap-style:square;mso-wrap-distance-left:9pt;mso-wrap-distance-top:0;mso-wrap-distance-right:9pt;mso-wrap-distance-bottom:0;mso-position-horizontal:absolute;mso-position-horizontal-relative:text;mso-position-vertical:absolute;mso-position-vertical-relative:text" o:gfxdata="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" strokecolor="#156082 [3204]" strokeweight="1.5pt">
                 <v:stroke endarrow="block" joinstyle="miter"/>
               </v:shape>
             </w:pict>
@@ -1597,7 +1597,7 @@
           </mc:Choice>
           <mc:Fallback>
             <w:pict>
-              <v:shape w14:anchorId="77C1E1DC" id="Straight Arrow Connector 2" o:spid="_x0000_s1026" type="#_x0000_t32" style="position:absolute;margin-left:112.5pt;margin-top:2.6pt;width:21.75pt;height:.75pt;z-index:251666432;visibility:visible;mso-wrap-style:square;mso-wrap-distance-left:9pt;mso-wrap-distance-top:0;mso-wrap-distance-right:9pt;mso-wrap-distance-bottom:0;mso-position-horizontal:absolute;mso-position-horizontal-relative:text;mso-position-vertical:absolute;mso-position-vertical-relative:text" o:gfxdata="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" strokecolor="#156082 [3204]" strokeweight="1.5pt">
+              <v:shape w14:anchorId="2F93574D" id="Straight Arrow Connector 2" o:spid="_x0000_s1026" type="#_x0000_t32" style="position:absolute;margin-left:112.5pt;margin-top:2.6pt;width:21.75pt;height:.75pt;z-index:251666432;visibility:visible;mso-wrap-style:square;mso-wrap-distance-left:9pt;mso-wrap-distance-top:0;mso-wrap-distance-right:9pt;mso-wrap-distance-bottom:0;mso-position-horizontal:absolute;mso-position-horizontal-relative:text;mso-position-vertical:absolute;mso-position-vertical-relative:text" o:gfxdata="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" strokecolor="#156082 [3204]" strokeweight="1.5pt">
                 <v:stroke endarrow="block" joinstyle="miter"/>
               </v:shape>
             </w:pict>
@@ -1690,7 +1690,7 @@
           </mc:Choice>
           <mc:Fallback>
             <w:pict>
-              <v:shape w14:anchorId="27E7A3F5" id="Straight Arrow Connector 2" o:spid="_x0000_s1026" type="#_x0000_t32" style="position:absolute;margin-left:12.75pt;margin-top:14.5pt;width:120.95pt;height:148.5pt;flip:x y;z-index:251684864;visibility:visible;mso-wrap-style:square;mso-width-percent:0;mso-height-percent:0;mso-wrap-distance-left:9pt;mso-wrap-distance-top:0;mso-wrap-distance-right:9pt;mso-wrap-distance-bottom:0;mso-position-horizontal:absolute;mso-position-horizontal-relative:text;mso-position-vertical:absolute;mso-position-vertical-relative:text;mso-width-percent:0;mso-height-percent:0;mso-width-relative:margin;mso-height-relative:margin" o:gfxdata="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" strokecolor="#156082 [3204]" strokeweight="1.5pt">
+              <v:shape w14:anchorId="457CCC1E" id="Straight Arrow Connector 2" o:spid="_x0000_s1026" type="#_x0000_t32" style="position:absolute;margin-left:12.75pt;margin-top:14.5pt;width:120.95pt;height:148.5pt;flip:x y;z-index:251684864;visibility:visible;mso-wrap-style:square;mso-width-percent:0;mso-height-percent:0;mso-wrap-distance-left:9pt;mso-wrap-distance-top:0;mso-wrap-distance-right:9pt;mso-wrap-distance-bottom:0;mso-position-horizontal:absolute;mso-position-horizontal-relative:text;mso-position-vertical:absolute;mso-position-vertical-relative:text;mso-width-percent:0;mso-height-percent:0;mso-width-relative:margin;mso-height-relative:margin" o:gfxdata="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" strokecolor="#156082 [3204]" strokeweight="1.5pt">
                 <v:stroke endarrow="block" joinstyle="miter"/>
               </v:shape>
             </w:pict>
@@ -1765,7 +1765,7 @@
           </mc:Choice>
           <mc:Fallback>
             <w:pict>
-              <v:shape w14:anchorId="3A87AA7A" id="Straight Arrow Connector 2" o:spid="_x0000_s1026" type="#_x0000_t32" style="position:absolute;margin-left:420pt;margin-top:6.75pt;width:3.6pt;height:47.25pt;z-index:251676672;visibility:visible;mso-wrap-style:square;mso-width-percent:0;mso-height-percent:0;mso-wrap-distance-left:9pt;mso-wrap-distance-top:0;mso-wrap-distance-right:9pt;mso-wrap-distance-bottom:0;mso-position-horizontal:absolute;mso-position-horizontal-relative:text;mso-position-vertical:absolute;mso-position-vertical-relative:text;mso-width-percent:0;mso-height-percent:0;mso-width-relative:margin;mso-height-relative:margin" o:gfxdata="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" strokecolor="#156082 [3204]" strokeweight="1.5pt">
+              <v:shape w14:anchorId="4C8B8F30" id="Straight Arrow Connector 2" o:spid="_x0000_s1026" type="#_x0000_t32" style="position:absolute;margin-left:420pt;margin-top:6.75pt;width:3.6pt;height:47.25pt;z-index:251676672;visibility:visible;mso-wrap-style:square;mso-width-percent:0;mso-height-percent:0;mso-wrap-distance-left:9pt;mso-wrap-distance-top:0;mso-wrap-distance-right:9pt;mso-wrap-distance-bottom:0;mso-position-horizontal:absolute;mso-position-horizontal-relative:text;mso-position-vertical:absolute;mso-position-vertical-relative:text;mso-width-percent:0;mso-height-percent:0;mso-width-relative:margin;mso-height-relative:margin" o:gfxdata="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" strokecolor="#156082 [3204]" strokeweight="1.5pt">
                 <v:stroke endarrow="block" joinstyle="miter"/>
               </v:shape>
             </w:pict>
@@ -1840,7 +1840,7 @@
           </mc:Choice>
           <mc:Fallback>
             <w:pict>
-              <v:shape w14:anchorId="6676E9E4" id="Straight Arrow Connector 2" o:spid="_x0000_s1026" type="#_x0000_t32" style="position:absolute;margin-left:294.75pt;margin-top:11.5pt;width:3.6pt;height:47.25pt;z-index:251672576;visibility:visible;mso-wrap-style:square;mso-width-percent:0;mso-height-percent:0;mso-wrap-distance-left:9pt;mso-wrap-distance-top:0;mso-wrap-distance-right:9pt;mso-wrap-distance-bottom:0;mso-position-horizontal:absolute;mso-position-horizontal-relative:text;mso-position-vertical:absolute;mso-position-vertical-relative:text;mso-width-percent:0;mso-height-percent:0;mso-width-relative:margin;mso-height-relative:margin" o:gfxdata="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" strokecolor="#156082 [3204]" strokeweight="1.5pt">
+              <v:shape w14:anchorId="41B77914" id="Straight Arrow Connector 2" o:spid="_x0000_s1026" type="#_x0000_t32" style="position:absolute;margin-left:294.75pt;margin-top:11.5pt;width:3.6pt;height:47.25pt;z-index:251672576;visibility:visible;mso-wrap-style:square;mso-width-percent:0;mso-height-percent:0;mso-wrap-distance-left:9pt;mso-wrap-distance-top:0;mso-wrap-distance-right:9pt;mso-wrap-distance-bottom:0;mso-position-horizontal:absolute;mso-position-horizontal-relative:text;mso-position-vertical:absolute;mso-position-vertical-relative:text;mso-width-percent:0;mso-height-percent:0;mso-width-relative:margin;mso-height-relative:margin" o:gfxdata="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" strokecolor="#156082 [3204]" strokeweight="1.5pt">
                 <v:stroke endarrow="block" joinstyle="miter"/>
               </v:shape>
             </w:pict>
@@ -5336,6 +5336,23 @@
       <w:r>
         <w:rPr>
           <w:rFonts w:ascii="Arial" w:hAnsi="Arial" w:cs="Arial"/>
+          <w:sz w:val="32"/>
+          <w:szCs w:val="32"/>
+        </w:rPr>
+        <w:t xml:space="preserve">Background Themes </w:t>
+      </w:r>
+    </w:p>
+    <w:p>
+      <w:pPr>
+        <w:rPr>
+          <w:rFonts w:ascii="Arial" w:hAnsi="Arial" w:cs="Arial"/>
+          <w:sz w:val="32"/>
+          <w:szCs w:val="32"/>
+        </w:rPr>
+      </w:pPr>
+      <w:r>
+        <w:rPr>
+          <w:rFonts w:ascii="Arial" w:hAnsi="Arial" w:cs="Arial"/>
           <w:b/>
           <w:bCs/>
           <w:sz w:val="32"/>
@@ -5464,6 +5481,581 @@
           <w:szCs w:val="32"/>
         </w:rPr>
         <w:t>Atmosphere: hopeful, energetic, full of personality and stories</w:t>
+      </w:r>
+    </w:p>
+    <w:p>
+      <w:pPr>
+        <w:rPr>
+          <w:rFonts w:ascii="Arial" w:hAnsi="Arial" w:cs="Arial"/>
+          <w:b/>
+          <w:bCs/>
+          <w:sz w:val="32"/>
+          <w:szCs w:val="32"/>
+        </w:rPr>
+      </w:pPr>
+      <w:r>
+        <w:rPr>
+          <w:rFonts w:ascii="Arial" w:hAnsi="Arial" w:cs="Arial"/>
+          <w:sz w:val="32"/>
+          <w:szCs w:val="32"/>
+        </w:rPr>
+        <w:t xml:space="preserve"> </w:t>
+      </w:r>
+      <w:r>
+        <w:rPr>
+          <w:rFonts w:ascii="Arial" w:hAnsi="Arial" w:cs="Arial"/>
+          <w:b/>
+          <w:bCs/>
+          <w:sz w:val="32"/>
+          <w:szCs w:val="32"/>
+        </w:rPr>
+        <w:t>Zed — The Boy from Brick</w:t>
+      </w:r>
+      <w:r>
+        <w:rPr>
+          <w:rFonts w:ascii="Arial" w:hAnsi="Arial" w:cs="Arial"/>
+          <w:b/>
+          <w:bCs/>
+          <w:sz w:val="32"/>
+          <w:szCs w:val="32"/>
+        </w:rPr>
+        <w:noBreakHyphen/>
+        <w:t>Red Alley</w:t>
+      </w:r>
+    </w:p>
+    <w:p>
+      <w:pPr>
+        <w:rPr>
+          <w:rFonts w:ascii="Arial" w:hAnsi="Arial" w:cs="Arial"/>
+          <w:sz w:val="32"/>
+          <w:szCs w:val="32"/>
+        </w:rPr>
+      </w:pPr>
+      <w:r>
+        <w:rPr>
+          <w:rFonts w:ascii="Arial" w:hAnsi="Arial" w:cs="Arial"/>
+          <w:sz w:val="32"/>
+          <w:szCs w:val="32"/>
+        </w:rPr>
+        <w:t xml:space="preserve">Zed grew up in the heart of Fallen City, in a neighbourhood painted with </w:t>
+      </w:r>
+      <w:r>
+        <w:rPr>
+          <w:rFonts w:ascii="Arial" w:hAnsi="Arial" w:cs="Arial"/>
+          <w:i/>
+          <w:iCs/>
+          <w:sz w:val="32"/>
+          <w:szCs w:val="32"/>
+        </w:rPr>
+        <w:t>“corner shops, murals celebrating local heroes, open windows with music drifting out”</w:t>
+      </w:r>
+      <w:r>
+        <w:rPr>
+          <w:rFonts w:ascii="Arial" w:hAnsi="Arial" w:cs="Arial"/>
+          <w:sz w:val="32"/>
+          <w:szCs w:val="32"/>
+        </w:rPr>
+        <w:t xml:space="preserve"> . His block was known for its mustard</w:t>
+      </w:r>
+      <w:r>
+        <w:rPr>
+          <w:rFonts w:ascii="Arial" w:hAnsi="Arial" w:cs="Arial"/>
+          <w:sz w:val="32"/>
+          <w:szCs w:val="32"/>
+        </w:rPr>
+        <w:noBreakHyphen/>
+        <w:t>yellow storefronts, forest</w:t>
+      </w:r>
+      <w:r>
+        <w:rPr>
+          <w:rFonts w:ascii="Arial" w:hAnsi="Arial" w:cs="Arial"/>
+          <w:sz w:val="32"/>
+          <w:szCs w:val="32"/>
+        </w:rPr>
+        <w:noBreakHyphen/>
+        <w:t>green basketball courts, and the brick</w:t>
+      </w:r>
+      <w:r>
+        <w:rPr>
+          <w:rFonts w:ascii="Arial" w:hAnsi="Arial" w:cs="Arial"/>
+          <w:sz w:val="32"/>
+          <w:szCs w:val="32"/>
+        </w:rPr>
+        <w:noBreakHyphen/>
+        <w:t>red alley where kids learned to fight, dance, and argue like family. It wasn’t perfect, but it was alive — culturally rich, loud, hopeful, and full of people who looked out for each other.</w:t>
+      </w:r>
+    </w:p>
+    <w:p>
+      <w:pPr>
+        <w:rPr>
+          <w:rFonts w:ascii="Arial" w:hAnsi="Arial" w:cs="Arial"/>
+          <w:sz w:val="32"/>
+          <w:szCs w:val="32"/>
+        </w:rPr>
+      </w:pPr>
+      <w:r>
+        <w:rPr>
+          <w:rFonts w:ascii="Arial" w:hAnsi="Arial" w:cs="Arial"/>
+          <w:sz w:val="32"/>
+          <w:szCs w:val="32"/>
+        </w:rPr>
+        <w:t xml:space="preserve">His mother ran a tiny food stall near the community garden, serving hot bowls of stew to anyone who needed a meal. His father, a muralist, painted the faces of local heroes across the district walls — cooks, musicians, activists, teachers — </w:t>
+      </w:r>
+      <w:r>
+        <w:rPr>
+          <w:rFonts w:ascii="Arial" w:hAnsi="Arial" w:cs="Arial"/>
+          <w:sz w:val="32"/>
+          <w:szCs w:val="32"/>
+        </w:rPr>
+        <w:lastRenderedPageBreak/>
+        <w:t>everyday people who kept Fallen City standing. Zed grew up believing that strength wasn’t about power; it was about protecting the people who gave your life meaning.</w:t>
+      </w:r>
+    </w:p>
+    <w:p>
+      <w:pPr>
+        <w:rPr>
+          <w:rFonts w:ascii="Arial" w:hAnsi="Arial" w:cs="Arial"/>
+          <w:b/>
+          <w:bCs/>
+          <w:sz w:val="32"/>
+          <w:szCs w:val="32"/>
+        </w:rPr>
+      </w:pPr>
+      <w:r>
+        <w:rPr>
+          <w:rFonts w:ascii="Arial" w:hAnsi="Arial" w:cs="Arial"/>
+          <w:b/>
+          <w:bCs/>
+          <w:sz w:val="32"/>
+          <w:szCs w:val="32"/>
+        </w:rPr>
+        <w:t>The Fall of Fallen City</w:t>
+      </w:r>
+    </w:p>
+    <w:p>
+      <w:pPr>
+        <w:rPr>
+          <w:rFonts w:ascii="Arial" w:hAnsi="Arial" w:cs="Arial"/>
+          <w:sz w:val="32"/>
+          <w:szCs w:val="32"/>
+        </w:rPr>
+      </w:pPr>
+      <w:r>
+        <w:rPr>
+          <w:rFonts w:ascii="Arial" w:hAnsi="Arial" w:cs="Arial"/>
+          <w:sz w:val="32"/>
+          <w:szCs w:val="32"/>
+        </w:rPr>
+        <w:t xml:space="preserve">Everything changed when </w:t>
+      </w:r>
+      <w:r>
+        <w:rPr>
+          <w:rFonts w:ascii="Arial" w:hAnsi="Arial" w:cs="Arial"/>
+          <w:b/>
+          <w:bCs/>
+          <w:sz w:val="32"/>
+          <w:szCs w:val="32"/>
+        </w:rPr>
+        <w:t>RUSH</w:t>
+      </w:r>
+      <w:r>
+        <w:rPr>
+          <w:rFonts w:ascii="Arial" w:hAnsi="Arial" w:cs="Arial"/>
+          <w:sz w:val="32"/>
+          <w:szCs w:val="32"/>
+        </w:rPr>
+        <w:t xml:space="preserve">, the private security force, swept through the districts. The document describes the city as </w:t>
+      </w:r>
+      <w:r>
+        <w:rPr>
+          <w:rFonts w:ascii="Arial" w:hAnsi="Arial" w:cs="Arial"/>
+          <w:i/>
+          <w:iCs/>
+          <w:sz w:val="32"/>
+          <w:szCs w:val="32"/>
+        </w:rPr>
+        <w:t>“overtaken Rush a corrupt private Security Force”</w:t>
+      </w:r>
+      <w:r>
+        <w:rPr>
+          <w:rFonts w:ascii="Arial" w:hAnsi="Arial" w:cs="Arial"/>
+          <w:sz w:val="32"/>
+          <w:szCs w:val="32"/>
+        </w:rPr>
+        <w:t xml:space="preserve"> — and Zed saw it firsthand.</w:t>
+      </w:r>
+    </w:p>
+    <w:p>
+      <w:pPr>
+        <w:rPr>
+          <w:rFonts w:ascii="Arial" w:hAnsi="Arial" w:cs="Arial"/>
+          <w:sz w:val="32"/>
+          <w:szCs w:val="32"/>
+        </w:rPr>
+      </w:pPr>
+      <w:r>
+        <w:rPr>
+          <w:rFonts w:ascii="Arial" w:hAnsi="Arial" w:cs="Arial"/>
+          <w:sz w:val="32"/>
+          <w:szCs w:val="32"/>
+        </w:rPr>
+        <w:t>RUSH didn’t arrive like soldiers; they arrived like thieves. They shut down the basketball courts. They fenced off the community gardens. They patrolled the alleys where kids used to play. They tore down murals — including his father’s — replacing them with surveillance towers and propaganda screens.</w:t>
+      </w:r>
+    </w:p>
+    <w:p>
+      <w:pPr>
+        <w:rPr>
+          <w:rFonts w:ascii="Arial" w:hAnsi="Arial" w:cs="Arial"/>
+          <w:sz w:val="32"/>
+          <w:szCs w:val="32"/>
+        </w:rPr>
+      </w:pPr>
+      <w:r>
+        <w:rPr>
+          <w:rFonts w:ascii="Arial" w:hAnsi="Arial" w:cs="Arial"/>
+          <w:sz w:val="32"/>
+          <w:szCs w:val="32"/>
+        </w:rPr>
+        <w:t>Zed’s father disappeared after confronting RUSH officers during a mural teardown. His mother’s food stall was seized for “security violations.” Friends vanished. Neighbours were beaten. The city’s heartbeat went quiet.</w:t>
+      </w:r>
+    </w:p>
+    <w:p>
+      <w:pPr>
+        <w:rPr>
+          <w:rFonts w:ascii="Arial" w:hAnsi="Arial" w:cs="Arial"/>
+          <w:sz w:val="32"/>
+          <w:szCs w:val="32"/>
+        </w:rPr>
+      </w:pPr>
+      <w:r>
+        <w:rPr>
+          <w:rFonts w:ascii="Arial" w:hAnsi="Arial" w:cs="Arial"/>
+          <w:sz w:val="32"/>
+          <w:szCs w:val="32"/>
+        </w:rPr>
+        <w:t>Zed didn’t have a choice. He had to fight.</w:t>
+      </w:r>
+    </w:p>
+    <w:p>
+      <w:pPr>
+        <w:rPr>
+          <w:rFonts w:ascii="Arial" w:hAnsi="Arial" w:cs="Arial"/>
+          <w:b/>
+          <w:bCs/>
+          <w:sz w:val="32"/>
+          <w:szCs w:val="32"/>
+        </w:rPr>
+      </w:pPr>
+      <w:r>
+        <w:rPr>
+          <w:rFonts w:ascii="Arial" w:hAnsi="Arial" w:cs="Arial"/>
+          <w:b/>
+          <w:bCs/>
+          <w:sz w:val="32"/>
+          <w:szCs w:val="32"/>
+        </w:rPr>
+        <w:t>Why Zed Fights</w:t>
+      </w:r>
+    </w:p>
+    <w:p>
+      <w:pPr>
+        <w:rPr>
+          <w:rFonts w:ascii="Arial" w:hAnsi="Arial" w:cs="Arial"/>
+          <w:sz w:val="32"/>
+          <w:szCs w:val="32"/>
+        </w:rPr>
+      </w:pPr>
+      <w:r>
+        <w:rPr>
+          <w:rFonts w:ascii="Arial" w:hAnsi="Arial" w:cs="Arial"/>
+          <w:sz w:val="32"/>
+          <w:szCs w:val="32"/>
+        </w:rPr>
+        <w:t>Zed isn’t a soldier. He’s a kid from a lived</w:t>
+      </w:r>
+      <w:r>
+        <w:rPr>
+          <w:rFonts w:ascii="Arial" w:hAnsi="Arial" w:cs="Arial"/>
+          <w:sz w:val="32"/>
+          <w:szCs w:val="32"/>
+        </w:rPr>
+        <w:noBreakHyphen/>
+        <w:t>in neighbourhood who learned to fight the same way he learned to dance — through rhythm, instinct, and community.</w:t>
+      </w:r>
+    </w:p>
+    <w:p>
+      <w:pPr>
+        <w:rPr>
+          <w:rFonts w:ascii="Arial" w:hAnsi="Arial" w:cs="Arial"/>
+          <w:sz w:val="32"/>
+          <w:szCs w:val="32"/>
+        </w:rPr>
+      </w:pPr>
+      <w:r>
+        <w:rPr>
+          <w:rFonts w:ascii="Arial" w:hAnsi="Arial" w:cs="Arial"/>
+          <w:sz w:val="32"/>
+          <w:szCs w:val="32"/>
+        </w:rPr>
+        <w:t>His style reflects the game’s pillars:</w:t>
+      </w:r>
+    </w:p>
+    <w:p>
+      <w:pPr>
+        <w:numPr>
+          <w:ilvl w:val="0"/>
+          <w:numId w:val="4"/>
+        </w:numPr>
+        <w:rPr>
+          <w:rFonts w:ascii="Arial" w:hAnsi="Arial" w:cs="Arial"/>
+          <w:sz w:val="32"/>
+          <w:szCs w:val="32"/>
+        </w:rPr>
+      </w:pPr>
+      <w:r>
+        <w:rPr>
+          <w:rFonts w:ascii="Arial" w:hAnsi="Arial" w:cs="Arial"/>
+          <w:b/>
+          <w:bCs/>
+          <w:sz w:val="32"/>
+          <w:szCs w:val="32"/>
+        </w:rPr>
+        <w:t>Impactful, fast-paced combat</w:t>
+      </w:r>
+      <w:r>
+        <w:rPr>
+          <w:rFonts w:ascii="Arial" w:hAnsi="Arial" w:cs="Arial"/>
+          <w:sz w:val="32"/>
+          <w:szCs w:val="32"/>
+        </w:rPr>
+        <w:t xml:space="preserve"> — Zed’s punches feel like brick</w:t>
+      </w:r>
+      <w:r>
+        <w:rPr>
+          <w:rFonts w:ascii="Arial" w:hAnsi="Arial" w:cs="Arial"/>
+          <w:sz w:val="32"/>
+          <w:szCs w:val="32"/>
+        </w:rPr>
+        <w:noBreakHyphen/>
+        <w:t>red alley brawls, scrappy but sharp.</w:t>
+      </w:r>
+    </w:p>
+    <w:p>
+      <w:pPr>
+        <w:numPr>
+          <w:ilvl w:val="0"/>
+          <w:numId w:val="4"/>
+        </w:numPr>
+        <w:rPr>
+          <w:rFonts w:ascii="Arial" w:hAnsi="Arial" w:cs="Arial"/>
+          <w:sz w:val="32"/>
+          <w:szCs w:val="32"/>
+        </w:rPr>
+      </w:pPr>
+      <w:r>
+        <w:rPr>
+          <w:rFonts w:ascii="Arial" w:hAnsi="Arial" w:cs="Arial"/>
+          <w:b/>
+          <w:bCs/>
+          <w:sz w:val="32"/>
+          <w:szCs w:val="32"/>
+        </w:rPr>
+        <w:t>Skill depth through combos and defence</w:t>
+      </w:r>
+      <w:r>
+        <w:rPr>
+          <w:rFonts w:ascii="Arial" w:hAnsi="Arial" w:cs="Arial"/>
+          <w:sz w:val="32"/>
+          <w:szCs w:val="32"/>
+        </w:rPr>
+        <w:t xml:space="preserve"> — he learned to juggle, dodge, and parry from street tournaments and late-night sparring behind corner shops.</w:t>
+      </w:r>
+    </w:p>
+    <w:p>
+      <w:pPr>
+        <w:numPr>
+          <w:ilvl w:val="0"/>
+          <w:numId w:val="4"/>
+        </w:numPr>
+        <w:rPr>
+          <w:rFonts w:ascii="Arial" w:hAnsi="Arial" w:cs="Arial"/>
+          <w:sz w:val="32"/>
+          <w:szCs w:val="32"/>
+        </w:rPr>
+      </w:pPr>
+      <w:r>
+        <w:rPr>
+          <w:rFonts w:ascii="Arial" w:hAnsi="Arial" w:cs="Arial"/>
+          <w:b/>
+          <w:bCs/>
+          <w:sz w:val="32"/>
+          <w:szCs w:val="32"/>
+        </w:rPr>
+        <w:lastRenderedPageBreak/>
+        <w:t>Wave-clearing under pressure</w:t>
+      </w:r>
+      <w:r>
+        <w:rPr>
+          <w:rFonts w:ascii="Arial" w:hAnsi="Arial" w:cs="Arial"/>
+          <w:sz w:val="32"/>
+          <w:szCs w:val="32"/>
+        </w:rPr>
+        <w:t xml:space="preserve"> — fighting groups is nothing new; he grew up protecting younger kids from trouble.</w:t>
+      </w:r>
+    </w:p>
+    <w:p>
+      <w:pPr>
+        <w:rPr>
+          <w:rFonts w:ascii="Arial" w:hAnsi="Arial" w:cs="Arial"/>
+          <w:sz w:val="32"/>
+          <w:szCs w:val="32"/>
+        </w:rPr>
+      </w:pPr>
+      <w:r>
+        <w:rPr>
+          <w:rFonts w:ascii="Arial" w:hAnsi="Arial" w:cs="Arial"/>
+          <w:sz w:val="32"/>
+          <w:szCs w:val="32"/>
+        </w:rPr>
+        <w:t>He fights not for glory, but to reclaim the places that shaped him — the food stalls, the murals, the music drifting from open windows. The city isn’t just his home; it’s his identity.</w:t>
+      </w:r>
+    </w:p>
+    <w:p>
+      <w:pPr>
+        <w:rPr>
+          <w:rFonts w:ascii="Arial" w:hAnsi="Arial" w:cs="Arial"/>
+          <w:b/>
+          <w:bCs/>
+          <w:sz w:val="32"/>
+          <w:szCs w:val="32"/>
+        </w:rPr>
+      </w:pPr>
+      <w:r>
+        <w:rPr>
+          <w:rFonts w:ascii="Arial" w:hAnsi="Arial" w:cs="Arial"/>
+          <w:b/>
+          <w:bCs/>
+          <w:sz w:val="32"/>
+          <w:szCs w:val="32"/>
+        </w:rPr>
+        <w:t>Zed’s Personal Mission</w:t>
+      </w:r>
+    </w:p>
+    <w:p>
+      <w:pPr>
+        <w:rPr>
+          <w:rFonts w:ascii="Arial" w:hAnsi="Arial" w:cs="Arial"/>
+          <w:sz w:val="32"/>
+          <w:szCs w:val="32"/>
+        </w:rPr>
+      </w:pPr>
+      <w:r>
+        <w:rPr>
+          <w:rFonts w:ascii="Arial" w:hAnsi="Arial" w:cs="Arial"/>
+          <w:sz w:val="32"/>
+          <w:szCs w:val="32"/>
+        </w:rPr>
+        <w:t xml:space="preserve">Zed’s goal is simple: </w:t>
+      </w:r>
+      <w:r>
+        <w:rPr>
+          <w:rFonts w:ascii="Arial" w:hAnsi="Arial" w:cs="Arial"/>
+          <w:b/>
+          <w:bCs/>
+          <w:sz w:val="32"/>
+          <w:szCs w:val="32"/>
+        </w:rPr>
+        <w:t>Take Fallen City back, one district at a time.</w:t>
+      </w:r>
+    </w:p>
+    <w:p>
+      <w:pPr>
+        <w:rPr>
+          <w:rFonts w:ascii="Arial" w:hAnsi="Arial" w:cs="Arial"/>
+          <w:sz w:val="32"/>
+          <w:szCs w:val="32"/>
+        </w:rPr>
+      </w:pPr>
+      <w:r>
+        <w:rPr>
+          <w:rFonts w:ascii="Arial" w:hAnsi="Arial" w:cs="Arial"/>
+          <w:sz w:val="32"/>
+          <w:szCs w:val="32"/>
+        </w:rPr>
+        <w:t>Every wave he clears, every arena he survives, every enemy he knocks down brings him closer to finding out what happened to his father — and to restoring the community that raised him.</w:t>
+      </w:r>
+    </w:p>
+    <w:p>
+      <w:pPr>
+        <w:rPr>
+          <w:rFonts w:ascii="Arial" w:hAnsi="Arial" w:cs="Arial"/>
+          <w:sz w:val="32"/>
+          <w:szCs w:val="32"/>
+        </w:rPr>
+      </w:pPr>
+      <w:r>
+        <w:rPr>
+          <w:rFonts w:ascii="Arial" w:hAnsi="Arial" w:cs="Arial"/>
+          <w:sz w:val="32"/>
+          <w:szCs w:val="32"/>
+        </w:rPr>
+        <w:t>He fights so kids can play in the basketball courts again. He fights so music can drift from open windows again. He fights so murals can rise again, celebrating real heroes — not corporate tyrants.</w:t>
+      </w:r>
+    </w:p>
+    <w:p>
+      <w:pPr>
+        <w:rPr>
+          <w:rFonts w:ascii="Arial" w:hAnsi="Arial" w:cs="Arial"/>
+          <w:b/>
+          <w:bCs/>
+          <w:sz w:val="32"/>
+          <w:szCs w:val="32"/>
+        </w:rPr>
+      </w:pPr>
+      <w:r>
+        <w:rPr>
+          <w:rFonts w:ascii="Arial" w:hAnsi="Arial" w:cs="Arial"/>
+          <w:b/>
+          <w:bCs/>
+          <w:sz w:val="32"/>
+          <w:szCs w:val="32"/>
+        </w:rPr>
+        <w:t>Tone &amp; Personality</w:t>
+      </w:r>
+    </w:p>
+    <w:p>
+      <w:pPr>
+        <w:rPr>
+          <w:rFonts w:ascii="Arial" w:hAnsi="Arial" w:cs="Arial"/>
+          <w:sz w:val="32"/>
+          <w:szCs w:val="32"/>
+        </w:rPr>
+      </w:pPr>
+      <w:r>
+        <w:rPr>
+          <w:rFonts w:ascii="Arial" w:hAnsi="Arial" w:cs="Arial"/>
+          <w:sz w:val="32"/>
+          <w:szCs w:val="32"/>
+        </w:rPr>
+        <w:t xml:space="preserve">Zed embodies the game’s theme: </w:t>
+      </w:r>
+      <w:r>
+        <w:rPr>
+          <w:rFonts w:ascii="Arial" w:hAnsi="Arial" w:cs="Arial"/>
+          <w:i/>
+          <w:iCs/>
+          <w:sz w:val="32"/>
+          <w:szCs w:val="32"/>
+        </w:rPr>
+        <w:t>“hopeful, energetic, full of personality and stories.”</w:t>
+      </w:r>
+      <w:r>
+        <w:rPr>
+          <w:rFonts w:ascii="Arial" w:hAnsi="Arial" w:cs="Arial"/>
+          <w:sz w:val="32"/>
+          <w:szCs w:val="32"/>
+        </w:rPr>
+        <w:t xml:space="preserve"> He’s expressive, stubborn, and fiercely loyal. He cracks jokes mid-fight. He refuses to back down. He carries the city’s colours in his outfit — mustard yellow, brick red, forest green — as a reminder of what he’s fighting for.</w:t>
       </w:r>
     </w:p>
     <w:p>
@@ -6052,6 +6644,155 @@
       </w:rPr>
     </w:lvl>
   </w:abstractNum>
+  <w:abstractNum w:abstractNumId="3" w15:restartNumberingAfterBreak="0">
+    <w:nsid w:val="6A476A03"/>
+    <w:multiLevelType w:val="multilevel"/>
+    <w:tmpl w:val="A4BC68FA"/>
+    <w:lvl w:ilvl="0">
+      <w:start w:val="1"/>
+      <w:numFmt w:val="bullet"/>
+      <w:lvlText w:val=""/>
+      <w:lvlJc w:val="left"/>
+      <w:pPr>
+        <w:tabs>
+          <w:tab w:val="num" w:pos="720"/>
+        </w:tabs>
+        <w:ind w:left="720" w:hanging="360"/>
+      </w:pPr>
+      <w:rPr>
+        <w:rFonts w:ascii="Symbol" w:hAnsi="Symbol" w:hint="default"/>
+        <w:sz w:val="20"/>
+      </w:rPr>
+    </w:lvl>
+    <w:lvl w:ilvl="1" w:tentative="1">
+      <w:start w:val="1"/>
+      <w:numFmt w:val="bullet"/>
+      <w:lvlText w:val="o"/>
+      <w:lvlJc w:val="left"/>
+      <w:pPr>
+        <w:tabs>
+          <w:tab w:val="num" w:pos="1440"/>
+        </w:tabs>
+        <w:ind w:left="1440" w:hanging="360"/>
+      </w:pPr>
+      <w:rPr>
+        <w:rFonts w:ascii="Courier New" w:hAnsi="Courier New" w:hint="default"/>
+        <w:sz w:val="20"/>
+      </w:rPr>
+    </w:lvl>
+    <w:lvl w:ilvl="2" w:tentative="1">
+      <w:start w:val="1"/>
+      <w:numFmt w:val="bullet"/>
+      <w:lvlText w:val=""/>
+      <w:lvlJc w:val="left"/>
+      <w:pPr>
+        <w:tabs>
+          <w:tab w:val="num" w:pos="2160"/>
+        </w:tabs>
+        <w:ind w:left="2160" w:hanging="360"/>
+      </w:pPr>
+      <w:rPr>
+        <w:rFonts w:ascii="Wingdings" w:hAnsi="Wingdings" w:hint="default"/>
+        <w:sz w:val="20"/>
+      </w:rPr>
+    </w:lvl>
+    <w:lvl w:ilvl="3" w:tentative="1">
+      <w:start w:val="1"/>
+      <w:numFmt w:val="bullet"/>
+      <w:lvlText w:val=""/>
+      <w:lvlJc w:val="left"/>
+      <w:pPr>
+        <w:tabs>
+          <w:tab w:val="num" w:pos="2880"/>
+        </w:tabs>
+        <w:ind w:left="2880" w:hanging="360"/>
+      </w:pPr>
+      <w:rPr>
+        <w:rFonts w:ascii="Wingdings" w:hAnsi="Wingdings" w:hint="default"/>
+        <w:sz w:val="20"/>
+      </w:rPr>
+    </w:lvl>
+    <w:lvl w:ilvl="4" w:tentative="1">
+      <w:start w:val="1"/>
+      <w:numFmt w:val="bullet"/>
+      <w:lvlText w:val=""/>
+      <w:lvlJc w:val="left"/>
+      <w:pPr>
+        <w:tabs>
+          <w:tab w:val="num" w:pos="3600"/>
+        </w:tabs>
+        <w:ind w:left="3600" w:hanging="360"/>
+      </w:pPr>
+      <w:rPr>
+        <w:rFonts w:ascii="Wingdings" w:hAnsi="Wingdings" w:hint="default"/>
+        <w:sz w:val="20"/>
+      </w:rPr>
+    </w:lvl>
+    <w:lvl w:ilvl="5" w:tentative="1">
+      <w:start w:val="1"/>
+      <w:numFmt w:val="bullet"/>
+      <w:lvlText w:val=""/>
+      <w:lvlJc w:val="left"/>
+      <w:pPr>
+        <w:tabs>
+          <w:tab w:val="num" w:pos="4320"/>
+        </w:tabs>
+        <w:ind w:left="4320" w:hanging="360"/>
+      </w:pPr>
+      <w:rPr>
+        <w:rFonts w:ascii="Wingdings" w:hAnsi="Wingdings" w:hint="default"/>
+        <w:sz w:val="20"/>
+      </w:rPr>
+    </w:lvl>
+    <w:lvl w:ilvl="6" w:tentative="1">
+      <w:start w:val="1"/>
+      <w:numFmt w:val="bullet"/>
+      <w:lvlText w:val=""/>
+      <w:lvlJc w:val="left"/>
+      <w:pPr>
+        <w:tabs>
+          <w:tab w:val="num" w:pos="5040"/>
+        </w:tabs>
+        <w:ind w:left="5040" w:hanging="360"/>
+      </w:pPr>
+      <w:rPr>
+        <w:rFonts w:ascii="Wingdings" w:hAnsi="Wingdings" w:hint="default"/>
+        <w:sz w:val="20"/>
+      </w:rPr>
+    </w:lvl>
+    <w:lvl w:ilvl="7" w:tentative="1">
+      <w:start w:val="1"/>
+      <w:numFmt w:val="bullet"/>
+      <w:lvlText w:val=""/>
+      <w:lvlJc w:val="left"/>
+      <w:pPr>
+        <w:tabs>
+          <w:tab w:val="num" w:pos="5760"/>
+        </w:tabs>
+        <w:ind w:left="5760" w:hanging="360"/>
+      </w:pPr>
+      <w:rPr>
+        <w:rFonts w:ascii="Wingdings" w:hAnsi="Wingdings" w:hint="default"/>
+        <w:sz w:val="20"/>
+      </w:rPr>
+    </w:lvl>
+    <w:lvl w:ilvl="8" w:tentative="1">
+      <w:start w:val="1"/>
+      <w:numFmt w:val="bullet"/>
+      <w:lvlText w:val=""/>
+      <w:lvlJc w:val="left"/>
+      <w:pPr>
+        <w:tabs>
+          <w:tab w:val="num" w:pos="6480"/>
+        </w:tabs>
+        <w:ind w:left="6480" w:hanging="360"/>
+      </w:pPr>
+      <w:rPr>
+        <w:rFonts w:ascii="Wingdings" w:hAnsi="Wingdings" w:hint="default"/>
+        <w:sz w:val="20"/>
+      </w:rPr>
+    </w:lvl>
+  </w:abstractNum>
   <w:num w:numId="1" w16cid:durableId="817764558">
     <w:abstractNumId w:val="2"/>
   </w:num>
@@ -6060,6 +6801,9 @@
   </w:num>
   <w:num w:numId="3" w16cid:durableId="1677805245">
     <w:abstractNumId w:val="0"/>
+  </w:num>
+  <w:num w:numId="4" w16cid:durableId="1470391690">
+    <w:abstractNumId w:val="3"/>
   </w:num>
 </w:numbering>
 </file>
@@ -6667,7 +7411,6 @@
   <w:style w:type="character" w:default="1" w:styleId="DefaultParagraphFont">
     <w:name w:val="Default Paragraph Font"/>
     <w:uiPriority w:val="1"/>
-    <w:semiHidden/>
     <w:unhideWhenUsed/>
   </w:style>
   <w:style w:type="table" w:default="1" w:styleId="TableNormal">

--- a/GameDesignDocument/The Rebellion.docx
+++ b/GameDesignDocument/The Rebellion.docx
@@ -1446,7 +1446,7 @@
           </mc:Choice>
           <mc:Fallback>
             <w:pict>
-              <v:shapetype w14:anchorId="14160A71" id="_x0000_t32" coordsize="21600,21600" o:spt="32" o:oned="t" path="m,l21600,21600e" filled="f">
+              <v:shapetype w14:anchorId="3FA84F40" id="_x0000_t32" coordsize="21600,21600" o:spt="32" o:oned="t" path="m,l21600,21600e" filled="f">
                 <v:path arrowok="t" fillok="f" o:connecttype="none"/>
                 <o:lock v:ext="edit" shapetype="t"/>
               </v:shapetype>
@@ -1528,7 +1528,7 @@
           </mc:Choice>
           <mc:Fallback>
             <w:pict>
-              <v:shape w14:anchorId="2CAC88EF" id="Straight Arrow Connector 2" o:spid="_x0000_s1026" type="#_x0000_t32" style="position:absolute;margin-left:347.25pt;margin-top:3.5pt;width:21.75pt;height:.75pt;z-index:251670528;visibility:visible;mso-wrap-style:square;mso-wrap-distance-left:9pt;mso-wrap-distance-top:0;mso-wrap-distance-right:9pt;mso-wrap-distance-bottom:0;mso-position-horizontal:absolute;mso-position-horizontal-relative:text;mso-position-vertical:absolute;mso-position-vertical-relative:text" o:gfxdata="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" strokecolor="#156082 [3204]" strokeweight="1.5pt">
+              <v:shape w14:anchorId="74CF4EC5" id="Straight Arrow Connector 2" o:spid="_x0000_s1026" type="#_x0000_t32" style="position:absolute;margin-left:347.25pt;margin-top:3.5pt;width:21.75pt;height:.75pt;z-index:251670528;visibility:visible;mso-wrap-style:square;mso-wrap-distance-left:9pt;mso-wrap-distance-top:0;mso-wrap-distance-right:9pt;mso-wrap-distance-bottom:0;mso-position-horizontal:absolute;mso-position-horizontal-relative:text;mso-position-vertical:absolute;mso-position-vertical-relative:text" o:gfxdata="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" strokecolor="#156082 [3204]" strokeweight="1.5pt">
                 <v:stroke endarrow="block" joinstyle="miter"/>
               </v:shape>
             </w:pict>
@@ -1597,7 +1597,7 @@
           </mc:Choice>
           <mc:Fallback>
             <w:pict>
-              <v:shape w14:anchorId="2F93574D" id="Straight Arrow Connector 2" o:spid="_x0000_s1026" type="#_x0000_t32" style="position:absolute;margin-left:112.5pt;margin-top:2.6pt;width:21.75pt;height:.75pt;z-index:251666432;visibility:visible;mso-wrap-style:square;mso-wrap-distance-left:9pt;mso-wrap-distance-top:0;mso-wrap-distance-right:9pt;mso-wrap-distance-bottom:0;mso-position-horizontal:absolute;mso-position-horizontal-relative:text;mso-position-vertical:absolute;mso-position-vertical-relative:text" o:gfxdata="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" strokecolor="#156082 [3204]" strokeweight="1.5pt">
+              <v:shape w14:anchorId="3231BD43" id="Straight Arrow Connector 2" o:spid="_x0000_s1026" type="#_x0000_t32" style="position:absolute;margin-left:112.5pt;margin-top:2.6pt;width:21.75pt;height:.75pt;z-index:251666432;visibility:visible;mso-wrap-style:square;mso-wrap-distance-left:9pt;mso-wrap-distance-top:0;mso-wrap-distance-right:9pt;mso-wrap-distance-bottom:0;mso-position-horizontal:absolute;mso-position-horizontal-relative:text;mso-position-vertical:absolute;mso-position-vertical-relative:text" o:gfxdata="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" strokecolor="#156082 [3204]" strokeweight="1.5pt">
                 <v:stroke endarrow="block" joinstyle="miter"/>
               </v:shape>
             </w:pict>
@@ -1690,7 +1690,7 @@
           </mc:Choice>
           <mc:Fallback>
             <w:pict>
-              <v:shape w14:anchorId="457CCC1E" id="Straight Arrow Connector 2" o:spid="_x0000_s1026" type="#_x0000_t32" style="position:absolute;margin-left:12.75pt;margin-top:14.5pt;width:120.95pt;height:148.5pt;flip:x y;z-index:251684864;visibility:visible;mso-wrap-style:square;mso-width-percent:0;mso-height-percent:0;mso-wrap-distance-left:9pt;mso-wrap-distance-top:0;mso-wrap-distance-right:9pt;mso-wrap-distance-bottom:0;mso-position-horizontal:absolute;mso-position-horizontal-relative:text;mso-position-vertical:absolute;mso-position-vertical-relative:text;mso-width-percent:0;mso-height-percent:0;mso-width-relative:margin;mso-height-relative:margin" o:gfxdata="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" strokecolor="#156082 [3204]" strokeweight="1.5pt">
+              <v:shape w14:anchorId="1DE2DE4F" id="Straight Arrow Connector 2" o:spid="_x0000_s1026" type="#_x0000_t32" style="position:absolute;margin-left:12.75pt;margin-top:14.5pt;width:120.95pt;height:148.5pt;flip:x y;z-index:251684864;visibility:visible;mso-wrap-style:square;mso-width-percent:0;mso-height-percent:0;mso-wrap-distance-left:9pt;mso-wrap-distance-top:0;mso-wrap-distance-right:9pt;mso-wrap-distance-bottom:0;mso-position-horizontal:absolute;mso-position-horizontal-relative:text;mso-position-vertical:absolute;mso-position-vertical-relative:text;mso-width-percent:0;mso-height-percent:0;mso-width-relative:margin;mso-height-relative:margin" o:gfxdata="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" strokecolor="#156082 [3204]" strokeweight="1.5pt">
                 <v:stroke endarrow="block" joinstyle="miter"/>
               </v:shape>
             </w:pict>
@@ -1765,7 +1765,7 @@
           </mc:Choice>
           <mc:Fallback>
             <w:pict>
-              <v:shape w14:anchorId="4C8B8F30" id="Straight Arrow Connector 2" o:spid="_x0000_s1026" type="#_x0000_t32" style="position:absolute;margin-left:420pt;margin-top:6.75pt;width:3.6pt;height:47.25pt;z-index:251676672;visibility:visible;mso-wrap-style:square;mso-width-percent:0;mso-height-percent:0;mso-wrap-distance-left:9pt;mso-wrap-distance-top:0;mso-wrap-distance-right:9pt;mso-wrap-distance-bottom:0;mso-position-horizontal:absolute;mso-position-horizontal-relative:text;mso-position-vertical:absolute;mso-position-vertical-relative:text;mso-width-percent:0;mso-height-percent:0;mso-width-relative:margin;mso-height-relative:margin" o:gfxdata="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" strokecolor="#156082 [3204]" strokeweight="1.5pt">
+              <v:shape w14:anchorId="22807331" id="Straight Arrow Connector 2" o:spid="_x0000_s1026" type="#_x0000_t32" style="position:absolute;margin-left:420pt;margin-top:6.75pt;width:3.6pt;height:47.25pt;z-index:251676672;visibility:visible;mso-wrap-style:square;mso-width-percent:0;mso-height-percent:0;mso-wrap-distance-left:9pt;mso-wrap-distance-top:0;mso-wrap-distance-right:9pt;mso-wrap-distance-bottom:0;mso-position-horizontal:absolute;mso-position-horizontal-relative:text;mso-position-vertical:absolute;mso-position-vertical-relative:text;mso-width-percent:0;mso-height-percent:0;mso-width-relative:margin;mso-height-relative:margin" o:gfxdata="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" strokecolor="#156082 [3204]" strokeweight="1.5pt">
                 <v:stroke endarrow="block" joinstyle="miter"/>
               </v:shape>
             </w:pict>
@@ -1840,7 +1840,7 @@
           </mc:Choice>
           <mc:Fallback>
             <w:pict>
-              <v:shape w14:anchorId="41B77914" id="Straight Arrow Connector 2" o:spid="_x0000_s1026" type="#_x0000_t32" style="position:absolute;margin-left:294.75pt;margin-top:11.5pt;width:3.6pt;height:47.25pt;z-index:251672576;visibility:visible;mso-wrap-style:square;mso-width-percent:0;mso-height-percent:0;mso-wrap-distance-left:9pt;mso-wrap-distance-top:0;mso-wrap-distance-right:9pt;mso-wrap-distance-bottom:0;mso-position-horizontal:absolute;mso-position-horizontal-relative:text;mso-position-vertical:absolute;mso-position-vertical-relative:text;mso-width-percent:0;mso-height-percent:0;mso-width-relative:margin;mso-height-relative:margin" o:gfxdata="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" strokecolor="#156082 [3204]" strokeweight="1.5pt">
+              <v:shape w14:anchorId="4019AE6F" id="Straight Arrow Connector 2" o:spid="_x0000_s1026" type="#_x0000_t32" style="position:absolute;margin-left:294.75pt;margin-top:11.5pt;width:3.6pt;height:47.25pt;z-index:251672576;visibility:visible;mso-wrap-style:square;mso-width-percent:0;mso-height-percent:0;mso-wrap-distance-left:9pt;mso-wrap-distance-top:0;mso-wrap-distance-right:9pt;mso-wrap-distance-bottom:0;mso-position-horizontal:absolute;mso-position-horizontal-relative:text;mso-position-vertical:absolute;mso-position-vertical-relative:text;mso-width-percent:0;mso-height-percent:0;mso-width-relative:margin;mso-height-relative:margin" o:gfxdata="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" strokecolor="#156082 [3204]" strokeweight="1.5pt">
                 <v:stroke endarrow="block" joinstyle="miter"/>
               </v:shape>
             </w:pict>
@@ -5313,7 +5313,15 @@
           <w:sz w:val="32"/>
           <w:szCs w:val="32"/>
         </w:rPr>
-        <w:t xml:space="preserve">Theme </w:t>
+        <w:t>Theme</w:t>
+      </w:r>
+      <w:r>
+        <w:rPr>
+          <w:rFonts w:ascii="Arial" w:hAnsi="Arial" w:cs="Arial"/>
+          <w:sz w:val="32"/>
+          <w:szCs w:val="32"/>
+        </w:rPr>
+        <w:t xml:space="preserve"> of the game </w:t>
       </w:r>
     </w:p>
     <w:p>
@@ -5487,6 +5495,49 @@
       <w:pPr>
         <w:rPr>
           <w:rFonts w:ascii="Arial" w:hAnsi="Arial" w:cs="Arial"/>
+          <w:sz w:val="32"/>
+          <w:szCs w:val="32"/>
+        </w:rPr>
+      </w:pPr>
+    </w:p>
+    <w:p>
+      <w:pPr>
+        <w:rPr>
+          <w:rFonts w:ascii="Arial" w:hAnsi="Arial" w:cs="Arial"/>
+          <w:sz w:val="32"/>
+          <w:szCs w:val="32"/>
+        </w:rPr>
+      </w:pPr>
+      <w:r>
+        <w:rPr>
+          <w:rFonts w:ascii="Arial" w:hAnsi="Arial" w:cs="Arial"/>
+          <w:sz w:val="32"/>
+          <w:szCs w:val="32"/>
+        </w:rPr>
+        <w:t>Char</w:t>
+      </w:r>
+      <w:r>
+        <w:rPr>
+          <w:rFonts w:ascii="Arial" w:hAnsi="Arial" w:cs="Arial"/>
+          <w:sz w:val="32"/>
+          <w:szCs w:val="32"/>
+        </w:rPr>
+        <w:t xml:space="preserve">acter – the hero </w:t>
+      </w:r>
+    </w:p>
+    <w:p>
+      <w:pPr>
+        <w:rPr>
+          <w:rFonts w:ascii="Arial" w:hAnsi="Arial" w:cs="Arial"/>
+          <w:sz w:val="32"/>
+          <w:szCs w:val="32"/>
+        </w:rPr>
+      </w:pPr>
+    </w:p>
+    <w:p>
+      <w:pPr>
+        <w:rPr>
+          <w:rFonts w:ascii="Arial" w:hAnsi="Arial" w:cs="Arial"/>
           <w:b/>
           <w:bCs/>
           <w:sz w:val="32"/>
@@ -5599,16 +5650,8 @@
           <w:sz w:val="32"/>
           <w:szCs w:val="32"/>
         </w:rPr>
-        <w:t xml:space="preserve">His mother ran a tiny food stall near the community garden, serving hot bowls of stew to anyone who needed a meal. His father, a muralist, painted the faces of local heroes across the district walls — cooks, musicians, activists, teachers — </w:t>
-      </w:r>
-      <w:r>
-        <w:rPr>
-          <w:rFonts w:ascii="Arial" w:hAnsi="Arial" w:cs="Arial"/>
-          <w:sz w:val="32"/>
-          <w:szCs w:val="32"/>
-        </w:rPr>
         <w:lastRenderedPageBreak/>
-        <w:t>everyday people who kept Fallen City standing. Zed grew up believing that strength wasn’t about power; it was about protecting the people who gave your life meaning.</w:t>
+        <w:t>His mother ran a tiny food stall near the community garden, serving hot bowls of stew to anyone who needed a meal. His father, a muralist, painted the faces of local heroes across the district walls — cooks, musicians, activists, teachers — everyday people who kept Fallen City standing. Zed grew up believing that strength wasn’t about power; it was about protecting the people who gave your life meaning.</w:t>
       </w:r>
     </w:p>
     <w:p>
@@ -5656,7 +5699,17 @@
           <w:sz w:val="32"/>
           <w:szCs w:val="32"/>
         </w:rPr>
-        <w:t>RUSH</w:t>
+        <w:t>RU</w:t>
+      </w:r>
+      <w:r>
+        <w:rPr>
+          <w:rFonts w:ascii="Arial" w:hAnsi="Arial" w:cs="Arial"/>
+          <w:b/>
+          <w:bCs/>
+          <w:sz w:val="32"/>
+          <w:szCs w:val="32"/>
+        </w:rPr>
+        <w:t>ST</w:t>
       </w:r>
       <w:r>
         <w:rPr>
@@ -5860,6 +5913,7 @@
           <w:sz w:val="32"/>
           <w:szCs w:val="32"/>
         </w:rPr>
+        <w:lastRenderedPageBreak/>
         <w:t>Skill depth through combos and defence</w:t>
       </w:r>
       <w:r>
@@ -5891,7 +5945,6 @@
           <w:sz w:val="32"/>
           <w:szCs w:val="32"/>
         </w:rPr>
-        <w:lastRenderedPageBreak/>
         <w:t>Wave-clearing under pressure</w:t>
       </w:r>
       <w:r>

--- a/GameDesignDocument/The Rebellion.docx
+++ b/GameDesignDocument/The Rebellion.docx
@@ -363,7 +363,19 @@
         <w:rPr>
           <w:rFonts w:ascii="Arial" w:hAnsi="Arial" w:cs="Arial"/>
         </w:rPr>
-        <w:t xml:space="preserve"> 2D side-scrolling brawler where players fight through urban districts overtaken Rush a corrupt private Security Force</w:t>
+        <w:t xml:space="preserve"> 2D side-scrolling brawler where players fight through urban districts overtaken Rus</w:t>
+      </w:r>
+      <w:r>
+        <w:rPr>
+          <w:rFonts w:ascii="Arial" w:hAnsi="Arial" w:cs="Arial"/>
+        </w:rPr>
+        <w:t>t</w:t>
+      </w:r>
+      <w:r>
+        <w:rPr>
+          <w:rFonts w:ascii="Arial" w:hAnsi="Arial" w:cs="Arial"/>
+        </w:rPr>
+        <w:t xml:space="preserve"> a corrupt private Security Force</w:t>
       </w:r>
       <w:r>
         <w:rPr>
@@ -5727,7 +5739,27 @@
           <w:sz w:val="32"/>
           <w:szCs w:val="32"/>
         </w:rPr>
-        <w:t>“overtaken Rush a corrupt private Security Force”</w:t>
+        <w:t>“overtaken R</w:t>
+      </w:r>
+      <w:r>
+        <w:rPr>
+          <w:rFonts w:ascii="Arial" w:hAnsi="Arial" w:cs="Arial"/>
+          <w:i/>
+          <w:iCs/>
+          <w:sz w:val="32"/>
+          <w:szCs w:val="32"/>
+        </w:rPr>
+        <w:t>ust</w:t>
+      </w:r>
+      <w:r>
+        <w:rPr>
+          <w:rFonts w:ascii="Arial" w:hAnsi="Arial" w:cs="Arial"/>
+          <w:i/>
+          <w:iCs/>
+          <w:sz w:val="32"/>
+          <w:szCs w:val="32"/>
+        </w:rPr>
+        <w:t xml:space="preserve"> a corrupt private Security Force”</w:t>
       </w:r>
       <w:r>
         <w:rPr>
@@ -5752,24 +5784,56 @@
           <w:sz w:val="32"/>
           <w:szCs w:val="32"/>
         </w:rPr>
-        <w:t>RUSH didn’t arrive like soldiers; they arrived like thieves. They shut down the basketball courts. They fenced off the community gardens. They patrolled the alleys where kids used to play. They tore down murals — including his father’s — replacing them with surveillance towers and propaganda screens.</w:t>
-      </w:r>
-    </w:p>
-    <w:p>
-      <w:pPr>
-        <w:rPr>
-          <w:rFonts w:ascii="Arial" w:hAnsi="Arial" w:cs="Arial"/>
-          <w:sz w:val="32"/>
-          <w:szCs w:val="32"/>
-        </w:rPr>
-      </w:pPr>
-      <w:r>
-        <w:rPr>
-          <w:rFonts w:ascii="Arial" w:hAnsi="Arial" w:cs="Arial"/>
-          <w:sz w:val="32"/>
-          <w:szCs w:val="32"/>
-        </w:rPr>
-        <w:t>Zed’s father disappeared after confronting RUSH officers during a mural teardown. His mother’s food stall was seized for “security violations.” Friends vanished. Neighbours were beaten. The city’s heartbeat went quiet.</w:t>
+        <w:t>R</w:t>
+      </w:r>
+      <w:r>
+        <w:rPr>
+          <w:rFonts w:ascii="Arial" w:hAnsi="Arial" w:cs="Arial"/>
+          <w:sz w:val="32"/>
+          <w:szCs w:val="32"/>
+        </w:rPr>
+        <w:t>UST</w:t>
+      </w:r>
+      <w:r>
+        <w:rPr>
+          <w:rFonts w:ascii="Arial" w:hAnsi="Arial" w:cs="Arial"/>
+          <w:sz w:val="32"/>
+          <w:szCs w:val="32"/>
+        </w:rPr>
+        <w:t xml:space="preserve"> didn’t arrive like soldiers; they arrived like thieves. They shut down the basketball courts. They fenced off the community gardens. They patrolled the alleys where kids used to play. They tore down murals — including his father’s — replacing them with surveillance towers and propaganda screens.</w:t>
+      </w:r>
+    </w:p>
+    <w:p>
+      <w:pPr>
+        <w:rPr>
+          <w:rFonts w:ascii="Arial" w:hAnsi="Arial" w:cs="Arial"/>
+          <w:sz w:val="32"/>
+          <w:szCs w:val="32"/>
+        </w:rPr>
+      </w:pPr>
+      <w:r>
+        <w:rPr>
+          <w:rFonts w:ascii="Arial" w:hAnsi="Arial" w:cs="Arial"/>
+          <w:sz w:val="32"/>
+          <w:szCs w:val="32"/>
+        </w:rPr>
+        <w:t>Zed’s father disappeared after confronting RUS</w:t>
+      </w:r>
+      <w:r>
+        <w:rPr>
+          <w:rFonts w:ascii="Arial" w:hAnsi="Arial" w:cs="Arial"/>
+          <w:sz w:val="32"/>
+          <w:szCs w:val="32"/>
+        </w:rPr>
+        <w:t>T</w:t>
+      </w:r>
+      <w:r>
+        <w:rPr>
+          <w:rFonts w:ascii="Arial" w:hAnsi="Arial" w:cs="Arial"/>
+          <w:sz w:val="32"/>
+          <w:szCs w:val="32"/>
+        </w:rPr>
+        <w:t xml:space="preserve"> officers during a mural teardown. His mother’s food stall was seized for “security violations.” Friends vanished. Neighbours were beaten. The city’s heartbeat went quiet.</w:t>
       </w:r>
     </w:p>
     <w:p>
@@ -7464,6 +7528,7 @@
   <w:style w:type="character" w:default="1" w:styleId="DefaultParagraphFont">
     <w:name w:val="Default Paragraph Font"/>
     <w:uiPriority w:val="1"/>
+    <w:semiHidden/>
     <w:unhideWhenUsed/>
   </w:style>
   <w:style w:type="table" w:default="1" w:styleId="TableNormal">

--- a/GameDesignDocument/The Rebellion.docx
+++ b/GameDesignDocument/The Rebellion.docx
@@ -13,6 +13,16 @@
           <w:szCs w:val="96"/>
         </w:rPr>
       </w:pPr>
+      <w:r>
+        <w:rPr>
+          <w:rFonts w:ascii="Arial" w:hAnsi="Arial" w:cs="Arial"/>
+          <w:b/>
+          <w:bCs/>
+          <w:sz w:val="96"/>
+          <w:szCs w:val="96"/>
+        </w:rPr>
+        <w:t xml:space="preserve">  </w:t>
+      </w:r>
       <w:r>
         <w:rPr>
           <w:rFonts w:ascii="Arial" w:hAnsi="Arial" w:cs="Arial"/>

--- a/GameDesignDocument/The Rebellion.docx
+++ b/GameDesignDocument/The Rebellion.docx
@@ -5526,16 +5526,99 @@
       <w:pPr>
         <w:rPr>
           <w:rFonts w:ascii="Arial" w:hAnsi="Arial" w:cs="Arial"/>
-          <w:sz w:val="32"/>
-          <w:szCs w:val="32"/>
-        </w:rPr>
-      </w:pPr>
-      <w:r>
-        <w:rPr>
-          <w:rFonts w:ascii="Arial" w:hAnsi="Arial" w:cs="Arial"/>
-          <w:sz w:val="32"/>
-          <w:szCs w:val="32"/>
-        </w:rPr>
+          <w:noProof/>
+          <w:sz w:val="32"/>
+          <w:szCs w:val="32"/>
+        </w:rPr>
+      </w:pPr>
+    </w:p>
+    <w:p>
+      <w:pPr>
+        <w:rPr>
+          <w:rFonts w:ascii="Arial" w:hAnsi="Arial" w:cs="Arial"/>
+          <w:sz w:val="32"/>
+          <w:szCs w:val="32"/>
+        </w:rPr>
+      </w:pPr>
+    </w:p>
+    <w:p>
+      <w:pPr>
+        <w:rPr>
+          <w:rFonts w:ascii="Arial" w:hAnsi="Arial" w:cs="Arial"/>
+          <w:sz w:val="32"/>
+          <w:szCs w:val="32"/>
+        </w:rPr>
+      </w:pPr>
+    </w:p>
+    <w:p>
+      <w:pPr>
+        <w:rPr>
+          <w:rFonts w:ascii="Arial" w:hAnsi="Arial" w:cs="Arial"/>
+          <w:sz w:val="32"/>
+          <w:szCs w:val="32"/>
+        </w:rPr>
+      </w:pPr>
+    </w:p>
+    <w:p>
+      <w:pPr>
+        <w:rPr>
+          <w:rFonts w:ascii="Arial" w:hAnsi="Arial" w:cs="Arial"/>
+          <w:sz w:val="32"/>
+          <w:szCs w:val="32"/>
+        </w:rPr>
+      </w:pPr>
+    </w:p>
+    <w:p>
+      <w:pPr>
+        <w:rPr>
+          <w:rFonts w:ascii="Arial" w:hAnsi="Arial" w:cs="Arial"/>
+          <w:sz w:val="32"/>
+          <w:szCs w:val="32"/>
+        </w:rPr>
+      </w:pPr>
+    </w:p>
+    <w:p>
+      <w:pPr>
+        <w:rPr>
+          <w:rFonts w:ascii="Arial" w:hAnsi="Arial" w:cs="Arial"/>
+          <w:sz w:val="32"/>
+          <w:szCs w:val="32"/>
+        </w:rPr>
+      </w:pPr>
+    </w:p>
+    <w:p>
+      <w:pPr>
+        <w:rPr>
+          <w:rFonts w:ascii="Arial" w:hAnsi="Arial" w:cs="Arial"/>
+          <w:sz w:val="32"/>
+          <w:szCs w:val="32"/>
+        </w:rPr>
+      </w:pPr>
+    </w:p>
+    <w:p>
+      <w:pPr>
+        <w:rPr>
+          <w:rFonts w:ascii="Arial" w:hAnsi="Arial" w:cs="Arial"/>
+          <w:sz w:val="32"/>
+          <w:szCs w:val="32"/>
+        </w:rPr>
+      </w:pPr>
+    </w:p>
+    <w:p>
+      <w:pPr>
+        <w:rPr>
+          <w:rFonts w:ascii="Arial" w:hAnsi="Arial" w:cs="Arial"/>
+          <w:sz w:val="32"/>
+          <w:szCs w:val="32"/>
+        </w:rPr>
+      </w:pPr>
+      <w:r>
+        <w:rPr>
+          <w:rFonts w:ascii="Arial" w:hAnsi="Arial" w:cs="Arial"/>
+          <w:sz w:val="32"/>
+          <w:szCs w:val="32"/>
+        </w:rPr>
+        <w:lastRenderedPageBreak/>
         <w:t>Char</w:t>
       </w:r>
       <w:r>
@@ -5544,8 +5627,97 @@
           <w:sz w:val="32"/>
           <w:szCs w:val="32"/>
         </w:rPr>
-        <w:t xml:space="preserve">acter – the hero </w:t>
-      </w:r>
+        <w:t>acter – the hero</w:t>
+      </w:r>
+      <w:r>
+        <w:rPr>
+          <w:rFonts w:ascii="Arial" w:hAnsi="Arial" w:cs="Arial"/>
+          <w:sz w:val="32"/>
+          <w:szCs w:val="32"/>
+        </w:rPr>
+        <w:t xml:space="preserve"> </w:t>
+      </w:r>
+    </w:p>
+    <w:p>
+      <w:pPr>
+        <w:rPr>
+          <w:rFonts w:ascii="Arial" w:hAnsi="Arial" w:cs="Arial"/>
+          <w:sz w:val="32"/>
+          <w:szCs w:val="32"/>
+        </w:rPr>
+      </w:pPr>
+      <w:r>
+        <w:rPr>
+          <w:rFonts w:ascii="Arial" w:hAnsi="Arial" w:cs="Arial"/>
+          <w:noProof/>
+          <w:sz w:val="32"/>
+          <w:szCs w:val="32"/>
+        </w:rPr>
+        <w:drawing>
+          <wp:anchor distT="0" distB="0" distL="114300" distR="114300" simplePos="0" relativeHeight="251685888" behindDoc="0" locked="0" layoutInCell="1" allowOverlap="1" wp14:anchorId="3DE4DA41" wp14:editId="131C224F">
+            <wp:simplePos x="0" y="0"/>
+            <wp:positionH relativeFrom="column">
+              <wp:posOffset>1028700</wp:posOffset>
+            </wp:positionH>
+            <wp:positionV relativeFrom="paragraph">
+              <wp:posOffset>69215</wp:posOffset>
+            </wp:positionV>
+            <wp:extent cx="800100" cy="800100"/>
+            <wp:effectExtent l="0" t="0" r="0" b="0"/>
+            <wp:wrapNone/>
+            <wp:docPr id="190054591" name="Picture 14"/>
+            <wp:cNvGraphicFramePr>
+              <a:graphicFrameLocks xmlns:a="http://schemas.openxmlformats.org/drawingml/2006/main" noChangeAspect="1"/>
+            </wp:cNvGraphicFramePr>
+            <a:graphic xmlns:a="http://schemas.openxmlformats.org/drawingml/2006/main">
+              <a:graphicData uri="http://schemas.openxmlformats.org/drawingml/2006/picture">
+                <pic:pic xmlns:pic="http://schemas.openxmlformats.org/drawingml/2006/picture">
+                  <pic:nvPicPr>
+                    <pic:cNvPr id="190054591" name="Picture 190054591"/>
+                    <pic:cNvPicPr/>
+                  </pic:nvPicPr>
+                  <pic:blipFill>
+                    <a:blip r:embed="rId5">
+                      <a:extLst>
+                        <a:ext uri="{28A0092B-C50C-407E-A947-70E740481C1C}">
+                          <a14:useLocalDpi xmlns:a14="http://schemas.microsoft.com/office/drawing/2010/main" val="0"/>
+                        </a:ext>
+                      </a:extLst>
+                    </a:blip>
+                    <a:stretch>
+                      <a:fillRect/>
+                    </a:stretch>
+                  </pic:blipFill>
+                  <pic:spPr>
+                    <a:xfrm>
+                      <a:off x="0" y="0"/>
+                      <a:ext cx="800100" cy="800100"/>
+                    </a:xfrm>
+                    <a:prstGeom prst="rect">
+                      <a:avLst/>
+                    </a:prstGeom>
+                  </pic:spPr>
+                </pic:pic>
+              </a:graphicData>
+            </a:graphic>
+            <wp14:sizeRelH relativeFrom="margin">
+              <wp14:pctWidth>0</wp14:pctWidth>
+            </wp14:sizeRelH>
+            <wp14:sizeRelV relativeFrom="margin">
+              <wp14:pctHeight>0</wp14:pctHeight>
+            </wp14:sizeRelV>
+          </wp:anchor>
+        </w:drawing>
+      </w:r>
+    </w:p>
+    <w:p>
+      <w:pPr>
+        <w:rPr>
+          <w:rFonts w:ascii="Arial" w:hAnsi="Arial" w:cs="Arial"/>
+          <w:sz w:val="32"/>
+          <w:szCs w:val="32"/>
+        </w:rPr>
+      </w:pPr>
     </w:p>
     <w:p>
       <w:pPr>
@@ -5672,7 +5844,6 @@
           <w:sz w:val="32"/>
           <w:szCs w:val="32"/>
         </w:rPr>
-        <w:lastRenderedPageBreak/>
         <w:t>His mother ran a tiny food stall near the community garden, serving hot bowls of stew to anyone who needed a meal. His father, a muralist, painted the faces of local heroes across the district walls — cooks, musicians, activists, teachers — everyday people who kept Fallen City standing. Zed grew up believing that strength wasn’t about power; it was about protecting the people who gave your life meaning.</w:t>
       </w:r>
     </w:p>
@@ -5810,7 +5981,16 @@
           <w:sz w:val="32"/>
           <w:szCs w:val="32"/>
         </w:rPr>
-        <w:t xml:space="preserve"> didn’t arrive like soldiers; they arrived like thieves. They shut down the basketball courts. They fenced off the community gardens. They patrolled the alleys where kids used to play. They tore down murals — including his father’s — replacing them with surveillance towers and propaganda screens.</w:t>
+        <w:t xml:space="preserve"> didn’t arrive like soldiers; they arrived like thieves. They shut down the basketball courts. They fenced off the community gardens. They patrolled the alleys where kids used to play. </w:t>
+      </w:r>
+      <w:r>
+        <w:rPr>
+          <w:rFonts w:ascii="Arial" w:hAnsi="Arial" w:cs="Arial"/>
+          <w:sz w:val="32"/>
+          <w:szCs w:val="32"/>
+        </w:rPr>
+        <w:lastRenderedPageBreak/>
+        <w:t>They tore down murals — including his father’s — replacing them with surveillance towers and propaganda screens.</w:t>
       </w:r>
     </w:p>
     <w:p>
@@ -5987,7 +6167,6 @@
           <w:sz w:val="32"/>
           <w:szCs w:val="32"/>
         </w:rPr>
-        <w:lastRenderedPageBreak/>
         <w:t>Skill depth through combos and defence</w:t>
       </w:r>
       <w:r>
@@ -6109,6 +6288,7 @@
           <w:sz w:val="32"/>
           <w:szCs w:val="32"/>
         </w:rPr>
+        <w:lastRenderedPageBreak/>
         <w:t>Every wave he clears, every arena he survives, every enemy he knocks down brings him closer to finding out what happened to his father — and to restoring the community that raised him.</w:t>
       </w:r>
     </w:p>
@@ -6304,7 +6484,6 @@
     </w:p>
     <w:p>
       <w:pPr>
-        <w:jc w:val="center"/>
         <w:rPr>
           <w:rFonts w:ascii="Arial Black" w:hAnsi="Arial Black" w:cs="Arial"/>
           <w:sz w:val="32"/>

--- a/GameDesignDocument/The Rebellion.docx
+++ b/GameDesignDocument/The Rebellion.docx
@@ -5608,17 +5608,43 @@
       <w:pPr>
         <w:rPr>
           <w:rFonts w:ascii="Arial" w:hAnsi="Arial" w:cs="Arial"/>
-          <w:sz w:val="32"/>
-          <w:szCs w:val="32"/>
-        </w:rPr>
-      </w:pPr>
-      <w:r>
-        <w:rPr>
-          <w:rFonts w:ascii="Arial" w:hAnsi="Arial" w:cs="Arial"/>
-          <w:sz w:val="32"/>
-          <w:szCs w:val="32"/>
+          <w:sz w:val="36"/>
+          <w:szCs w:val="36"/>
+        </w:rPr>
+      </w:pPr>
+      <w:r>
+        <w:rPr>
+          <w:rFonts w:ascii="Arial" w:hAnsi="Arial" w:cs="Arial"/>
+          <w:sz w:val="36"/>
+          <w:szCs w:val="36"/>
         </w:rPr>
         <w:lastRenderedPageBreak/>
+        <w:t xml:space="preserve">The Story </w:t>
+      </w:r>
+    </w:p>
+    <w:p>
+      <w:pPr>
+        <w:rPr>
+          <w:rFonts w:ascii="Arial" w:hAnsi="Arial" w:cs="Arial"/>
+          <w:sz w:val="32"/>
+          <w:szCs w:val="32"/>
+        </w:rPr>
+      </w:pPr>
+    </w:p>
+    <w:p>
+      <w:pPr>
+        <w:rPr>
+          <w:rFonts w:ascii="Arial" w:hAnsi="Arial" w:cs="Arial"/>
+          <w:sz w:val="32"/>
+          <w:szCs w:val="32"/>
+        </w:rPr>
+      </w:pPr>
+      <w:r>
+        <w:rPr>
+          <w:rFonts w:ascii="Arial" w:hAnsi="Arial" w:cs="Arial"/>
+          <w:sz w:val="32"/>
+          <w:szCs w:val="32"/>
+        </w:rPr>
         <w:t>Char</w:t>
       </w:r>
       <w:r>
@@ -5857,6 +5883,83 @@
           <w:szCs w:val="32"/>
         </w:rPr>
       </w:pPr>
+    </w:p>
+    <w:p>
+      <w:pPr>
+        <w:rPr>
+          <w:rFonts w:ascii="Arial" w:hAnsi="Arial" w:cs="Arial"/>
+          <w:b/>
+          <w:bCs/>
+          <w:sz w:val="32"/>
+          <w:szCs w:val="32"/>
+        </w:rPr>
+      </w:pPr>
+    </w:p>
+    <w:p>
+      <w:pPr>
+        <w:rPr>
+          <w:rFonts w:ascii="Arial" w:hAnsi="Arial" w:cs="Arial"/>
+          <w:b/>
+          <w:bCs/>
+          <w:sz w:val="32"/>
+          <w:szCs w:val="32"/>
+        </w:rPr>
+      </w:pPr>
+    </w:p>
+    <w:p>
+      <w:pPr>
+        <w:rPr>
+          <w:rFonts w:ascii="Arial" w:hAnsi="Arial" w:cs="Arial"/>
+          <w:b/>
+          <w:bCs/>
+          <w:sz w:val="32"/>
+          <w:szCs w:val="32"/>
+        </w:rPr>
+      </w:pPr>
+    </w:p>
+    <w:p>
+      <w:pPr>
+        <w:rPr>
+          <w:rFonts w:ascii="Arial" w:hAnsi="Arial" w:cs="Arial"/>
+          <w:b/>
+          <w:bCs/>
+          <w:sz w:val="32"/>
+          <w:szCs w:val="32"/>
+        </w:rPr>
+      </w:pPr>
+    </w:p>
+    <w:p>
+      <w:pPr>
+        <w:rPr>
+          <w:rFonts w:ascii="Arial" w:hAnsi="Arial" w:cs="Arial"/>
+          <w:b/>
+          <w:bCs/>
+          <w:sz w:val="32"/>
+          <w:szCs w:val="32"/>
+        </w:rPr>
+      </w:pPr>
+    </w:p>
+    <w:p>
+      <w:pPr>
+        <w:rPr>
+          <w:rFonts w:ascii="Arial" w:hAnsi="Arial" w:cs="Arial"/>
+          <w:b/>
+          <w:bCs/>
+          <w:sz w:val="32"/>
+          <w:szCs w:val="32"/>
+        </w:rPr>
+      </w:pPr>
+    </w:p>
+    <w:p>
+      <w:pPr>
+        <w:rPr>
+          <w:rFonts w:ascii="Arial" w:hAnsi="Arial" w:cs="Arial"/>
+          <w:b/>
+          <w:bCs/>
+          <w:sz w:val="32"/>
+          <w:szCs w:val="32"/>
+        </w:rPr>
+      </w:pPr>
       <w:r>
         <w:rPr>
           <w:rFonts w:ascii="Arial" w:hAnsi="Arial" w:cs="Arial"/>
@@ -5867,6 +5970,17 @@
         </w:rPr>
         <w:t>The Fall of Fallen City</w:t>
       </w:r>
+    </w:p>
+    <w:p>
+      <w:pPr>
+        <w:rPr>
+          <w:rFonts w:ascii="Arial" w:hAnsi="Arial" w:cs="Arial"/>
+          <w:b/>
+          <w:bCs/>
+          <w:sz w:val="32"/>
+          <w:szCs w:val="32"/>
+        </w:rPr>
+      </w:pPr>
     </w:p>
     <w:p>
       <w:pPr>
@@ -5981,16 +6095,7 @@
           <w:sz w:val="32"/>
           <w:szCs w:val="32"/>
         </w:rPr>
-        <w:t xml:space="preserve"> didn’t arrive like soldiers; they arrived like thieves. They shut down the basketball courts. They fenced off the community gardens. They patrolled the alleys where kids used to play. </w:t>
-      </w:r>
-      <w:r>
-        <w:rPr>
-          <w:rFonts w:ascii="Arial" w:hAnsi="Arial" w:cs="Arial"/>
-          <w:sz w:val="32"/>
-          <w:szCs w:val="32"/>
-        </w:rPr>
-        <w:lastRenderedPageBreak/>
-        <w:t>They tore down murals — including his father’s — replacing them with surveillance towers and propaganda screens.</w:t>
+        <w:t xml:space="preserve"> didn’t arrive like soldiers; they arrived like thieves. They shut down the basketball courts. They fenced off the community gardens. They patrolled the alleys where kids used to play. They tore down murals — including his father’s — replacing them with surveillance towers and propaganda screens.</w:t>
       </w:r>
     </w:p>
     <w:p>
@@ -6198,6 +6303,7 @@
           <w:sz w:val="32"/>
           <w:szCs w:val="32"/>
         </w:rPr>
+        <w:lastRenderedPageBreak/>
         <w:t>Wave-clearing under pressure</w:t>
       </w:r>
       <w:r>
@@ -6288,7 +6394,6 @@
           <w:sz w:val="32"/>
           <w:szCs w:val="32"/>
         </w:rPr>
-        <w:lastRenderedPageBreak/>
         <w:t>Every wave he clears, every arena he survives, every enemy he knocks down brings him closer to finding out what happened to his father — and to restoring the community that raised him.</w:t>
       </w:r>
     </w:p>
@@ -6427,42 +6532,575 @@
           <w:szCs w:val="32"/>
         </w:rPr>
       </w:pPr>
-    </w:p>
-    <w:p>
-      <w:pPr>
-        <w:rPr>
-          <w:rFonts w:ascii="Arial" w:hAnsi="Arial" w:cs="Arial"/>
-          <w:sz w:val="32"/>
-          <w:szCs w:val="32"/>
-        </w:rPr>
-      </w:pPr>
-    </w:p>
-    <w:p>
-      <w:pPr>
-        <w:rPr>
-          <w:rFonts w:ascii="Arial" w:hAnsi="Arial" w:cs="Arial"/>
-          <w:sz w:val="32"/>
-          <w:szCs w:val="32"/>
-        </w:rPr>
-      </w:pPr>
-    </w:p>
-    <w:p>
-      <w:pPr>
-        <w:rPr>
-          <w:rFonts w:ascii="Arial" w:hAnsi="Arial" w:cs="Arial"/>
-          <w:sz w:val="32"/>
-          <w:szCs w:val="32"/>
-        </w:rPr>
-      </w:pPr>
-    </w:p>
-    <w:p>
-      <w:pPr>
-        <w:rPr>
-          <w:rFonts w:ascii="Arial" w:hAnsi="Arial" w:cs="Arial"/>
-          <w:sz w:val="32"/>
-          <w:szCs w:val="32"/>
-        </w:rPr>
-      </w:pPr>
+      <w:r>
+        <w:rPr>
+          <w:rFonts w:ascii="Arial" w:hAnsi="Arial" w:cs="Arial"/>
+          <w:sz w:val="32"/>
+          <w:szCs w:val="32"/>
+        </w:rPr>
+        <w:lastRenderedPageBreak/>
+        <w:t xml:space="preserve">Character – the </w:t>
+      </w:r>
+      <w:r>
+        <w:rPr>
+          <w:rFonts w:ascii="Arial" w:hAnsi="Arial" w:cs="Arial"/>
+          <w:sz w:val="32"/>
+          <w:szCs w:val="32"/>
+        </w:rPr>
+        <w:t xml:space="preserve">Enemy </w:t>
+      </w:r>
+    </w:p>
+    <w:p>
+      <w:pPr>
+        <w:rPr>
+          <w:rFonts w:ascii="Arial" w:hAnsi="Arial" w:cs="Arial"/>
+          <w:sz w:val="32"/>
+          <w:szCs w:val="32"/>
+        </w:rPr>
+      </w:pPr>
+      <w:r>
+        <w:rPr>
+          <w:rFonts w:ascii="Arial" w:hAnsi="Arial" w:cs="Arial"/>
+          <w:sz w:val="32"/>
+          <w:szCs w:val="32"/>
+        </w:rPr>
+        <w:t xml:space="preserve"> </w:t>
+      </w:r>
+    </w:p>
+    <w:p>
+      <w:pPr>
+        <w:rPr>
+          <w:rFonts w:ascii="Arial" w:hAnsi="Arial" w:cs="Arial"/>
+          <w:sz w:val="32"/>
+          <w:szCs w:val="32"/>
+        </w:rPr>
+      </w:pPr>
+      <w:r>
+        <w:rPr>
+          <w:rFonts w:ascii="Arial" w:hAnsi="Arial" w:cs="Arial"/>
+          <w:sz w:val="32"/>
+          <w:szCs w:val="32"/>
+        </w:rPr>
+        <w:t>Enemy Faction Lore: RUST — The Private Security Force of Fallen City</w:t>
+      </w:r>
+      <w:r>
+        <w:rPr>
+          <w:rFonts w:ascii="Arial" w:hAnsi="Arial" w:cs="Arial"/>
+          <w:sz w:val="32"/>
+          <w:szCs w:val="32"/>
+        </w:rPr>
+        <w:t xml:space="preserve"> </w:t>
+      </w:r>
+    </w:p>
+    <w:p>
+      <w:pPr>
+        <w:rPr>
+          <w:rFonts w:ascii="Arial" w:hAnsi="Arial" w:cs="Arial"/>
+          <w:sz w:val="32"/>
+          <w:szCs w:val="32"/>
+        </w:rPr>
+      </w:pPr>
+    </w:p>
+    <w:p>
+      <w:pPr>
+        <w:rPr>
+          <w:rFonts w:ascii="Arial" w:hAnsi="Arial" w:cs="Arial"/>
+          <w:b/>
+          <w:bCs/>
+          <w:sz w:val="32"/>
+          <w:szCs w:val="32"/>
+        </w:rPr>
+      </w:pPr>
+      <w:r>
+        <w:rPr>
+          <w:rFonts w:ascii="Arial" w:hAnsi="Arial" w:cs="Arial"/>
+          <w:b/>
+          <w:bCs/>
+          <w:sz w:val="32"/>
+          <w:szCs w:val="32"/>
+        </w:rPr>
+        <w:t>Over</w:t>
+      </w:r>
+      <w:r>
+        <w:rPr>
+          <w:rFonts w:ascii="Arial" w:hAnsi="Arial" w:cs="Arial"/>
+          <w:b/>
+          <w:bCs/>
+          <w:sz w:val="32"/>
+          <w:szCs w:val="32"/>
+        </w:rPr>
+        <w:t>view</w:t>
+      </w:r>
+    </w:p>
+    <w:p>
+      <w:pPr>
+        <w:rPr>
+          <w:rFonts w:ascii="Arial" w:hAnsi="Arial" w:cs="Arial"/>
+          <w:sz w:val="32"/>
+          <w:szCs w:val="32"/>
+        </w:rPr>
+      </w:pPr>
+    </w:p>
+    <w:p>
+      <w:pPr>
+        <w:rPr>
+          <w:rFonts w:ascii="Arial" w:hAnsi="Arial" w:cs="Arial"/>
+        </w:rPr>
+      </w:pPr>
+      <w:r>
+        <w:rPr>
+          <w:rFonts w:ascii="Arial" w:hAnsi="Arial" w:cs="Arial"/>
+          <w:b/>
+          <w:bCs/>
+          <w:sz w:val="32"/>
+          <w:szCs w:val="32"/>
+        </w:rPr>
+        <w:t>Rust</w:t>
+      </w:r>
+      <w:r>
+        <w:rPr>
+          <w:rFonts w:ascii="Arial" w:hAnsi="Arial" w:cs="Arial"/>
+          <w:sz w:val="32"/>
+          <w:szCs w:val="32"/>
+        </w:rPr>
+        <w:t xml:space="preserve"> </w:t>
+      </w:r>
+      <w:r>
+        <w:rPr>
+          <w:rFonts w:ascii="Arial" w:hAnsi="Arial" w:cs="Arial"/>
+        </w:rPr>
+        <w:t>began as a private security contractor hired to “stabilize” Fallen City after years of political decay and rising crime. But once they were inside, they never left. Rust transformed from a protective force into a militarized occupation, tightening control over every district and crushing resistance with brutal efficiency.</w:t>
+      </w:r>
+    </w:p>
+    <w:p>
+      <w:pPr>
+        <w:rPr>
+          <w:rFonts w:ascii="Arial" w:hAnsi="Arial" w:cs="Arial"/>
+        </w:rPr>
+      </w:pPr>
+      <w:r>
+        <w:rPr>
+          <w:rFonts w:ascii="Arial" w:hAnsi="Arial" w:cs="Arial"/>
+        </w:rPr>
+        <w:t xml:space="preserve">Their name comes from their signature </w:t>
+      </w:r>
+      <w:r>
+        <w:rPr>
+          <w:rFonts w:ascii="Arial" w:hAnsi="Arial" w:cs="Arial"/>
+          <w:b/>
+          <w:bCs/>
+        </w:rPr>
+        <w:t xml:space="preserve">oxidized metal </w:t>
+      </w:r>
+      <w:proofErr w:type="spellStart"/>
+      <w:r>
+        <w:rPr>
+          <w:rFonts w:ascii="Arial" w:hAnsi="Arial" w:cs="Arial"/>
+          <w:b/>
+          <w:bCs/>
+        </w:rPr>
+        <w:t>armor</w:t>
+      </w:r>
+      <w:proofErr w:type="spellEnd"/>
+      <w:r>
+        <w:rPr>
+          <w:rFonts w:ascii="Arial" w:hAnsi="Arial" w:cs="Arial"/>
+        </w:rPr>
+        <w:t>, a symbol of decay — a reminder that Fallen City is rotting under their rule.</w:t>
+      </w:r>
+    </w:p>
+    <w:p>
+      <w:pPr>
+        <w:rPr>
+          <w:rFonts w:ascii="Arial" w:hAnsi="Arial" w:cs="Arial"/>
+        </w:rPr>
+      </w:pPr>
+      <w:r>
+        <w:rPr>
+          <w:rFonts w:ascii="Arial" w:hAnsi="Arial" w:cs="Arial"/>
+        </w:rPr>
+        <w:t>Rust’s soldiers are not just guards. They are enforcers, hunters, and executioners. Each unit is trained to suppress civilians, eliminate rebels, and maintain absolute control.</w:t>
+      </w:r>
+    </w:p>
+    <w:p>
+      <w:pPr>
+        <w:rPr>
+          <w:rFonts w:ascii="Arial" w:hAnsi="Arial" w:cs="Arial"/>
+          <w:sz w:val="32"/>
+          <w:szCs w:val="32"/>
+        </w:rPr>
+      </w:pPr>
+    </w:p>
+    <w:p>
+      <w:pPr>
+        <w:rPr>
+          <w:rFonts w:ascii="Arial" w:hAnsi="Arial" w:cs="Arial"/>
+          <w:sz w:val="32"/>
+          <w:szCs w:val="32"/>
+        </w:rPr>
+      </w:pPr>
+    </w:p>
+    <w:p>
+      <w:pPr>
+        <w:rPr>
+          <w:rFonts w:ascii="Arial" w:hAnsi="Arial" w:cs="Arial"/>
+          <w:sz w:val="32"/>
+          <w:szCs w:val="32"/>
+        </w:rPr>
+      </w:pPr>
+    </w:p>
+    <w:p>
+      <w:pPr>
+        <w:rPr>
+          <w:rFonts w:ascii="Arial" w:hAnsi="Arial" w:cs="Arial"/>
+          <w:sz w:val="32"/>
+          <w:szCs w:val="32"/>
+        </w:rPr>
+      </w:pPr>
+    </w:p>
+    <w:p>
+      <w:pPr>
+        <w:rPr>
+          <w:rFonts w:ascii="Segoe UI Emoji" w:hAnsi="Segoe UI Emoji" w:cs="Segoe UI Emoji"/>
+          <w:b/>
+          <w:bCs/>
+          <w:sz w:val="32"/>
+          <w:szCs w:val="32"/>
+        </w:rPr>
+      </w:pPr>
+    </w:p>
+    <w:p>
+      <w:pPr>
+        <w:rPr>
+          <w:rFonts w:ascii="Segoe UI Emoji" w:hAnsi="Segoe UI Emoji" w:cs="Segoe UI Emoji"/>
+          <w:b/>
+          <w:bCs/>
+          <w:sz w:val="32"/>
+          <w:szCs w:val="32"/>
+        </w:rPr>
+      </w:pPr>
+    </w:p>
+    <w:p>
+      <w:pPr>
+        <w:rPr>
+          <w:rFonts w:ascii="Segoe UI Emoji" w:hAnsi="Segoe UI Emoji" w:cs="Segoe UI Emoji"/>
+          <w:b/>
+          <w:bCs/>
+          <w:sz w:val="32"/>
+          <w:szCs w:val="32"/>
+        </w:rPr>
+      </w:pPr>
+    </w:p>
+    <w:p>
+      <w:pPr>
+        <w:rPr>
+          <w:rFonts w:ascii="Segoe UI Emoji" w:hAnsi="Segoe UI Emoji" w:cs="Segoe UI Emoji"/>
+          <w:b/>
+          <w:bCs/>
+          <w:sz w:val="32"/>
+          <w:szCs w:val="32"/>
+        </w:rPr>
+      </w:pPr>
+    </w:p>
+    <w:p>
+      <w:pPr>
+        <w:rPr>
+          <w:rFonts w:ascii="Segoe UI Emoji" w:hAnsi="Segoe UI Emoji" w:cs="Segoe UI Emoji"/>
+          <w:b/>
+          <w:bCs/>
+          <w:sz w:val="32"/>
+          <w:szCs w:val="32"/>
+        </w:rPr>
+      </w:pPr>
+    </w:p>
+    <w:p>
+      <w:pPr>
+        <w:rPr>
+          <w:rFonts w:ascii="Segoe UI Emoji" w:hAnsi="Segoe UI Emoji" w:cs="Segoe UI Emoji"/>
+          <w:b/>
+          <w:bCs/>
+          <w:sz w:val="32"/>
+          <w:szCs w:val="32"/>
+        </w:rPr>
+      </w:pPr>
+    </w:p>
+    <w:p>
+      <w:pPr>
+        <w:rPr>
+          <w:rFonts w:ascii="Arial" w:hAnsi="Arial" w:cs="Arial"/>
+          <w:b/>
+          <w:bCs/>
+          <w:sz w:val="32"/>
+          <w:szCs w:val="32"/>
+        </w:rPr>
+      </w:pPr>
+      <w:r>
+        <w:rPr>
+          <w:rFonts w:ascii="Segoe UI Emoji" w:hAnsi="Segoe UI Emoji" w:cs="Segoe UI Emoji"/>
+          <w:b/>
+          <w:bCs/>
+          <w:sz w:val="32"/>
+          <w:szCs w:val="32"/>
+        </w:rPr>
+        <w:lastRenderedPageBreak/>
+        <w:t>⚙️</w:t>
+      </w:r>
+      <w:r>
+        <w:rPr>
+          <w:rFonts w:ascii="Arial" w:hAnsi="Arial" w:cs="Arial"/>
+          <w:b/>
+          <w:bCs/>
+          <w:sz w:val="32"/>
+          <w:szCs w:val="32"/>
+        </w:rPr>
+        <w:t xml:space="preserve"> Rust’s Origin</w:t>
+      </w:r>
+    </w:p>
+    <w:p>
+      <w:pPr>
+        <w:rPr>
+          <w:rFonts w:ascii="Arial" w:hAnsi="Arial" w:cs="Arial"/>
+          <w:sz w:val="32"/>
+          <w:szCs w:val="32"/>
+        </w:rPr>
+      </w:pPr>
+      <w:r>
+        <w:rPr>
+          <w:rFonts w:ascii="Arial" w:hAnsi="Arial" w:cs="Arial"/>
+          <w:sz w:val="32"/>
+          <w:szCs w:val="32"/>
+        </w:rPr>
+        <w:t xml:space="preserve">Rust was founded by </w:t>
+      </w:r>
+      <w:r>
+        <w:rPr>
+          <w:rFonts w:ascii="Arial" w:hAnsi="Arial" w:cs="Arial"/>
+          <w:b/>
+          <w:bCs/>
+          <w:sz w:val="32"/>
+          <w:szCs w:val="32"/>
+        </w:rPr>
+        <w:t>Commander Halden Varr</w:t>
+      </w:r>
+      <w:r>
+        <w:rPr>
+          <w:rFonts w:ascii="Arial" w:hAnsi="Arial" w:cs="Arial"/>
+          <w:sz w:val="32"/>
+          <w:szCs w:val="32"/>
+        </w:rPr>
+        <w:t>, a former military strategist who believed order could only be achieved through fear. When Fallen City’s government collapsed, Varr seized the opportunity. He offered “protection” to the remaining officials, then quietly replaced them with Rust loyalists.</w:t>
+      </w:r>
+    </w:p>
+    <w:p>
+      <w:pPr>
+        <w:rPr>
+          <w:rFonts w:ascii="Arial" w:hAnsi="Arial" w:cs="Arial"/>
+          <w:sz w:val="32"/>
+          <w:szCs w:val="32"/>
+        </w:rPr>
+      </w:pPr>
+      <w:r>
+        <w:rPr>
+          <w:rFonts w:ascii="Arial" w:hAnsi="Arial" w:cs="Arial"/>
+          <w:sz w:val="32"/>
+          <w:szCs w:val="32"/>
+        </w:rPr>
+        <w:t>Within months:</w:t>
+      </w:r>
+    </w:p>
+    <w:p>
+      <w:pPr>
+        <w:numPr>
+          <w:ilvl w:val="0"/>
+          <w:numId w:val="5"/>
+        </w:numPr>
+        <w:rPr>
+          <w:rFonts w:ascii="Arial" w:hAnsi="Arial" w:cs="Arial"/>
+          <w:sz w:val="32"/>
+          <w:szCs w:val="32"/>
+        </w:rPr>
+      </w:pPr>
+      <w:r>
+        <w:rPr>
+          <w:rFonts w:ascii="Arial" w:hAnsi="Arial" w:cs="Arial"/>
+          <w:sz w:val="32"/>
+          <w:szCs w:val="32"/>
+        </w:rPr>
+        <w:t>Curfews became mandatory</w:t>
+      </w:r>
+    </w:p>
+    <w:p>
+      <w:pPr>
+        <w:numPr>
+          <w:ilvl w:val="0"/>
+          <w:numId w:val="5"/>
+        </w:numPr>
+        <w:rPr>
+          <w:rFonts w:ascii="Arial" w:hAnsi="Arial" w:cs="Arial"/>
+          <w:sz w:val="32"/>
+          <w:szCs w:val="32"/>
+        </w:rPr>
+      </w:pPr>
+      <w:r>
+        <w:rPr>
+          <w:rFonts w:ascii="Arial" w:hAnsi="Arial" w:cs="Arial"/>
+          <w:sz w:val="32"/>
+          <w:szCs w:val="32"/>
+        </w:rPr>
+        <w:t>Districts were sealed</w:t>
+      </w:r>
+    </w:p>
+    <w:p>
+      <w:pPr>
+        <w:numPr>
+          <w:ilvl w:val="0"/>
+          <w:numId w:val="5"/>
+        </w:numPr>
+        <w:rPr>
+          <w:rFonts w:ascii="Arial" w:hAnsi="Arial" w:cs="Arial"/>
+          <w:sz w:val="32"/>
+          <w:szCs w:val="32"/>
+        </w:rPr>
+      </w:pPr>
+      <w:r>
+        <w:rPr>
+          <w:rFonts w:ascii="Arial" w:hAnsi="Arial" w:cs="Arial"/>
+          <w:sz w:val="32"/>
+          <w:szCs w:val="32"/>
+        </w:rPr>
+        <w:t>Surveillance drones filled the sky</w:t>
+      </w:r>
+    </w:p>
+    <w:p>
+      <w:pPr>
+        <w:numPr>
+          <w:ilvl w:val="0"/>
+          <w:numId w:val="5"/>
+        </w:numPr>
+        <w:rPr>
+          <w:rFonts w:ascii="Arial" w:hAnsi="Arial" w:cs="Arial"/>
+          <w:sz w:val="32"/>
+          <w:szCs w:val="32"/>
+        </w:rPr>
+      </w:pPr>
+      <w:r>
+        <w:rPr>
+          <w:rFonts w:ascii="Arial" w:hAnsi="Arial" w:cs="Arial"/>
+          <w:sz w:val="32"/>
+          <w:szCs w:val="32"/>
+        </w:rPr>
+        <w:t>Anyone who resisted disappeared</w:t>
+      </w:r>
+    </w:p>
+    <w:p>
+      <w:pPr>
+        <w:rPr>
+          <w:rFonts w:ascii="Arial" w:hAnsi="Arial" w:cs="Arial"/>
+          <w:sz w:val="32"/>
+          <w:szCs w:val="32"/>
+        </w:rPr>
+      </w:pPr>
+      <w:r>
+        <w:rPr>
+          <w:rFonts w:ascii="Arial" w:hAnsi="Arial" w:cs="Arial"/>
+          <w:sz w:val="32"/>
+          <w:szCs w:val="32"/>
+        </w:rPr>
+        <w:t>Rust became the law. Rust became the city.</w:t>
+      </w:r>
+    </w:p>
+    <w:p>
+      <w:pPr>
+        <w:rPr>
+          <w:rFonts w:ascii="Arial" w:hAnsi="Arial" w:cs="Arial"/>
+          <w:sz w:val="32"/>
+          <w:szCs w:val="32"/>
+        </w:rPr>
+      </w:pPr>
+    </w:p>
+    <w:p>
+      <w:pPr>
+        <w:rPr>
+          <w:rFonts w:ascii="Arial" w:hAnsi="Arial" w:cs="Arial"/>
+          <w:b/>
+          <w:bCs/>
+          <w:sz w:val="32"/>
+          <w:szCs w:val="32"/>
+        </w:rPr>
+      </w:pPr>
+      <w:r>
+        <w:rPr>
+          <w:rFonts w:ascii="Segoe UI Emoji" w:hAnsi="Segoe UI Emoji" w:cs="Segoe UI Emoji"/>
+          <w:b/>
+          <w:bCs/>
+          <w:sz w:val="32"/>
+          <w:szCs w:val="32"/>
+        </w:rPr>
+        <w:t>🔩</w:t>
+      </w:r>
+      <w:r>
+        <w:rPr>
+          <w:rFonts w:ascii="Arial" w:hAnsi="Arial" w:cs="Arial"/>
+          <w:b/>
+          <w:bCs/>
+          <w:sz w:val="32"/>
+          <w:szCs w:val="32"/>
+        </w:rPr>
+        <w:t xml:space="preserve"> Rust’s Philosophy</w:t>
+      </w:r>
+    </w:p>
+    <w:p>
+      <w:pPr>
+        <w:rPr>
+          <w:rFonts w:ascii="Arial" w:hAnsi="Arial" w:cs="Arial"/>
+          <w:sz w:val="32"/>
+          <w:szCs w:val="32"/>
+        </w:rPr>
+      </w:pPr>
+      <w:r>
+        <w:rPr>
+          <w:rFonts w:ascii="Arial" w:hAnsi="Arial" w:cs="Arial"/>
+          <w:sz w:val="32"/>
+          <w:szCs w:val="32"/>
+        </w:rPr>
+        <w:t>Rust operates under a single doctrine:</w:t>
+      </w:r>
+    </w:p>
+    <w:p>
+      <w:pPr>
+        <w:rPr>
+          <w:rFonts w:ascii="Arial" w:hAnsi="Arial" w:cs="Arial"/>
+          <w:sz w:val="32"/>
+          <w:szCs w:val="32"/>
+        </w:rPr>
+      </w:pPr>
+      <w:r>
+        <w:rPr>
+          <w:rFonts w:ascii="Arial" w:hAnsi="Arial" w:cs="Arial"/>
+          <w:b/>
+          <w:bCs/>
+          <w:sz w:val="32"/>
+          <w:szCs w:val="32"/>
+        </w:rPr>
+        <w:t>“Order is strength. Freedom is weakness.”</w:t>
+      </w:r>
+    </w:p>
+    <w:p>
+      <w:pPr>
+        <w:rPr>
+          <w:rFonts w:ascii="Arial" w:hAnsi="Arial" w:cs="Arial"/>
+          <w:sz w:val="32"/>
+          <w:szCs w:val="32"/>
+        </w:rPr>
+      </w:pPr>
+      <w:r>
+        <w:rPr>
+          <w:rFonts w:ascii="Arial" w:hAnsi="Arial" w:cs="Arial"/>
+          <w:sz w:val="32"/>
+          <w:szCs w:val="32"/>
+        </w:rPr>
+        <w:t>They believe Fallen City must be rebuilt through force. Civilians are treated as assets to control, not people to protect. Rust’s soldiers are conditioned to see rebels — including Zed — as threats to the “greater good.”</w:t>
+      </w:r>
     </w:p>
     <w:p>
       <w:pPr>
@@ -6522,6 +7160,633 @@
       <w:pPr>
         <w:rPr>
           <w:rFonts w:ascii="Arial" w:hAnsi="Arial" w:cs="Arial"/>
+          <w:b/>
+          <w:bCs/>
+          <w:sz w:val="32"/>
+          <w:szCs w:val="32"/>
+        </w:rPr>
+      </w:pPr>
+      <w:r>
+        <w:rPr>
+          <w:rFonts w:ascii="Arial" w:hAnsi="Arial" w:cs="Arial"/>
+          <w:b/>
+          <w:bCs/>
+          <w:sz w:val="32"/>
+          <w:szCs w:val="32"/>
+        </w:rPr>
+        <w:t>Rust Unit Types</w:t>
+      </w:r>
+      <w:r>
+        <w:rPr>
+          <w:rFonts w:ascii="Arial" w:hAnsi="Arial" w:cs="Arial"/>
+          <w:b/>
+          <w:bCs/>
+          <w:sz w:val="32"/>
+          <w:szCs w:val="32"/>
+        </w:rPr>
+        <w:t xml:space="preserve"> Enemies </w:t>
+      </w:r>
+    </w:p>
+    <w:p>
+      <w:pPr>
+        <w:rPr>
+          <w:rFonts w:ascii="Arial" w:hAnsi="Arial" w:cs="Arial"/>
+          <w:b/>
+          <w:bCs/>
+          <w:sz w:val="32"/>
+          <w:szCs w:val="32"/>
+        </w:rPr>
+      </w:pPr>
+    </w:p>
+    <w:p>
+      <w:pPr>
+        <w:rPr>
+          <w:rFonts w:ascii="Arial" w:hAnsi="Arial" w:cs="Arial"/>
+          <w:b/>
+          <w:bCs/>
+          <w:sz w:val="32"/>
+          <w:szCs w:val="32"/>
+        </w:rPr>
+      </w:pPr>
+    </w:p>
+    <w:p>
+      <w:pPr>
+        <w:rPr>
+          <w:rFonts w:ascii="Arial" w:hAnsi="Arial" w:cs="Arial"/>
+          <w:b/>
+          <w:bCs/>
+          <w:sz w:val="32"/>
+          <w:szCs w:val="32"/>
+        </w:rPr>
+      </w:pPr>
+      <w:r>
+        <w:rPr>
+          <w:rFonts w:ascii="Arial" w:hAnsi="Arial" w:cs="Arial"/>
+          <w:b/>
+          <w:bCs/>
+          <w:sz w:val="32"/>
+          <w:szCs w:val="32"/>
+        </w:rPr>
+        <w:t>1. Rust Grunts — “The Iron Line”</w:t>
+      </w:r>
+    </w:p>
+    <w:p>
+      <w:pPr>
+        <w:rPr>
+          <w:rFonts w:ascii="Arial" w:hAnsi="Arial" w:cs="Arial"/>
+          <w:b/>
+          <w:bCs/>
+          <w:sz w:val="32"/>
+          <w:szCs w:val="32"/>
+        </w:rPr>
+      </w:pPr>
+      <w:r>
+        <w:rPr>
+          <w:rFonts w:ascii="Arial" w:hAnsi="Arial" w:cs="Arial"/>
+          <w:b/>
+          <w:bCs/>
+          <w:sz w:val="32"/>
+          <w:szCs w:val="32"/>
+        </w:rPr>
+        <w:t xml:space="preserve">The backbone of Rust’s force. Once ordinary citizens, they were coerced or manipulated into service. Their </w:t>
+      </w:r>
+      <w:proofErr w:type="spellStart"/>
+      <w:r>
+        <w:rPr>
+          <w:rFonts w:ascii="Arial" w:hAnsi="Arial" w:cs="Arial"/>
+          <w:b/>
+          <w:bCs/>
+          <w:sz w:val="32"/>
+          <w:szCs w:val="32"/>
+        </w:rPr>
+        <w:t>armor</w:t>
+      </w:r>
+      <w:proofErr w:type="spellEnd"/>
+      <w:r>
+        <w:rPr>
+          <w:rFonts w:ascii="Arial" w:hAnsi="Arial" w:cs="Arial"/>
+          <w:b/>
+          <w:bCs/>
+          <w:sz w:val="32"/>
+          <w:szCs w:val="32"/>
+        </w:rPr>
+        <w:t xml:space="preserve"> is cheap, rust</w:t>
+      </w:r>
+      <w:r>
+        <w:rPr>
+          <w:rFonts w:ascii="Arial" w:hAnsi="Arial" w:cs="Arial"/>
+          <w:b/>
+          <w:bCs/>
+          <w:sz w:val="32"/>
+          <w:szCs w:val="32"/>
+        </w:rPr>
+        <w:noBreakHyphen/>
+        <w:t>coated plating, and their helmets hide their identities — intentionally.</w:t>
+      </w:r>
+    </w:p>
+    <w:p>
+      <w:pPr>
+        <w:rPr>
+          <w:rFonts w:ascii="Arial" w:hAnsi="Arial" w:cs="Arial"/>
+          <w:b/>
+          <w:bCs/>
+          <w:sz w:val="32"/>
+          <w:szCs w:val="32"/>
+        </w:rPr>
+      </w:pPr>
+      <w:r>
+        <w:rPr>
+          <w:rFonts w:ascii="Arial" w:hAnsi="Arial" w:cs="Arial"/>
+          <w:b/>
+          <w:bCs/>
+          <w:sz w:val="32"/>
+          <w:szCs w:val="32"/>
+        </w:rPr>
+        <w:t xml:space="preserve">Lore: Rust strips </w:t>
+      </w:r>
+      <w:r>
+        <w:rPr>
+          <w:rFonts w:ascii="Arial" w:hAnsi="Arial" w:cs="Arial"/>
+          <w:b/>
+          <w:bCs/>
+          <w:sz w:val="32"/>
+          <w:szCs w:val="32"/>
+        </w:rPr>
+        <w:t>recruit</w:t>
+      </w:r>
+      <w:r>
+        <w:rPr>
+          <w:rFonts w:ascii="Arial" w:hAnsi="Arial" w:cs="Arial"/>
+          <w:b/>
+          <w:bCs/>
+          <w:sz w:val="32"/>
+          <w:szCs w:val="32"/>
+        </w:rPr>
+        <w:t xml:space="preserve"> of their names, replacing them with serial numbers. This erases individuality and ensures obedience.</w:t>
+      </w:r>
+    </w:p>
+    <w:p>
+      <w:pPr>
+        <w:rPr>
+          <w:rFonts w:ascii="Arial" w:hAnsi="Arial" w:cs="Arial"/>
+          <w:b/>
+          <w:bCs/>
+          <w:sz w:val="32"/>
+          <w:szCs w:val="32"/>
+        </w:rPr>
+      </w:pPr>
+      <w:r>
+        <w:rPr>
+          <w:rFonts w:ascii="Arial" w:hAnsi="Arial" w:cs="Arial"/>
+          <w:b/>
+          <w:bCs/>
+          <w:sz w:val="32"/>
+          <w:szCs w:val="32"/>
+        </w:rPr>
+        <w:t>Purpose: Crowd control, intimidation, frontline combat.</w:t>
+      </w:r>
+    </w:p>
+    <w:p>
+      <w:pPr>
+        <w:rPr>
+          <w:rFonts w:ascii="Arial" w:hAnsi="Arial" w:cs="Arial"/>
+          <w:b/>
+          <w:bCs/>
+          <w:sz w:val="32"/>
+          <w:szCs w:val="32"/>
+        </w:rPr>
+      </w:pPr>
+      <w:r>
+        <w:rPr>
+          <w:rFonts w:ascii="Arial" w:hAnsi="Arial" w:cs="Arial"/>
+          <w:b/>
+          <w:bCs/>
+          <w:sz w:val="32"/>
+          <w:szCs w:val="32"/>
+        </w:rPr>
+        <w:t>2. Rust Bruisers — “The Breakers”</w:t>
+      </w:r>
+    </w:p>
+    <w:p>
+      <w:pPr>
+        <w:rPr>
+          <w:rFonts w:ascii="Arial" w:hAnsi="Arial" w:cs="Arial"/>
+          <w:b/>
+          <w:bCs/>
+          <w:sz w:val="32"/>
+          <w:szCs w:val="32"/>
+        </w:rPr>
+      </w:pPr>
+      <w:r>
+        <w:rPr>
+          <w:rFonts w:ascii="Arial" w:hAnsi="Arial" w:cs="Arial"/>
+          <w:b/>
+          <w:bCs/>
+          <w:sz w:val="32"/>
+          <w:szCs w:val="32"/>
+        </w:rPr>
+        <w:t xml:space="preserve">Massive enforcers enhanced with illegal muscle stimulants. Their </w:t>
+      </w:r>
+      <w:proofErr w:type="spellStart"/>
+      <w:r>
+        <w:rPr>
+          <w:rFonts w:ascii="Arial" w:hAnsi="Arial" w:cs="Arial"/>
+          <w:b/>
+          <w:bCs/>
+          <w:sz w:val="32"/>
+          <w:szCs w:val="32"/>
+        </w:rPr>
+        <w:t>armor</w:t>
+      </w:r>
+      <w:proofErr w:type="spellEnd"/>
+      <w:r>
+        <w:rPr>
+          <w:rFonts w:ascii="Arial" w:hAnsi="Arial" w:cs="Arial"/>
+          <w:b/>
+          <w:bCs/>
+          <w:sz w:val="32"/>
+          <w:szCs w:val="32"/>
+        </w:rPr>
+        <w:t xml:space="preserve"> is reinforced with heavy plating, giving them a hulking silhouette.</w:t>
+      </w:r>
+    </w:p>
+    <w:p>
+      <w:pPr>
+        <w:rPr>
+          <w:rFonts w:ascii="Arial" w:hAnsi="Arial" w:cs="Arial"/>
+          <w:b/>
+          <w:bCs/>
+          <w:sz w:val="32"/>
+          <w:szCs w:val="32"/>
+        </w:rPr>
+      </w:pPr>
+      <w:r>
+        <w:rPr>
+          <w:rFonts w:ascii="Arial" w:hAnsi="Arial" w:cs="Arial"/>
+          <w:b/>
+          <w:bCs/>
+          <w:sz w:val="32"/>
+          <w:szCs w:val="32"/>
+        </w:rPr>
+        <w:t>Lore: Breakers are often former criminals promised freedom in exchange for loyalty. Rust chemically augments them, making them stronger but unstable.</w:t>
+      </w:r>
+    </w:p>
+    <w:p>
+      <w:pPr>
+        <w:rPr>
+          <w:rFonts w:ascii="Arial" w:hAnsi="Arial" w:cs="Arial"/>
+          <w:b/>
+          <w:bCs/>
+          <w:sz w:val="32"/>
+          <w:szCs w:val="32"/>
+        </w:rPr>
+      </w:pPr>
+      <w:r>
+        <w:rPr>
+          <w:rFonts w:ascii="Arial" w:hAnsi="Arial" w:cs="Arial"/>
+          <w:b/>
+          <w:bCs/>
+          <w:sz w:val="32"/>
+          <w:szCs w:val="32"/>
+        </w:rPr>
+        <w:t>Purpose: Shock troops, area denial, crushing resistance groups.</w:t>
+      </w:r>
+    </w:p>
+    <w:p>
+      <w:pPr>
+        <w:rPr>
+          <w:rFonts w:ascii="Arial" w:hAnsi="Arial" w:cs="Arial"/>
+          <w:b/>
+          <w:bCs/>
+          <w:sz w:val="32"/>
+          <w:szCs w:val="32"/>
+        </w:rPr>
+      </w:pPr>
+      <w:r>
+        <w:rPr>
+          <w:rFonts w:ascii="Arial" w:hAnsi="Arial" w:cs="Arial"/>
+          <w:b/>
+          <w:bCs/>
+          <w:sz w:val="32"/>
+          <w:szCs w:val="32"/>
+        </w:rPr>
+        <w:t>3. Rust Rangers — “The Watchers”</w:t>
+      </w:r>
+    </w:p>
+    <w:p>
+      <w:pPr>
+        <w:rPr>
+          <w:rFonts w:ascii="Arial" w:hAnsi="Arial" w:cs="Arial"/>
+          <w:b/>
+          <w:bCs/>
+          <w:sz w:val="32"/>
+          <w:szCs w:val="32"/>
+        </w:rPr>
+      </w:pPr>
+      <w:r>
+        <w:rPr>
+          <w:rFonts w:ascii="Arial" w:hAnsi="Arial" w:cs="Arial"/>
+          <w:b/>
+          <w:bCs/>
+          <w:sz w:val="32"/>
+          <w:szCs w:val="32"/>
+        </w:rPr>
+        <w:t>Agile units equipped with taser rifles, batons, and tracking visors.</w:t>
+      </w:r>
+    </w:p>
+    <w:p>
+      <w:pPr>
+        <w:rPr>
+          <w:rFonts w:ascii="Arial" w:hAnsi="Arial" w:cs="Arial"/>
+          <w:b/>
+          <w:bCs/>
+          <w:sz w:val="32"/>
+          <w:szCs w:val="32"/>
+        </w:rPr>
+      </w:pPr>
+      <w:r>
+        <w:rPr>
+          <w:rFonts w:ascii="Arial" w:hAnsi="Arial" w:cs="Arial"/>
+          <w:b/>
+          <w:bCs/>
+          <w:sz w:val="32"/>
+          <w:szCs w:val="32"/>
+        </w:rPr>
+        <w:lastRenderedPageBreak/>
+        <w:t>Lore: Watchers are trained to hunt rebels through the city’s alleyways and rooftops. Their visors can scan heat signatures, making hiding nearly impossible.</w:t>
+      </w:r>
+    </w:p>
+    <w:p>
+      <w:pPr>
+        <w:rPr>
+          <w:rFonts w:ascii="Arial" w:hAnsi="Arial" w:cs="Arial"/>
+          <w:b/>
+          <w:bCs/>
+          <w:sz w:val="32"/>
+          <w:szCs w:val="32"/>
+        </w:rPr>
+      </w:pPr>
+      <w:r>
+        <w:rPr>
+          <w:rFonts w:ascii="Arial" w:hAnsi="Arial" w:cs="Arial"/>
+          <w:b/>
+          <w:bCs/>
+          <w:sz w:val="32"/>
+          <w:szCs w:val="32"/>
+        </w:rPr>
+        <w:t>Purpose: Long</w:t>
+      </w:r>
+      <w:r>
+        <w:rPr>
+          <w:rFonts w:ascii="Arial" w:hAnsi="Arial" w:cs="Arial"/>
+          <w:b/>
+          <w:bCs/>
+          <w:sz w:val="32"/>
+          <w:szCs w:val="32"/>
+        </w:rPr>
+        <w:noBreakHyphen/>
+        <w:t>range harassment, pursuit, reconnaissance.</w:t>
+      </w:r>
+    </w:p>
+    <w:p>
+      <w:pPr>
+        <w:rPr>
+          <w:rFonts w:ascii="Arial" w:hAnsi="Arial" w:cs="Arial"/>
+          <w:b/>
+          <w:bCs/>
+          <w:sz w:val="32"/>
+          <w:szCs w:val="32"/>
+        </w:rPr>
+      </w:pPr>
+      <w:r>
+        <w:rPr>
+          <w:rFonts w:ascii="Arial" w:hAnsi="Arial" w:cs="Arial"/>
+          <w:b/>
+          <w:bCs/>
+          <w:sz w:val="32"/>
+          <w:szCs w:val="32"/>
+        </w:rPr>
+        <w:t>4. Rust Specialists — “The Copper Fangs”</w:t>
+      </w:r>
+    </w:p>
+    <w:p>
+      <w:pPr>
+        <w:rPr>
+          <w:rFonts w:ascii="Arial" w:hAnsi="Arial" w:cs="Arial"/>
+          <w:b/>
+          <w:bCs/>
+          <w:sz w:val="32"/>
+          <w:szCs w:val="32"/>
+        </w:rPr>
+      </w:pPr>
+      <w:r>
+        <w:rPr>
+          <w:rFonts w:ascii="Arial" w:hAnsi="Arial" w:cs="Arial"/>
+          <w:b/>
+          <w:bCs/>
+          <w:sz w:val="32"/>
+          <w:szCs w:val="32"/>
+        </w:rPr>
+        <w:t>Elite soldiers with advanced gear: electrified gauntlets, grappling hooks, and tactical shields.</w:t>
+      </w:r>
+    </w:p>
+    <w:p>
+      <w:pPr>
+        <w:rPr>
+          <w:rFonts w:ascii="Arial" w:hAnsi="Arial" w:cs="Arial"/>
+          <w:b/>
+          <w:bCs/>
+          <w:sz w:val="32"/>
+          <w:szCs w:val="32"/>
+        </w:rPr>
+      </w:pPr>
+      <w:r>
+        <w:rPr>
+          <w:rFonts w:ascii="Arial" w:hAnsi="Arial" w:cs="Arial"/>
+          <w:b/>
+          <w:bCs/>
+          <w:sz w:val="32"/>
+          <w:szCs w:val="32"/>
+        </w:rPr>
+        <w:t xml:space="preserve">Lore: Chosen from the most loyal Rust members, Fangs undergo psychological conditioning to remove fear and hesitation. They are Varr’s personal </w:t>
+      </w:r>
+      <w:proofErr w:type="spellStart"/>
+      <w:r>
+        <w:rPr>
+          <w:rFonts w:ascii="Arial" w:hAnsi="Arial" w:cs="Arial"/>
+          <w:b/>
+          <w:bCs/>
+          <w:sz w:val="32"/>
+          <w:szCs w:val="32"/>
+        </w:rPr>
+        <w:t>favorites</w:t>
+      </w:r>
+      <w:proofErr w:type="spellEnd"/>
+      <w:r>
+        <w:rPr>
+          <w:rFonts w:ascii="Arial" w:hAnsi="Arial" w:cs="Arial"/>
+          <w:b/>
+          <w:bCs/>
+          <w:sz w:val="32"/>
+          <w:szCs w:val="32"/>
+        </w:rPr>
+        <w:t>.</w:t>
+      </w:r>
+    </w:p>
+    <w:p>
+      <w:pPr>
+        <w:rPr>
+          <w:rFonts w:ascii="Arial" w:hAnsi="Arial" w:cs="Arial"/>
+          <w:b/>
+          <w:bCs/>
+          <w:sz w:val="32"/>
+          <w:szCs w:val="32"/>
+        </w:rPr>
+      </w:pPr>
+      <w:r>
+        <w:rPr>
+          <w:rFonts w:ascii="Arial" w:hAnsi="Arial" w:cs="Arial"/>
+          <w:b/>
+          <w:bCs/>
+          <w:sz w:val="32"/>
+          <w:szCs w:val="32"/>
+        </w:rPr>
+        <w:t>Purpose: High</w:t>
+      </w:r>
+      <w:r>
+        <w:rPr>
+          <w:rFonts w:ascii="Arial" w:hAnsi="Arial" w:cs="Arial"/>
+          <w:b/>
+          <w:bCs/>
+          <w:sz w:val="32"/>
+          <w:szCs w:val="32"/>
+        </w:rPr>
+        <w:noBreakHyphen/>
+        <w:t>priority target elimination, boss</w:t>
+      </w:r>
+      <w:r>
+        <w:rPr>
+          <w:rFonts w:ascii="Arial" w:hAnsi="Arial" w:cs="Arial"/>
+          <w:b/>
+          <w:bCs/>
+          <w:sz w:val="32"/>
+          <w:szCs w:val="32"/>
+        </w:rPr>
+        <w:noBreakHyphen/>
+        <w:t>tier encounters.</w:t>
+      </w:r>
+    </w:p>
+    <w:p>
+      <w:pPr>
+        <w:rPr>
+          <w:rFonts w:ascii="Arial" w:hAnsi="Arial" w:cs="Arial"/>
+          <w:b/>
+          <w:bCs/>
+          <w:sz w:val="32"/>
+          <w:szCs w:val="32"/>
+        </w:rPr>
+      </w:pPr>
+      <w:r>
+        <w:rPr>
+          <w:rFonts w:ascii="Arial" w:hAnsi="Arial" w:cs="Arial"/>
+          <w:b/>
+          <w:bCs/>
+          <w:sz w:val="32"/>
+          <w:szCs w:val="32"/>
+        </w:rPr>
+        <w:t>5. Rust Overseers — “The Architects of Control”</w:t>
+      </w:r>
+    </w:p>
+    <w:p>
+      <w:pPr>
+        <w:rPr>
+          <w:rFonts w:ascii="Arial" w:hAnsi="Arial" w:cs="Arial"/>
+          <w:b/>
+          <w:bCs/>
+          <w:sz w:val="32"/>
+          <w:szCs w:val="32"/>
+        </w:rPr>
+      </w:pPr>
+      <w:r>
+        <w:rPr>
+          <w:rFonts w:ascii="Arial" w:hAnsi="Arial" w:cs="Arial"/>
+          <w:b/>
+          <w:bCs/>
+          <w:sz w:val="32"/>
+          <w:szCs w:val="32"/>
+        </w:rPr>
+        <w:t>Commanders who manage entire districts. They rarely fight directly but deploy drones, turrets, and squads with ruthless precision.</w:t>
+      </w:r>
+    </w:p>
+    <w:p>
+      <w:pPr>
+        <w:rPr>
+          <w:rFonts w:ascii="Arial" w:hAnsi="Arial" w:cs="Arial"/>
+          <w:b/>
+          <w:bCs/>
+          <w:sz w:val="32"/>
+          <w:szCs w:val="32"/>
+        </w:rPr>
+      </w:pPr>
+      <w:r>
+        <w:rPr>
+          <w:rFonts w:ascii="Arial" w:hAnsi="Arial" w:cs="Arial"/>
+          <w:b/>
+          <w:bCs/>
+          <w:sz w:val="32"/>
+          <w:szCs w:val="32"/>
+        </w:rPr>
+        <w:t>Lore: Overseers are former politicians and corporate leaders who sided with Rust during the takeover. They maintain control through surveillance networks and propaganda.</w:t>
+      </w:r>
+    </w:p>
+    <w:p>
+      <w:pPr>
+        <w:rPr>
+          <w:rFonts w:ascii="Arial" w:hAnsi="Arial" w:cs="Arial"/>
+          <w:b/>
+          <w:bCs/>
+          <w:sz w:val="32"/>
+          <w:szCs w:val="32"/>
+        </w:rPr>
+      </w:pPr>
+      <w:r>
+        <w:rPr>
+          <w:rFonts w:ascii="Arial" w:hAnsi="Arial" w:cs="Arial"/>
+          <w:b/>
+          <w:bCs/>
+          <w:sz w:val="32"/>
+          <w:szCs w:val="32"/>
+        </w:rPr>
+        <w:t xml:space="preserve">Purpose: </w:t>
+      </w:r>
+      <w:r>
+        <w:rPr>
+          <w:rFonts w:ascii="Arial" w:hAnsi="Arial" w:cs="Arial"/>
+          <w:b/>
+          <w:bCs/>
+          <w:sz w:val="32"/>
+          <w:szCs w:val="32"/>
+        </w:rPr>
+        <w:t>end level</w:t>
+      </w:r>
+      <w:r>
+        <w:rPr>
+          <w:rFonts w:ascii="Arial" w:hAnsi="Arial" w:cs="Arial"/>
+          <w:b/>
+          <w:bCs/>
+          <w:sz w:val="32"/>
+          <w:szCs w:val="32"/>
+        </w:rPr>
+        <w:noBreakHyphen/>
+        <w:t>bosses, district rulers, story antagonists.</w:t>
+      </w:r>
+    </w:p>
+    <w:p>
+      <w:pPr>
+        <w:rPr>
+          <w:rFonts w:ascii="Arial" w:hAnsi="Arial" w:cs="Arial"/>
+          <w:b/>
+          <w:bCs/>
           <w:sz w:val="32"/>
           <w:szCs w:val="32"/>
         </w:rPr>
@@ -6540,9 +7805,9 @@
 <file path=word/numbering.xml><?xml version="1.0" encoding="utf-8"?>
 <w:numbering xmlns:wpc="http://schemas.microsoft.com/office/word/2010/wordprocessingCanvas" xmlns:cx="http://schemas.microsoft.com/office/drawing/2014/chartex" xmlns:cx1="http://schemas.microsoft.com/office/drawing/2015/9/8/chartex" xmlns:cx2="http://schemas.microsoft.com/office/drawing/2015/10/21/chartex" xmlns:cx3="http://schemas.microsoft.com/office/drawing/2016/5/9/chartex" xmlns:cx4="http://schemas.microsoft.com/office/drawing/2016/5/10/chartex" xmlns:cx5="http://schemas.microsoft.com/office/drawing/2016/5/11/chartex" xmlns:cx6="http://schemas.microsoft.com/office/drawing/2016/5/12/chartex" xmlns:cx7="http://schemas.microsoft.com/office/drawing/2016/5/13/chartex" xmlns:cx8="http://schemas.microsoft.com/office/drawing/2016/5/14/chartex" xmlns:mc="http://schemas.openxmlformats.org/markup-compatibility/2006" xmlns:aink="http://schemas.microsoft.com/office/drawing/2016/ink" xmlns:am3d="http://schemas.microsoft.com/office/drawing/2017/model3d" xmlns:o="urn:schemas-microsoft-com:office:office" xmlns:oel="http://schemas.microsoft.com/office/2019/extlst" xmlns:r="http://schemas.openxmlformats.org/officeDocument/2006/relationships" xmlns:m="http://schemas.openxmlformats.org/officeDocument/2006/math" xmlns:v="urn:schemas-microsoft-com:vml" xmlns:wp14="http://schemas.microsoft.com/office/word/2010/wordprocessingDrawing" xmlns:wp="http://schemas.openxmlformats.org/drawingml/2006/wordprocessingDrawing" xmlns:w10="urn:schemas-microsoft-com:office:word" xmlns:w="http://schemas.openxmlformats.org/wordprocessingml/2006/main" xmlns:w14="http://schemas.microsoft.com/office/word/2010/wordml" xmlns:w15="http://schemas.microsoft.com/office/word/2012/wordml" xmlns:w16cex="http://schemas.microsoft.com/office/word/2018/wordml/cex" xmlns:w16cid="http://schemas.microsoft.com/office/word/2016/wordml/cid" xmlns:w16="http://schemas.microsoft.com/office/word/2018/wordml" xmlns:w16du="http://schemas.microsoft.com/office/word/2023/wordml/word16du" xmlns:w16sdtdh="http://schemas.microsoft.com/office/word/2020/wordml/sdtdatahash" xmlns:w16sdtfl="http://schemas.microsoft.com/office/word/2024/wordml/sdtformatlock" xmlns:w16se="http://schemas.microsoft.com/office/word/2015/wordml/symex" xmlns:wpg="http://schemas.microsoft.com/office/word/2010/wordprocessingGroup" xmlns:wpi="http://schemas.microsoft.com/office/word/2010/wordprocessingInk" xmlns:wne="http://schemas.microsoft.com/office/word/2006/wordml" xmlns:wps="http://schemas.microsoft.com/office/word/2010/wordprocessingShape" mc:Ignorable="w14 w15 w16se w16cid w16 w16cex w16sdtdh w16sdtfl w16du wp14">
   <w:abstractNum w:abstractNumId="0" w15:restartNumberingAfterBreak="0">
-    <w:nsid w:val="11E7720F"/>
+    <w:nsid w:val="0FF4426A"/>
     <w:multiLevelType w:val="multilevel"/>
-    <w:tmpl w:val="CDB8BD90"/>
+    <w:tmpl w:val="3398BB92"/>
     <w:lvl w:ilvl="0">
       <w:start w:val="1"/>
       <w:numFmt w:val="bullet"/>
@@ -6689,9 +7954,9 @@
     </w:lvl>
   </w:abstractNum>
   <w:abstractNum w:abstractNumId="1" w15:restartNumberingAfterBreak="0">
-    <w:nsid w:val="1DCA74C9"/>
+    <w:nsid w:val="11E7720F"/>
     <w:multiLevelType w:val="multilevel"/>
-    <w:tmpl w:val="0A106D4A"/>
+    <w:tmpl w:val="CDB8BD90"/>
     <w:lvl w:ilvl="0">
       <w:start w:val="1"/>
       <w:numFmt w:val="bullet"/>
@@ -6838,122 +8103,9 @@
     </w:lvl>
   </w:abstractNum>
   <w:abstractNum w:abstractNumId="2" w15:restartNumberingAfterBreak="0">
-    <w:nsid w:val="3EB42FB1"/>
-    <w:multiLevelType w:val="hybridMultilevel"/>
-    <w:tmpl w:val="116815E0"/>
-    <w:lvl w:ilvl="0" w:tplc="08090001">
-      <w:start w:val="1"/>
-      <w:numFmt w:val="bullet"/>
-      <w:lvlText w:val=""/>
-      <w:lvlJc w:val="left"/>
-      <w:pPr>
-        <w:ind w:left="720" w:hanging="360"/>
-      </w:pPr>
-      <w:rPr>
-        <w:rFonts w:ascii="Symbol" w:hAnsi="Symbol" w:hint="default"/>
-      </w:rPr>
-    </w:lvl>
-    <w:lvl w:ilvl="1" w:tplc="08090003" w:tentative="1">
-      <w:start w:val="1"/>
-      <w:numFmt w:val="bullet"/>
-      <w:lvlText w:val="o"/>
-      <w:lvlJc w:val="left"/>
-      <w:pPr>
-        <w:ind w:left="1440" w:hanging="360"/>
-      </w:pPr>
-      <w:rPr>
-        <w:rFonts w:ascii="Courier New" w:hAnsi="Courier New" w:cs="Courier New" w:hint="default"/>
-      </w:rPr>
-    </w:lvl>
-    <w:lvl w:ilvl="2" w:tplc="08090005" w:tentative="1">
-      <w:start w:val="1"/>
-      <w:numFmt w:val="bullet"/>
-      <w:lvlText w:val=""/>
-      <w:lvlJc w:val="left"/>
-      <w:pPr>
-        <w:ind w:left="2160" w:hanging="360"/>
-      </w:pPr>
-      <w:rPr>
-        <w:rFonts w:ascii="Wingdings" w:hAnsi="Wingdings" w:hint="default"/>
-      </w:rPr>
-    </w:lvl>
-    <w:lvl w:ilvl="3" w:tplc="08090001" w:tentative="1">
-      <w:start w:val="1"/>
-      <w:numFmt w:val="bullet"/>
-      <w:lvlText w:val=""/>
-      <w:lvlJc w:val="left"/>
-      <w:pPr>
-        <w:ind w:left="2880" w:hanging="360"/>
-      </w:pPr>
-      <w:rPr>
-        <w:rFonts w:ascii="Symbol" w:hAnsi="Symbol" w:hint="default"/>
-      </w:rPr>
-    </w:lvl>
-    <w:lvl w:ilvl="4" w:tplc="08090003" w:tentative="1">
-      <w:start w:val="1"/>
-      <w:numFmt w:val="bullet"/>
-      <w:lvlText w:val="o"/>
-      <w:lvlJc w:val="left"/>
-      <w:pPr>
-        <w:ind w:left="3600" w:hanging="360"/>
-      </w:pPr>
-      <w:rPr>
-        <w:rFonts w:ascii="Courier New" w:hAnsi="Courier New" w:cs="Courier New" w:hint="default"/>
-      </w:rPr>
-    </w:lvl>
-    <w:lvl w:ilvl="5" w:tplc="08090005" w:tentative="1">
-      <w:start w:val="1"/>
-      <w:numFmt w:val="bullet"/>
-      <w:lvlText w:val=""/>
-      <w:lvlJc w:val="left"/>
-      <w:pPr>
-        <w:ind w:left="4320" w:hanging="360"/>
-      </w:pPr>
-      <w:rPr>
-        <w:rFonts w:ascii="Wingdings" w:hAnsi="Wingdings" w:hint="default"/>
-      </w:rPr>
-    </w:lvl>
-    <w:lvl w:ilvl="6" w:tplc="08090001" w:tentative="1">
-      <w:start w:val="1"/>
-      <w:numFmt w:val="bullet"/>
-      <w:lvlText w:val=""/>
-      <w:lvlJc w:val="left"/>
-      <w:pPr>
-        <w:ind w:left="5040" w:hanging="360"/>
-      </w:pPr>
-      <w:rPr>
-        <w:rFonts w:ascii="Symbol" w:hAnsi="Symbol" w:hint="default"/>
-      </w:rPr>
-    </w:lvl>
-    <w:lvl w:ilvl="7" w:tplc="08090003" w:tentative="1">
-      <w:start w:val="1"/>
-      <w:numFmt w:val="bullet"/>
-      <w:lvlText w:val="o"/>
-      <w:lvlJc w:val="left"/>
-      <w:pPr>
-        <w:ind w:left="5760" w:hanging="360"/>
-      </w:pPr>
-      <w:rPr>
-        <w:rFonts w:ascii="Courier New" w:hAnsi="Courier New" w:cs="Courier New" w:hint="default"/>
-      </w:rPr>
-    </w:lvl>
-    <w:lvl w:ilvl="8" w:tplc="08090005" w:tentative="1">
-      <w:start w:val="1"/>
-      <w:numFmt w:val="bullet"/>
-      <w:lvlText w:val=""/>
-      <w:lvlJc w:val="left"/>
-      <w:pPr>
-        <w:ind w:left="6480" w:hanging="360"/>
-      </w:pPr>
-      <w:rPr>
-        <w:rFonts w:ascii="Wingdings" w:hAnsi="Wingdings" w:hint="default"/>
-      </w:rPr>
-    </w:lvl>
-  </w:abstractNum>
-  <w:abstractNum w:abstractNumId="3" w15:restartNumberingAfterBreak="0">
-    <w:nsid w:val="6A476A03"/>
+    <w:nsid w:val="1DCA74C9"/>
     <w:multiLevelType w:val="multilevel"/>
-    <w:tmpl w:val="A4BC68FA"/>
+    <w:tmpl w:val="0A106D4A"/>
     <w:lvl w:ilvl="0">
       <w:start w:val="1"/>
       <w:numFmt w:val="bullet"/>
@@ -7099,17 +8251,282 @@
       </w:rPr>
     </w:lvl>
   </w:abstractNum>
+  <w:abstractNum w:abstractNumId="3" w15:restartNumberingAfterBreak="0">
+    <w:nsid w:val="3EB42FB1"/>
+    <w:multiLevelType w:val="hybridMultilevel"/>
+    <w:tmpl w:val="116815E0"/>
+    <w:lvl w:ilvl="0" w:tplc="08090001">
+      <w:start w:val="1"/>
+      <w:numFmt w:val="bullet"/>
+      <w:lvlText w:val=""/>
+      <w:lvlJc w:val="left"/>
+      <w:pPr>
+        <w:ind w:left="720" w:hanging="360"/>
+      </w:pPr>
+      <w:rPr>
+        <w:rFonts w:ascii="Symbol" w:hAnsi="Symbol" w:hint="default"/>
+      </w:rPr>
+    </w:lvl>
+    <w:lvl w:ilvl="1" w:tplc="08090003" w:tentative="1">
+      <w:start w:val="1"/>
+      <w:numFmt w:val="bullet"/>
+      <w:lvlText w:val="o"/>
+      <w:lvlJc w:val="left"/>
+      <w:pPr>
+        <w:ind w:left="1440" w:hanging="360"/>
+      </w:pPr>
+      <w:rPr>
+        <w:rFonts w:ascii="Courier New" w:hAnsi="Courier New" w:cs="Courier New" w:hint="default"/>
+      </w:rPr>
+    </w:lvl>
+    <w:lvl w:ilvl="2" w:tplc="08090005" w:tentative="1">
+      <w:start w:val="1"/>
+      <w:numFmt w:val="bullet"/>
+      <w:lvlText w:val=""/>
+      <w:lvlJc w:val="left"/>
+      <w:pPr>
+        <w:ind w:left="2160" w:hanging="360"/>
+      </w:pPr>
+      <w:rPr>
+        <w:rFonts w:ascii="Wingdings" w:hAnsi="Wingdings" w:hint="default"/>
+      </w:rPr>
+    </w:lvl>
+    <w:lvl w:ilvl="3" w:tplc="08090001" w:tentative="1">
+      <w:start w:val="1"/>
+      <w:numFmt w:val="bullet"/>
+      <w:lvlText w:val=""/>
+      <w:lvlJc w:val="left"/>
+      <w:pPr>
+        <w:ind w:left="2880" w:hanging="360"/>
+      </w:pPr>
+      <w:rPr>
+        <w:rFonts w:ascii="Symbol" w:hAnsi="Symbol" w:hint="default"/>
+      </w:rPr>
+    </w:lvl>
+    <w:lvl w:ilvl="4" w:tplc="08090003" w:tentative="1">
+      <w:start w:val="1"/>
+      <w:numFmt w:val="bullet"/>
+      <w:lvlText w:val="o"/>
+      <w:lvlJc w:val="left"/>
+      <w:pPr>
+        <w:ind w:left="3600" w:hanging="360"/>
+      </w:pPr>
+      <w:rPr>
+        <w:rFonts w:ascii="Courier New" w:hAnsi="Courier New" w:cs="Courier New" w:hint="default"/>
+      </w:rPr>
+    </w:lvl>
+    <w:lvl w:ilvl="5" w:tplc="08090005" w:tentative="1">
+      <w:start w:val="1"/>
+      <w:numFmt w:val="bullet"/>
+      <w:lvlText w:val=""/>
+      <w:lvlJc w:val="left"/>
+      <w:pPr>
+        <w:ind w:left="4320" w:hanging="360"/>
+      </w:pPr>
+      <w:rPr>
+        <w:rFonts w:ascii="Wingdings" w:hAnsi="Wingdings" w:hint="default"/>
+      </w:rPr>
+    </w:lvl>
+    <w:lvl w:ilvl="6" w:tplc="08090001" w:tentative="1">
+      <w:start w:val="1"/>
+      <w:numFmt w:val="bullet"/>
+      <w:lvlText w:val=""/>
+      <w:lvlJc w:val="left"/>
+      <w:pPr>
+        <w:ind w:left="5040" w:hanging="360"/>
+      </w:pPr>
+      <w:rPr>
+        <w:rFonts w:ascii="Symbol" w:hAnsi="Symbol" w:hint="default"/>
+      </w:rPr>
+    </w:lvl>
+    <w:lvl w:ilvl="7" w:tplc="08090003" w:tentative="1">
+      <w:start w:val="1"/>
+      <w:numFmt w:val="bullet"/>
+      <w:lvlText w:val="o"/>
+      <w:lvlJc w:val="left"/>
+      <w:pPr>
+        <w:ind w:left="5760" w:hanging="360"/>
+      </w:pPr>
+      <w:rPr>
+        <w:rFonts w:ascii="Courier New" w:hAnsi="Courier New" w:cs="Courier New" w:hint="default"/>
+      </w:rPr>
+    </w:lvl>
+    <w:lvl w:ilvl="8" w:tplc="08090005" w:tentative="1">
+      <w:start w:val="1"/>
+      <w:numFmt w:val="bullet"/>
+      <w:lvlText w:val=""/>
+      <w:lvlJc w:val="left"/>
+      <w:pPr>
+        <w:ind w:left="6480" w:hanging="360"/>
+      </w:pPr>
+      <w:rPr>
+        <w:rFonts w:ascii="Wingdings" w:hAnsi="Wingdings" w:hint="default"/>
+      </w:rPr>
+    </w:lvl>
+  </w:abstractNum>
+  <w:abstractNum w:abstractNumId="4" w15:restartNumberingAfterBreak="0">
+    <w:nsid w:val="6A476A03"/>
+    <w:multiLevelType w:val="multilevel"/>
+    <w:tmpl w:val="A4BC68FA"/>
+    <w:lvl w:ilvl="0">
+      <w:start w:val="1"/>
+      <w:numFmt w:val="bullet"/>
+      <w:lvlText w:val=""/>
+      <w:lvlJc w:val="left"/>
+      <w:pPr>
+        <w:tabs>
+          <w:tab w:val="num" w:pos="720"/>
+        </w:tabs>
+        <w:ind w:left="720" w:hanging="360"/>
+      </w:pPr>
+      <w:rPr>
+        <w:rFonts w:ascii="Symbol" w:hAnsi="Symbol" w:hint="default"/>
+        <w:sz w:val="20"/>
+      </w:rPr>
+    </w:lvl>
+    <w:lvl w:ilvl="1" w:tentative="1">
+      <w:start w:val="1"/>
+      <w:numFmt w:val="bullet"/>
+      <w:lvlText w:val="o"/>
+      <w:lvlJc w:val="left"/>
+      <w:pPr>
+        <w:tabs>
+          <w:tab w:val="num" w:pos="1440"/>
+        </w:tabs>
+        <w:ind w:left="1440" w:hanging="360"/>
+      </w:pPr>
+      <w:rPr>
+        <w:rFonts w:ascii="Courier New" w:hAnsi="Courier New" w:hint="default"/>
+        <w:sz w:val="20"/>
+      </w:rPr>
+    </w:lvl>
+    <w:lvl w:ilvl="2" w:tentative="1">
+      <w:start w:val="1"/>
+      <w:numFmt w:val="bullet"/>
+      <w:lvlText w:val=""/>
+      <w:lvlJc w:val="left"/>
+      <w:pPr>
+        <w:tabs>
+          <w:tab w:val="num" w:pos="2160"/>
+        </w:tabs>
+        <w:ind w:left="2160" w:hanging="360"/>
+      </w:pPr>
+      <w:rPr>
+        <w:rFonts w:ascii="Wingdings" w:hAnsi="Wingdings" w:hint="default"/>
+        <w:sz w:val="20"/>
+      </w:rPr>
+    </w:lvl>
+    <w:lvl w:ilvl="3" w:tentative="1">
+      <w:start w:val="1"/>
+      <w:numFmt w:val="bullet"/>
+      <w:lvlText w:val=""/>
+      <w:lvlJc w:val="left"/>
+      <w:pPr>
+        <w:tabs>
+          <w:tab w:val="num" w:pos="2880"/>
+        </w:tabs>
+        <w:ind w:left="2880" w:hanging="360"/>
+      </w:pPr>
+      <w:rPr>
+        <w:rFonts w:ascii="Wingdings" w:hAnsi="Wingdings" w:hint="default"/>
+        <w:sz w:val="20"/>
+      </w:rPr>
+    </w:lvl>
+    <w:lvl w:ilvl="4" w:tentative="1">
+      <w:start w:val="1"/>
+      <w:numFmt w:val="bullet"/>
+      <w:lvlText w:val=""/>
+      <w:lvlJc w:val="left"/>
+      <w:pPr>
+        <w:tabs>
+          <w:tab w:val="num" w:pos="3600"/>
+        </w:tabs>
+        <w:ind w:left="3600" w:hanging="360"/>
+      </w:pPr>
+      <w:rPr>
+        <w:rFonts w:ascii="Wingdings" w:hAnsi="Wingdings" w:hint="default"/>
+        <w:sz w:val="20"/>
+      </w:rPr>
+    </w:lvl>
+    <w:lvl w:ilvl="5" w:tentative="1">
+      <w:start w:val="1"/>
+      <w:numFmt w:val="bullet"/>
+      <w:lvlText w:val=""/>
+      <w:lvlJc w:val="left"/>
+      <w:pPr>
+        <w:tabs>
+          <w:tab w:val="num" w:pos="4320"/>
+        </w:tabs>
+        <w:ind w:left="4320" w:hanging="360"/>
+      </w:pPr>
+      <w:rPr>
+        <w:rFonts w:ascii="Wingdings" w:hAnsi="Wingdings" w:hint="default"/>
+        <w:sz w:val="20"/>
+      </w:rPr>
+    </w:lvl>
+    <w:lvl w:ilvl="6" w:tentative="1">
+      <w:start w:val="1"/>
+      <w:numFmt w:val="bullet"/>
+      <w:lvlText w:val=""/>
+      <w:lvlJc w:val="left"/>
+      <w:pPr>
+        <w:tabs>
+          <w:tab w:val="num" w:pos="5040"/>
+        </w:tabs>
+        <w:ind w:left="5040" w:hanging="360"/>
+      </w:pPr>
+      <w:rPr>
+        <w:rFonts w:ascii="Wingdings" w:hAnsi="Wingdings" w:hint="default"/>
+        <w:sz w:val="20"/>
+      </w:rPr>
+    </w:lvl>
+    <w:lvl w:ilvl="7" w:tentative="1">
+      <w:start w:val="1"/>
+      <w:numFmt w:val="bullet"/>
+      <w:lvlText w:val=""/>
+      <w:lvlJc w:val="left"/>
+      <w:pPr>
+        <w:tabs>
+          <w:tab w:val="num" w:pos="5760"/>
+        </w:tabs>
+        <w:ind w:left="5760" w:hanging="360"/>
+      </w:pPr>
+      <w:rPr>
+        <w:rFonts w:ascii="Wingdings" w:hAnsi="Wingdings" w:hint="default"/>
+        <w:sz w:val="20"/>
+      </w:rPr>
+    </w:lvl>
+    <w:lvl w:ilvl="8" w:tentative="1">
+      <w:start w:val="1"/>
+      <w:numFmt w:val="bullet"/>
+      <w:lvlText w:val=""/>
+      <w:lvlJc w:val="left"/>
+      <w:pPr>
+        <w:tabs>
+          <w:tab w:val="num" w:pos="6480"/>
+        </w:tabs>
+        <w:ind w:left="6480" w:hanging="360"/>
+      </w:pPr>
+      <w:rPr>
+        <w:rFonts w:ascii="Wingdings" w:hAnsi="Wingdings" w:hint="default"/>
+        <w:sz w:val="20"/>
+      </w:rPr>
+    </w:lvl>
+  </w:abstractNum>
   <w:num w:numId="1" w16cid:durableId="817764558">
+    <w:abstractNumId w:val="3"/>
+  </w:num>
+  <w:num w:numId="2" w16cid:durableId="164974891">
     <w:abstractNumId w:val="2"/>
   </w:num>
-  <w:num w:numId="2" w16cid:durableId="164974891">
+  <w:num w:numId="3" w16cid:durableId="1677805245">
     <w:abstractNumId w:val="1"/>
   </w:num>
-  <w:num w:numId="3" w16cid:durableId="1677805245">
+  <w:num w:numId="4" w16cid:durableId="1470391690">
+    <w:abstractNumId w:val="4"/>
+  </w:num>
+  <w:num w:numId="5" w16cid:durableId="708535279">
     <w:abstractNumId w:val="0"/>
-  </w:num>
-  <w:num w:numId="4" w16cid:durableId="1470391690">
-    <w:abstractNumId w:val="3"/>
   </w:num>
 </w:numbering>
 </file>
@@ -7717,7 +9134,6 @@
   <w:style w:type="character" w:default="1" w:styleId="DefaultParagraphFont">
     <w:name w:val="Default Paragraph Font"/>
     <w:uiPriority w:val="1"/>
-    <w:semiHidden/>
     <w:unhideWhenUsed/>
   </w:style>
   <w:style w:type="table" w:default="1" w:styleId="TableNormal">

--- a/GameDesignDocument/The Rebellion.docx
+++ b/GameDesignDocument/The Rebellion.docx
@@ -10193,17 +10193,63 @@
     <w:p>
       <w:pPr>
         <w:rPr>
-          <w:rFonts w:ascii="Arial" w:hAnsi="Arial" w:cs="Arial"/>
-          <w:b/>
-          <w:bCs/>
-        </w:rPr>
-      </w:pPr>
-      <w:r>
-        <w:rPr>
           <w:rFonts w:ascii="Segoe UI Emoji" w:hAnsi="Segoe UI Emoji" w:cs="Segoe UI Emoji"/>
           <w:b/>
           <w:bCs/>
         </w:rPr>
+      </w:pPr>
+    </w:p>
+    <w:p>
+      <w:pPr>
+        <w:rPr>
+          <w:rFonts w:ascii="Segoe UI Emoji" w:hAnsi="Segoe UI Emoji" w:cs="Segoe UI Emoji"/>
+          <w:b/>
+          <w:bCs/>
+        </w:rPr>
+      </w:pPr>
+    </w:p>
+    <w:p>
+      <w:pPr>
+        <w:rPr>
+          <w:rFonts w:ascii="Segoe UI Emoji" w:hAnsi="Segoe UI Emoji" w:cs="Segoe UI Emoji"/>
+          <w:b/>
+          <w:bCs/>
+        </w:rPr>
+      </w:pPr>
+    </w:p>
+    <w:p>
+      <w:pPr>
+        <w:rPr>
+          <w:rFonts w:ascii="Segoe UI Emoji" w:hAnsi="Segoe UI Emoji" w:cs="Segoe UI Emoji"/>
+          <w:b/>
+          <w:bCs/>
+        </w:rPr>
+      </w:pPr>
+    </w:p>
+    <w:p>
+      <w:pPr>
+        <w:rPr>
+          <w:rFonts w:ascii="Segoe UI Emoji" w:hAnsi="Segoe UI Emoji" w:cs="Segoe UI Emoji"/>
+          <w:b/>
+          <w:bCs/>
+        </w:rPr>
+      </w:pPr>
+    </w:p>
+    <w:p>
+      <w:pPr>
+        <w:rPr>
+          <w:rFonts w:ascii="Arial" w:hAnsi="Arial" w:cs="Arial"/>
+          <w:b/>
+          <w:bCs/>
+        </w:rPr>
+      </w:pPr>
+      <w:r>
+        <w:rPr>
+          <w:rFonts w:ascii="Segoe UI Emoji" w:hAnsi="Segoe UI Emoji" w:cs="Segoe UI Emoji"/>
+          <w:b/>
+          <w:bCs/>
+        </w:rPr>
+        <w:lastRenderedPageBreak/>
         <w:t>🔥</w:t>
       </w:r>
       <w:r>
@@ -10240,6 +10286,24 @@
           <w:bCs/>
         </w:rPr>
       </w:pPr>
+    </w:p>
+    <w:p>
+      <w:pPr>
+        <w:rPr>
+          <w:rFonts w:ascii="Arial" w:hAnsi="Arial" w:cs="Arial"/>
+          <w:b/>
+          <w:bCs/>
+        </w:rPr>
+      </w:pPr>
+    </w:p>
+    <w:p>
+      <w:pPr>
+        <w:rPr>
+          <w:rFonts w:ascii="Arial" w:hAnsi="Arial" w:cs="Arial"/>
+          <w:b/>
+          <w:bCs/>
+        </w:rPr>
+      </w:pPr>
       <w:r>
         <w:rPr>
           <w:rFonts w:ascii="Arial" w:hAnsi="Arial" w:cs="Arial"/>
@@ -10305,7 +10369,6 @@
           <w:b/>
           <w:bCs/>
         </w:rPr>
-        <w:lastRenderedPageBreak/>
         <w:t>Massive overhead hammer strike.</w:t>
       </w:r>
     </w:p>
@@ -10761,6 +10824,7 @@
           <w:b/>
           <w:bCs/>
         </w:rPr>
+        <w:lastRenderedPageBreak/>
         <w:t>🔧</w:t>
       </w:r>
       <w:r>
@@ -10942,7 +11006,6 @@
           <w:b/>
           <w:bCs/>
         </w:rPr>
-        <w:lastRenderedPageBreak/>
         <w:t>Telegraphs with flashing lights</w:t>
       </w:r>
     </w:p>
@@ -11392,6 +11455,7 @@
           <w:b/>
           <w:bCs/>
         </w:rPr>
+        <w:lastRenderedPageBreak/>
         <w:t>👣</w:t>
       </w:r>
       <w:r>
@@ -11573,7 +11637,6 @@
           <w:b/>
           <w:bCs/>
         </w:rPr>
-        <w:lastRenderedPageBreak/>
         <w:t>Creates shockwave</w:t>
       </w:r>
     </w:p>
@@ -11991,6 +12054,7 @@
           <w:b/>
           <w:bCs/>
         </w:rPr>
+        <w:lastRenderedPageBreak/>
         <w:t>Phase 1 — “Chemical Control”</w:t>
       </w:r>
     </w:p>
@@ -12159,7 +12223,6 @@
           <w:b/>
           <w:bCs/>
         </w:rPr>
-        <w:lastRenderedPageBreak/>
         <w:t>Reduces dodge distance</w:t>
       </w:r>
     </w:p>
@@ -12599,6 +12662,7 @@
           <w:b/>
           <w:bCs/>
         </w:rPr>
+        <w:lastRenderedPageBreak/>
         <w:t>Creates spreading acid</w:t>
       </w:r>
     </w:p>
@@ -12763,7 +12827,6 @@
           <w:b/>
           <w:bCs/>
         </w:rPr>
-        <w:lastRenderedPageBreak/>
         <w:t>⚡</w:t>
       </w:r>
       <w:r>
@@ -13207,6 +13270,7 @@
           <w:b/>
           <w:bCs/>
         </w:rPr>
+        <w:lastRenderedPageBreak/>
         <w:t>Anti</w:t>
       </w:r>
       <w:r>
@@ -13403,7 +13467,6 @@
           <w:b/>
           <w:bCs/>
         </w:rPr>
-        <w:lastRenderedPageBreak/>
         <w:t xml:space="preserve">Ranger </w:t>
       </w:r>
       <w:proofErr w:type="gramStart"/>
@@ -13718,6 +13781,66 @@
           <w:bCs/>
         </w:rPr>
       </w:pPr>
+    </w:p>
+    <w:p>
+      <w:pPr>
+        <w:rPr>
+          <w:rFonts w:ascii="Arial" w:hAnsi="Arial" w:cs="Arial"/>
+          <w:b/>
+          <w:bCs/>
+        </w:rPr>
+      </w:pPr>
+    </w:p>
+    <w:p>
+      <w:pPr>
+        <w:rPr>
+          <w:rFonts w:ascii="Arial" w:hAnsi="Arial" w:cs="Arial"/>
+          <w:b/>
+          <w:bCs/>
+        </w:rPr>
+      </w:pPr>
+    </w:p>
+    <w:p>
+      <w:pPr>
+        <w:rPr>
+          <w:rFonts w:ascii="Arial" w:hAnsi="Arial" w:cs="Arial"/>
+          <w:b/>
+          <w:bCs/>
+        </w:rPr>
+      </w:pPr>
+      <w:r>
+        <w:rPr>
+          <w:rFonts w:ascii="Arial" w:hAnsi="Arial" w:cs="Arial"/>
+          <w:b/>
+          <w:bCs/>
+        </w:rPr>
+        <w:t xml:space="preserve">Levels </w:t>
+      </w:r>
+    </w:p>
+    <w:p>
+      <w:pPr>
+        <w:rPr>
+          <w:rFonts w:ascii="Arial" w:hAnsi="Arial" w:cs="Arial"/>
+          <w:b/>
+          <w:bCs/>
+        </w:rPr>
+      </w:pPr>
+      <w:r>
+        <w:rPr>
+          <w:rFonts w:ascii="Arial" w:hAnsi="Arial" w:cs="Arial"/>
+          <w:b/>
+          <w:bCs/>
+        </w:rPr>
+        <w:t>L</w:t>
+      </w:r>
+      <w:r>
+        <w:rPr>
+          <w:rFonts w:ascii="Arial" w:hAnsi="Arial" w:cs="Arial"/>
+          <w:b/>
+          <w:bCs/>
+        </w:rPr>
+        <w:t>evel-style-01-brick-red-alley</w:t>
+      </w:r>
     </w:p>
     <w:sectPr>
       <w:pgSz w:w="11906" w:h="16838"/>
@@ -22054,6 +22177,7 @@
   <w:style w:type="character" w:default="1" w:styleId="DefaultParagraphFont">
     <w:name w:val="Default Paragraph Font"/>
     <w:uiPriority w:val="1"/>
+    <w:semiHidden/>
     <w:unhideWhenUsed/>
   </w:style>
   <w:style w:type="table" w:default="1" w:styleId="TableNormal">

--- a/GameDesignDocument/The Rebellion.docx
+++ b/GameDesignDocument/The Rebellion.docx
@@ -427,13 +427,27 @@
         <w:rPr>
           <w:rFonts w:ascii="Arial" w:hAnsi="Arial" w:cs="Arial"/>
         </w:rPr>
-        <w:t>. Take control of Zed and fight your way thr</w:t>
-      </w:r>
-      <w:r>
-        <w:rPr>
-          <w:rFonts w:ascii="Arial" w:hAnsi="Arial" w:cs="Arial"/>
-        </w:rPr>
-        <w:t xml:space="preserve">ough Fallen to get it back. </w:t>
+        <w:t xml:space="preserve">. </w:t>
+      </w:r>
+      <w:ins w:id="0" w:author="Microsoft Word" w:date="2026-10-25T22:15:00Z" w16du:dateUtc="2026-10-25T22:15:00Z">
+        <w:r>
+          <w:rPr>
+            <w:rFonts w:ascii="Arial" w:hAnsi="Arial" w:cs="Arial"/>
+          </w:rPr>
+          <w:t xml:space="preserve">Take control of Zed and fight your way through Fallen to get it back. </w:t>
+        </w:r>
+      </w:ins>
+      <w:r>
+        <w:rPr>
+          <w:rFonts w:ascii="Arial" w:hAnsi="Arial" w:cs="Arial"/>
+        </w:rPr>
+        <w:t>Take control of Zed and fight your way thr</w:t>
+      </w:r>
+      <w:r>
+        <w:rPr>
+          <w:rFonts w:ascii="Arial" w:hAnsi="Arial" w:cs="Arial"/>
+        </w:rPr>
+        <w:t xml:space="preserve">ough Fallen City to get it back. </w:t>
       </w:r>
     </w:p>
     <w:p>
@@ -951,7 +965,7 @@
         <mc:AlternateContent>
           <mc:Choice Requires="wps">
             <w:drawing>
-              <wp:anchor distT="0" distB="0" distL="114300" distR="114300" simplePos="0" relativeHeight="251665408" behindDoc="0" locked="0" layoutInCell="1" allowOverlap="1" wp14:anchorId="30D761F2" wp14:editId="1EE7BFFC">
+              <wp:anchor distT="0" distB="0" distL="114300" distR="114300" simplePos="0" relativeHeight="251658243" behindDoc="0" locked="0" layoutInCell="1" allowOverlap="1" wp14:anchorId="30D761F2" wp14:editId="1EE7BFFC">
                 <wp:simplePos x="0" y="0"/>
                 <wp:positionH relativeFrom="margin">
                   <wp:posOffset>4743450</wp:posOffset>
@@ -1022,7 +1036,7 @@
           </mc:Choice>
           <mc:Fallback>
             <w:pict>
-              <v:rect w14:anchorId="30D761F2" id="Rectangle 1" o:spid="_x0000_s1026" style="position:absolute;margin-left:373.5pt;margin-top:15.45pt;width:93pt;height:49.5pt;z-index:251665408;visibility:visible;mso-wrap-style:square;mso-height-percent:0;mso-wrap-distance-left:9pt;mso-wrap-distance-top:0;mso-wrap-distance-right:9pt;mso-wrap-distance-bottom:0;mso-position-horizontal:absolute;mso-position-horizontal-relative:margin;mso-position-vertical:absolute;mso-position-vertical-relative:text;mso-height-percent:0;mso-height-relative:margin;v-text-anchor:middle" o:gfxdata="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" fillcolor="#156082 [3204]" strokecolor="#030e13 [484]" strokeweight="1.5pt">
+              <v:rect w14:anchorId="30D761F2" id="Rectangle 1" o:spid="_x0000_s1026" style="position:absolute;margin-left:373.5pt;margin-top:15.45pt;width:93pt;height:49.5pt;z-index:251658243;visibility:visible;mso-wrap-style:square;mso-height-percent:0;mso-wrap-distance-left:9pt;mso-wrap-distance-top:0;mso-wrap-distance-right:9pt;mso-wrap-distance-bottom:0;mso-position-horizontal:absolute;mso-position-horizontal-relative:margin;mso-position-vertical:absolute;mso-position-vertical-relative:text;mso-height-percent:0;mso-height-relative:margin;v-text-anchor:middle" o:gfxdata="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" fillcolor="#156082 [3204]" strokecolor="#030e13 [484]" strokeweight="1.5pt">
                 <v:textbox>
                   <w:txbxContent>
                     <w:p>
@@ -1051,7 +1065,7 @@
         <mc:AlternateContent>
           <mc:Choice Requires="wps">
             <w:drawing>
-              <wp:anchor distT="0" distB="0" distL="114300" distR="114300" simplePos="0" relativeHeight="251659264" behindDoc="0" locked="0" layoutInCell="1" allowOverlap="1" wp14:anchorId="7C494EF4" wp14:editId="4D18D72E">
+              <wp:anchor distT="0" distB="0" distL="114300" distR="114300" simplePos="0" relativeHeight="251658240" behindDoc="0" locked="0" layoutInCell="1" allowOverlap="1" wp14:anchorId="7C494EF4" wp14:editId="4D18D72E">
                 <wp:simplePos x="0" y="0"/>
                 <wp:positionH relativeFrom="margin">
                   <wp:posOffset>-19050</wp:posOffset>
@@ -1137,7 +1151,7 @@
           </mc:Choice>
           <mc:Fallback>
             <w:pict>
-              <v:rect w14:anchorId="7C494EF4" id="_x0000_s1027" style="position:absolute;margin-left:-1.5pt;margin-top:13.2pt;width:113.25pt;height:55.5pt;z-index:251659264;visibility:visible;mso-wrap-style:square;mso-width-percent:0;mso-height-percent:0;mso-wrap-distance-left:9pt;mso-wrap-distance-top:0;mso-wrap-distance-right:9pt;mso-wrap-distance-bottom:0;mso-position-horizontal:absolute;mso-position-horizontal-relative:margin;mso-position-vertical:absolute;mso-position-vertical-relative:text;mso-width-percent:0;mso-height-percent:0;mso-width-relative:margin;mso-height-relative:margin;v-text-anchor:middle" o:gfxdata="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" fillcolor="#156082 [3204]" strokecolor="#030e13 [484]" strokeweight="1.5pt">
+              <v:rect w14:anchorId="7C494EF4" id="_x0000_s1027" style="position:absolute;margin-left:-1.5pt;margin-top:13.2pt;width:113.25pt;height:55.5pt;z-index:251658240;visibility:visible;mso-wrap-style:square;mso-width-percent:0;mso-height-percent:0;mso-wrap-distance-left:9pt;mso-wrap-distance-top:0;mso-wrap-distance-right:9pt;mso-wrap-distance-bottom:0;mso-position-horizontal:absolute;mso-position-horizontal-relative:margin;mso-position-vertical:absolute;mso-position-vertical-relative:text;mso-width-percent:0;mso-height-percent:0;mso-width-relative:margin;mso-height-relative:margin;v-text-anchor:middle" o:gfxdata="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" fillcolor="#156082 [3204]" strokecolor="#030e13 [484]" strokeweight="1.5pt">
                 <v:textbox>
                   <w:txbxContent>
                     <w:p>
@@ -1178,7 +1192,7 @@
         <mc:AlternateContent>
           <mc:Choice Requires="wps">
             <w:drawing>
-              <wp:anchor distT="0" distB="0" distL="114300" distR="114300" simplePos="0" relativeHeight="251663360" behindDoc="0" locked="0" layoutInCell="1" allowOverlap="1" wp14:anchorId="0274B583" wp14:editId="4BCB50CD">
+              <wp:anchor distT="0" distB="0" distL="114300" distR="114300" simplePos="0" relativeHeight="251658242" behindDoc="0" locked="0" layoutInCell="1" allowOverlap="1" wp14:anchorId="0274B583" wp14:editId="4BCB50CD">
                 <wp:simplePos x="0" y="0"/>
                 <wp:positionH relativeFrom="margin">
                   <wp:posOffset>1714500</wp:posOffset>
@@ -1260,7 +1274,7 @@
           </mc:Choice>
           <mc:Fallback>
             <w:pict>
-              <v:rect w14:anchorId="0274B583" id="_x0000_s1028" style="position:absolute;margin-left:135pt;margin-top:14.7pt;width:93pt;height:50.25pt;z-index:251663360;visibility:visible;mso-wrap-style:square;mso-height-percent:0;mso-wrap-distance-left:9pt;mso-wrap-distance-top:0;mso-wrap-distance-right:9pt;mso-wrap-distance-bottom:0;mso-position-horizontal:absolute;mso-position-horizontal-relative:margin;mso-position-vertical:absolute;mso-position-vertical-relative:text;mso-height-percent:0;mso-height-relative:margin;v-text-anchor:middle" o:gfxdata="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" fillcolor="#156082 [3204]" strokecolor="#030e13 [484]" strokeweight="1.5pt">
+              <v:rect w14:anchorId="0274B583" id="_x0000_s1028" style="position:absolute;margin-left:135pt;margin-top:14.7pt;width:93pt;height:50.25pt;z-index:251658242;visibility:visible;mso-wrap-style:square;mso-height-percent:0;mso-wrap-distance-left:9pt;mso-wrap-distance-top:0;mso-wrap-distance-right:9pt;mso-wrap-distance-bottom:0;mso-position-horizontal:absolute;mso-position-horizontal-relative:margin;mso-position-vertical:absolute;mso-position-vertical-relative:text;mso-height-percent:0;mso-height-relative:margin;v-text-anchor:middle" o:gfxdata="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" fillcolor="#156082 [3204]" strokecolor="#030e13 [484]" strokeweight="1.5pt">
                 <v:textbox>
                   <w:txbxContent>
                     <w:p>
@@ -1300,7 +1314,7 @@
         <mc:AlternateContent>
           <mc:Choice Requires="wps">
             <w:drawing>
-              <wp:anchor distT="0" distB="0" distL="114300" distR="114300" simplePos="0" relativeHeight="251661312" behindDoc="0" locked="0" layoutInCell="1" allowOverlap="1" wp14:anchorId="544913F8" wp14:editId="0CDF090F">
+              <wp:anchor distT="0" distB="0" distL="114300" distR="114300" simplePos="0" relativeHeight="251658241" behindDoc="0" locked="0" layoutInCell="1" allowOverlap="1" wp14:anchorId="544913F8" wp14:editId="0CDF090F">
                 <wp:simplePos x="0" y="0"/>
                 <wp:positionH relativeFrom="margin">
                   <wp:posOffset>3181350</wp:posOffset>
@@ -1379,7 +1393,7 @@
           </mc:Choice>
           <mc:Fallback>
             <w:pict>
-              <v:rect w14:anchorId="544913F8" id="_x0000_s1029" style="position:absolute;margin-left:250.5pt;margin-top:15.45pt;width:93pt;height:53.25pt;z-index:251661312;visibility:visible;mso-wrap-style:square;mso-height-percent:0;mso-wrap-distance-left:9pt;mso-wrap-distance-top:0;mso-wrap-distance-right:9pt;mso-wrap-distance-bottom:0;mso-position-horizontal:absolute;mso-position-horizontal-relative:margin;mso-position-vertical:absolute;mso-position-vertical-relative:text;mso-height-percent:0;mso-height-relative:margin;v-text-anchor:middle" o:gfxdata="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" fillcolor="#156082 [3204]" strokecolor="#030e13 [484]" strokeweight="1.5pt">
+              <v:rect w14:anchorId="544913F8" id="_x0000_s1029" style="position:absolute;margin-left:250.5pt;margin-top:15.45pt;width:93pt;height:53.25pt;z-index:251658241;visibility:visible;mso-wrap-style:square;mso-height-percent:0;mso-wrap-distance-left:9pt;mso-wrap-distance-top:0;mso-wrap-distance-right:9pt;mso-wrap-distance-bottom:0;mso-position-horizontal:absolute;mso-position-horizontal-relative:margin;mso-position-vertical:absolute;mso-position-vertical-relative:text;mso-height-percent:0;mso-height-relative:margin;v-text-anchor:middle" o:gfxdata="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" fillcolor="#156082 [3204]" strokecolor="#030e13 [484]" strokeweight="1.5pt">
                 <v:textbox>
                   <w:txbxContent>
                     <w:p>
@@ -1416,7 +1430,7 @@
         <mc:AlternateContent>
           <mc:Choice Requires="wps">
             <w:drawing>
-              <wp:anchor distT="0" distB="0" distL="114300" distR="114300" simplePos="0" relativeHeight="251668480" behindDoc="0" locked="0" layoutInCell="1" allowOverlap="1" wp14:anchorId="208C4C71" wp14:editId="700C8DD7">
+              <wp:anchor distT="0" distB="0" distL="114300" distR="114300" simplePos="0" relativeHeight="251658245" behindDoc="0" locked="0" layoutInCell="1" allowOverlap="1" wp14:anchorId="208C4C71" wp14:editId="700C8DD7">
                 <wp:simplePos x="0" y="0"/>
                 <wp:positionH relativeFrom="column">
                   <wp:posOffset>2924175</wp:posOffset>
@@ -1498,7 +1512,7 @@
         <mc:AlternateContent>
           <mc:Choice Requires="wps">
             <w:drawing>
-              <wp:anchor distT="0" distB="0" distL="114300" distR="114300" simplePos="0" relativeHeight="251670528" behindDoc="0" locked="0" layoutInCell="1" allowOverlap="1" wp14:anchorId="0D9BBF87" wp14:editId="11B7E661">
+              <wp:anchor distT="0" distB="0" distL="114300" distR="114300" simplePos="0" relativeHeight="251658246" behindDoc="0" locked="0" layoutInCell="1" allowOverlap="1" wp14:anchorId="0D9BBF87" wp14:editId="11B7E661">
                 <wp:simplePos x="0" y="0"/>
                 <wp:positionH relativeFrom="column">
                   <wp:posOffset>4410075</wp:posOffset>
@@ -1567,7 +1581,7 @@
         <mc:AlternateContent>
           <mc:Choice Requires="wps">
             <w:drawing>
-              <wp:anchor distT="0" distB="0" distL="114300" distR="114300" simplePos="0" relativeHeight="251666432" behindDoc="0" locked="0" layoutInCell="1" allowOverlap="1" wp14:anchorId="38AB0604" wp14:editId="6690D8AA">
+              <wp:anchor distT="0" distB="0" distL="114300" distR="114300" simplePos="0" relativeHeight="251658244" behindDoc="0" locked="0" layoutInCell="1" allowOverlap="1" wp14:anchorId="38AB0604" wp14:editId="6690D8AA">
                 <wp:simplePos x="0" y="0"/>
                 <wp:positionH relativeFrom="column">
                   <wp:posOffset>1428750</wp:posOffset>
@@ -1654,7 +1668,7 @@
         <mc:AlternateContent>
           <mc:Choice Requires="wps">
             <w:drawing>
-              <wp:anchor distT="0" distB="0" distL="114300" distR="114300" simplePos="0" relativeHeight="251684864" behindDoc="0" locked="0" layoutInCell="1" allowOverlap="1" wp14:anchorId="56B1A102" wp14:editId="4A118B17">
+              <wp:anchor distT="0" distB="0" distL="114300" distR="114300" simplePos="0" relativeHeight="251658252" behindDoc="0" locked="0" layoutInCell="1" allowOverlap="1" wp14:anchorId="56B1A102" wp14:editId="4A118B17">
                 <wp:simplePos x="0" y="0"/>
                 <wp:positionH relativeFrom="column">
                   <wp:posOffset>161924</wp:posOffset>
@@ -1729,7 +1743,7 @@
         <mc:AlternateContent>
           <mc:Choice Requires="wps">
             <w:drawing>
-              <wp:anchor distT="0" distB="0" distL="114300" distR="114300" simplePos="0" relativeHeight="251676672" behindDoc="0" locked="0" layoutInCell="1" allowOverlap="1" wp14:anchorId="5851B151" wp14:editId="1CE737F8">
+              <wp:anchor distT="0" distB="0" distL="114300" distR="114300" simplePos="0" relativeHeight="251658249" behindDoc="0" locked="0" layoutInCell="1" allowOverlap="1" wp14:anchorId="5851B151" wp14:editId="1CE737F8">
                 <wp:simplePos x="0" y="0"/>
                 <wp:positionH relativeFrom="column">
                   <wp:posOffset>5334000</wp:posOffset>
@@ -1804,7 +1818,7 @@
         <mc:AlternateContent>
           <mc:Choice Requires="wps">
             <w:drawing>
-              <wp:anchor distT="0" distB="0" distL="114300" distR="114300" simplePos="0" relativeHeight="251672576" behindDoc="0" locked="0" layoutInCell="1" allowOverlap="1" wp14:anchorId="16A14E07" wp14:editId="44F128DA">
+              <wp:anchor distT="0" distB="0" distL="114300" distR="114300" simplePos="0" relativeHeight="251658247" behindDoc="0" locked="0" layoutInCell="1" allowOverlap="1" wp14:anchorId="16A14E07" wp14:editId="44F128DA">
                 <wp:simplePos x="0" y="0"/>
                 <wp:positionH relativeFrom="column">
                   <wp:posOffset>3743325</wp:posOffset>
@@ -1889,7 +1903,7 @@
         <mc:AlternateContent>
           <mc:Choice Requires="wps">
             <w:drawing>
-              <wp:anchor distT="0" distB="0" distL="114300" distR="114300" simplePos="0" relativeHeight="251682816" behindDoc="0" locked="0" layoutInCell="1" allowOverlap="1" wp14:anchorId="0F531BFD" wp14:editId="501336E5">
+              <wp:anchor distT="0" distB="0" distL="114300" distR="114300" simplePos="0" relativeHeight="251658251" behindDoc="0" locked="0" layoutInCell="1" allowOverlap="1" wp14:anchorId="0F531BFD" wp14:editId="501336E5">
                 <wp:simplePos x="0" y="0"/>
                 <wp:positionH relativeFrom="margin">
                   <wp:posOffset>4695825</wp:posOffset>
@@ -1977,7 +1991,7 @@
           </mc:Choice>
           <mc:Fallback>
             <w:pict>
-              <v:rect w14:anchorId="0F531BFD" id="_x0000_s1030" style="position:absolute;margin-left:369.75pt;margin-top:14.3pt;width:113.25pt;height:55.5pt;z-index:251682816;visibility:visible;mso-wrap-style:square;mso-width-percent:0;mso-height-percent:0;mso-wrap-distance-left:9pt;mso-wrap-distance-top:0;mso-wrap-distance-right:9pt;mso-wrap-distance-bottom:0;mso-position-horizontal:absolute;mso-position-horizontal-relative:margin;mso-position-vertical:absolute;mso-position-vertical-relative:text;mso-width-percent:0;mso-height-percent:0;mso-width-relative:margin;mso-height-relative:margin;v-text-anchor:middle" o:gfxdata="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" fillcolor="#156082 [3204]" strokecolor="#030e13 [484]" strokeweight="1.5pt">
+              <v:rect w14:anchorId="0F531BFD" id="_x0000_s1030" style="position:absolute;margin-left:369.75pt;margin-top:14.3pt;width:113.25pt;height:55.5pt;z-index:251658251;visibility:visible;mso-wrap-style:square;mso-width-percent:0;mso-height-percent:0;mso-wrap-distance-left:9pt;mso-wrap-distance-top:0;mso-wrap-distance-right:9pt;mso-wrap-distance-bottom:0;mso-position-horizontal:absolute;mso-position-horizontal-relative:margin;mso-position-vertical:absolute;mso-position-vertical-relative:text;mso-width-percent:0;mso-height-percent:0;mso-width-relative:margin;mso-height-relative:margin;v-text-anchor:middle" o:gfxdata="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" fillcolor="#156082 [3204]" strokecolor="#030e13 [484]" strokeweight="1.5pt">
                 <v:textbox>
                   <w:txbxContent>
                     <w:p>
@@ -2020,7 +2034,7 @@
         <mc:AlternateContent>
           <mc:Choice Requires="wps">
             <w:drawing>
-              <wp:anchor distT="0" distB="0" distL="114300" distR="114300" simplePos="0" relativeHeight="251674624" behindDoc="0" locked="0" layoutInCell="1" allowOverlap="1" wp14:anchorId="3BB5CF8E" wp14:editId="717A6029">
+              <wp:anchor distT="0" distB="0" distL="114300" distR="114300" simplePos="0" relativeHeight="251658248" behindDoc="0" locked="0" layoutInCell="1" allowOverlap="1" wp14:anchorId="3BB5CF8E" wp14:editId="717A6029">
                 <wp:simplePos x="0" y="0"/>
                 <wp:positionH relativeFrom="margin">
                   <wp:posOffset>3095625</wp:posOffset>
@@ -2103,7 +2117,7 @@
           </mc:Choice>
           <mc:Fallback>
             <w:pict>
-              <v:rect w14:anchorId="3BB5CF8E" id="_x0000_s1031" style="position:absolute;margin-left:243.75pt;margin-top:18.3pt;width:113.25pt;height:55.5pt;z-index:251674624;visibility:visible;mso-wrap-style:square;mso-width-percent:0;mso-height-percent:0;mso-wrap-distance-left:9pt;mso-wrap-distance-top:0;mso-wrap-distance-right:9pt;mso-wrap-distance-bottom:0;mso-position-horizontal:absolute;mso-position-horizontal-relative:margin;mso-position-vertical:absolute;mso-position-vertical-relative:text;mso-width-percent:0;mso-height-percent:0;mso-width-relative:margin;mso-height-relative:margin;v-text-anchor:middle" o:gfxdata="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" fillcolor="#156082 [3204]" strokecolor="#030e13 [484]" strokeweight="1.5pt">
+              <v:rect w14:anchorId="3BB5CF8E" id="_x0000_s1031" style="position:absolute;margin-left:243.75pt;margin-top:18.3pt;width:113.25pt;height:55.5pt;z-index:251658248;visibility:visible;mso-wrap-style:square;mso-width-percent:0;mso-height-percent:0;mso-wrap-distance-left:9pt;mso-wrap-distance-top:0;mso-wrap-distance-right:9pt;mso-wrap-distance-bottom:0;mso-position-horizontal:absolute;mso-position-horizontal-relative:margin;mso-position-vertical:absolute;mso-position-vertical-relative:text;mso-width-percent:0;mso-height-percent:0;mso-width-relative:margin;mso-height-relative:margin;v-text-anchor:middle" o:gfxdata="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" fillcolor="#156082 [3204]" strokecolor="#030e13 [484]" strokeweight="1.5pt">
                 <v:textbox>
                   <w:txbxContent>
                     <w:p>
@@ -2171,7 +2185,7 @@
         <mc:AlternateContent>
           <mc:Choice Requires="wps">
             <w:drawing>
-              <wp:anchor distT="0" distB="0" distL="114300" distR="114300" simplePos="0" relativeHeight="251678720" behindDoc="0" locked="0" layoutInCell="1" allowOverlap="1" wp14:anchorId="3D93901B" wp14:editId="209C8EB5">
+              <wp:anchor distT="0" distB="0" distL="114300" distR="114300" simplePos="0" relativeHeight="251658250" behindDoc="0" locked="0" layoutInCell="1" allowOverlap="1" wp14:anchorId="3D93901B" wp14:editId="209C8EB5">
                 <wp:simplePos x="0" y="0"/>
                 <wp:positionH relativeFrom="margin">
                   <wp:posOffset>1666875</wp:posOffset>
@@ -2267,7 +2281,7 @@
           </mc:Choice>
           <mc:Fallback>
             <w:pict>
-              <v:rect w14:anchorId="3D93901B" id="_x0000_s1032" style="position:absolute;margin-left:131.25pt;margin-top:9.6pt;width:113.25pt;height:55.5pt;z-index:251678720;visibility:visible;mso-wrap-style:square;mso-width-percent:0;mso-height-percent:0;mso-wrap-distance-left:9pt;mso-wrap-distance-top:0;mso-wrap-distance-right:9pt;mso-wrap-distance-bottom:0;mso-position-horizontal:absolute;mso-position-horizontal-relative:margin;mso-position-vertical:absolute;mso-position-vertical-relative:text;mso-width-percent:0;mso-height-percent:0;mso-width-relative:margin;mso-height-relative:margin;v-text-anchor:middle" o:gfxdata="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" fillcolor="#156082 [3204]" strokecolor="#030e13 [484]" strokeweight="1.5pt">
+              <v:rect w14:anchorId="3D93901B" id="_x0000_s1032" style="position:absolute;margin-left:131.25pt;margin-top:9.6pt;width:113.25pt;height:55.5pt;z-index:251658250;visibility:visible;mso-wrap-style:square;mso-width-percent:0;mso-height-percent:0;mso-wrap-distance-left:9pt;mso-wrap-distance-top:0;mso-wrap-distance-right:9pt;mso-wrap-distance-bottom:0;mso-position-horizontal:absolute;mso-position-horizontal-relative:margin;mso-position-vertical:absolute;mso-position-vertical-relative:text;mso-width-percent:0;mso-height-percent:0;mso-width-relative:margin;mso-height-relative:margin;v-text-anchor:middle" o:gfxdata="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" fillcolor="#156082 [3204]" strokecolor="#030e13 [484]" strokeweight="1.5pt">
                 <v:textbox>
                   <w:txbxContent>
                     <w:p>
@@ -5680,7 +5694,7 @@
           <w:szCs w:val="32"/>
         </w:rPr>
         <w:drawing>
-          <wp:anchor distT="0" distB="0" distL="114300" distR="114300" simplePos="0" relativeHeight="251685888" behindDoc="0" locked="0" layoutInCell="1" allowOverlap="1" wp14:anchorId="3DE4DA41" wp14:editId="131C224F">
+          <wp:anchor distT="0" distB="0" distL="114300" distR="114300" simplePos="0" relativeHeight="251658253" behindDoc="0" locked="0" layoutInCell="1" allowOverlap="1" wp14:anchorId="3DE4DA41" wp14:editId="131C224F">
             <wp:simplePos x="0" y="0"/>
             <wp:positionH relativeFrom="column">
               <wp:posOffset>1028700</wp:posOffset>
@@ -6158,14 +6172,103 @@
           <w:szCs w:val="32"/>
         </w:rPr>
       </w:pPr>
-      <w:r>
-        <w:rPr>
-          <w:rFonts w:ascii="Arial" w:hAnsi="Arial" w:cs="Arial"/>
-          <w:b/>
-          <w:bCs/>
-          <w:sz w:val="32"/>
-          <w:szCs w:val="32"/>
-        </w:rPr>
+    </w:p>
+    <w:p>
+      <w:pPr>
+        <w:rPr>
+          <w:rFonts w:ascii="Arial" w:hAnsi="Arial" w:cs="Arial"/>
+          <w:b/>
+          <w:bCs/>
+          <w:sz w:val="32"/>
+          <w:szCs w:val="32"/>
+        </w:rPr>
+      </w:pPr>
+    </w:p>
+    <w:p>
+      <w:pPr>
+        <w:rPr>
+          <w:rFonts w:ascii="Arial" w:hAnsi="Arial" w:cs="Arial"/>
+          <w:b/>
+          <w:bCs/>
+          <w:sz w:val="32"/>
+          <w:szCs w:val="32"/>
+        </w:rPr>
+      </w:pPr>
+    </w:p>
+    <w:p>
+      <w:pPr>
+        <w:rPr>
+          <w:rFonts w:ascii="Arial" w:hAnsi="Arial" w:cs="Arial"/>
+          <w:b/>
+          <w:bCs/>
+          <w:sz w:val="32"/>
+          <w:szCs w:val="32"/>
+        </w:rPr>
+      </w:pPr>
+    </w:p>
+    <w:p>
+      <w:pPr>
+        <w:rPr>
+          <w:rFonts w:ascii="Arial" w:hAnsi="Arial" w:cs="Arial"/>
+          <w:b/>
+          <w:bCs/>
+          <w:sz w:val="32"/>
+          <w:szCs w:val="32"/>
+        </w:rPr>
+      </w:pPr>
+    </w:p>
+    <w:p>
+      <w:pPr>
+        <w:rPr>
+          <w:rFonts w:ascii="Arial" w:hAnsi="Arial" w:cs="Arial"/>
+          <w:b/>
+          <w:bCs/>
+          <w:sz w:val="32"/>
+          <w:szCs w:val="32"/>
+        </w:rPr>
+      </w:pPr>
+    </w:p>
+    <w:p>
+      <w:pPr>
+        <w:rPr>
+          <w:rFonts w:ascii="Arial" w:hAnsi="Arial" w:cs="Arial"/>
+          <w:b/>
+          <w:bCs/>
+          <w:sz w:val="32"/>
+          <w:szCs w:val="32"/>
+        </w:rPr>
+      </w:pPr>
+    </w:p>
+    <w:p>
+      <w:pPr>
+        <w:rPr>
+          <w:rFonts w:ascii="Arial" w:hAnsi="Arial" w:cs="Arial"/>
+          <w:b/>
+          <w:bCs/>
+          <w:sz w:val="32"/>
+          <w:szCs w:val="32"/>
+        </w:rPr>
+      </w:pPr>
+    </w:p>
+    <w:p>
+      <w:pPr>
+        <w:rPr>
+          <w:rFonts w:ascii="Arial" w:hAnsi="Arial" w:cs="Arial"/>
+          <w:b/>
+          <w:bCs/>
+          <w:sz w:val="32"/>
+          <w:szCs w:val="32"/>
+        </w:rPr>
+      </w:pPr>
+      <w:r>
+        <w:rPr>
+          <w:rFonts w:ascii="Arial" w:hAnsi="Arial" w:cs="Arial"/>
+          <w:b/>
+          <w:bCs/>
+          <w:sz w:val="32"/>
+          <w:szCs w:val="32"/>
+        </w:rPr>
+        <w:lastRenderedPageBreak/>
         <w:t>Why Zed Fights</w:t>
       </w:r>
     </w:p>
@@ -6303,135 +6406,157 @@
           <w:sz w:val="32"/>
           <w:szCs w:val="32"/>
         </w:rPr>
+        <w:t>Wave-clearing under pressure</w:t>
+      </w:r>
+      <w:r>
+        <w:rPr>
+          <w:rFonts w:ascii="Arial" w:hAnsi="Arial" w:cs="Arial"/>
+          <w:sz w:val="32"/>
+          <w:szCs w:val="32"/>
+        </w:rPr>
+        <w:t xml:space="preserve"> — fighting groups is nothing new; he grew up protecting younger kids from trouble.</w:t>
+      </w:r>
+    </w:p>
+    <w:p>
+      <w:pPr>
+        <w:rPr>
+          <w:rFonts w:ascii="Arial" w:hAnsi="Arial" w:cs="Arial"/>
+          <w:sz w:val="32"/>
+          <w:szCs w:val="32"/>
+        </w:rPr>
+      </w:pPr>
+      <w:r>
+        <w:rPr>
+          <w:rFonts w:ascii="Arial" w:hAnsi="Arial" w:cs="Arial"/>
+          <w:sz w:val="32"/>
+          <w:szCs w:val="32"/>
+        </w:rPr>
+        <w:t>He fights not for glory, but to reclaim the places that shaped him — the food stalls, the murals, the music drifting from open windows. The city isn’t just his home; it’s his identity.</w:t>
+      </w:r>
+    </w:p>
+    <w:p>
+      <w:pPr>
+        <w:rPr>
+          <w:rFonts w:ascii="Arial" w:hAnsi="Arial" w:cs="Arial"/>
+          <w:b/>
+          <w:bCs/>
+          <w:sz w:val="32"/>
+          <w:szCs w:val="32"/>
+        </w:rPr>
+      </w:pPr>
+      <w:r>
+        <w:rPr>
+          <w:rFonts w:ascii="Arial" w:hAnsi="Arial" w:cs="Arial"/>
+          <w:b/>
+          <w:bCs/>
+          <w:sz w:val="32"/>
+          <w:szCs w:val="32"/>
+        </w:rPr>
+        <w:t>Zed’s Personal Mission</w:t>
+      </w:r>
+    </w:p>
+    <w:p>
+      <w:pPr>
+        <w:rPr>
+          <w:rFonts w:ascii="Arial" w:hAnsi="Arial" w:cs="Arial"/>
+          <w:sz w:val="32"/>
+          <w:szCs w:val="32"/>
+        </w:rPr>
+      </w:pPr>
+      <w:r>
+        <w:rPr>
+          <w:rFonts w:ascii="Arial" w:hAnsi="Arial" w:cs="Arial"/>
+          <w:sz w:val="32"/>
+          <w:szCs w:val="32"/>
+        </w:rPr>
+        <w:t xml:space="preserve">Zed’s goal is simple: </w:t>
+      </w:r>
+      <w:r>
+        <w:rPr>
+          <w:rFonts w:ascii="Arial" w:hAnsi="Arial" w:cs="Arial"/>
+          <w:b/>
+          <w:bCs/>
+          <w:sz w:val="32"/>
+          <w:szCs w:val="32"/>
+        </w:rPr>
+        <w:t>Take Fallen City back, one district at a time.</w:t>
+      </w:r>
+    </w:p>
+    <w:p>
+      <w:pPr>
+        <w:rPr>
+          <w:rFonts w:ascii="Arial" w:hAnsi="Arial" w:cs="Arial"/>
+          <w:sz w:val="32"/>
+          <w:szCs w:val="32"/>
+        </w:rPr>
+      </w:pPr>
+      <w:r>
+        <w:rPr>
+          <w:rFonts w:ascii="Arial" w:hAnsi="Arial" w:cs="Arial"/>
+          <w:sz w:val="32"/>
+          <w:szCs w:val="32"/>
+        </w:rPr>
+        <w:t>Every wave he clears, every arena he survives, every enemy he knocks down brings him closer to finding out what happened to his father — and to restoring the community that raised him.</w:t>
+      </w:r>
+    </w:p>
+    <w:p>
+      <w:pPr>
+        <w:rPr>
+          <w:rFonts w:ascii="Arial" w:hAnsi="Arial" w:cs="Arial"/>
+          <w:sz w:val="32"/>
+          <w:szCs w:val="32"/>
+        </w:rPr>
+      </w:pPr>
+      <w:r>
+        <w:rPr>
+          <w:rFonts w:ascii="Arial" w:hAnsi="Arial" w:cs="Arial"/>
+          <w:sz w:val="32"/>
+          <w:szCs w:val="32"/>
+        </w:rPr>
+        <w:t>He fights so kids can play in the basketball courts again. He fights so music can drift from open windows again. He fights so murals can rise again, celebrating real heroes — not corporate tyrants.</w:t>
+      </w:r>
+    </w:p>
+    <w:p>
+      <w:pPr>
+        <w:rPr>
+          <w:rFonts w:ascii="Arial" w:hAnsi="Arial" w:cs="Arial"/>
+          <w:b/>
+          <w:bCs/>
+          <w:sz w:val="32"/>
+          <w:szCs w:val="32"/>
+        </w:rPr>
+      </w:pPr>
+    </w:p>
+    <w:p>
+      <w:pPr>
+        <w:rPr>
+          <w:rFonts w:ascii="Arial" w:hAnsi="Arial" w:cs="Arial"/>
+          <w:b/>
+          <w:bCs/>
+          <w:sz w:val="32"/>
+          <w:szCs w:val="32"/>
+        </w:rPr>
+      </w:pPr>
+    </w:p>
+    <w:p>
+      <w:pPr>
+        <w:rPr>
+          <w:rFonts w:ascii="Arial" w:hAnsi="Arial" w:cs="Arial"/>
+          <w:b/>
+          <w:bCs/>
+          <w:sz w:val="32"/>
+          <w:szCs w:val="32"/>
+        </w:rPr>
+      </w:pPr>
+      <w:r>
+        <w:rPr>
+          <w:rFonts w:ascii="Arial" w:hAnsi="Arial" w:cs="Arial"/>
+          <w:b/>
+          <w:bCs/>
+          <w:sz w:val="32"/>
+          <w:szCs w:val="32"/>
+        </w:rPr>
         <w:lastRenderedPageBreak/>
-        <w:t>Wave-clearing under pressure</w:t>
-      </w:r>
-      <w:r>
-        <w:rPr>
-          <w:rFonts w:ascii="Arial" w:hAnsi="Arial" w:cs="Arial"/>
-          <w:sz w:val="32"/>
-          <w:szCs w:val="32"/>
-        </w:rPr>
-        <w:t xml:space="preserve"> — fighting groups is nothing new; he grew up protecting younger kids from trouble.</w:t>
-      </w:r>
-    </w:p>
-    <w:p>
-      <w:pPr>
-        <w:rPr>
-          <w:rFonts w:ascii="Arial" w:hAnsi="Arial" w:cs="Arial"/>
-          <w:sz w:val="32"/>
-          <w:szCs w:val="32"/>
-        </w:rPr>
-      </w:pPr>
-      <w:r>
-        <w:rPr>
-          <w:rFonts w:ascii="Arial" w:hAnsi="Arial" w:cs="Arial"/>
-          <w:sz w:val="32"/>
-          <w:szCs w:val="32"/>
-        </w:rPr>
-        <w:t>He fights not for glory, but to reclaim the places that shaped him — the food stalls, the murals, the music drifting from open windows. The city isn’t just his home; it’s his identity.</w:t>
-      </w:r>
-    </w:p>
-    <w:p>
-      <w:pPr>
-        <w:rPr>
-          <w:rFonts w:ascii="Arial" w:hAnsi="Arial" w:cs="Arial"/>
-          <w:b/>
-          <w:bCs/>
-          <w:sz w:val="32"/>
-          <w:szCs w:val="32"/>
-        </w:rPr>
-      </w:pPr>
-      <w:r>
-        <w:rPr>
-          <w:rFonts w:ascii="Arial" w:hAnsi="Arial" w:cs="Arial"/>
-          <w:b/>
-          <w:bCs/>
-          <w:sz w:val="32"/>
-          <w:szCs w:val="32"/>
-        </w:rPr>
-        <w:t>Zed’s Personal Mission</w:t>
-      </w:r>
-    </w:p>
-    <w:p>
-      <w:pPr>
-        <w:rPr>
-          <w:rFonts w:ascii="Arial" w:hAnsi="Arial" w:cs="Arial"/>
-          <w:sz w:val="32"/>
-          <w:szCs w:val="32"/>
-        </w:rPr>
-      </w:pPr>
-      <w:r>
-        <w:rPr>
-          <w:rFonts w:ascii="Arial" w:hAnsi="Arial" w:cs="Arial"/>
-          <w:sz w:val="32"/>
-          <w:szCs w:val="32"/>
-        </w:rPr>
-        <w:t xml:space="preserve">Zed’s goal is simple: </w:t>
-      </w:r>
-      <w:r>
-        <w:rPr>
-          <w:rFonts w:ascii="Arial" w:hAnsi="Arial" w:cs="Arial"/>
-          <w:b/>
-          <w:bCs/>
-          <w:sz w:val="32"/>
-          <w:szCs w:val="32"/>
-        </w:rPr>
-        <w:t>Take Fallen City back, one district at a time.</w:t>
-      </w:r>
-    </w:p>
-    <w:p>
-      <w:pPr>
-        <w:rPr>
-          <w:rFonts w:ascii="Arial" w:hAnsi="Arial" w:cs="Arial"/>
-          <w:sz w:val="32"/>
-          <w:szCs w:val="32"/>
-        </w:rPr>
-      </w:pPr>
-      <w:r>
-        <w:rPr>
-          <w:rFonts w:ascii="Arial" w:hAnsi="Arial" w:cs="Arial"/>
-          <w:sz w:val="32"/>
-          <w:szCs w:val="32"/>
-        </w:rPr>
-        <w:t>Every wave he clears, every arena he survives, every enemy he knocks down brings him closer to finding out what happened to his father — and to restoring the community that raised him.</w:t>
-      </w:r>
-    </w:p>
-    <w:p>
-      <w:pPr>
-        <w:rPr>
-          <w:rFonts w:ascii="Arial" w:hAnsi="Arial" w:cs="Arial"/>
-          <w:sz w:val="32"/>
-          <w:szCs w:val="32"/>
-        </w:rPr>
-      </w:pPr>
-      <w:r>
-        <w:rPr>
-          <w:rFonts w:ascii="Arial" w:hAnsi="Arial" w:cs="Arial"/>
-          <w:sz w:val="32"/>
-          <w:szCs w:val="32"/>
-        </w:rPr>
-        <w:t>He fights so kids can play in the basketball courts again. He fights so music can drift from open windows again. He fights so murals can rise again, celebrating real heroes — not corporate tyrants.</w:t>
-      </w:r>
-    </w:p>
-    <w:p>
-      <w:pPr>
-        <w:rPr>
-          <w:rFonts w:ascii="Arial" w:hAnsi="Arial" w:cs="Arial"/>
-          <w:b/>
-          <w:bCs/>
-          <w:sz w:val="32"/>
-          <w:szCs w:val="32"/>
-        </w:rPr>
-      </w:pPr>
-      <w:r>
-        <w:rPr>
-          <w:rFonts w:ascii="Arial" w:hAnsi="Arial" w:cs="Arial"/>
-          <w:b/>
-          <w:bCs/>
-          <w:sz w:val="32"/>
-          <w:szCs w:val="32"/>
-        </w:rPr>
         <w:t>Tone &amp; Personality</w:t>
       </w:r>
     </w:p>
@@ -6538,7 +6663,6 @@
           <w:sz w:val="32"/>
           <w:szCs w:val="32"/>
         </w:rPr>
-        <w:lastRenderedPageBreak/>
         <w:t xml:space="preserve">Character – the </w:t>
       </w:r>
       <w:r>
@@ -6846,7 +6970,6 @@
           <w:sz w:val="32"/>
           <w:szCs w:val="32"/>
         </w:rPr>
-        <w:lastRenderedPageBreak/>
         <w:t>⚙️</w:t>
       </w:r>
       <w:r>
@@ -6878,7 +7001,33 @@
           <w:b/>
           <w:bCs/>
         </w:rPr>
-        <w:t>Commander Halden Varr</w:t>
+        <w:t>Overseer</w:t>
+      </w:r>
+      <w:r>
+        <w:rPr>
+          <w:rFonts w:ascii="Arial" w:hAnsi="Arial" w:cs="Arial"/>
+          <w:b/>
+          <w:bCs/>
+        </w:rPr>
+        <w:t xml:space="preserve"> </w:t>
+      </w:r>
+      <w:ins w:id="1" w:author="Microsoft Word" w:date="2026-10-25T22:15:00Z" w16du:dateUtc="2026-10-25T22:15:00Z">
+        <w:r>
+          <w:rPr>
+            <w:rFonts w:ascii="Arial" w:hAnsi="Arial" w:cs="Arial"/>
+            <w:b/>
+            <w:bCs/>
+          </w:rPr>
+          <w:t>Commander</w:t>
+        </w:r>
+      </w:ins>
+      <w:r>
+        <w:rPr>
+          <w:rFonts w:ascii="Arial" w:hAnsi="Arial" w:cs="Arial"/>
+          <w:b/>
+          <w:bCs/>
+        </w:rPr>
+        <w:t xml:space="preserve"> Halden Varr</w:t>
       </w:r>
       <w:r>
         <w:rPr>
@@ -7069,6 +7218,7 @@
         <w:rPr>
           <w:rFonts w:ascii="Arial" w:hAnsi="Arial" w:cs="Arial"/>
         </w:rPr>
+        <w:lastRenderedPageBreak/>
         <w:t>They believe Fallen City must be rebuilt through force. Civilians are treated as assets to control, not people to protect. Rust’s soldiers are conditioned to see rebels — including Zed — as threats to the “greater good.”</w:t>
       </w:r>
     </w:p>
@@ -7177,7 +7327,6 @@
           <w:sz w:val="32"/>
           <w:szCs w:val="32"/>
         </w:rPr>
-        <w:lastRenderedPageBreak/>
         <w:t>Rust Unit Types</w:t>
       </w:r>
       <w:r>
@@ -7455,6 +7604,7 @@
           <w:b/>
           <w:bCs/>
         </w:rPr>
+        <w:lastRenderedPageBreak/>
         <w:t>Used to interrupt the player</w:t>
       </w:r>
     </w:p>
@@ -7660,7 +7810,6 @@
           <w:sz w:val="32"/>
           <w:szCs w:val="32"/>
         </w:rPr>
-        <w:lastRenderedPageBreak/>
         <w:t>2. Rust Bruisers — “The Breakers”</w:t>
       </w:r>
     </w:p>
@@ -7883,12 +8032,22 @@
           <w:bCs/>
         </w:rPr>
       </w:pPr>
-      <w:r>
-        <w:rPr>
-          <w:rFonts w:ascii="Arial" w:hAnsi="Arial" w:cs="Arial"/>
-          <w:b/>
-          <w:bCs/>
-        </w:rPr>
+    </w:p>
+    <w:p>
+      <w:pPr>
+        <w:rPr>
+          <w:rFonts w:ascii="Arial" w:hAnsi="Arial" w:cs="Arial"/>
+          <w:b/>
+          <w:bCs/>
+        </w:rPr>
+      </w:pPr>
+      <w:r>
+        <w:rPr>
+          <w:rFonts w:ascii="Arial" w:hAnsi="Arial" w:cs="Arial"/>
+          <w:b/>
+          <w:bCs/>
+        </w:rPr>
+        <w:lastRenderedPageBreak/>
         <w:t>2. Rust Uppercut</w:t>
       </w:r>
     </w:p>
@@ -8190,7 +8349,6 @@
           <w:sz w:val="32"/>
           <w:szCs w:val="32"/>
         </w:rPr>
-        <w:lastRenderedPageBreak/>
         <w:t>3. Rust Rangers — “The Watchers”</w:t>
       </w:r>
     </w:p>
@@ -8418,6 +8576,7 @@
           <w:b/>
           <w:bCs/>
         </w:rPr>
+        <w:lastRenderedPageBreak/>
         <w:t>2. Baton Strike</w:t>
       </w:r>
     </w:p>
@@ -8607,7 +8766,6 @@
           <w:sz w:val="32"/>
           <w:szCs w:val="32"/>
         </w:rPr>
-        <w:lastRenderedPageBreak/>
         <w:t>4. Rust Specialists — “The Copper Fangs”</w:t>
       </w:r>
     </w:p>
@@ -8889,6 +9047,7 @@
           <w:b/>
           <w:bCs/>
         </w:rPr>
+        <w:lastRenderedPageBreak/>
         <w:t>A cross</w:t>
       </w:r>
       <w:r>
@@ -9119,17 +9278,325 @@
           <w:szCs w:val="32"/>
         </w:rPr>
       </w:pPr>
-    </w:p>
-    <w:p>
-      <w:pPr>
-        <w:rPr>
-          <w:rFonts w:ascii="Arial" w:hAnsi="Arial" w:cs="Arial"/>
-          <w:b/>
-          <w:bCs/>
-          <w:sz w:val="32"/>
-          <w:szCs w:val="32"/>
-        </w:rPr>
-      </w:pPr>
+      <w:r>
+        <w:rPr>
+          <w:rFonts w:ascii="Arial" w:hAnsi="Arial" w:cs="Arial"/>
+          <w:b/>
+          <w:bCs/>
+          <w:sz w:val="32"/>
+          <w:szCs w:val="32"/>
+        </w:rPr>
+        <w:t>Mini Boss</w:t>
+      </w:r>
+      <w:r>
+        <w:rPr>
+          <w:rFonts w:ascii="Arial" w:hAnsi="Arial" w:cs="Arial"/>
+          <w:b/>
+          <w:bCs/>
+          <w:sz w:val="32"/>
+          <w:szCs w:val="32"/>
+        </w:rPr>
+        <w:t>es in the Each l</w:t>
+      </w:r>
+      <w:r>
+        <w:rPr>
+          <w:rFonts w:ascii="Arial" w:hAnsi="Arial" w:cs="Arial"/>
+          <w:b/>
+          <w:bCs/>
+          <w:sz w:val="32"/>
+          <w:szCs w:val="32"/>
+        </w:rPr>
+        <w:t>evel</w:t>
+      </w:r>
+    </w:p>
+    <w:p>
+      <w:pPr>
+        <w:rPr>
+          <w:rFonts w:ascii="Arial" w:hAnsi="Arial" w:cs="Arial"/>
+          <w:b/>
+          <w:bCs/>
+          <w:sz w:val="32"/>
+          <w:szCs w:val="32"/>
+        </w:rPr>
+      </w:pPr>
+      <w:r>
+        <w:rPr>
+          <w:rFonts w:ascii="Arial" w:hAnsi="Arial" w:cs="Arial"/>
+          <w:b/>
+          <w:bCs/>
+          <w:sz w:val="32"/>
+          <w:szCs w:val="32"/>
+        </w:rPr>
+        <w:t>Level 1</w:t>
+      </w:r>
+      <w:r>
+        <w:rPr>
+          <w:rFonts w:ascii="Arial" w:hAnsi="Arial" w:cs="Arial"/>
+          <w:b/>
+          <w:bCs/>
+          <w:sz w:val="32"/>
+          <w:szCs w:val="32"/>
+        </w:rPr>
+        <w:t xml:space="preserve"> </w:t>
+      </w:r>
+    </w:p>
+    <w:p>
+      <w:pPr>
+        <w:rPr>
+          <w:rFonts w:ascii="Arial" w:hAnsi="Arial" w:cs="Arial"/>
+          <w:b/>
+          <w:bCs/>
+        </w:rPr>
+      </w:pPr>
+      <w:r>
+        <w:rPr>
+          <w:rFonts w:ascii="Arial" w:hAnsi="Arial" w:cs="Arial"/>
+          <w:b/>
+          <w:bCs/>
+        </w:rPr>
+        <w:t>Mini-Boss: "Brick" Dugan</w:t>
+      </w:r>
+    </w:p>
+    <w:p>
+      <w:pPr>
+        <w:rPr>
+          <w:rFonts w:ascii="Arial" w:hAnsi="Arial" w:cs="Arial"/>
+          <w:b/>
+          <w:bCs/>
+        </w:rPr>
+      </w:pPr>
+      <w:r>
+        <w:rPr>
+          <w:rFonts w:ascii="Arial" w:hAnsi="Arial" w:cs="Arial"/>
+          <w:b/>
+          <w:bCs/>
+        </w:rPr>
+        <w:t>Former dock worker recruited into Rust.</w:t>
+      </w:r>
+    </w:p>
+    <w:p>
+      <w:pPr>
+        <w:rPr>
+          <w:rFonts w:ascii="Arial" w:hAnsi="Arial" w:cs="Arial"/>
+          <w:b/>
+          <w:bCs/>
+        </w:rPr>
+      </w:pPr>
+      <w:r>
+        <w:rPr>
+          <w:rFonts w:ascii="Arial" w:hAnsi="Arial" w:cs="Arial"/>
+          <w:b/>
+          <w:bCs/>
+        </w:rPr>
+        <w:t>Appearance</w:t>
+      </w:r>
+    </w:p>
+    <w:p>
+      <w:pPr>
+        <w:rPr>
+          <w:rFonts w:ascii="Arial" w:hAnsi="Arial" w:cs="Arial"/>
+          <w:b/>
+          <w:bCs/>
+        </w:rPr>
+      </w:pPr>
+      <w:r>
+        <w:rPr>
+          <w:rFonts w:ascii="Arial" w:hAnsi="Arial" w:cs="Arial"/>
+          <w:b/>
+          <w:bCs/>
+        </w:rPr>
+        <w:t xml:space="preserve">  Heavy black security vest with the Rust insignia </w:t>
+      </w:r>
+    </w:p>
+    <w:p>
+      <w:pPr>
+        <w:rPr>
+          <w:rFonts w:ascii="Arial" w:hAnsi="Arial" w:cs="Arial"/>
+          <w:b/>
+          <w:bCs/>
+        </w:rPr>
+      </w:pPr>
+      <w:r>
+        <w:rPr>
+          <w:rFonts w:ascii="Arial" w:hAnsi="Arial" w:cs="Arial"/>
+          <w:b/>
+          <w:bCs/>
+        </w:rPr>
+        <w:t xml:space="preserve">  Riot-control shoulder pads </w:t>
+      </w:r>
+    </w:p>
+    <w:p>
+      <w:pPr>
+        <w:rPr>
+          <w:rFonts w:ascii="Arial" w:hAnsi="Arial" w:cs="Arial"/>
+          <w:b/>
+          <w:bCs/>
+        </w:rPr>
+      </w:pPr>
+      <w:r>
+        <w:rPr>
+          <w:rFonts w:ascii="Arial" w:hAnsi="Arial" w:cs="Arial"/>
+          <w:b/>
+          <w:bCs/>
+        </w:rPr>
+        <w:t xml:space="preserve">  Reinforced forearm guards </w:t>
+      </w:r>
+    </w:p>
+    <w:p>
+      <w:pPr>
+        <w:rPr>
+          <w:rFonts w:ascii="Arial" w:hAnsi="Arial" w:cs="Arial"/>
+          <w:b/>
+          <w:bCs/>
+        </w:rPr>
+      </w:pPr>
+      <w:r>
+        <w:rPr>
+          <w:rFonts w:ascii="Arial" w:hAnsi="Arial" w:cs="Arial"/>
+          <w:b/>
+          <w:bCs/>
+        </w:rPr>
+        <w:t xml:space="preserve">  Steel-toe security boots </w:t>
+      </w:r>
+    </w:p>
+    <w:p>
+      <w:pPr>
+        <w:rPr>
+          <w:rFonts w:ascii="Arial" w:hAnsi="Arial" w:cs="Arial"/>
+          <w:b/>
+          <w:bCs/>
+        </w:rPr>
+      </w:pPr>
+      <w:r>
+        <w:rPr>
+          <w:rFonts w:ascii="Arial" w:hAnsi="Arial" w:cs="Arial"/>
+          <w:b/>
+          <w:bCs/>
+        </w:rPr>
+        <w:t>  Utility belt carrying restraints and radio equipment</w:t>
+      </w:r>
+    </w:p>
+    <w:p>
+      <w:pPr>
+        <w:rPr>
+          <w:rFonts w:ascii="Arial" w:hAnsi="Arial" w:cs="Arial"/>
+          <w:b/>
+          <w:bCs/>
+        </w:rPr>
+      </w:pPr>
+      <w:r>
+        <w:rPr>
+          <w:rFonts w:ascii="Arial" w:hAnsi="Arial" w:cs="Arial"/>
+          <w:b/>
+          <w:bCs/>
+        </w:rPr>
+        <w:t>Move Set</w:t>
+      </w:r>
+    </w:p>
+    <w:p>
+      <w:pPr>
+        <w:numPr>
+          <w:ilvl w:val="0"/>
+          <w:numId w:val="53"/>
+        </w:numPr>
+        <w:rPr>
+          <w:rFonts w:ascii="Arial" w:hAnsi="Arial" w:cs="Arial"/>
+          <w:b/>
+          <w:bCs/>
+        </w:rPr>
+      </w:pPr>
+      <w:r>
+        <w:rPr>
+          <w:rFonts w:ascii="Arial" w:hAnsi="Arial" w:cs="Arial"/>
+          <w:b/>
+          <w:bCs/>
+        </w:rPr>
+        <w:t>Brick Breaker Punch</w:t>
+      </w:r>
+    </w:p>
+    <w:p>
+      <w:pPr>
+        <w:numPr>
+          <w:ilvl w:val="0"/>
+          <w:numId w:val="53"/>
+        </w:numPr>
+        <w:rPr>
+          <w:rFonts w:ascii="Arial" w:hAnsi="Arial" w:cs="Arial"/>
+          <w:b/>
+          <w:bCs/>
+        </w:rPr>
+      </w:pPr>
+      <w:r>
+        <w:rPr>
+          <w:rFonts w:ascii="Arial" w:hAnsi="Arial" w:cs="Arial"/>
+          <w:b/>
+          <w:bCs/>
+        </w:rPr>
+        <w:t>Running Shoulder Charge</w:t>
+      </w:r>
+    </w:p>
+    <w:p>
+      <w:pPr>
+        <w:numPr>
+          <w:ilvl w:val="0"/>
+          <w:numId w:val="53"/>
+        </w:numPr>
+        <w:rPr>
+          <w:rFonts w:ascii="Arial" w:hAnsi="Arial" w:cs="Arial"/>
+          <w:b/>
+          <w:bCs/>
+        </w:rPr>
+      </w:pPr>
+      <w:r>
+        <w:rPr>
+          <w:rFonts w:ascii="Arial" w:hAnsi="Arial" w:cs="Arial"/>
+          <w:b/>
+          <w:bCs/>
+        </w:rPr>
+        <w:t>Ground Stomp</w:t>
+      </w:r>
+    </w:p>
+    <w:p>
+      <w:pPr>
+        <w:numPr>
+          <w:ilvl w:val="0"/>
+          <w:numId w:val="53"/>
+        </w:numPr>
+        <w:rPr>
+          <w:rFonts w:ascii="Arial" w:hAnsi="Arial" w:cs="Arial"/>
+          <w:b/>
+          <w:bCs/>
+        </w:rPr>
+      </w:pPr>
+      <w:r>
+        <w:rPr>
+          <w:rFonts w:ascii="Arial" w:hAnsi="Arial" w:cs="Arial"/>
+          <w:b/>
+          <w:bCs/>
+        </w:rPr>
+        <w:t>Grab &amp; Wall Slam</w:t>
+      </w:r>
+    </w:p>
+    <w:p>
+      <w:pPr>
+        <w:numPr>
+          <w:ilvl w:val="0"/>
+          <w:numId w:val="53"/>
+        </w:numPr>
+        <w:rPr>
+          <w:rFonts w:ascii="Arial" w:hAnsi="Arial" w:cs="Arial"/>
+          <w:b/>
+          <w:bCs/>
+        </w:rPr>
+      </w:pPr>
+      <w:r>
+        <w:rPr>
+          <w:rFonts w:ascii="Arial" w:hAnsi="Arial" w:cs="Arial"/>
+          <w:b/>
+          <w:bCs/>
+        </w:rPr>
+        <w:t>Rage Punch (low health)</w:t>
+      </w:r>
     </w:p>
     <w:p>
       <w:pPr>
@@ -9150,7 +9617,2398 @@
           <w:szCs w:val="32"/>
         </w:rPr>
         <w:lastRenderedPageBreak/>
+        <w:t>Fight Theme</w:t>
+      </w:r>
+    </w:p>
+    <w:p>
+      <w:pPr>
+        <w:rPr>
+          <w:rFonts w:ascii="Arial" w:hAnsi="Arial" w:cs="Arial"/>
+          <w:b/>
+          <w:bCs/>
+        </w:rPr>
+      </w:pPr>
+      <w:r>
+        <w:rPr>
+          <w:rFonts w:ascii="Arial" w:hAnsi="Arial" w:cs="Arial"/>
+          <w:b/>
+          <w:bCs/>
+        </w:rPr>
+        <w:t>Brick should feel like:</w:t>
+      </w:r>
+    </w:p>
+    <w:p>
+      <w:pPr>
+        <w:numPr>
+          <w:ilvl w:val="0"/>
+          <w:numId w:val="69"/>
+        </w:numPr>
+        <w:rPr>
+          <w:rFonts w:ascii="Arial" w:hAnsi="Arial" w:cs="Arial"/>
+          <w:b/>
+          <w:bCs/>
+        </w:rPr>
+      </w:pPr>
+      <w:r>
+        <w:rPr>
+          <w:rFonts w:ascii="Arial" w:hAnsi="Arial" w:cs="Arial"/>
+          <w:b/>
+          <w:bCs/>
+        </w:rPr>
+        <w:t>A human battering ram</w:t>
+      </w:r>
+    </w:p>
+    <w:p>
+      <w:pPr>
+        <w:numPr>
+          <w:ilvl w:val="0"/>
+          <w:numId w:val="69"/>
+        </w:numPr>
+        <w:rPr>
+          <w:rFonts w:ascii="Arial" w:hAnsi="Arial" w:cs="Arial"/>
+          <w:b/>
+          <w:bCs/>
+        </w:rPr>
+      </w:pPr>
+      <w:r>
+        <w:rPr>
+          <w:rFonts w:ascii="Arial" w:hAnsi="Arial" w:cs="Arial"/>
+          <w:b/>
+          <w:bCs/>
+        </w:rPr>
+        <w:t>The player's first major skill check</w:t>
+      </w:r>
+    </w:p>
+    <w:p>
+      <w:pPr>
+        <w:numPr>
+          <w:ilvl w:val="0"/>
+          <w:numId w:val="69"/>
+        </w:numPr>
+        <w:rPr>
+          <w:rFonts w:ascii="Arial" w:hAnsi="Arial" w:cs="Arial"/>
+          <w:b/>
+          <w:bCs/>
+        </w:rPr>
+      </w:pPr>
+      <w:r>
+        <w:rPr>
+          <w:rFonts w:ascii="Arial" w:hAnsi="Arial" w:cs="Arial"/>
+          <w:b/>
+          <w:bCs/>
+        </w:rPr>
+        <w:t>Slow but intimidating</w:t>
+      </w:r>
+    </w:p>
+    <w:p>
+      <w:pPr>
+        <w:numPr>
+          <w:ilvl w:val="0"/>
+          <w:numId w:val="69"/>
+        </w:numPr>
+        <w:rPr>
+          <w:rFonts w:ascii="Arial" w:hAnsi="Arial" w:cs="Arial"/>
+          <w:b/>
+          <w:bCs/>
+        </w:rPr>
+      </w:pPr>
+      <w:r>
+        <w:rPr>
+          <w:rFonts w:ascii="Arial" w:hAnsi="Arial" w:cs="Arial"/>
+          <w:b/>
+          <w:bCs/>
+        </w:rPr>
+        <w:t>Easy to understand but hard to face head-on</w:t>
+      </w:r>
+    </w:p>
+    <w:p>
+      <w:pPr>
+        <w:rPr>
+          <w:rFonts w:ascii="Arial" w:hAnsi="Arial" w:cs="Arial"/>
+          <w:b/>
+          <w:bCs/>
+          <w:sz w:val="32"/>
+          <w:szCs w:val="32"/>
+        </w:rPr>
+      </w:pPr>
+    </w:p>
+    <w:p>
+      <w:pPr>
+        <w:rPr>
+          <w:rFonts w:ascii="Arial" w:hAnsi="Arial" w:cs="Arial"/>
+          <w:b/>
+          <w:bCs/>
+          <w:sz w:val="32"/>
+          <w:szCs w:val="32"/>
+        </w:rPr>
+      </w:pPr>
+      <w:r>
+        <w:rPr>
+          <w:rFonts w:ascii="Arial" w:hAnsi="Arial" w:cs="Arial"/>
+          <w:b/>
+          <w:bCs/>
+          <w:sz w:val="32"/>
+          <w:szCs w:val="32"/>
+        </w:rPr>
+        <w:t>Level 2: Transit District</w:t>
+      </w:r>
+    </w:p>
+    <w:p>
+      <w:pPr>
+        <w:rPr>
+          <w:rFonts w:ascii="Arial" w:hAnsi="Arial" w:cs="Arial"/>
+          <w:b/>
+          <w:bCs/>
+          <w:sz w:val="32"/>
+          <w:szCs w:val="32"/>
+        </w:rPr>
+      </w:pPr>
+      <w:r>
+        <w:rPr>
+          <w:rFonts w:ascii="Arial" w:hAnsi="Arial" w:cs="Arial"/>
+          <w:b/>
+          <w:bCs/>
+          <w:sz w:val="32"/>
+          <w:szCs w:val="32"/>
+        </w:rPr>
+        <w:t>Mini-Boss: "Railgun" Royce</w:t>
+      </w:r>
+    </w:p>
+    <w:p>
+      <w:pPr>
+        <w:rPr>
+          <w:rFonts w:ascii="Arial" w:hAnsi="Arial" w:cs="Arial"/>
+          <w:b/>
+          <w:bCs/>
+        </w:rPr>
+      </w:pPr>
+      <w:r>
+        <w:rPr>
+          <w:rFonts w:ascii="Arial" w:hAnsi="Arial" w:cs="Arial"/>
+          <w:b/>
+          <w:bCs/>
+        </w:rPr>
+        <w:t>Former transit security officer.</w:t>
+      </w:r>
+    </w:p>
+    <w:p>
+      <w:pPr>
+        <w:rPr>
+          <w:rFonts w:ascii="Arial" w:hAnsi="Arial" w:cs="Arial"/>
+          <w:b/>
+          <w:bCs/>
+        </w:rPr>
+      </w:pPr>
+      <w:r>
+        <w:rPr>
+          <w:rFonts w:ascii="Arial" w:hAnsi="Arial" w:cs="Arial"/>
+          <w:b/>
+          <w:bCs/>
+        </w:rPr>
+        <w:t>Appearance</w:t>
+      </w:r>
+    </w:p>
+    <w:p>
+      <w:pPr>
+        <w:numPr>
+          <w:ilvl w:val="0"/>
+          <w:numId w:val="54"/>
+        </w:numPr>
+        <w:rPr>
+          <w:rFonts w:ascii="Arial" w:hAnsi="Arial" w:cs="Arial"/>
+          <w:b/>
+          <w:bCs/>
+        </w:rPr>
+      </w:pPr>
+      <w:r>
+        <w:rPr>
+          <w:rFonts w:ascii="Arial" w:hAnsi="Arial" w:cs="Arial"/>
+          <w:b/>
+          <w:bCs/>
+        </w:rPr>
+        <w:t>Electrified baton</w:t>
+      </w:r>
+    </w:p>
+    <w:p>
+      <w:pPr>
+        <w:numPr>
+          <w:ilvl w:val="0"/>
+          <w:numId w:val="54"/>
+        </w:numPr>
+        <w:rPr>
+          <w:rFonts w:ascii="Arial" w:hAnsi="Arial" w:cs="Arial"/>
+          <w:b/>
+          <w:bCs/>
+        </w:rPr>
+      </w:pPr>
+      <w:r>
+        <w:rPr>
+          <w:rFonts w:ascii="Arial" w:hAnsi="Arial" w:cs="Arial"/>
+          <w:b/>
+          <w:bCs/>
+        </w:rPr>
+        <w:t>Armoured trench coat</w:t>
+      </w:r>
+    </w:p>
+    <w:p>
+      <w:pPr>
+        <w:numPr>
+          <w:ilvl w:val="0"/>
+          <w:numId w:val="54"/>
+        </w:numPr>
+        <w:rPr>
+          <w:rFonts w:ascii="Arial" w:hAnsi="Arial" w:cs="Arial"/>
+          <w:b/>
+          <w:bCs/>
+        </w:rPr>
+      </w:pPr>
+      <w:r>
+        <w:rPr>
+          <w:rFonts w:ascii="Arial" w:hAnsi="Arial" w:cs="Arial"/>
+          <w:b/>
+          <w:bCs/>
+        </w:rPr>
+        <w:t>Scanner visor</w:t>
+      </w:r>
+    </w:p>
+    <w:p>
+      <w:pPr>
+        <w:rPr>
+          <w:rFonts w:ascii="Arial" w:hAnsi="Arial" w:cs="Arial"/>
+          <w:b/>
+          <w:bCs/>
+        </w:rPr>
+      </w:pPr>
+      <w:r>
+        <w:rPr>
+          <w:rFonts w:ascii="Arial" w:hAnsi="Arial" w:cs="Arial"/>
+          <w:b/>
+          <w:bCs/>
+        </w:rPr>
+        <w:t>Move Set</w:t>
+      </w:r>
+    </w:p>
+    <w:p>
+      <w:pPr>
+        <w:numPr>
+          <w:ilvl w:val="0"/>
+          <w:numId w:val="55"/>
+        </w:numPr>
+        <w:rPr>
+          <w:rFonts w:ascii="Arial" w:hAnsi="Arial" w:cs="Arial"/>
+          <w:b/>
+          <w:bCs/>
+        </w:rPr>
+      </w:pPr>
+      <w:r>
+        <w:rPr>
+          <w:rFonts w:ascii="Arial" w:hAnsi="Arial" w:cs="Arial"/>
+          <w:b/>
+          <w:bCs/>
+        </w:rPr>
+        <w:t>Baton Combo</w:t>
+      </w:r>
+    </w:p>
+    <w:p>
+      <w:pPr>
+        <w:numPr>
+          <w:ilvl w:val="0"/>
+          <w:numId w:val="55"/>
+        </w:numPr>
+        <w:rPr>
+          <w:rFonts w:ascii="Arial" w:hAnsi="Arial" w:cs="Arial"/>
+          <w:b/>
+          <w:bCs/>
+        </w:rPr>
+      </w:pPr>
+      <w:r>
+        <w:rPr>
+          <w:rFonts w:ascii="Arial" w:hAnsi="Arial" w:cs="Arial"/>
+          <w:b/>
+          <w:bCs/>
+        </w:rPr>
+        <w:t>Charging Dash</w:t>
+      </w:r>
+    </w:p>
+    <w:p>
+      <w:pPr>
+        <w:numPr>
+          <w:ilvl w:val="0"/>
+          <w:numId w:val="55"/>
+        </w:numPr>
+        <w:rPr>
+          <w:rFonts w:ascii="Arial" w:hAnsi="Arial" w:cs="Arial"/>
+          <w:b/>
+          <w:bCs/>
+        </w:rPr>
+      </w:pPr>
+      <w:r>
+        <w:rPr>
+          <w:rFonts w:ascii="Arial" w:hAnsi="Arial" w:cs="Arial"/>
+          <w:b/>
+          <w:bCs/>
+        </w:rPr>
+        <w:t>Shockwave Slam</w:t>
+      </w:r>
+    </w:p>
+    <w:p>
+      <w:pPr>
+        <w:numPr>
+          <w:ilvl w:val="0"/>
+          <w:numId w:val="55"/>
+        </w:numPr>
+        <w:rPr>
+          <w:rFonts w:ascii="Arial" w:hAnsi="Arial" w:cs="Arial"/>
+          <w:b/>
+          <w:bCs/>
+        </w:rPr>
+      </w:pPr>
+      <w:r>
+        <w:rPr>
+          <w:rFonts w:ascii="Arial" w:hAnsi="Arial" w:cs="Arial"/>
+          <w:b/>
+          <w:bCs/>
+        </w:rPr>
+        <w:t>Rail Trap (electrified floor sections)</w:t>
+      </w:r>
+    </w:p>
+    <w:p>
+      <w:pPr>
+        <w:numPr>
+          <w:ilvl w:val="0"/>
+          <w:numId w:val="55"/>
+        </w:numPr>
+        <w:rPr>
+          <w:rFonts w:ascii="Arial" w:hAnsi="Arial" w:cs="Arial"/>
+          <w:b/>
+          <w:bCs/>
+        </w:rPr>
+      </w:pPr>
+      <w:r>
+        <w:rPr>
+          <w:rFonts w:ascii="Arial" w:hAnsi="Arial" w:cs="Arial"/>
+          <w:b/>
+          <w:bCs/>
+        </w:rPr>
+        <w:t>Taser Burst</w:t>
+      </w:r>
+    </w:p>
+    <w:p>
+      <w:pPr>
+        <w:rPr>
+          <w:rFonts w:ascii="Arial" w:hAnsi="Arial" w:cs="Arial"/>
+          <w:b/>
+          <w:bCs/>
+        </w:rPr>
+      </w:pPr>
+      <w:r>
+        <w:rPr>
+          <w:rFonts w:ascii="Arial" w:hAnsi="Arial" w:cs="Arial"/>
+          <w:b/>
+          <w:bCs/>
+        </w:rPr>
+        <w:t>Role</w:t>
+      </w:r>
+    </w:p>
+    <w:p>
+      <w:pPr>
+        <w:rPr>
+          <w:rFonts w:ascii="Arial" w:hAnsi="Arial" w:cs="Arial"/>
+          <w:b/>
+          <w:bCs/>
+        </w:rPr>
+      </w:pPr>
+      <w:r>
+        <w:rPr>
+          <w:rFonts w:ascii="Arial" w:hAnsi="Arial" w:cs="Arial"/>
+          <w:b/>
+          <w:bCs/>
+        </w:rPr>
+        <w:t>Introduces stun mechanics.</w:t>
+      </w:r>
+    </w:p>
+    <w:p>
+      <w:pPr>
+        <w:rPr>
+          <w:rFonts w:ascii="Arial" w:hAnsi="Arial" w:cs="Arial"/>
+          <w:b/>
+          <w:bCs/>
+          <w:sz w:val="32"/>
+          <w:szCs w:val="32"/>
+        </w:rPr>
+      </w:pPr>
+      <w:r>
+        <w:rPr>
+          <w:rFonts w:ascii="Arial" w:hAnsi="Arial" w:cs="Arial"/>
+          <w:b/>
+          <w:bCs/>
+          <w:sz w:val="32"/>
+          <w:szCs w:val="32"/>
+        </w:rPr>
+        <w:pict w14:anchorId="25B17996">
+          <v:rect id="_x0000_i1025" style="width:0;height:1.5pt" o:hralign="center" o:hrstd="t" o:hr="t" fillcolor="#a0a0a0" stroked="f"/>
+        </w:pict>
+      </w:r>
+    </w:p>
+    <w:p>
+      <w:pPr>
+        <w:rPr>
+          <w:rFonts w:ascii="Arial" w:hAnsi="Arial" w:cs="Arial"/>
+          <w:b/>
+          <w:bCs/>
+          <w:sz w:val="32"/>
+          <w:szCs w:val="32"/>
+        </w:rPr>
+      </w:pPr>
+      <w:r>
+        <w:rPr>
+          <w:rFonts w:ascii="Arial" w:hAnsi="Arial" w:cs="Arial"/>
+          <w:b/>
+          <w:bCs/>
+          <w:sz w:val="32"/>
+          <w:szCs w:val="32"/>
+        </w:rPr>
+        <w:t>Level 3: Industrial Zone</w:t>
+      </w:r>
+    </w:p>
+    <w:p>
+      <w:pPr>
+        <w:rPr>
+          <w:rFonts w:ascii="Arial" w:hAnsi="Arial" w:cs="Arial"/>
+          <w:b/>
+          <w:bCs/>
+        </w:rPr>
+      </w:pPr>
+      <w:r>
+        <w:rPr>
+          <w:rFonts w:ascii="Arial" w:hAnsi="Arial" w:cs="Arial"/>
+          <w:b/>
+          <w:bCs/>
+        </w:rPr>
+        <w:t>Mini-Boss: "Crusher" Kane</w:t>
+      </w:r>
+    </w:p>
+    <w:p>
+      <w:pPr>
+        <w:rPr>
+          <w:rFonts w:ascii="Arial" w:hAnsi="Arial" w:cs="Arial"/>
+          <w:b/>
+          <w:bCs/>
+        </w:rPr>
+      </w:pPr>
+      <w:r>
+        <w:rPr>
+          <w:rFonts w:ascii="Arial" w:hAnsi="Arial" w:cs="Arial"/>
+          <w:b/>
+          <w:bCs/>
+        </w:rPr>
+        <w:t>Rhea Calder's chief enforcer.</w:t>
+      </w:r>
+    </w:p>
+    <w:p>
+      <w:pPr>
+        <w:rPr>
+          <w:rFonts w:ascii="Arial" w:hAnsi="Arial" w:cs="Arial"/>
+          <w:b/>
+          <w:bCs/>
+        </w:rPr>
+      </w:pPr>
+      <w:r>
+        <w:rPr>
+          <w:rFonts w:ascii="Arial" w:hAnsi="Arial" w:cs="Arial"/>
+          <w:b/>
+          <w:bCs/>
+        </w:rPr>
+        <w:t>Appearance</w:t>
+      </w:r>
+    </w:p>
+    <w:p>
+      <w:pPr>
+        <w:numPr>
+          <w:ilvl w:val="0"/>
+          <w:numId w:val="56"/>
+        </w:numPr>
+        <w:rPr>
+          <w:rFonts w:ascii="Arial" w:hAnsi="Arial" w:cs="Arial"/>
+          <w:b/>
+          <w:bCs/>
+        </w:rPr>
+      </w:pPr>
+      <w:r>
+        <w:rPr>
+          <w:rFonts w:ascii="Arial" w:hAnsi="Arial" w:cs="Arial"/>
+          <w:b/>
+          <w:bCs/>
+        </w:rPr>
+        <w:t>Hydraulic work suit</w:t>
+      </w:r>
+    </w:p>
+    <w:p>
+      <w:pPr>
+        <w:numPr>
+          <w:ilvl w:val="0"/>
+          <w:numId w:val="56"/>
+        </w:numPr>
+        <w:rPr>
+          <w:rFonts w:ascii="Arial" w:hAnsi="Arial" w:cs="Arial"/>
+          <w:b/>
+          <w:bCs/>
+        </w:rPr>
+      </w:pPr>
+      <w:r>
+        <w:rPr>
+          <w:rFonts w:ascii="Arial" w:hAnsi="Arial" w:cs="Arial"/>
+          <w:b/>
+          <w:bCs/>
+        </w:rPr>
+        <w:lastRenderedPageBreak/>
+        <w:t>Industrial hammer</w:t>
+      </w:r>
+    </w:p>
+    <w:p>
+      <w:pPr>
+        <w:rPr>
+          <w:rFonts w:ascii="Arial" w:hAnsi="Arial" w:cs="Arial"/>
+          <w:b/>
+          <w:bCs/>
+        </w:rPr>
+      </w:pPr>
+      <w:r>
+        <w:rPr>
+          <w:rFonts w:ascii="Arial" w:hAnsi="Arial" w:cs="Arial"/>
+          <w:b/>
+          <w:bCs/>
+        </w:rPr>
+        <w:t>Move Set</w:t>
+      </w:r>
+    </w:p>
+    <w:p>
+      <w:pPr>
+        <w:numPr>
+          <w:ilvl w:val="0"/>
+          <w:numId w:val="57"/>
+        </w:numPr>
+        <w:rPr>
+          <w:rFonts w:ascii="Arial" w:hAnsi="Arial" w:cs="Arial"/>
+          <w:b/>
+          <w:bCs/>
+        </w:rPr>
+      </w:pPr>
+      <w:r>
+        <w:rPr>
+          <w:rFonts w:ascii="Arial" w:hAnsi="Arial" w:cs="Arial"/>
+          <w:b/>
+          <w:bCs/>
+        </w:rPr>
+        <w:t>Hammer Slam</w:t>
+      </w:r>
+    </w:p>
+    <w:p>
+      <w:pPr>
+        <w:numPr>
+          <w:ilvl w:val="0"/>
+          <w:numId w:val="57"/>
+        </w:numPr>
+        <w:rPr>
+          <w:rFonts w:ascii="Arial" w:hAnsi="Arial" w:cs="Arial"/>
+          <w:b/>
+          <w:bCs/>
+        </w:rPr>
+      </w:pPr>
+      <w:r>
+        <w:rPr>
+          <w:rFonts w:ascii="Arial" w:hAnsi="Arial" w:cs="Arial"/>
+          <w:b/>
+          <w:bCs/>
+        </w:rPr>
+        <w:t>Hook Chain Grab</w:t>
+      </w:r>
+    </w:p>
+    <w:p>
+      <w:pPr>
+        <w:numPr>
+          <w:ilvl w:val="0"/>
+          <w:numId w:val="57"/>
+        </w:numPr>
+        <w:rPr>
+          <w:rFonts w:ascii="Arial" w:hAnsi="Arial" w:cs="Arial"/>
+          <w:b/>
+          <w:bCs/>
+        </w:rPr>
+      </w:pPr>
+      <w:r>
+        <w:rPr>
+          <w:rFonts w:ascii="Arial" w:hAnsi="Arial" w:cs="Arial"/>
+          <w:b/>
+          <w:bCs/>
+        </w:rPr>
+        <w:t>Furnace Kick</w:t>
+      </w:r>
+    </w:p>
+    <w:p>
+      <w:pPr>
+        <w:numPr>
+          <w:ilvl w:val="0"/>
+          <w:numId w:val="57"/>
+        </w:numPr>
+        <w:rPr>
+          <w:rFonts w:ascii="Arial" w:hAnsi="Arial" w:cs="Arial"/>
+          <w:b/>
+          <w:bCs/>
+        </w:rPr>
+      </w:pPr>
+      <w:r>
+        <w:rPr>
+          <w:rFonts w:ascii="Arial" w:hAnsi="Arial" w:cs="Arial"/>
+          <w:b/>
+          <w:bCs/>
+        </w:rPr>
+        <w:t>Steam Vent Burst</w:t>
+      </w:r>
+    </w:p>
+    <w:p>
+      <w:pPr>
+        <w:numPr>
+          <w:ilvl w:val="0"/>
+          <w:numId w:val="57"/>
+        </w:numPr>
+        <w:rPr>
+          <w:rFonts w:ascii="Arial" w:hAnsi="Arial" w:cs="Arial"/>
+          <w:b/>
+          <w:bCs/>
+        </w:rPr>
+      </w:pPr>
+      <w:r>
+        <w:rPr>
+          <w:rFonts w:ascii="Arial" w:hAnsi="Arial" w:cs="Arial"/>
+          <w:b/>
+          <w:bCs/>
+        </w:rPr>
+        <w:t>Crushing Uppercut</w:t>
+      </w:r>
+    </w:p>
+    <w:p>
+      <w:pPr>
+        <w:rPr>
+          <w:rFonts w:ascii="Arial" w:hAnsi="Arial" w:cs="Arial"/>
+          <w:b/>
+          <w:bCs/>
+        </w:rPr>
+      </w:pPr>
+      <w:r>
+        <w:rPr>
+          <w:rFonts w:ascii="Arial" w:hAnsi="Arial" w:cs="Arial"/>
+          <w:b/>
+          <w:bCs/>
+        </w:rPr>
+        <w:t>Role</w:t>
+      </w:r>
+    </w:p>
+    <w:p>
+      <w:pPr>
+        <w:rPr>
+          <w:rFonts w:ascii="Arial" w:hAnsi="Arial" w:cs="Arial"/>
+          <w:b/>
+          <w:bCs/>
+        </w:rPr>
+      </w:pPr>
+      <w:r>
+        <w:rPr>
+          <w:rFonts w:ascii="Arial" w:hAnsi="Arial" w:cs="Arial"/>
+          <w:b/>
+          <w:bCs/>
+        </w:rPr>
+        <w:t>Prepares players for Overseer Calder.</w:t>
+      </w:r>
+    </w:p>
+    <w:p>
+      <w:pPr>
+        <w:rPr>
+          <w:rFonts w:ascii="Arial" w:hAnsi="Arial" w:cs="Arial"/>
+          <w:b/>
+          <w:bCs/>
+          <w:sz w:val="32"/>
+          <w:szCs w:val="32"/>
+        </w:rPr>
+      </w:pPr>
+      <w:r>
+        <w:rPr>
+          <w:rFonts w:ascii="Arial" w:hAnsi="Arial" w:cs="Arial"/>
+          <w:b/>
+          <w:bCs/>
+          <w:sz w:val="32"/>
+          <w:szCs w:val="32"/>
+        </w:rPr>
+        <w:pict w14:anchorId="24922811">
+          <v:rect id="_x0000_i1026" style="width:0;height:1.5pt" o:hralign="center" o:hrstd="t" o:hr="t" fillcolor="#a0a0a0" stroked="f"/>
+        </w:pict>
+      </w:r>
+    </w:p>
+    <w:p>
+      <w:pPr>
+        <w:rPr>
+          <w:rFonts w:ascii="Arial" w:hAnsi="Arial" w:cs="Arial"/>
+          <w:b/>
+          <w:bCs/>
+          <w:sz w:val="32"/>
+          <w:szCs w:val="32"/>
+        </w:rPr>
+      </w:pPr>
+      <w:r>
+        <w:rPr>
+          <w:rFonts w:ascii="Arial" w:hAnsi="Arial" w:cs="Arial"/>
+          <w:b/>
+          <w:bCs/>
+          <w:sz w:val="32"/>
+          <w:szCs w:val="32"/>
+        </w:rPr>
+        <w:t>Level 4: Neon Market</w:t>
+      </w:r>
+    </w:p>
+    <w:p>
+      <w:pPr>
+        <w:rPr>
+          <w:rFonts w:ascii="Arial" w:hAnsi="Arial" w:cs="Arial"/>
+          <w:b/>
+          <w:bCs/>
+        </w:rPr>
+      </w:pPr>
+      <w:r>
+        <w:rPr>
+          <w:rFonts w:ascii="Arial" w:hAnsi="Arial" w:cs="Arial"/>
+          <w:b/>
+          <w:bCs/>
+        </w:rPr>
+        <w:t>Mini-Boss: "Glitch"</w:t>
+      </w:r>
+    </w:p>
+    <w:p>
+      <w:pPr>
+        <w:rPr>
+          <w:rFonts w:ascii="Arial" w:hAnsi="Arial" w:cs="Arial"/>
+          <w:b/>
+          <w:bCs/>
+        </w:rPr>
+      </w:pPr>
+      <w:r>
+        <w:rPr>
+          <w:rFonts w:ascii="Arial" w:hAnsi="Arial" w:cs="Arial"/>
+          <w:b/>
+          <w:bCs/>
+        </w:rPr>
+        <w:t>A former hacker turned Rust cyber operative.</w:t>
+      </w:r>
+    </w:p>
+    <w:p>
+      <w:pPr>
+        <w:rPr>
+          <w:rFonts w:ascii="Arial" w:hAnsi="Arial" w:cs="Arial"/>
+          <w:b/>
+          <w:bCs/>
+        </w:rPr>
+      </w:pPr>
+      <w:r>
+        <w:rPr>
+          <w:rFonts w:ascii="Arial" w:hAnsi="Arial" w:cs="Arial"/>
+          <w:b/>
+          <w:bCs/>
+        </w:rPr>
+        <w:t>Appearance</w:t>
+      </w:r>
+    </w:p>
+    <w:p>
+      <w:pPr>
+        <w:numPr>
+          <w:ilvl w:val="0"/>
+          <w:numId w:val="58"/>
+        </w:numPr>
+        <w:rPr>
+          <w:rFonts w:ascii="Arial" w:hAnsi="Arial" w:cs="Arial"/>
+          <w:b/>
+          <w:bCs/>
+        </w:rPr>
+      </w:pPr>
+      <w:r>
+        <w:rPr>
+          <w:rFonts w:ascii="Arial" w:hAnsi="Arial" w:cs="Arial"/>
+          <w:b/>
+          <w:bCs/>
+        </w:rPr>
+        <w:t>Holographic mask</w:t>
+      </w:r>
+    </w:p>
+    <w:p>
+      <w:pPr>
+        <w:numPr>
+          <w:ilvl w:val="0"/>
+          <w:numId w:val="58"/>
+        </w:numPr>
+        <w:rPr>
+          <w:rFonts w:ascii="Arial" w:hAnsi="Arial" w:cs="Arial"/>
+          <w:b/>
+          <w:bCs/>
+        </w:rPr>
+      </w:pPr>
+      <w:r>
+        <w:rPr>
+          <w:rFonts w:ascii="Arial" w:hAnsi="Arial" w:cs="Arial"/>
+          <w:b/>
+          <w:bCs/>
+        </w:rPr>
+        <w:t>Portable drone pack</w:t>
+      </w:r>
+    </w:p>
+    <w:p>
+      <w:pPr>
+        <w:rPr>
+          <w:rFonts w:ascii="Arial" w:hAnsi="Arial" w:cs="Arial"/>
+          <w:b/>
+          <w:bCs/>
+        </w:rPr>
+      </w:pPr>
+      <w:r>
+        <w:rPr>
+          <w:rFonts w:ascii="Arial" w:hAnsi="Arial" w:cs="Arial"/>
+          <w:b/>
+          <w:bCs/>
+        </w:rPr>
+        <w:t>Move Set</w:t>
+      </w:r>
+    </w:p>
+    <w:p>
+      <w:pPr>
+        <w:numPr>
+          <w:ilvl w:val="0"/>
+          <w:numId w:val="59"/>
+        </w:numPr>
+        <w:rPr>
+          <w:rFonts w:ascii="Arial" w:hAnsi="Arial" w:cs="Arial"/>
+          <w:b/>
+          <w:bCs/>
+        </w:rPr>
+      </w:pPr>
+      <w:r>
+        <w:rPr>
+          <w:rFonts w:ascii="Arial" w:hAnsi="Arial" w:cs="Arial"/>
+          <w:b/>
+          <w:bCs/>
+        </w:rPr>
+        <w:t>Drone Barrage</w:t>
+      </w:r>
+    </w:p>
+    <w:p>
+      <w:pPr>
+        <w:numPr>
+          <w:ilvl w:val="0"/>
+          <w:numId w:val="59"/>
+        </w:numPr>
+        <w:rPr>
+          <w:rFonts w:ascii="Arial" w:hAnsi="Arial" w:cs="Arial"/>
+          <w:b/>
+          <w:bCs/>
+        </w:rPr>
+      </w:pPr>
+      <w:r>
+        <w:rPr>
+          <w:rFonts w:ascii="Arial" w:hAnsi="Arial" w:cs="Arial"/>
+          <w:b/>
+          <w:bCs/>
+        </w:rPr>
+        <w:t>Hologram Duplicate</w:t>
+      </w:r>
+    </w:p>
+    <w:p>
+      <w:pPr>
+        <w:numPr>
+          <w:ilvl w:val="0"/>
+          <w:numId w:val="59"/>
+        </w:numPr>
+        <w:rPr>
+          <w:rFonts w:ascii="Arial" w:hAnsi="Arial" w:cs="Arial"/>
+          <w:b/>
+          <w:bCs/>
+        </w:rPr>
+      </w:pPr>
+      <w:r>
+        <w:rPr>
+          <w:rFonts w:ascii="Arial" w:hAnsi="Arial" w:cs="Arial"/>
+          <w:b/>
+          <w:bCs/>
+        </w:rPr>
+        <w:t>Shock Disk Throw</w:t>
+      </w:r>
+    </w:p>
+    <w:p>
+      <w:pPr>
+        <w:numPr>
+          <w:ilvl w:val="0"/>
+          <w:numId w:val="59"/>
+        </w:numPr>
+        <w:rPr>
+          <w:rFonts w:ascii="Arial" w:hAnsi="Arial" w:cs="Arial"/>
+          <w:b/>
+          <w:bCs/>
+        </w:rPr>
+      </w:pPr>
+      <w:r>
+        <w:rPr>
+          <w:rFonts w:ascii="Arial" w:hAnsi="Arial" w:cs="Arial"/>
+          <w:b/>
+          <w:bCs/>
+        </w:rPr>
+        <w:t>Data Spike</w:t>
+      </w:r>
+    </w:p>
+    <w:p>
+      <w:pPr>
+        <w:numPr>
+          <w:ilvl w:val="0"/>
+          <w:numId w:val="59"/>
+        </w:numPr>
+        <w:rPr>
+          <w:rFonts w:ascii="Arial" w:hAnsi="Arial" w:cs="Arial"/>
+          <w:b/>
+          <w:bCs/>
+        </w:rPr>
+      </w:pPr>
+      <w:r>
+        <w:rPr>
+          <w:rFonts w:ascii="Arial" w:hAnsi="Arial" w:cs="Arial"/>
+          <w:b/>
+          <w:bCs/>
+        </w:rPr>
+        <w:t>Emergency Teleport</w:t>
+      </w:r>
+    </w:p>
+    <w:p>
+      <w:pPr>
+        <w:rPr>
+          <w:rFonts w:ascii="Arial" w:hAnsi="Arial" w:cs="Arial"/>
+          <w:b/>
+          <w:bCs/>
+        </w:rPr>
+      </w:pPr>
+      <w:r>
+        <w:rPr>
+          <w:rFonts w:ascii="Arial" w:hAnsi="Arial" w:cs="Arial"/>
+          <w:b/>
+          <w:bCs/>
+        </w:rPr>
+        <w:t>Role</w:t>
+      </w:r>
+    </w:p>
+    <w:p>
+      <w:pPr>
+        <w:rPr>
+          <w:rFonts w:ascii="Arial" w:hAnsi="Arial" w:cs="Arial"/>
+          <w:b/>
+          <w:bCs/>
+        </w:rPr>
+      </w:pPr>
+      <w:r>
+        <w:rPr>
+          <w:rFonts w:ascii="Arial" w:hAnsi="Arial" w:cs="Arial"/>
+          <w:b/>
+          <w:bCs/>
+        </w:rPr>
+        <w:t>Introduces Voss's deception mechanics.</w:t>
+      </w:r>
+    </w:p>
+    <w:p>
+      <w:pPr>
+        <w:rPr>
+          <w:rFonts w:ascii="Arial" w:hAnsi="Arial" w:cs="Arial"/>
+          <w:b/>
+          <w:bCs/>
+          <w:sz w:val="32"/>
+          <w:szCs w:val="32"/>
+        </w:rPr>
+      </w:pPr>
+      <w:r>
+        <w:rPr>
+          <w:rFonts w:ascii="Arial" w:hAnsi="Arial" w:cs="Arial"/>
+          <w:b/>
+          <w:bCs/>
+          <w:sz w:val="32"/>
+          <w:szCs w:val="32"/>
+        </w:rPr>
+        <w:pict w14:anchorId="1617CCF9">
+          <v:rect id="_x0000_i1027" style="width:0;height:1.5pt" o:hralign="center" o:hrstd="t" o:hr="t" fillcolor="#a0a0a0" stroked="f"/>
+        </w:pict>
+      </w:r>
+    </w:p>
+    <w:p>
+      <w:pPr>
+        <w:rPr>
+          <w:rFonts w:ascii="Arial" w:hAnsi="Arial" w:cs="Arial"/>
+          <w:b/>
+          <w:bCs/>
+          <w:sz w:val="32"/>
+          <w:szCs w:val="32"/>
+        </w:rPr>
+      </w:pPr>
+      <w:r>
+        <w:rPr>
+          <w:rFonts w:ascii="Arial" w:hAnsi="Arial" w:cs="Arial"/>
+          <w:b/>
+          <w:bCs/>
+          <w:sz w:val="32"/>
+          <w:szCs w:val="32"/>
+        </w:rPr>
+        <w:t>Level 5: Skyline District</w:t>
+      </w:r>
+    </w:p>
+    <w:p>
+      <w:pPr>
+        <w:rPr>
+          <w:rFonts w:ascii="Arial" w:hAnsi="Arial" w:cs="Arial"/>
+          <w:b/>
+          <w:bCs/>
+        </w:rPr>
+      </w:pPr>
+      <w:r>
+        <w:rPr>
+          <w:rFonts w:ascii="Arial" w:hAnsi="Arial" w:cs="Arial"/>
+          <w:b/>
+          <w:bCs/>
+        </w:rPr>
+        <w:t>Mini-Boss: "Raptor"</w:t>
+      </w:r>
+    </w:p>
+    <w:p>
+      <w:pPr>
+        <w:rPr>
+          <w:rFonts w:ascii="Arial" w:hAnsi="Arial" w:cs="Arial"/>
+          <w:b/>
+          <w:bCs/>
+        </w:rPr>
+      </w:pPr>
+      <w:r>
+        <w:rPr>
+          <w:rFonts w:ascii="Arial" w:hAnsi="Arial" w:cs="Arial"/>
+          <w:b/>
+          <w:bCs/>
+        </w:rPr>
+        <w:t>Silas Wren's personal hunter.</w:t>
+      </w:r>
+    </w:p>
+    <w:p>
+      <w:pPr>
+        <w:rPr>
+          <w:rFonts w:ascii="Arial" w:hAnsi="Arial" w:cs="Arial"/>
+          <w:b/>
+          <w:bCs/>
+        </w:rPr>
+      </w:pPr>
+      <w:r>
+        <w:rPr>
+          <w:rFonts w:ascii="Arial" w:hAnsi="Arial" w:cs="Arial"/>
+          <w:b/>
+          <w:bCs/>
+        </w:rPr>
+        <w:lastRenderedPageBreak/>
+        <w:t>Appearance</w:t>
+      </w:r>
+    </w:p>
+    <w:p>
+      <w:pPr>
+        <w:numPr>
+          <w:ilvl w:val="0"/>
+          <w:numId w:val="60"/>
+        </w:numPr>
+        <w:rPr>
+          <w:rFonts w:ascii="Arial" w:hAnsi="Arial" w:cs="Arial"/>
+          <w:b/>
+          <w:bCs/>
+        </w:rPr>
+      </w:pPr>
+      <w:r>
+        <w:rPr>
+          <w:rFonts w:ascii="Arial" w:hAnsi="Arial" w:cs="Arial"/>
+          <w:b/>
+          <w:bCs/>
+        </w:rPr>
+        <w:t>Grapple launcher</w:t>
+      </w:r>
+    </w:p>
+    <w:p>
+      <w:pPr>
+        <w:numPr>
+          <w:ilvl w:val="0"/>
+          <w:numId w:val="60"/>
+        </w:numPr>
+        <w:rPr>
+          <w:rFonts w:ascii="Arial" w:hAnsi="Arial" w:cs="Arial"/>
+          <w:b/>
+          <w:bCs/>
+        </w:rPr>
+      </w:pPr>
+      <w:r>
+        <w:rPr>
+          <w:rFonts w:ascii="Arial" w:hAnsi="Arial" w:cs="Arial"/>
+          <w:b/>
+          <w:bCs/>
+        </w:rPr>
+        <w:t>Lightweight armour</w:t>
+      </w:r>
+    </w:p>
+    <w:p>
+      <w:pPr>
+        <w:rPr>
+          <w:rFonts w:ascii="Arial" w:hAnsi="Arial" w:cs="Arial"/>
+          <w:b/>
+          <w:bCs/>
+        </w:rPr>
+      </w:pPr>
+      <w:r>
+        <w:rPr>
+          <w:rFonts w:ascii="Arial" w:hAnsi="Arial" w:cs="Arial"/>
+          <w:b/>
+          <w:bCs/>
+        </w:rPr>
+        <w:t>Move Set</w:t>
+      </w:r>
+    </w:p>
+    <w:p>
+      <w:pPr>
+        <w:numPr>
+          <w:ilvl w:val="0"/>
+          <w:numId w:val="61"/>
+        </w:numPr>
+        <w:rPr>
+          <w:rFonts w:ascii="Arial" w:hAnsi="Arial" w:cs="Arial"/>
+          <w:b/>
+          <w:bCs/>
+        </w:rPr>
+      </w:pPr>
+      <w:r>
+        <w:rPr>
+          <w:rFonts w:ascii="Arial" w:hAnsi="Arial" w:cs="Arial"/>
+          <w:b/>
+          <w:bCs/>
+        </w:rPr>
+        <w:t>Dive Kick</w:t>
+      </w:r>
+    </w:p>
+    <w:p>
+      <w:pPr>
+        <w:numPr>
+          <w:ilvl w:val="0"/>
+          <w:numId w:val="61"/>
+        </w:numPr>
+        <w:rPr>
+          <w:rFonts w:ascii="Arial" w:hAnsi="Arial" w:cs="Arial"/>
+          <w:b/>
+          <w:bCs/>
+        </w:rPr>
+      </w:pPr>
+      <w:r>
+        <w:rPr>
+          <w:rFonts w:ascii="Arial" w:hAnsi="Arial" w:cs="Arial"/>
+          <w:b/>
+          <w:bCs/>
+        </w:rPr>
+        <w:t>Wall Bounce Strike</w:t>
+      </w:r>
+    </w:p>
+    <w:p>
+      <w:pPr>
+        <w:numPr>
+          <w:ilvl w:val="0"/>
+          <w:numId w:val="61"/>
+        </w:numPr>
+        <w:rPr>
+          <w:rFonts w:ascii="Arial" w:hAnsi="Arial" w:cs="Arial"/>
+          <w:b/>
+          <w:bCs/>
+        </w:rPr>
+      </w:pPr>
+      <w:r>
+        <w:rPr>
+          <w:rFonts w:ascii="Arial" w:hAnsi="Arial" w:cs="Arial"/>
+          <w:b/>
+          <w:bCs/>
+        </w:rPr>
+        <w:t>Grapple Pull</w:t>
+      </w:r>
+    </w:p>
+    <w:p>
+      <w:pPr>
+        <w:numPr>
+          <w:ilvl w:val="0"/>
+          <w:numId w:val="61"/>
+        </w:numPr>
+        <w:rPr>
+          <w:rFonts w:ascii="Arial" w:hAnsi="Arial" w:cs="Arial"/>
+          <w:b/>
+          <w:bCs/>
+        </w:rPr>
+      </w:pPr>
+      <w:r>
+        <w:rPr>
+          <w:rFonts w:ascii="Arial" w:hAnsi="Arial" w:cs="Arial"/>
+          <w:b/>
+          <w:bCs/>
+        </w:rPr>
+        <w:t>Aerial Barrage</w:t>
+      </w:r>
+    </w:p>
+    <w:p>
+      <w:pPr>
+        <w:numPr>
+          <w:ilvl w:val="0"/>
+          <w:numId w:val="61"/>
+        </w:numPr>
+        <w:rPr>
+          <w:rFonts w:ascii="Arial" w:hAnsi="Arial" w:cs="Arial"/>
+          <w:b/>
+          <w:bCs/>
+        </w:rPr>
+      </w:pPr>
+      <w:r>
+        <w:rPr>
+          <w:rFonts w:ascii="Arial" w:hAnsi="Arial" w:cs="Arial"/>
+          <w:b/>
+          <w:bCs/>
+        </w:rPr>
+        <w:t>Falcon Drop</w:t>
+      </w:r>
+    </w:p>
+    <w:p>
+      <w:pPr>
+        <w:rPr>
+          <w:rFonts w:ascii="Arial" w:hAnsi="Arial" w:cs="Arial"/>
+          <w:b/>
+          <w:bCs/>
+        </w:rPr>
+      </w:pPr>
+      <w:r>
+        <w:rPr>
+          <w:rFonts w:ascii="Arial" w:hAnsi="Arial" w:cs="Arial"/>
+          <w:b/>
+          <w:bCs/>
+        </w:rPr>
+        <w:t>Role</w:t>
+      </w:r>
+    </w:p>
+    <w:p>
+      <w:pPr>
+        <w:rPr>
+          <w:rFonts w:ascii="Arial" w:hAnsi="Arial" w:cs="Arial"/>
+          <w:b/>
+          <w:bCs/>
+          <w:sz w:val="32"/>
+          <w:szCs w:val="32"/>
+        </w:rPr>
+      </w:pPr>
+      <w:r>
+        <w:rPr>
+          <w:rFonts w:ascii="Arial" w:hAnsi="Arial" w:cs="Arial"/>
+          <w:b/>
+          <w:bCs/>
+        </w:rPr>
+        <w:t>Trains players for vertical combat</w:t>
+      </w:r>
+      <w:r>
+        <w:rPr>
+          <w:rFonts w:ascii="Arial" w:hAnsi="Arial" w:cs="Arial"/>
+          <w:b/>
+          <w:bCs/>
+          <w:sz w:val="32"/>
+          <w:szCs w:val="32"/>
+        </w:rPr>
+        <w:t>.</w:t>
+      </w:r>
+    </w:p>
+    <w:p>
+      <w:pPr>
+        <w:rPr>
+          <w:rFonts w:ascii="Arial" w:hAnsi="Arial" w:cs="Arial"/>
+          <w:b/>
+          <w:bCs/>
+          <w:sz w:val="32"/>
+          <w:szCs w:val="32"/>
+        </w:rPr>
+      </w:pPr>
+      <w:r>
+        <w:rPr>
+          <w:rFonts w:ascii="Arial" w:hAnsi="Arial" w:cs="Arial"/>
+          <w:b/>
+          <w:bCs/>
+          <w:sz w:val="32"/>
+          <w:szCs w:val="32"/>
+        </w:rPr>
+        <w:pict w14:anchorId="2A1F3A29">
+          <v:rect id="_x0000_i1028" style="width:0;height:1.5pt" o:hralign="center" o:hrstd="t" o:hr="t" fillcolor="#a0a0a0" stroked="f"/>
+        </w:pict>
+      </w:r>
+    </w:p>
+    <w:p>
+      <w:pPr>
+        <w:rPr>
+          <w:rFonts w:ascii="Arial" w:hAnsi="Arial" w:cs="Arial"/>
+          <w:b/>
+          <w:bCs/>
+          <w:sz w:val="32"/>
+          <w:szCs w:val="32"/>
+        </w:rPr>
+      </w:pPr>
+      <w:r>
+        <w:rPr>
+          <w:rFonts w:ascii="Arial" w:hAnsi="Arial" w:cs="Arial"/>
+          <w:b/>
+          <w:bCs/>
+          <w:sz w:val="32"/>
+          <w:szCs w:val="32"/>
+        </w:rPr>
+        <w:t>Level 6: Undercity</w:t>
+      </w:r>
+    </w:p>
+    <w:p>
+      <w:pPr>
+        <w:rPr>
+          <w:rFonts w:ascii="Arial" w:hAnsi="Arial" w:cs="Arial"/>
+          <w:b/>
+          <w:bCs/>
+        </w:rPr>
+      </w:pPr>
+      <w:r>
+        <w:rPr>
+          <w:rFonts w:ascii="Arial" w:hAnsi="Arial" w:cs="Arial"/>
+          <w:b/>
+          <w:bCs/>
+        </w:rPr>
+        <w:t>Mini-Boss: Dr. Holt's Experiment "Subject 88"</w:t>
+      </w:r>
+    </w:p>
+    <w:p>
+      <w:pPr>
+        <w:rPr>
+          <w:rFonts w:ascii="Arial" w:hAnsi="Arial" w:cs="Arial"/>
+          <w:b/>
+          <w:bCs/>
+        </w:rPr>
+      </w:pPr>
+      <w:r>
+        <w:rPr>
+          <w:rFonts w:ascii="Arial" w:hAnsi="Arial" w:cs="Arial"/>
+          <w:b/>
+          <w:bCs/>
+        </w:rPr>
+        <w:t>A failed chemical test subject.</w:t>
+      </w:r>
+    </w:p>
+    <w:p>
+      <w:pPr>
+        <w:rPr>
+          <w:rFonts w:ascii="Arial" w:hAnsi="Arial" w:cs="Arial"/>
+          <w:b/>
+          <w:bCs/>
+        </w:rPr>
+      </w:pPr>
+      <w:r>
+        <w:rPr>
+          <w:rFonts w:ascii="Arial" w:hAnsi="Arial" w:cs="Arial"/>
+          <w:b/>
+          <w:bCs/>
+        </w:rPr>
+        <w:t>Appearance</w:t>
+      </w:r>
+    </w:p>
+    <w:p>
+      <w:pPr>
+        <w:numPr>
+          <w:ilvl w:val="0"/>
+          <w:numId w:val="62"/>
+        </w:numPr>
+        <w:rPr>
+          <w:rFonts w:ascii="Arial" w:hAnsi="Arial" w:cs="Arial"/>
+          <w:b/>
+          <w:bCs/>
+        </w:rPr>
+      </w:pPr>
+      <w:r>
+        <w:rPr>
+          <w:rFonts w:ascii="Arial" w:hAnsi="Arial" w:cs="Arial"/>
+          <w:b/>
+          <w:bCs/>
+        </w:rPr>
+        <w:t>Mutated physique</w:t>
+      </w:r>
+    </w:p>
+    <w:p>
+      <w:pPr>
+        <w:numPr>
+          <w:ilvl w:val="0"/>
+          <w:numId w:val="62"/>
+        </w:numPr>
+        <w:rPr>
+          <w:rFonts w:ascii="Arial" w:hAnsi="Arial" w:cs="Arial"/>
+          <w:b/>
+          <w:bCs/>
+        </w:rPr>
+      </w:pPr>
+      <w:r>
+        <w:rPr>
+          <w:rFonts w:ascii="Arial" w:hAnsi="Arial" w:cs="Arial"/>
+          <w:b/>
+          <w:bCs/>
+        </w:rPr>
+        <w:t>Chemical tanks on back</w:t>
+      </w:r>
+    </w:p>
+    <w:p>
+      <w:pPr>
+        <w:numPr>
+          <w:ilvl w:val="0"/>
+          <w:numId w:val="62"/>
+        </w:numPr>
+        <w:rPr>
+          <w:rFonts w:ascii="Arial" w:hAnsi="Arial" w:cs="Arial"/>
+          <w:b/>
+          <w:bCs/>
+        </w:rPr>
+      </w:pPr>
+      <w:r>
+        <w:rPr>
+          <w:rFonts w:ascii="Arial" w:hAnsi="Arial" w:cs="Arial"/>
+          <w:b/>
+          <w:bCs/>
+        </w:rPr>
+        <w:t>Glowing green veins</w:t>
+      </w:r>
+    </w:p>
+    <w:p>
+      <w:pPr>
+        <w:rPr>
+          <w:rFonts w:ascii="Arial" w:hAnsi="Arial" w:cs="Arial"/>
+          <w:b/>
+          <w:bCs/>
+        </w:rPr>
+      </w:pPr>
+      <w:r>
+        <w:rPr>
+          <w:rFonts w:ascii="Arial" w:hAnsi="Arial" w:cs="Arial"/>
+          <w:b/>
+          <w:bCs/>
+        </w:rPr>
+        <w:t>Move Set</w:t>
+      </w:r>
+    </w:p>
+    <w:p>
+      <w:pPr>
+        <w:numPr>
+          <w:ilvl w:val="0"/>
+          <w:numId w:val="63"/>
+        </w:numPr>
+        <w:rPr>
+          <w:rFonts w:ascii="Arial" w:hAnsi="Arial" w:cs="Arial"/>
+          <w:b/>
+          <w:bCs/>
+        </w:rPr>
+      </w:pPr>
+      <w:r>
+        <w:rPr>
+          <w:rFonts w:ascii="Arial" w:hAnsi="Arial" w:cs="Arial"/>
+          <w:b/>
+          <w:bCs/>
+        </w:rPr>
+        <w:t>Toxic Breath</w:t>
+      </w:r>
+    </w:p>
+    <w:p>
+      <w:pPr>
+        <w:numPr>
+          <w:ilvl w:val="0"/>
+          <w:numId w:val="63"/>
+        </w:numPr>
+        <w:rPr>
+          <w:rFonts w:ascii="Arial" w:hAnsi="Arial" w:cs="Arial"/>
+          <w:b/>
+          <w:bCs/>
+        </w:rPr>
+      </w:pPr>
+      <w:r>
+        <w:rPr>
+          <w:rFonts w:ascii="Arial" w:hAnsi="Arial" w:cs="Arial"/>
+          <w:b/>
+          <w:bCs/>
+        </w:rPr>
+        <w:t>Acid Spit</w:t>
+      </w:r>
+    </w:p>
+    <w:p>
+      <w:pPr>
+        <w:numPr>
+          <w:ilvl w:val="0"/>
+          <w:numId w:val="63"/>
+        </w:numPr>
+        <w:rPr>
+          <w:rFonts w:ascii="Arial" w:hAnsi="Arial" w:cs="Arial"/>
+          <w:b/>
+          <w:bCs/>
+        </w:rPr>
+      </w:pPr>
+      <w:r>
+        <w:rPr>
+          <w:rFonts w:ascii="Arial" w:hAnsi="Arial" w:cs="Arial"/>
+          <w:b/>
+          <w:bCs/>
+        </w:rPr>
+        <w:t>Frenzied Charge</w:t>
+      </w:r>
+    </w:p>
+    <w:p>
+      <w:pPr>
+        <w:numPr>
+          <w:ilvl w:val="0"/>
+          <w:numId w:val="63"/>
+        </w:numPr>
+        <w:rPr>
+          <w:rFonts w:ascii="Arial" w:hAnsi="Arial" w:cs="Arial"/>
+          <w:b/>
+          <w:bCs/>
+        </w:rPr>
+      </w:pPr>
+      <w:r>
+        <w:rPr>
+          <w:rFonts w:ascii="Arial" w:hAnsi="Arial" w:cs="Arial"/>
+          <w:b/>
+          <w:bCs/>
+        </w:rPr>
+        <w:t>Corrosion Slam</w:t>
+      </w:r>
+    </w:p>
+    <w:p>
+      <w:pPr>
+        <w:numPr>
+          <w:ilvl w:val="0"/>
+          <w:numId w:val="63"/>
+        </w:numPr>
+        <w:rPr>
+          <w:rFonts w:ascii="Arial" w:hAnsi="Arial" w:cs="Arial"/>
+          <w:b/>
+          <w:bCs/>
+        </w:rPr>
+      </w:pPr>
+      <w:r>
+        <w:rPr>
+          <w:rFonts w:ascii="Arial" w:hAnsi="Arial" w:cs="Arial"/>
+          <w:b/>
+          <w:bCs/>
+        </w:rPr>
+        <w:t>Chemical Explosion</w:t>
+      </w:r>
+    </w:p>
+    <w:p>
+      <w:pPr>
+        <w:rPr>
+          <w:rFonts w:ascii="Arial" w:hAnsi="Arial" w:cs="Arial"/>
+          <w:b/>
+          <w:bCs/>
+        </w:rPr>
+      </w:pPr>
+      <w:r>
+        <w:rPr>
+          <w:rFonts w:ascii="Arial" w:hAnsi="Arial" w:cs="Arial"/>
+          <w:b/>
+          <w:bCs/>
+        </w:rPr>
+        <w:t>Role</w:t>
+      </w:r>
+    </w:p>
+    <w:p>
+      <w:pPr>
+        <w:rPr>
+          <w:rFonts w:ascii="Arial" w:hAnsi="Arial" w:cs="Arial"/>
+          <w:b/>
+          <w:bCs/>
+        </w:rPr>
+      </w:pPr>
+      <w:r>
+        <w:rPr>
+          <w:rFonts w:ascii="Arial" w:hAnsi="Arial" w:cs="Arial"/>
+          <w:b/>
+          <w:bCs/>
+        </w:rPr>
+        <w:t>Introduces area denial hazards.</w:t>
+      </w:r>
+    </w:p>
+    <w:p>
+      <w:pPr>
+        <w:rPr>
+          <w:rFonts w:ascii="Arial" w:hAnsi="Arial" w:cs="Arial"/>
+          <w:b/>
+          <w:bCs/>
+          <w:sz w:val="32"/>
+          <w:szCs w:val="32"/>
+        </w:rPr>
+      </w:pPr>
+      <w:r>
+        <w:rPr>
+          <w:rFonts w:ascii="Arial" w:hAnsi="Arial" w:cs="Arial"/>
+          <w:b/>
+          <w:bCs/>
+          <w:sz w:val="32"/>
+          <w:szCs w:val="32"/>
+        </w:rPr>
+        <w:pict w14:anchorId="0B06F83C">
+          <v:rect id="_x0000_i1029" style="width:0;height:1.5pt" o:hralign="center" o:hrstd="t" o:hr="t" fillcolor="#a0a0a0" stroked="f"/>
+        </w:pict>
+      </w:r>
+    </w:p>
+    <w:p>
+      <w:pPr>
+        <w:rPr>
+          <w:rFonts w:ascii="Arial" w:hAnsi="Arial" w:cs="Arial"/>
+          <w:b/>
+          <w:bCs/>
+          <w:sz w:val="32"/>
+          <w:szCs w:val="32"/>
+        </w:rPr>
+      </w:pPr>
+      <w:r>
+        <w:rPr>
+          <w:rFonts w:ascii="Arial" w:hAnsi="Arial" w:cs="Arial"/>
+          <w:b/>
+          <w:bCs/>
+          <w:sz w:val="32"/>
+          <w:szCs w:val="32"/>
+        </w:rPr>
+        <w:lastRenderedPageBreak/>
+        <w:t>Level 7: Rust Military Compound</w:t>
+      </w:r>
+    </w:p>
+    <w:p>
+      <w:pPr>
+        <w:rPr>
+          <w:rFonts w:ascii="Arial" w:hAnsi="Arial" w:cs="Arial"/>
+          <w:b/>
+          <w:bCs/>
+        </w:rPr>
+      </w:pPr>
+      <w:r>
+        <w:rPr>
+          <w:rFonts w:ascii="Arial" w:hAnsi="Arial" w:cs="Arial"/>
+          <w:b/>
+          <w:bCs/>
+        </w:rPr>
+        <w:t>Mini-Boss: Commander Atlas</w:t>
+      </w:r>
+    </w:p>
+    <w:p>
+      <w:pPr>
+        <w:rPr>
+          <w:rFonts w:ascii="Arial" w:hAnsi="Arial" w:cs="Arial"/>
+          <w:b/>
+          <w:bCs/>
+        </w:rPr>
+      </w:pPr>
+      <w:r>
+        <w:rPr>
+          <w:rFonts w:ascii="Arial" w:hAnsi="Arial" w:cs="Arial"/>
+          <w:b/>
+          <w:bCs/>
+        </w:rPr>
+        <w:t>Leader of the Copper Fangs.</w:t>
+      </w:r>
+    </w:p>
+    <w:p>
+      <w:pPr>
+        <w:rPr>
+          <w:rFonts w:ascii="Arial" w:hAnsi="Arial" w:cs="Arial"/>
+          <w:b/>
+          <w:bCs/>
+        </w:rPr>
+      </w:pPr>
+      <w:r>
+        <w:rPr>
+          <w:rFonts w:ascii="Arial" w:hAnsi="Arial" w:cs="Arial"/>
+          <w:b/>
+          <w:bCs/>
+        </w:rPr>
+        <w:t>Appearance</w:t>
+      </w:r>
+    </w:p>
+    <w:p>
+      <w:pPr>
+        <w:numPr>
+          <w:ilvl w:val="0"/>
+          <w:numId w:val="64"/>
+        </w:numPr>
+        <w:rPr>
+          <w:rFonts w:ascii="Arial" w:hAnsi="Arial" w:cs="Arial"/>
+          <w:b/>
+          <w:bCs/>
+        </w:rPr>
+      </w:pPr>
+      <w:r>
+        <w:rPr>
+          <w:rFonts w:ascii="Arial" w:hAnsi="Arial" w:cs="Arial"/>
+          <w:b/>
+          <w:bCs/>
+        </w:rPr>
+        <w:t>Elite black armour</w:t>
+      </w:r>
+    </w:p>
+    <w:p>
+      <w:pPr>
+        <w:numPr>
+          <w:ilvl w:val="0"/>
+          <w:numId w:val="64"/>
+        </w:numPr>
+        <w:rPr>
+          <w:rFonts w:ascii="Arial" w:hAnsi="Arial" w:cs="Arial"/>
+          <w:b/>
+          <w:bCs/>
+        </w:rPr>
+      </w:pPr>
+      <w:r>
+        <w:rPr>
+          <w:rFonts w:ascii="Arial" w:hAnsi="Arial" w:cs="Arial"/>
+          <w:b/>
+          <w:bCs/>
+        </w:rPr>
+        <w:t>Tactical shield</w:t>
+      </w:r>
+    </w:p>
+    <w:p>
+      <w:pPr>
+        <w:numPr>
+          <w:ilvl w:val="0"/>
+          <w:numId w:val="64"/>
+        </w:numPr>
+        <w:rPr>
+          <w:rFonts w:ascii="Arial" w:hAnsi="Arial" w:cs="Arial"/>
+          <w:b/>
+          <w:bCs/>
+        </w:rPr>
+      </w:pPr>
+      <w:r>
+        <w:rPr>
+          <w:rFonts w:ascii="Arial" w:hAnsi="Arial" w:cs="Arial"/>
+          <w:b/>
+          <w:bCs/>
+        </w:rPr>
+        <w:t>Twin electrified gauntlets</w:t>
+      </w:r>
+    </w:p>
+    <w:p>
+      <w:pPr>
+        <w:rPr>
+          <w:rFonts w:ascii="Arial" w:hAnsi="Arial" w:cs="Arial"/>
+          <w:b/>
+          <w:bCs/>
+        </w:rPr>
+      </w:pPr>
+      <w:r>
+        <w:rPr>
+          <w:rFonts w:ascii="Arial" w:hAnsi="Arial" w:cs="Arial"/>
+          <w:b/>
+          <w:bCs/>
+        </w:rPr>
+        <w:t>Move Set</w:t>
+      </w:r>
+    </w:p>
+    <w:p>
+      <w:pPr>
+        <w:numPr>
+          <w:ilvl w:val="0"/>
+          <w:numId w:val="65"/>
+        </w:numPr>
+        <w:rPr>
+          <w:rFonts w:ascii="Arial" w:hAnsi="Arial" w:cs="Arial"/>
+          <w:b/>
+          <w:bCs/>
+        </w:rPr>
+      </w:pPr>
+      <w:r>
+        <w:rPr>
+          <w:rFonts w:ascii="Arial" w:hAnsi="Arial" w:cs="Arial"/>
+          <w:b/>
+          <w:bCs/>
+        </w:rPr>
+        <w:t>Shield Bash</w:t>
+      </w:r>
+    </w:p>
+    <w:p>
+      <w:pPr>
+        <w:numPr>
+          <w:ilvl w:val="0"/>
+          <w:numId w:val="65"/>
+        </w:numPr>
+        <w:rPr>
+          <w:rFonts w:ascii="Arial" w:hAnsi="Arial" w:cs="Arial"/>
+          <w:b/>
+          <w:bCs/>
+        </w:rPr>
+      </w:pPr>
+      <w:r>
+        <w:rPr>
+          <w:rFonts w:ascii="Arial" w:hAnsi="Arial" w:cs="Arial"/>
+          <w:b/>
+          <w:bCs/>
+        </w:rPr>
+        <w:t>Gauntlet Combo</w:t>
+      </w:r>
+    </w:p>
+    <w:p>
+      <w:pPr>
+        <w:numPr>
+          <w:ilvl w:val="0"/>
+          <w:numId w:val="65"/>
+        </w:numPr>
+        <w:rPr>
+          <w:rFonts w:ascii="Arial" w:hAnsi="Arial" w:cs="Arial"/>
+          <w:b/>
+          <w:bCs/>
+        </w:rPr>
+      </w:pPr>
+      <w:r>
+        <w:rPr>
+          <w:rFonts w:ascii="Arial" w:hAnsi="Arial" w:cs="Arial"/>
+          <w:b/>
+          <w:bCs/>
+        </w:rPr>
+        <w:t>Grapple Hook Pull</w:t>
+      </w:r>
+    </w:p>
+    <w:p>
+      <w:pPr>
+        <w:numPr>
+          <w:ilvl w:val="0"/>
+          <w:numId w:val="65"/>
+        </w:numPr>
+        <w:rPr>
+          <w:rFonts w:ascii="Arial" w:hAnsi="Arial" w:cs="Arial"/>
+          <w:b/>
+          <w:bCs/>
+        </w:rPr>
+      </w:pPr>
+      <w:r>
+        <w:rPr>
+          <w:rFonts w:ascii="Arial" w:hAnsi="Arial" w:cs="Arial"/>
+          <w:b/>
+          <w:bCs/>
+        </w:rPr>
+        <w:t>Electric Counter</w:t>
+      </w:r>
+    </w:p>
+    <w:p>
+      <w:pPr>
+        <w:numPr>
+          <w:ilvl w:val="0"/>
+          <w:numId w:val="65"/>
+        </w:numPr>
+        <w:rPr>
+          <w:rFonts w:ascii="Arial" w:hAnsi="Arial" w:cs="Arial"/>
+          <w:b/>
+          <w:bCs/>
+        </w:rPr>
+      </w:pPr>
+      <w:r>
+        <w:rPr>
+          <w:rFonts w:ascii="Arial" w:hAnsi="Arial" w:cs="Arial"/>
+          <w:b/>
+          <w:bCs/>
+        </w:rPr>
+        <w:t>Fang Protocol (calls Specialists)</w:t>
+      </w:r>
+    </w:p>
+    <w:p>
+      <w:pPr>
+        <w:rPr>
+          <w:rFonts w:ascii="Arial" w:hAnsi="Arial" w:cs="Arial"/>
+          <w:b/>
+          <w:bCs/>
+        </w:rPr>
+      </w:pPr>
+      <w:r>
+        <w:rPr>
+          <w:rFonts w:ascii="Arial" w:hAnsi="Arial" w:cs="Arial"/>
+          <w:b/>
+          <w:bCs/>
+        </w:rPr>
+        <w:t>Role</w:t>
+      </w:r>
+    </w:p>
+    <w:p>
+      <w:pPr>
+        <w:rPr>
+          <w:rFonts w:ascii="Arial" w:hAnsi="Arial" w:cs="Arial"/>
+          <w:b/>
+          <w:bCs/>
+          <w:sz w:val="32"/>
+          <w:szCs w:val="32"/>
+        </w:rPr>
+      </w:pPr>
+      <w:r>
+        <w:rPr>
+          <w:rFonts w:ascii="Arial" w:hAnsi="Arial" w:cs="Arial"/>
+          <w:b/>
+          <w:bCs/>
+        </w:rPr>
+        <w:t>The toughest non-boss enemy in the game.</w:t>
+      </w:r>
+    </w:p>
+    <w:p>
+      <w:pPr>
+        <w:rPr>
+          <w:rFonts w:ascii="Arial" w:hAnsi="Arial" w:cs="Arial"/>
+          <w:b/>
+          <w:bCs/>
+          <w:sz w:val="32"/>
+          <w:szCs w:val="32"/>
+        </w:rPr>
+      </w:pPr>
+      <w:r>
+        <w:rPr>
+          <w:rFonts w:ascii="Arial" w:hAnsi="Arial" w:cs="Arial"/>
+          <w:b/>
+          <w:bCs/>
+          <w:sz w:val="32"/>
+          <w:szCs w:val="32"/>
+        </w:rPr>
+        <w:pict w14:anchorId="256DD843">
+          <v:rect id="_x0000_i1030" style="width:0;height:1.5pt" o:hralign="center" o:hrstd="t" o:hr="t" fillcolor="#a0a0a0" stroked="f"/>
+        </w:pict>
+      </w:r>
+    </w:p>
+    <w:p>
+      <w:pPr>
+        <w:rPr>
+          <w:rFonts w:ascii="Arial" w:hAnsi="Arial" w:cs="Arial"/>
+          <w:b/>
+          <w:bCs/>
+        </w:rPr>
+      </w:pPr>
+      <w:r>
+        <w:rPr>
+          <w:rFonts w:ascii="Arial" w:hAnsi="Arial" w:cs="Arial"/>
+          <w:b/>
+          <w:bCs/>
+        </w:rPr>
+        <w:t>Level 8: Corporate Tower</w:t>
+      </w:r>
+    </w:p>
+    <w:p>
+      <w:pPr>
+        <w:rPr>
+          <w:rFonts w:ascii="Arial" w:hAnsi="Arial" w:cs="Arial"/>
+          <w:b/>
+          <w:bCs/>
+        </w:rPr>
+      </w:pPr>
+      <w:r>
+        <w:rPr>
+          <w:rFonts w:ascii="Arial" w:hAnsi="Arial" w:cs="Arial"/>
+          <w:b/>
+          <w:bCs/>
+        </w:rPr>
+        <w:t>Mini-Boss: Sentinel-X9</w:t>
+      </w:r>
+    </w:p>
+    <w:p>
+      <w:pPr>
+        <w:rPr>
+          <w:rFonts w:ascii="Arial" w:hAnsi="Arial" w:cs="Arial"/>
+          <w:b/>
+          <w:bCs/>
+        </w:rPr>
+      </w:pPr>
+      <w:r>
+        <w:rPr>
+          <w:rFonts w:ascii="Arial" w:hAnsi="Arial" w:cs="Arial"/>
+          <w:b/>
+          <w:bCs/>
+        </w:rPr>
+        <w:t>An experimental combat android protecting Varr.</w:t>
+      </w:r>
+    </w:p>
+    <w:p>
+      <w:pPr>
+        <w:rPr>
+          <w:rFonts w:ascii="Arial" w:hAnsi="Arial" w:cs="Arial"/>
+          <w:b/>
+          <w:bCs/>
+        </w:rPr>
+      </w:pPr>
+      <w:r>
+        <w:rPr>
+          <w:rFonts w:ascii="Arial" w:hAnsi="Arial" w:cs="Arial"/>
+          <w:b/>
+          <w:bCs/>
+        </w:rPr>
+        <w:t>Appearance</w:t>
+      </w:r>
+    </w:p>
+    <w:p>
+      <w:pPr>
+        <w:numPr>
+          <w:ilvl w:val="0"/>
+          <w:numId w:val="66"/>
+        </w:numPr>
+        <w:rPr>
+          <w:rFonts w:ascii="Arial" w:hAnsi="Arial" w:cs="Arial"/>
+          <w:b/>
+          <w:bCs/>
+        </w:rPr>
+      </w:pPr>
+      <w:r>
+        <w:rPr>
+          <w:rFonts w:ascii="Arial" w:hAnsi="Arial" w:cs="Arial"/>
+          <w:b/>
+          <w:bCs/>
+        </w:rPr>
+        <w:t>Corporate security robot</w:t>
+      </w:r>
+    </w:p>
+    <w:p>
+      <w:pPr>
+        <w:numPr>
+          <w:ilvl w:val="0"/>
+          <w:numId w:val="66"/>
+        </w:numPr>
+        <w:rPr>
+          <w:rFonts w:ascii="Arial" w:hAnsi="Arial" w:cs="Arial"/>
+          <w:b/>
+          <w:bCs/>
+        </w:rPr>
+      </w:pPr>
+      <w:r>
+        <w:rPr>
+          <w:rFonts w:ascii="Arial" w:hAnsi="Arial" w:cs="Arial"/>
+          <w:b/>
+          <w:bCs/>
+        </w:rPr>
+        <w:t>Rust insignia</w:t>
+      </w:r>
+    </w:p>
+    <w:p>
+      <w:pPr>
+        <w:numPr>
+          <w:ilvl w:val="0"/>
+          <w:numId w:val="66"/>
+        </w:numPr>
+        <w:rPr>
+          <w:rFonts w:ascii="Arial" w:hAnsi="Arial" w:cs="Arial"/>
+          <w:b/>
+          <w:bCs/>
+        </w:rPr>
+      </w:pPr>
+      <w:r>
+        <w:rPr>
+          <w:rFonts w:ascii="Arial" w:hAnsi="Arial" w:cs="Arial"/>
+          <w:b/>
+          <w:bCs/>
+        </w:rPr>
+        <w:t>Energy core chest</w:t>
+      </w:r>
+    </w:p>
+    <w:p>
+      <w:pPr>
+        <w:rPr>
+          <w:rFonts w:ascii="Arial" w:hAnsi="Arial" w:cs="Arial"/>
+          <w:b/>
+          <w:bCs/>
+        </w:rPr>
+      </w:pPr>
+      <w:r>
+        <w:rPr>
+          <w:rFonts w:ascii="Arial" w:hAnsi="Arial" w:cs="Arial"/>
+          <w:b/>
+          <w:bCs/>
+        </w:rPr>
+        <w:t>Move Set</w:t>
+      </w:r>
+    </w:p>
+    <w:p>
+      <w:pPr>
+        <w:numPr>
+          <w:ilvl w:val="0"/>
+          <w:numId w:val="67"/>
+        </w:numPr>
+        <w:rPr>
+          <w:rFonts w:ascii="Arial" w:hAnsi="Arial" w:cs="Arial"/>
+          <w:b/>
+          <w:bCs/>
+        </w:rPr>
+      </w:pPr>
+      <w:r>
+        <w:rPr>
+          <w:rFonts w:ascii="Arial" w:hAnsi="Arial" w:cs="Arial"/>
+          <w:b/>
+          <w:bCs/>
+        </w:rPr>
+        <w:t>Laser Sweep</w:t>
+      </w:r>
+    </w:p>
+    <w:p>
+      <w:pPr>
+        <w:numPr>
+          <w:ilvl w:val="0"/>
+          <w:numId w:val="67"/>
+        </w:numPr>
+        <w:rPr>
+          <w:rFonts w:ascii="Arial" w:hAnsi="Arial" w:cs="Arial"/>
+          <w:b/>
+          <w:bCs/>
+        </w:rPr>
+      </w:pPr>
+      <w:r>
+        <w:rPr>
+          <w:rFonts w:ascii="Arial" w:hAnsi="Arial" w:cs="Arial"/>
+          <w:b/>
+          <w:bCs/>
+        </w:rPr>
+        <w:t>Rocket Punch</w:t>
+      </w:r>
+    </w:p>
+    <w:p>
+      <w:pPr>
+        <w:numPr>
+          <w:ilvl w:val="0"/>
+          <w:numId w:val="67"/>
+        </w:numPr>
+        <w:rPr>
+          <w:rFonts w:ascii="Arial" w:hAnsi="Arial" w:cs="Arial"/>
+          <w:b/>
+          <w:bCs/>
+        </w:rPr>
+      </w:pPr>
+      <w:r>
+        <w:rPr>
+          <w:rFonts w:ascii="Arial" w:hAnsi="Arial" w:cs="Arial"/>
+          <w:b/>
+          <w:bCs/>
+        </w:rPr>
+        <w:t>Ground Pound</w:t>
+      </w:r>
+    </w:p>
+    <w:p>
+      <w:pPr>
+        <w:numPr>
+          <w:ilvl w:val="0"/>
+          <w:numId w:val="67"/>
+        </w:numPr>
+        <w:rPr>
+          <w:rFonts w:ascii="Arial" w:hAnsi="Arial" w:cs="Arial"/>
+          <w:b/>
+          <w:bCs/>
+        </w:rPr>
+      </w:pPr>
+      <w:r>
+        <w:rPr>
+          <w:rFonts w:ascii="Arial" w:hAnsi="Arial" w:cs="Arial"/>
+          <w:b/>
+          <w:bCs/>
+        </w:rPr>
+        <w:t>Energy Shield</w:t>
+      </w:r>
+    </w:p>
+    <w:p>
+      <w:pPr>
+        <w:numPr>
+          <w:ilvl w:val="0"/>
+          <w:numId w:val="67"/>
+        </w:numPr>
+        <w:rPr>
+          <w:rFonts w:ascii="Arial" w:hAnsi="Arial" w:cs="Arial"/>
+          <w:b/>
+          <w:bCs/>
+        </w:rPr>
+      </w:pPr>
+      <w:r>
+        <w:rPr>
+          <w:rFonts w:ascii="Arial" w:hAnsi="Arial" w:cs="Arial"/>
+          <w:b/>
+          <w:bCs/>
+        </w:rPr>
+        <w:t>Self-Repair Mode</w:t>
+      </w:r>
+    </w:p>
+    <w:p>
+      <w:pPr>
+        <w:rPr>
+          <w:rFonts w:ascii="Arial" w:hAnsi="Arial" w:cs="Arial"/>
+          <w:b/>
+          <w:bCs/>
+        </w:rPr>
+      </w:pPr>
+      <w:r>
+        <w:rPr>
+          <w:rFonts w:ascii="Arial" w:hAnsi="Arial" w:cs="Arial"/>
+          <w:b/>
+          <w:bCs/>
+        </w:rPr>
+        <w:lastRenderedPageBreak/>
+        <w:t>Phase 2</w:t>
+      </w:r>
+    </w:p>
+    <w:p>
+      <w:pPr>
+        <w:rPr>
+          <w:rFonts w:ascii="Arial" w:hAnsi="Arial" w:cs="Arial"/>
+          <w:b/>
+          <w:bCs/>
+        </w:rPr>
+      </w:pPr>
+      <w:r>
+        <w:rPr>
+          <w:rFonts w:ascii="Arial" w:hAnsi="Arial" w:cs="Arial"/>
+          <w:b/>
+          <w:bCs/>
+        </w:rPr>
+        <w:t>Core overloads:</w:t>
+      </w:r>
+    </w:p>
+    <w:p>
+      <w:pPr>
+        <w:numPr>
+          <w:ilvl w:val="0"/>
+          <w:numId w:val="68"/>
+        </w:numPr>
+        <w:rPr>
+          <w:rFonts w:ascii="Arial" w:hAnsi="Arial" w:cs="Arial"/>
+          <w:b/>
+          <w:bCs/>
+        </w:rPr>
+      </w:pPr>
+      <w:r>
+        <w:rPr>
+          <w:rFonts w:ascii="Arial" w:hAnsi="Arial" w:cs="Arial"/>
+          <w:b/>
+          <w:bCs/>
+        </w:rPr>
+        <w:t>Faster attacks</w:t>
+      </w:r>
+    </w:p>
+    <w:p>
+      <w:pPr>
+        <w:numPr>
+          <w:ilvl w:val="0"/>
+          <w:numId w:val="68"/>
+        </w:numPr>
+        <w:rPr>
+          <w:rFonts w:ascii="Arial" w:hAnsi="Arial" w:cs="Arial"/>
+          <w:b/>
+          <w:bCs/>
+        </w:rPr>
+      </w:pPr>
+      <w:r>
+        <w:rPr>
+          <w:rFonts w:ascii="Arial" w:hAnsi="Arial" w:cs="Arial"/>
+          <w:b/>
+          <w:bCs/>
+        </w:rPr>
+        <w:t>Red laser barrage</w:t>
+      </w:r>
+    </w:p>
+    <w:p>
+      <w:pPr>
+        <w:numPr>
+          <w:ilvl w:val="0"/>
+          <w:numId w:val="68"/>
+        </w:numPr>
+        <w:rPr>
+          <w:rFonts w:ascii="Arial" w:hAnsi="Arial" w:cs="Arial"/>
+          <w:b/>
+          <w:bCs/>
+        </w:rPr>
+      </w:pPr>
+      <w:r>
+        <w:rPr>
+          <w:rFonts w:ascii="Arial" w:hAnsi="Arial" w:cs="Arial"/>
+          <w:b/>
+          <w:bCs/>
+        </w:rPr>
+        <w:t>Explosive dash attacks</w:t>
+      </w:r>
+    </w:p>
+    <w:p>
+      <w:pPr>
+        <w:rPr>
+          <w:rFonts w:ascii="Arial" w:hAnsi="Arial" w:cs="Arial"/>
+          <w:b/>
+          <w:bCs/>
+        </w:rPr>
+      </w:pPr>
+      <w:r>
+        <w:rPr>
+          <w:rFonts w:ascii="Arial" w:hAnsi="Arial" w:cs="Arial"/>
+          <w:b/>
+          <w:bCs/>
+        </w:rPr>
+        <w:t>Role</w:t>
+      </w:r>
+    </w:p>
+    <w:p>
+      <w:pPr>
+        <w:rPr>
+          <w:rFonts w:ascii="Arial" w:hAnsi="Arial" w:cs="Arial"/>
+          <w:b/>
+          <w:bCs/>
+        </w:rPr>
+      </w:pPr>
+      <w:r>
+        <w:rPr>
+          <w:rFonts w:ascii="Arial" w:hAnsi="Arial" w:cs="Arial"/>
+          <w:b/>
+          <w:bCs/>
+        </w:rPr>
+        <w:t>Final challenge before Halden Varr.</w:t>
+      </w:r>
+    </w:p>
+    <w:p>
+      <w:pPr>
+        <w:rPr>
+          <w:rFonts w:ascii="Arial" w:hAnsi="Arial" w:cs="Arial"/>
+          <w:b/>
+          <w:bCs/>
+          <w:sz w:val="32"/>
+          <w:szCs w:val="32"/>
+        </w:rPr>
+      </w:pPr>
+    </w:p>
+    <w:p>
+      <w:pPr>
+        <w:rPr>
+          <w:rFonts w:ascii="Arial" w:hAnsi="Arial" w:cs="Arial"/>
+          <w:b/>
+          <w:bCs/>
+          <w:sz w:val="32"/>
+          <w:szCs w:val="32"/>
+        </w:rPr>
+      </w:pPr>
+      <w:r>
+        <w:rPr>
+          <w:rFonts w:ascii="Arial" w:hAnsi="Arial" w:cs="Arial"/>
+          <w:b/>
+          <w:bCs/>
+          <w:sz w:val="32"/>
+          <w:szCs w:val="32"/>
+        </w:rPr>
         <w:t>5. Rust Overseers — “The Architects of Control”</w:t>
+      </w:r>
+      <w:r>
+        <w:rPr>
+          <w:rFonts w:ascii="Arial" w:hAnsi="Arial" w:cs="Arial"/>
+          <w:b/>
+          <w:bCs/>
+          <w:sz w:val="32"/>
+          <w:szCs w:val="32"/>
+        </w:rPr>
+        <w:t xml:space="preserve"> end o</w:t>
+      </w:r>
+      <w:r>
+        <w:rPr>
+          <w:rFonts w:ascii="Arial" w:hAnsi="Arial" w:cs="Arial"/>
+          <w:b/>
+          <w:bCs/>
+          <w:sz w:val="32"/>
+          <w:szCs w:val="32"/>
+        </w:rPr>
+        <w:t xml:space="preserve">f level boss </w:t>
       </w:r>
     </w:p>
     <w:p>
@@ -9494,6 +12352,7 @@
           <w:b/>
           <w:bCs/>
         </w:rPr>
+        <w:lastRenderedPageBreak/>
         <w:t>🔍</w:t>
       </w:r>
       <w:r>
@@ -9687,7 +12546,6 @@
           <w:b/>
           <w:bCs/>
         </w:rPr>
-        <w:lastRenderedPageBreak/>
         <w:t>Punishes stationary players</w:t>
       </w:r>
     </w:p>
@@ -10124,6 +12982,7 @@
           <w:b/>
           <w:bCs/>
         </w:rPr>
+        <w:lastRenderedPageBreak/>
         <w:t>Voss overloads the arena grid.</w:t>
       </w:r>
     </w:p>
@@ -10249,7 +13108,6 @@
           <w:b/>
           <w:bCs/>
         </w:rPr>
-        <w:lastRenderedPageBreak/>
         <w:t>🔥</w:t>
       </w:r>
       <w:r>
@@ -10647,6 +13505,7 @@
           <w:b/>
           <w:bCs/>
         </w:rPr>
+        <w:lastRenderedPageBreak/>
         <w:t>Pushes player back</w:t>
       </w:r>
     </w:p>
@@ -10824,7 +13683,6 @@
           <w:b/>
           <w:bCs/>
         </w:rPr>
-        <w:lastRenderedPageBreak/>
         <w:t>🔧</w:t>
       </w:r>
       <w:r>
@@ -11270,6 +14128,7 @@
           <w:b/>
           <w:bCs/>
         </w:rPr>
+        <w:lastRenderedPageBreak/>
         <w:t>Silas zips between platforms.</w:t>
       </w:r>
     </w:p>
@@ -11455,7 +14314,6 @@
           <w:b/>
           <w:bCs/>
         </w:rPr>
-        <w:lastRenderedPageBreak/>
         <w:t>👣</w:t>
       </w:r>
       <w:r>
@@ -11873,6 +14731,7 @@
           <w:b/>
           <w:bCs/>
         </w:rPr>
+        <w:lastRenderedPageBreak/>
         <w:t>Used after combos</w:t>
       </w:r>
     </w:p>
@@ -12054,7 +14913,6 @@
           <w:b/>
           <w:bCs/>
         </w:rPr>
-        <w:lastRenderedPageBreak/>
         <w:t>Phase 1 — “Chemical Control”</w:t>
       </w:r>
     </w:p>
@@ -12468,6 +15326,7 @@
           <w:b/>
           <w:bCs/>
         </w:rPr>
+        <w:lastRenderedPageBreak/>
         <w:t>Phase 2 — “Doctor’s Orders”</w:t>
       </w:r>
     </w:p>
@@ -12662,7 +15521,6 @@
           <w:b/>
           <w:bCs/>
         </w:rPr>
-        <w:lastRenderedPageBreak/>
         <w:t>Creates spreading acid</w:t>
       </w:r>
     </w:p>
@@ -12816,6 +15674,15 @@
     <w:p>
       <w:pPr>
         <w:rPr>
+          <w:rFonts w:ascii="Segoe UI Emoji" w:hAnsi="Segoe UI Emoji" w:cs="Segoe UI Emoji"/>
+          <w:b/>
+          <w:bCs/>
+        </w:rPr>
+      </w:pPr>
+    </w:p>
+    <w:p>
+      <w:pPr>
+        <w:rPr>
           <w:rFonts w:ascii="Arial" w:hAnsi="Arial" w:cs="Arial"/>
           <w:b/>
           <w:bCs/>
@@ -13033,6 +15900,7 @@
           <w:b/>
           <w:bCs/>
         </w:rPr>
+        <w:lastRenderedPageBreak/>
         <w:t>Deploys energy shield.</w:t>
       </w:r>
     </w:p>
@@ -13270,7 +16138,6 @@
           <w:b/>
           <w:bCs/>
         </w:rPr>
-        <w:lastRenderedPageBreak/>
         <w:t>Anti</w:t>
       </w:r>
       <w:r>
@@ -13770,6 +16637,7 @@
           <w:b/>
           <w:bCs/>
         </w:rPr>
+        <w:lastRenderedPageBreak/>
         <w:t>Final phase becomes relentless</w:t>
       </w:r>
     </w:p>
@@ -13814,7 +16682,7 @@
           <w:b/>
           <w:bCs/>
         </w:rPr>
-        <w:t xml:space="preserve">Levels </w:t>
+        <w:t xml:space="preserve">Level style and Design </w:t>
       </w:r>
     </w:p>
     <w:p>
@@ -13855,6 +16723,155 @@
 <file path=word/numbering.xml><?xml version="1.0" encoding="utf-8"?>
 <w:numbering xmlns:wpc="http://schemas.microsoft.com/office/word/2010/wordprocessingCanvas" xmlns:cx="http://schemas.microsoft.com/office/drawing/2014/chartex" xmlns:cx1="http://schemas.microsoft.com/office/drawing/2015/9/8/chartex" xmlns:cx2="http://schemas.microsoft.com/office/drawing/2015/10/21/chartex" xmlns:cx3="http://schemas.microsoft.com/office/drawing/2016/5/9/chartex" xmlns:cx4="http://schemas.microsoft.com/office/drawing/2016/5/10/chartex" xmlns:cx5="http://schemas.microsoft.com/office/drawing/2016/5/11/chartex" xmlns:cx6="http://schemas.microsoft.com/office/drawing/2016/5/12/chartex" xmlns:cx7="http://schemas.microsoft.com/office/drawing/2016/5/13/chartex" xmlns:cx8="http://schemas.microsoft.com/office/drawing/2016/5/14/chartex" xmlns:mc="http://schemas.openxmlformats.org/markup-compatibility/2006" xmlns:aink="http://schemas.microsoft.com/office/drawing/2016/ink" xmlns:am3d="http://schemas.microsoft.com/office/drawing/2017/model3d" xmlns:o="urn:schemas-microsoft-com:office:office" xmlns:oel="http://schemas.microsoft.com/office/2019/extlst" xmlns:r="http://schemas.openxmlformats.org/officeDocument/2006/relationships" xmlns:m="http://schemas.openxmlformats.org/officeDocument/2006/math" xmlns:v="urn:schemas-microsoft-com:vml" xmlns:wp14="http://schemas.microsoft.com/office/word/2010/wordprocessingDrawing" xmlns:wp="http://schemas.openxmlformats.org/drawingml/2006/wordprocessingDrawing" xmlns:w10="urn:schemas-microsoft-com:office:word" xmlns:w="http://schemas.openxmlformats.org/wordprocessingml/2006/main" xmlns:w14="http://schemas.microsoft.com/office/word/2010/wordml" xmlns:w15="http://schemas.microsoft.com/office/word/2012/wordml" xmlns:w16cex="http://schemas.microsoft.com/office/word/2018/wordml/cex" xmlns:w16cid="http://schemas.microsoft.com/office/word/2016/wordml/cid" xmlns:w16="http://schemas.microsoft.com/office/word/2018/wordml" xmlns:w16du="http://schemas.microsoft.com/office/word/2023/wordml/word16du" xmlns:w16sdtdh="http://schemas.microsoft.com/office/word/2020/wordml/sdtdatahash" xmlns:w16sdtfl="http://schemas.microsoft.com/office/word/2024/wordml/sdtformatlock" xmlns:w16se="http://schemas.microsoft.com/office/word/2015/wordml/symex" xmlns:wpg="http://schemas.microsoft.com/office/word/2010/wordprocessingGroup" xmlns:wpi="http://schemas.microsoft.com/office/word/2010/wordprocessingInk" xmlns:wne="http://schemas.microsoft.com/office/word/2006/wordml" xmlns:wps="http://schemas.microsoft.com/office/word/2010/wordprocessingShape" mc:Ignorable="w14 w15 w16se w16cid w16 w16cex w16sdtdh w16sdtfl w16du wp14">
   <w:abstractNum w:abstractNumId="0" w15:restartNumberingAfterBreak="0">
+    <w:nsid w:val="02261496"/>
+    <w:multiLevelType w:val="multilevel"/>
+    <w:tmpl w:val="C8667E36"/>
+    <w:lvl w:ilvl="0">
+      <w:start w:val="1"/>
+      <w:numFmt w:val="bullet"/>
+      <w:lvlText w:val=""/>
+      <w:lvlJc w:val="left"/>
+      <w:pPr>
+        <w:tabs>
+          <w:tab w:val="num" w:pos="720"/>
+        </w:tabs>
+        <w:ind w:left="720" w:hanging="360"/>
+      </w:pPr>
+      <w:rPr>
+        <w:rFonts w:ascii="Symbol" w:hAnsi="Symbol" w:hint="default"/>
+        <w:sz w:val="20"/>
+      </w:rPr>
+    </w:lvl>
+    <w:lvl w:ilvl="1" w:tentative="1">
+      <w:start w:val="1"/>
+      <w:numFmt w:val="bullet"/>
+      <w:lvlText w:val="o"/>
+      <w:lvlJc w:val="left"/>
+      <w:pPr>
+        <w:tabs>
+          <w:tab w:val="num" w:pos="1440"/>
+        </w:tabs>
+        <w:ind w:left="1440" w:hanging="360"/>
+      </w:pPr>
+      <w:rPr>
+        <w:rFonts w:ascii="Courier New" w:hAnsi="Courier New" w:hint="default"/>
+        <w:sz w:val="20"/>
+      </w:rPr>
+    </w:lvl>
+    <w:lvl w:ilvl="2" w:tentative="1">
+      <w:start w:val="1"/>
+      <w:numFmt w:val="bullet"/>
+      <w:lvlText w:val=""/>
+      <w:lvlJc w:val="left"/>
+      <w:pPr>
+        <w:tabs>
+          <w:tab w:val="num" w:pos="2160"/>
+        </w:tabs>
+        <w:ind w:left="2160" w:hanging="360"/>
+      </w:pPr>
+      <w:rPr>
+        <w:rFonts w:ascii="Wingdings" w:hAnsi="Wingdings" w:hint="default"/>
+        <w:sz w:val="20"/>
+      </w:rPr>
+    </w:lvl>
+    <w:lvl w:ilvl="3" w:tentative="1">
+      <w:start w:val="1"/>
+      <w:numFmt w:val="bullet"/>
+      <w:lvlText w:val=""/>
+      <w:lvlJc w:val="left"/>
+      <w:pPr>
+        <w:tabs>
+          <w:tab w:val="num" w:pos="2880"/>
+        </w:tabs>
+        <w:ind w:left="2880" w:hanging="360"/>
+      </w:pPr>
+      <w:rPr>
+        <w:rFonts w:ascii="Wingdings" w:hAnsi="Wingdings" w:hint="default"/>
+        <w:sz w:val="20"/>
+      </w:rPr>
+    </w:lvl>
+    <w:lvl w:ilvl="4" w:tentative="1">
+      <w:start w:val="1"/>
+      <w:numFmt w:val="bullet"/>
+      <w:lvlText w:val=""/>
+      <w:lvlJc w:val="left"/>
+      <w:pPr>
+        <w:tabs>
+          <w:tab w:val="num" w:pos="3600"/>
+        </w:tabs>
+        <w:ind w:left="3600" w:hanging="360"/>
+      </w:pPr>
+      <w:rPr>
+        <w:rFonts w:ascii="Wingdings" w:hAnsi="Wingdings" w:hint="default"/>
+        <w:sz w:val="20"/>
+      </w:rPr>
+    </w:lvl>
+    <w:lvl w:ilvl="5" w:tentative="1">
+      <w:start w:val="1"/>
+      <w:numFmt w:val="bullet"/>
+      <w:lvlText w:val=""/>
+      <w:lvlJc w:val="left"/>
+      <w:pPr>
+        <w:tabs>
+          <w:tab w:val="num" w:pos="4320"/>
+        </w:tabs>
+        <w:ind w:left="4320" w:hanging="360"/>
+      </w:pPr>
+      <w:rPr>
+        <w:rFonts w:ascii="Wingdings" w:hAnsi="Wingdings" w:hint="default"/>
+        <w:sz w:val="20"/>
+      </w:rPr>
+    </w:lvl>
+    <w:lvl w:ilvl="6" w:tentative="1">
+      <w:start w:val="1"/>
+      <w:numFmt w:val="bullet"/>
+      <w:lvlText w:val=""/>
+      <w:lvlJc w:val="left"/>
+      <w:pPr>
+        <w:tabs>
+          <w:tab w:val="num" w:pos="5040"/>
+        </w:tabs>
+        <w:ind w:left="5040" w:hanging="360"/>
+      </w:pPr>
+      <w:rPr>
+        <w:rFonts w:ascii="Wingdings" w:hAnsi="Wingdings" w:hint="default"/>
+        <w:sz w:val="20"/>
+      </w:rPr>
+    </w:lvl>
+    <w:lvl w:ilvl="7" w:tentative="1">
+      <w:start w:val="1"/>
+      <w:numFmt w:val="bullet"/>
+      <w:lvlText w:val=""/>
+      <w:lvlJc w:val="left"/>
+      <w:pPr>
+        <w:tabs>
+          <w:tab w:val="num" w:pos="5760"/>
+        </w:tabs>
+        <w:ind w:left="5760" w:hanging="360"/>
+      </w:pPr>
+      <w:rPr>
+        <w:rFonts w:ascii="Wingdings" w:hAnsi="Wingdings" w:hint="default"/>
+        <w:sz w:val="20"/>
+      </w:rPr>
+    </w:lvl>
+    <w:lvl w:ilvl="8" w:tentative="1">
+      <w:start w:val="1"/>
+      <w:numFmt w:val="bullet"/>
+      <w:lvlText w:val=""/>
+      <w:lvlJc w:val="left"/>
+      <w:pPr>
+        <w:tabs>
+          <w:tab w:val="num" w:pos="6480"/>
+        </w:tabs>
+        <w:ind w:left="6480" w:hanging="360"/>
+      </w:pPr>
+      <w:rPr>
+        <w:rFonts w:ascii="Wingdings" w:hAnsi="Wingdings" w:hint="default"/>
+        <w:sz w:val="20"/>
+      </w:rPr>
+    </w:lvl>
+  </w:abstractNum>
+  <w:abstractNum w:abstractNumId="1" w15:restartNumberingAfterBreak="0">
     <w:nsid w:val="0509522F"/>
     <w:multiLevelType w:val="multilevel"/>
     <w:tmpl w:val="4E466474"/>
@@ -14003,7 +17020,7 @@
       </w:rPr>
     </w:lvl>
   </w:abstractNum>
-  <w:abstractNum w:abstractNumId="1" w15:restartNumberingAfterBreak="0">
+  <w:abstractNum w:abstractNumId="2" w15:restartNumberingAfterBreak="0">
     <w:nsid w:val="08541C65"/>
     <w:multiLevelType w:val="multilevel"/>
     <w:tmpl w:val="F30005E6"/>
@@ -14152,7 +17169,7 @@
       </w:rPr>
     </w:lvl>
   </w:abstractNum>
-  <w:abstractNum w:abstractNumId="2" w15:restartNumberingAfterBreak="0">
+  <w:abstractNum w:abstractNumId="3" w15:restartNumberingAfterBreak="0">
     <w:nsid w:val="0BD77C05"/>
     <w:multiLevelType w:val="multilevel"/>
     <w:tmpl w:val="4E384544"/>
@@ -14301,7 +17318,7 @@
       </w:rPr>
     </w:lvl>
   </w:abstractNum>
-  <w:abstractNum w:abstractNumId="3" w15:restartNumberingAfterBreak="0">
+  <w:abstractNum w:abstractNumId="4" w15:restartNumberingAfterBreak="0">
     <w:nsid w:val="0C106647"/>
     <w:multiLevelType w:val="multilevel"/>
     <w:tmpl w:val="F68E452C"/>
@@ -14450,7 +17467,156 @@
       </w:rPr>
     </w:lvl>
   </w:abstractNum>
-  <w:abstractNum w:abstractNumId="4" w15:restartNumberingAfterBreak="0">
+  <w:abstractNum w:abstractNumId="5" w15:restartNumberingAfterBreak="0">
+    <w:nsid w:val="0C457772"/>
+    <w:multiLevelType w:val="multilevel"/>
+    <w:tmpl w:val="5A8CFF76"/>
+    <w:lvl w:ilvl="0">
+      <w:start w:val="1"/>
+      <w:numFmt w:val="bullet"/>
+      <w:lvlText w:val=""/>
+      <w:lvlJc w:val="left"/>
+      <w:pPr>
+        <w:tabs>
+          <w:tab w:val="num" w:pos="720"/>
+        </w:tabs>
+        <w:ind w:left="720" w:hanging="360"/>
+      </w:pPr>
+      <w:rPr>
+        <w:rFonts w:ascii="Symbol" w:hAnsi="Symbol" w:hint="default"/>
+        <w:sz w:val="20"/>
+      </w:rPr>
+    </w:lvl>
+    <w:lvl w:ilvl="1" w:tentative="1">
+      <w:start w:val="1"/>
+      <w:numFmt w:val="bullet"/>
+      <w:lvlText w:val="o"/>
+      <w:lvlJc w:val="left"/>
+      <w:pPr>
+        <w:tabs>
+          <w:tab w:val="num" w:pos="1440"/>
+        </w:tabs>
+        <w:ind w:left="1440" w:hanging="360"/>
+      </w:pPr>
+      <w:rPr>
+        <w:rFonts w:ascii="Courier New" w:hAnsi="Courier New" w:hint="default"/>
+        <w:sz w:val="20"/>
+      </w:rPr>
+    </w:lvl>
+    <w:lvl w:ilvl="2" w:tentative="1">
+      <w:start w:val="1"/>
+      <w:numFmt w:val="bullet"/>
+      <w:lvlText w:val=""/>
+      <w:lvlJc w:val="left"/>
+      <w:pPr>
+        <w:tabs>
+          <w:tab w:val="num" w:pos="2160"/>
+        </w:tabs>
+        <w:ind w:left="2160" w:hanging="360"/>
+      </w:pPr>
+      <w:rPr>
+        <w:rFonts w:ascii="Wingdings" w:hAnsi="Wingdings" w:hint="default"/>
+        <w:sz w:val="20"/>
+      </w:rPr>
+    </w:lvl>
+    <w:lvl w:ilvl="3" w:tentative="1">
+      <w:start w:val="1"/>
+      <w:numFmt w:val="bullet"/>
+      <w:lvlText w:val=""/>
+      <w:lvlJc w:val="left"/>
+      <w:pPr>
+        <w:tabs>
+          <w:tab w:val="num" w:pos="2880"/>
+        </w:tabs>
+        <w:ind w:left="2880" w:hanging="360"/>
+      </w:pPr>
+      <w:rPr>
+        <w:rFonts w:ascii="Wingdings" w:hAnsi="Wingdings" w:hint="default"/>
+        <w:sz w:val="20"/>
+      </w:rPr>
+    </w:lvl>
+    <w:lvl w:ilvl="4" w:tentative="1">
+      <w:start w:val="1"/>
+      <w:numFmt w:val="bullet"/>
+      <w:lvlText w:val=""/>
+      <w:lvlJc w:val="left"/>
+      <w:pPr>
+        <w:tabs>
+          <w:tab w:val="num" w:pos="3600"/>
+        </w:tabs>
+        <w:ind w:left="3600" w:hanging="360"/>
+      </w:pPr>
+      <w:rPr>
+        <w:rFonts w:ascii="Wingdings" w:hAnsi="Wingdings" w:hint="default"/>
+        <w:sz w:val="20"/>
+      </w:rPr>
+    </w:lvl>
+    <w:lvl w:ilvl="5" w:tentative="1">
+      <w:start w:val="1"/>
+      <w:numFmt w:val="bullet"/>
+      <w:lvlText w:val=""/>
+      <w:lvlJc w:val="left"/>
+      <w:pPr>
+        <w:tabs>
+          <w:tab w:val="num" w:pos="4320"/>
+        </w:tabs>
+        <w:ind w:left="4320" w:hanging="360"/>
+      </w:pPr>
+      <w:rPr>
+        <w:rFonts w:ascii="Wingdings" w:hAnsi="Wingdings" w:hint="default"/>
+        <w:sz w:val="20"/>
+      </w:rPr>
+    </w:lvl>
+    <w:lvl w:ilvl="6" w:tentative="1">
+      <w:start w:val="1"/>
+      <w:numFmt w:val="bullet"/>
+      <w:lvlText w:val=""/>
+      <w:lvlJc w:val="left"/>
+      <w:pPr>
+        <w:tabs>
+          <w:tab w:val="num" w:pos="5040"/>
+        </w:tabs>
+        <w:ind w:left="5040" w:hanging="360"/>
+      </w:pPr>
+      <w:rPr>
+        <w:rFonts w:ascii="Wingdings" w:hAnsi="Wingdings" w:hint="default"/>
+        <w:sz w:val="20"/>
+      </w:rPr>
+    </w:lvl>
+    <w:lvl w:ilvl="7" w:tentative="1">
+      <w:start w:val="1"/>
+      <w:numFmt w:val="bullet"/>
+      <w:lvlText w:val=""/>
+      <w:lvlJc w:val="left"/>
+      <w:pPr>
+        <w:tabs>
+          <w:tab w:val="num" w:pos="5760"/>
+        </w:tabs>
+        <w:ind w:left="5760" w:hanging="360"/>
+      </w:pPr>
+      <w:rPr>
+        <w:rFonts w:ascii="Wingdings" w:hAnsi="Wingdings" w:hint="default"/>
+        <w:sz w:val="20"/>
+      </w:rPr>
+    </w:lvl>
+    <w:lvl w:ilvl="8" w:tentative="1">
+      <w:start w:val="1"/>
+      <w:numFmt w:val="bullet"/>
+      <w:lvlText w:val=""/>
+      <w:lvlJc w:val="left"/>
+      <w:pPr>
+        <w:tabs>
+          <w:tab w:val="num" w:pos="6480"/>
+        </w:tabs>
+        <w:ind w:left="6480" w:hanging="360"/>
+      </w:pPr>
+      <w:rPr>
+        <w:rFonts w:ascii="Wingdings" w:hAnsi="Wingdings" w:hint="default"/>
+        <w:sz w:val="20"/>
+      </w:rPr>
+    </w:lvl>
+  </w:abstractNum>
+  <w:abstractNum w:abstractNumId="6" w15:restartNumberingAfterBreak="0">
     <w:nsid w:val="0C7A4465"/>
     <w:multiLevelType w:val="multilevel"/>
     <w:tmpl w:val="4CF85AEE"/>
@@ -14599,7 +17765,7 @@
       </w:rPr>
     </w:lvl>
   </w:abstractNum>
-  <w:abstractNum w:abstractNumId="5" w15:restartNumberingAfterBreak="0">
+  <w:abstractNum w:abstractNumId="7" w15:restartNumberingAfterBreak="0">
     <w:nsid w:val="0E7C54C9"/>
     <w:multiLevelType w:val="multilevel"/>
     <w:tmpl w:val="DD6C129A"/>
@@ -14748,7 +17914,7 @@
       </w:rPr>
     </w:lvl>
   </w:abstractNum>
-  <w:abstractNum w:abstractNumId="6" w15:restartNumberingAfterBreak="0">
+  <w:abstractNum w:abstractNumId="8" w15:restartNumberingAfterBreak="0">
     <w:nsid w:val="0EEC2333"/>
     <w:multiLevelType w:val="multilevel"/>
     <w:tmpl w:val="03DC8270"/>
@@ -14897,7 +18063,7 @@
       </w:rPr>
     </w:lvl>
   </w:abstractNum>
-  <w:abstractNum w:abstractNumId="7" w15:restartNumberingAfterBreak="0">
+  <w:abstractNum w:abstractNumId="9" w15:restartNumberingAfterBreak="0">
     <w:nsid w:val="0FF4426A"/>
     <w:multiLevelType w:val="multilevel"/>
     <w:tmpl w:val="3398BB92"/>
@@ -15046,7 +18212,7 @@
       </w:rPr>
     </w:lvl>
   </w:abstractNum>
-  <w:abstractNum w:abstractNumId="8" w15:restartNumberingAfterBreak="0">
+  <w:abstractNum w:abstractNumId="10" w15:restartNumberingAfterBreak="0">
     <w:nsid w:val="10AB217A"/>
     <w:multiLevelType w:val="multilevel"/>
     <w:tmpl w:val="01EC278E"/>
@@ -15195,7 +18361,7 @@
       </w:rPr>
     </w:lvl>
   </w:abstractNum>
-  <w:abstractNum w:abstractNumId="9" w15:restartNumberingAfterBreak="0">
+  <w:abstractNum w:abstractNumId="11" w15:restartNumberingAfterBreak="0">
     <w:nsid w:val="11E7720F"/>
     <w:multiLevelType w:val="multilevel"/>
     <w:tmpl w:val="CDB8BD90"/>
@@ -15344,7 +18510,7 @@
       </w:rPr>
     </w:lvl>
   </w:abstractNum>
-  <w:abstractNum w:abstractNumId="10" w15:restartNumberingAfterBreak="0">
+  <w:abstractNum w:abstractNumId="12" w15:restartNumberingAfterBreak="0">
     <w:nsid w:val="12132714"/>
     <w:multiLevelType w:val="multilevel"/>
     <w:tmpl w:val="C4242896"/>
@@ -15493,7 +18659,7 @@
       </w:rPr>
     </w:lvl>
   </w:abstractNum>
-  <w:abstractNum w:abstractNumId="11" w15:restartNumberingAfterBreak="0">
+  <w:abstractNum w:abstractNumId="13" w15:restartNumberingAfterBreak="0">
     <w:nsid w:val="13D03B1B"/>
     <w:multiLevelType w:val="multilevel"/>
     <w:tmpl w:val="50124214"/>
@@ -15642,7 +18808,454 @@
       </w:rPr>
     </w:lvl>
   </w:abstractNum>
-  <w:abstractNum w:abstractNumId="12" w15:restartNumberingAfterBreak="0">
+  <w:abstractNum w:abstractNumId="14" w15:restartNumberingAfterBreak="0">
+    <w:nsid w:val="1AA14DC6"/>
+    <w:multiLevelType w:val="multilevel"/>
+    <w:tmpl w:val="E310A076"/>
+    <w:lvl w:ilvl="0">
+      <w:start w:val="1"/>
+      <w:numFmt w:val="bullet"/>
+      <w:lvlText w:val=""/>
+      <w:lvlJc w:val="left"/>
+      <w:pPr>
+        <w:tabs>
+          <w:tab w:val="num" w:pos="720"/>
+        </w:tabs>
+        <w:ind w:left="720" w:hanging="360"/>
+      </w:pPr>
+      <w:rPr>
+        <w:rFonts w:ascii="Symbol" w:hAnsi="Symbol" w:hint="default"/>
+        <w:sz w:val="20"/>
+      </w:rPr>
+    </w:lvl>
+    <w:lvl w:ilvl="1" w:tentative="1">
+      <w:start w:val="1"/>
+      <w:numFmt w:val="bullet"/>
+      <w:lvlText w:val="o"/>
+      <w:lvlJc w:val="left"/>
+      <w:pPr>
+        <w:tabs>
+          <w:tab w:val="num" w:pos="1440"/>
+        </w:tabs>
+        <w:ind w:left="1440" w:hanging="360"/>
+      </w:pPr>
+      <w:rPr>
+        <w:rFonts w:ascii="Courier New" w:hAnsi="Courier New" w:hint="default"/>
+        <w:sz w:val="20"/>
+      </w:rPr>
+    </w:lvl>
+    <w:lvl w:ilvl="2" w:tentative="1">
+      <w:start w:val="1"/>
+      <w:numFmt w:val="bullet"/>
+      <w:lvlText w:val=""/>
+      <w:lvlJc w:val="left"/>
+      <w:pPr>
+        <w:tabs>
+          <w:tab w:val="num" w:pos="2160"/>
+        </w:tabs>
+        <w:ind w:left="2160" w:hanging="360"/>
+      </w:pPr>
+      <w:rPr>
+        <w:rFonts w:ascii="Wingdings" w:hAnsi="Wingdings" w:hint="default"/>
+        <w:sz w:val="20"/>
+      </w:rPr>
+    </w:lvl>
+    <w:lvl w:ilvl="3" w:tentative="1">
+      <w:start w:val="1"/>
+      <w:numFmt w:val="bullet"/>
+      <w:lvlText w:val=""/>
+      <w:lvlJc w:val="left"/>
+      <w:pPr>
+        <w:tabs>
+          <w:tab w:val="num" w:pos="2880"/>
+        </w:tabs>
+        <w:ind w:left="2880" w:hanging="360"/>
+      </w:pPr>
+      <w:rPr>
+        <w:rFonts w:ascii="Wingdings" w:hAnsi="Wingdings" w:hint="default"/>
+        <w:sz w:val="20"/>
+      </w:rPr>
+    </w:lvl>
+    <w:lvl w:ilvl="4" w:tentative="1">
+      <w:start w:val="1"/>
+      <w:numFmt w:val="bullet"/>
+      <w:lvlText w:val=""/>
+      <w:lvlJc w:val="left"/>
+      <w:pPr>
+        <w:tabs>
+          <w:tab w:val="num" w:pos="3600"/>
+        </w:tabs>
+        <w:ind w:left="3600" w:hanging="360"/>
+      </w:pPr>
+      <w:rPr>
+        <w:rFonts w:ascii="Wingdings" w:hAnsi="Wingdings" w:hint="default"/>
+        <w:sz w:val="20"/>
+      </w:rPr>
+    </w:lvl>
+    <w:lvl w:ilvl="5" w:tentative="1">
+      <w:start w:val="1"/>
+      <w:numFmt w:val="bullet"/>
+      <w:lvlText w:val=""/>
+      <w:lvlJc w:val="left"/>
+      <w:pPr>
+        <w:tabs>
+          <w:tab w:val="num" w:pos="4320"/>
+        </w:tabs>
+        <w:ind w:left="4320" w:hanging="360"/>
+      </w:pPr>
+      <w:rPr>
+        <w:rFonts w:ascii="Wingdings" w:hAnsi="Wingdings" w:hint="default"/>
+        <w:sz w:val="20"/>
+      </w:rPr>
+    </w:lvl>
+    <w:lvl w:ilvl="6" w:tentative="1">
+      <w:start w:val="1"/>
+      <w:numFmt w:val="bullet"/>
+      <w:lvlText w:val=""/>
+      <w:lvlJc w:val="left"/>
+      <w:pPr>
+        <w:tabs>
+          <w:tab w:val="num" w:pos="5040"/>
+        </w:tabs>
+        <w:ind w:left="5040" w:hanging="360"/>
+      </w:pPr>
+      <w:rPr>
+        <w:rFonts w:ascii="Wingdings" w:hAnsi="Wingdings" w:hint="default"/>
+        <w:sz w:val="20"/>
+      </w:rPr>
+    </w:lvl>
+    <w:lvl w:ilvl="7" w:tentative="1">
+      <w:start w:val="1"/>
+      <w:numFmt w:val="bullet"/>
+      <w:lvlText w:val=""/>
+      <w:lvlJc w:val="left"/>
+      <w:pPr>
+        <w:tabs>
+          <w:tab w:val="num" w:pos="5760"/>
+        </w:tabs>
+        <w:ind w:left="5760" w:hanging="360"/>
+      </w:pPr>
+      <w:rPr>
+        <w:rFonts w:ascii="Wingdings" w:hAnsi="Wingdings" w:hint="default"/>
+        <w:sz w:val="20"/>
+      </w:rPr>
+    </w:lvl>
+    <w:lvl w:ilvl="8" w:tentative="1">
+      <w:start w:val="1"/>
+      <w:numFmt w:val="bullet"/>
+      <w:lvlText w:val=""/>
+      <w:lvlJc w:val="left"/>
+      <w:pPr>
+        <w:tabs>
+          <w:tab w:val="num" w:pos="6480"/>
+        </w:tabs>
+        <w:ind w:left="6480" w:hanging="360"/>
+      </w:pPr>
+      <w:rPr>
+        <w:rFonts w:ascii="Wingdings" w:hAnsi="Wingdings" w:hint="default"/>
+        <w:sz w:val="20"/>
+      </w:rPr>
+    </w:lvl>
+  </w:abstractNum>
+  <w:abstractNum w:abstractNumId="15" w15:restartNumberingAfterBreak="0">
+    <w:nsid w:val="1B9E36A3"/>
+    <w:multiLevelType w:val="multilevel"/>
+    <w:tmpl w:val="B9C411F4"/>
+    <w:lvl w:ilvl="0">
+      <w:start w:val="1"/>
+      <w:numFmt w:val="bullet"/>
+      <w:lvlText w:val=""/>
+      <w:lvlJc w:val="left"/>
+      <w:pPr>
+        <w:tabs>
+          <w:tab w:val="num" w:pos="720"/>
+        </w:tabs>
+        <w:ind w:left="720" w:hanging="360"/>
+      </w:pPr>
+      <w:rPr>
+        <w:rFonts w:ascii="Symbol" w:hAnsi="Symbol" w:hint="default"/>
+        <w:sz w:val="20"/>
+      </w:rPr>
+    </w:lvl>
+    <w:lvl w:ilvl="1" w:tentative="1">
+      <w:start w:val="1"/>
+      <w:numFmt w:val="bullet"/>
+      <w:lvlText w:val="o"/>
+      <w:lvlJc w:val="left"/>
+      <w:pPr>
+        <w:tabs>
+          <w:tab w:val="num" w:pos="1440"/>
+        </w:tabs>
+        <w:ind w:left="1440" w:hanging="360"/>
+      </w:pPr>
+      <w:rPr>
+        <w:rFonts w:ascii="Courier New" w:hAnsi="Courier New" w:hint="default"/>
+        <w:sz w:val="20"/>
+      </w:rPr>
+    </w:lvl>
+    <w:lvl w:ilvl="2" w:tentative="1">
+      <w:start w:val="1"/>
+      <w:numFmt w:val="bullet"/>
+      <w:lvlText w:val=""/>
+      <w:lvlJc w:val="left"/>
+      <w:pPr>
+        <w:tabs>
+          <w:tab w:val="num" w:pos="2160"/>
+        </w:tabs>
+        <w:ind w:left="2160" w:hanging="360"/>
+      </w:pPr>
+      <w:rPr>
+        <w:rFonts w:ascii="Wingdings" w:hAnsi="Wingdings" w:hint="default"/>
+        <w:sz w:val="20"/>
+      </w:rPr>
+    </w:lvl>
+    <w:lvl w:ilvl="3" w:tentative="1">
+      <w:start w:val="1"/>
+      <w:numFmt w:val="bullet"/>
+      <w:lvlText w:val=""/>
+      <w:lvlJc w:val="left"/>
+      <w:pPr>
+        <w:tabs>
+          <w:tab w:val="num" w:pos="2880"/>
+        </w:tabs>
+        <w:ind w:left="2880" w:hanging="360"/>
+      </w:pPr>
+      <w:rPr>
+        <w:rFonts w:ascii="Wingdings" w:hAnsi="Wingdings" w:hint="default"/>
+        <w:sz w:val="20"/>
+      </w:rPr>
+    </w:lvl>
+    <w:lvl w:ilvl="4" w:tentative="1">
+      <w:start w:val="1"/>
+      <w:numFmt w:val="bullet"/>
+      <w:lvlText w:val=""/>
+      <w:lvlJc w:val="left"/>
+      <w:pPr>
+        <w:tabs>
+          <w:tab w:val="num" w:pos="3600"/>
+        </w:tabs>
+        <w:ind w:left="3600" w:hanging="360"/>
+      </w:pPr>
+      <w:rPr>
+        <w:rFonts w:ascii="Wingdings" w:hAnsi="Wingdings" w:hint="default"/>
+        <w:sz w:val="20"/>
+      </w:rPr>
+    </w:lvl>
+    <w:lvl w:ilvl="5" w:tentative="1">
+      <w:start w:val="1"/>
+      <w:numFmt w:val="bullet"/>
+      <w:lvlText w:val=""/>
+      <w:lvlJc w:val="left"/>
+      <w:pPr>
+        <w:tabs>
+          <w:tab w:val="num" w:pos="4320"/>
+        </w:tabs>
+        <w:ind w:left="4320" w:hanging="360"/>
+      </w:pPr>
+      <w:rPr>
+        <w:rFonts w:ascii="Wingdings" w:hAnsi="Wingdings" w:hint="default"/>
+        <w:sz w:val="20"/>
+      </w:rPr>
+    </w:lvl>
+    <w:lvl w:ilvl="6" w:tentative="1">
+      <w:start w:val="1"/>
+      <w:numFmt w:val="bullet"/>
+      <w:lvlText w:val=""/>
+      <w:lvlJc w:val="left"/>
+      <w:pPr>
+        <w:tabs>
+          <w:tab w:val="num" w:pos="5040"/>
+        </w:tabs>
+        <w:ind w:left="5040" w:hanging="360"/>
+      </w:pPr>
+      <w:rPr>
+        <w:rFonts w:ascii="Wingdings" w:hAnsi="Wingdings" w:hint="default"/>
+        <w:sz w:val="20"/>
+      </w:rPr>
+    </w:lvl>
+    <w:lvl w:ilvl="7" w:tentative="1">
+      <w:start w:val="1"/>
+      <w:numFmt w:val="bullet"/>
+      <w:lvlText w:val=""/>
+      <w:lvlJc w:val="left"/>
+      <w:pPr>
+        <w:tabs>
+          <w:tab w:val="num" w:pos="5760"/>
+        </w:tabs>
+        <w:ind w:left="5760" w:hanging="360"/>
+      </w:pPr>
+      <w:rPr>
+        <w:rFonts w:ascii="Wingdings" w:hAnsi="Wingdings" w:hint="default"/>
+        <w:sz w:val="20"/>
+      </w:rPr>
+    </w:lvl>
+    <w:lvl w:ilvl="8" w:tentative="1">
+      <w:start w:val="1"/>
+      <w:numFmt w:val="bullet"/>
+      <w:lvlText w:val=""/>
+      <w:lvlJc w:val="left"/>
+      <w:pPr>
+        <w:tabs>
+          <w:tab w:val="num" w:pos="6480"/>
+        </w:tabs>
+        <w:ind w:left="6480" w:hanging="360"/>
+      </w:pPr>
+      <w:rPr>
+        <w:rFonts w:ascii="Wingdings" w:hAnsi="Wingdings" w:hint="default"/>
+        <w:sz w:val="20"/>
+      </w:rPr>
+    </w:lvl>
+  </w:abstractNum>
+  <w:abstractNum w:abstractNumId="16" w15:restartNumberingAfterBreak="0">
+    <w:nsid w:val="1C580EB5"/>
+    <w:multiLevelType w:val="multilevel"/>
+    <w:tmpl w:val="AE28D024"/>
+    <w:lvl w:ilvl="0">
+      <w:start w:val="1"/>
+      <w:numFmt w:val="bullet"/>
+      <w:lvlText w:val=""/>
+      <w:lvlJc w:val="left"/>
+      <w:pPr>
+        <w:tabs>
+          <w:tab w:val="num" w:pos="720"/>
+        </w:tabs>
+        <w:ind w:left="720" w:hanging="360"/>
+      </w:pPr>
+      <w:rPr>
+        <w:rFonts w:ascii="Symbol" w:hAnsi="Symbol" w:hint="default"/>
+        <w:sz w:val="20"/>
+      </w:rPr>
+    </w:lvl>
+    <w:lvl w:ilvl="1" w:tentative="1">
+      <w:start w:val="1"/>
+      <w:numFmt w:val="bullet"/>
+      <w:lvlText w:val="o"/>
+      <w:lvlJc w:val="left"/>
+      <w:pPr>
+        <w:tabs>
+          <w:tab w:val="num" w:pos="1440"/>
+        </w:tabs>
+        <w:ind w:left="1440" w:hanging="360"/>
+      </w:pPr>
+      <w:rPr>
+        <w:rFonts w:ascii="Courier New" w:hAnsi="Courier New" w:hint="default"/>
+        <w:sz w:val="20"/>
+      </w:rPr>
+    </w:lvl>
+    <w:lvl w:ilvl="2" w:tentative="1">
+      <w:start w:val="1"/>
+      <w:numFmt w:val="bullet"/>
+      <w:lvlText w:val=""/>
+      <w:lvlJc w:val="left"/>
+      <w:pPr>
+        <w:tabs>
+          <w:tab w:val="num" w:pos="2160"/>
+        </w:tabs>
+        <w:ind w:left="2160" w:hanging="360"/>
+      </w:pPr>
+      <w:rPr>
+        <w:rFonts w:ascii="Wingdings" w:hAnsi="Wingdings" w:hint="default"/>
+        <w:sz w:val="20"/>
+      </w:rPr>
+    </w:lvl>
+    <w:lvl w:ilvl="3" w:tentative="1">
+      <w:start w:val="1"/>
+      <w:numFmt w:val="bullet"/>
+      <w:lvlText w:val=""/>
+      <w:lvlJc w:val="left"/>
+      <w:pPr>
+        <w:tabs>
+          <w:tab w:val="num" w:pos="2880"/>
+        </w:tabs>
+        <w:ind w:left="2880" w:hanging="360"/>
+      </w:pPr>
+      <w:rPr>
+        <w:rFonts w:ascii="Wingdings" w:hAnsi="Wingdings" w:hint="default"/>
+        <w:sz w:val="20"/>
+      </w:rPr>
+    </w:lvl>
+    <w:lvl w:ilvl="4" w:tentative="1">
+      <w:start w:val="1"/>
+      <w:numFmt w:val="bullet"/>
+      <w:lvlText w:val=""/>
+      <w:lvlJc w:val="left"/>
+      <w:pPr>
+        <w:tabs>
+          <w:tab w:val="num" w:pos="3600"/>
+        </w:tabs>
+        <w:ind w:left="3600" w:hanging="360"/>
+      </w:pPr>
+      <w:rPr>
+        <w:rFonts w:ascii="Wingdings" w:hAnsi="Wingdings" w:hint="default"/>
+        <w:sz w:val="20"/>
+      </w:rPr>
+    </w:lvl>
+    <w:lvl w:ilvl="5" w:tentative="1">
+      <w:start w:val="1"/>
+      <w:numFmt w:val="bullet"/>
+      <w:lvlText w:val=""/>
+      <w:lvlJc w:val="left"/>
+      <w:pPr>
+        <w:tabs>
+          <w:tab w:val="num" w:pos="4320"/>
+        </w:tabs>
+        <w:ind w:left="4320" w:hanging="360"/>
+      </w:pPr>
+      <w:rPr>
+        <w:rFonts w:ascii="Wingdings" w:hAnsi="Wingdings" w:hint="default"/>
+        <w:sz w:val="20"/>
+      </w:rPr>
+    </w:lvl>
+    <w:lvl w:ilvl="6" w:tentative="1">
+      <w:start w:val="1"/>
+      <w:numFmt w:val="bullet"/>
+      <w:lvlText w:val=""/>
+      <w:lvlJc w:val="left"/>
+      <w:pPr>
+        <w:tabs>
+          <w:tab w:val="num" w:pos="5040"/>
+        </w:tabs>
+        <w:ind w:left="5040" w:hanging="360"/>
+      </w:pPr>
+      <w:rPr>
+        <w:rFonts w:ascii="Wingdings" w:hAnsi="Wingdings" w:hint="default"/>
+        <w:sz w:val="20"/>
+      </w:rPr>
+    </w:lvl>
+    <w:lvl w:ilvl="7" w:tentative="1">
+      <w:start w:val="1"/>
+      <w:numFmt w:val="bullet"/>
+      <w:lvlText w:val=""/>
+      <w:lvlJc w:val="left"/>
+      <w:pPr>
+        <w:tabs>
+          <w:tab w:val="num" w:pos="5760"/>
+        </w:tabs>
+        <w:ind w:left="5760" w:hanging="360"/>
+      </w:pPr>
+      <w:rPr>
+        <w:rFonts w:ascii="Wingdings" w:hAnsi="Wingdings" w:hint="default"/>
+        <w:sz w:val="20"/>
+      </w:rPr>
+    </w:lvl>
+    <w:lvl w:ilvl="8" w:tentative="1">
+      <w:start w:val="1"/>
+      <w:numFmt w:val="bullet"/>
+      <w:lvlText w:val=""/>
+      <w:lvlJc w:val="left"/>
+      <w:pPr>
+        <w:tabs>
+          <w:tab w:val="num" w:pos="6480"/>
+        </w:tabs>
+        <w:ind w:left="6480" w:hanging="360"/>
+      </w:pPr>
+      <w:rPr>
+        <w:rFonts w:ascii="Wingdings" w:hAnsi="Wingdings" w:hint="default"/>
+        <w:sz w:val="20"/>
+      </w:rPr>
+    </w:lvl>
+  </w:abstractNum>
+  <w:abstractNum w:abstractNumId="17" w15:restartNumberingAfterBreak="0">
     <w:nsid w:val="1DCA74C9"/>
     <w:multiLevelType w:val="multilevel"/>
     <w:tmpl w:val="0A106D4A"/>
@@ -15791,7 +19404,7 @@
       </w:rPr>
     </w:lvl>
   </w:abstractNum>
-  <w:abstractNum w:abstractNumId="13" w15:restartNumberingAfterBreak="0">
+  <w:abstractNum w:abstractNumId="18" w15:restartNumberingAfterBreak="0">
     <w:nsid w:val="211E2C4D"/>
     <w:multiLevelType w:val="multilevel"/>
     <w:tmpl w:val="9E62B4D2"/>
@@ -15940,7 +19553,7 @@
       </w:rPr>
     </w:lvl>
   </w:abstractNum>
-  <w:abstractNum w:abstractNumId="14" w15:restartNumberingAfterBreak="0">
+  <w:abstractNum w:abstractNumId="19" w15:restartNumberingAfterBreak="0">
     <w:nsid w:val="28F92403"/>
     <w:multiLevelType w:val="multilevel"/>
     <w:tmpl w:val="92E60718"/>
@@ -16089,7 +19702,7 @@
       </w:rPr>
     </w:lvl>
   </w:abstractNum>
-  <w:abstractNum w:abstractNumId="15" w15:restartNumberingAfterBreak="0">
+  <w:abstractNum w:abstractNumId="20" w15:restartNumberingAfterBreak="0">
     <w:nsid w:val="2C380AD1"/>
     <w:multiLevelType w:val="multilevel"/>
     <w:tmpl w:val="489AC282"/>
@@ -16238,7 +19851,156 @@
       </w:rPr>
     </w:lvl>
   </w:abstractNum>
-  <w:abstractNum w:abstractNumId="16" w15:restartNumberingAfterBreak="0">
+  <w:abstractNum w:abstractNumId="21" w15:restartNumberingAfterBreak="0">
+    <w:nsid w:val="2CF32593"/>
+    <w:multiLevelType w:val="multilevel"/>
+    <w:tmpl w:val="86862E96"/>
+    <w:lvl w:ilvl="0">
+      <w:start w:val="1"/>
+      <w:numFmt w:val="bullet"/>
+      <w:lvlText w:val=""/>
+      <w:lvlJc w:val="left"/>
+      <w:pPr>
+        <w:tabs>
+          <w:tab w:val="num" w:pos="720"/>
+        </w:tabs>
+        <w:ind w:left="720" w:hanging="360"/>
+      </w:pPr>
+      <w:rPr>
+        <w:rFonts w:ascii="Symbol" w:hAnsi="Symbol" w:hint="default"/>
+        <w:sz w:val="20"/>
+      </w:rPr>
+    </w:lvl>
+    <w:lvl w:ilvl="1" w:tentative="1">
+      <w:start w:val="1"/>
+      <w:numFmt w:val="bullet"/>
+      <w:lvlText w:val="o"/>
+      <w:lvlJc w:val="left"/>
+      <w:pPr>
+        <w:tabs>
+          <w:tab w:val="num" w:pos="1440"/>
+        </w:tabs>
+        <w:ind w:left="1440" w:hanging="360"/>
+      </w:pPr>
+      <w:rPr>
+        <w:rFonts w:ascii="Courier New" w:hAnsi="Courier New" w:hint="default"/>
+        <w:sz w:val="20"/>
+      </w:rPr>
+    </w:lvl>
+    <w:lvl w:ilvl="2" w:tentative="1">
+      <w:start w:val="1"/>
+      <w:numFmt w:val="bullet"/>
+      <w:lvlText w:val=""/>
+      <w:lvlJc w:val="left"/>
+      <w:pPr>
+        <w:tabs>
+          <w:tab w:val="num" w:pos="2160"/>
+        </w:tabs>
+        <w:ind w:left="2160" w:hanging="360"/>
+      </w:pPr>
+      <w:rPr>
+        <w:rFonts w:ascii="Wingdings" w:hAnsi="Wingdings" w:hint="default"/>
+        <w:sz w:val="20"/>
+      </w:rPr>
+    </w:lvl>
+    <w:lvl w:ilvl="3" w:tentative="1">
+      <w:start w:val="1"/>
+      <w:numFmt w:val="bullet"/>
+      <w:lvlText w:val=""/>
+      <w:lvlJc w:val="left"/>
+      <w:pPr>
+        <w:tabs>
+          <w:tab w:val="num" w:pos="2880"/>
+        </w:tabs>
+        <w:ind w:left="2880" w:hanging="360"/>
+      </w:pPr>
+      <w:rPr>
+        <w:rFonts w:ascii="Wingdings" w:hAnsi="Wingdings" w:hint="default"/>
+        <w:sz w:val="20"/>
+      </w:rPr>
+    </w:lvl>
+    <w:lvl w:ilvl="4" w:tentative="1">
+      <w:start w:val="1"/>
+      <w:numFmt w:val="bullet"/>
+      <w:lvlText w:val=""/>
+      <w:lvlJc w:val="left"/>
+      <w:pPr>
+        <w:tabs>
+          <w:tab w:val="num" w:pos="3600"/>
+        </w:tabs>
+        <w:ind w:left="3600" w:hanging="360"/>
+      </w:pPr>
+      <w:rPr>
+        <w:rFonts w:ascii="Wingdings" w:hAnsi="Wingdings" w:hint="default"/>
+        <w:sz w:val="20"/>
+      </w:rPr>
+    </w:lvl>
+    <w:lvl w:ilvl="5" w:tentative="1">
+      <w:start w:val="1"/>
+      <w:numFmt w:val="bullet"/>
+      <w:lvlText w:val=""/>
+      <w:lvlJc w:val="left"/>
+      <w:pPr>
+        <w:tabs>
+          <w:tab w:val="num" w:pos="4320"/>
+        </w:tabs>
+        <w:ind w:left="4320" w:hanging="360"/>
+      </w:pPr>
+      <w:rPr>
+        <w:rFonts w:ascii="Wingdings" w:hAnsi="Wingdings" w:hint="default"/>
+        <w:sz w:val="20"/>
+      </w:rPr>
+    </w:lvl>
+    <w:lvl w:ilvl="6" w:tentative="1">
+      <w:start w:val="1"/>
+      <w:numFmt w:val="bullet"/>
+      <w:lvlText w:val=""/>
+      <w:lvlJc w:val="left"/>
+      <w:pPr>
+        <w:tabs>
+          <w:tab w:val="num" w:pos="5040"/>
+        </w:tabs>
+        <w:ind w:left="5040" w:hanging="360"/>
+      </w:pPr>
+      <w:rPr>
+        <w:rFonts w:ascii="Wingdings" w:hAnsi="Wingdings" w:hint="default"/>
+        <w:sz w:val="20"/>
+      </w:rPr>
+    </w:lvl>
+    <w:lvl w:ilvl="7" w:tentative="1">
+      <w:start w:val="1"/>
+      <w:numFmt w:val="bullet"/>
+      <w:lvlText w:val=""/>
+      <w:lvlJc w:val="left"/>
+      <w:pPr>
+        <w:tabs>
+          <w:tab w:val="num" w:pos="5760"/>
+        </w:tabs>
+        <w:ind w:left="5760" w:hanging="360"/>
+      </w:pPr>
+      <w:rPr>
+        <w:rFonts w:ascii="Wingdings" w:hAnsi="Wingdings" w:hint="default"/>
+        <w:sz w:val="20"/>
+      </w:rPr>
+    </w:lvl>
+    <w:lvl w:ilvl="8" w:tentative="1">
+      <w:start w:val="1"/>
+      <w:numFmt w:val="bullet"/>
+      <w:lvlText w:val=""/>
+      <w:lvlJc w:val="left"/>
+      <w:pPr>
+        <w:tabs>
+          <w:tab w:val="num" w:pos="6480"/>
+        </w:tabs>
+        <w:ind w:left="6480" w:hanging="360"/>
+      </w:pPr>
+      <w:rPr>
+        <w:rFonts w:ascii="Wingdings" w:hAnsi="Wingdings" w:hint="default"/>
+        <w:sz w:val="20"/>
+      </w:rPr>
+    </w:lvl>
+  </w:abstractNum>
+  <w:abstractNum w:abstractNumId="22" w15:restartNumberingAfterBreak="0">
     <w:nsid w:val="2DD73CE7"/>
     <w:multiLevelType w:val="multilevel"/>
     <w:tmpl w:val="767628F8"/>
@@ -16387,7 +20149,7 @@
       </w:rPr>
     </w:lvl>
   </w:abstractNum>
-  <w:abstractNum w:abstractNumId="17" w15:restartNumberingAfterBreak="0">
+  <w:abstractNum w:abstractNumId="23" w15:restartNumberingAfterBreak="0">
     <w:nsid w:val="2DE72658"/>
     <w:multiLevelType w:val="multilevel"/>
     <w:tmpl w:val="9380189C"/>
@@ -16536,7 +20298,7 @@
       </w:rPr>
     </w:lvl>
   </w:abstractNum>
-  <w:abstractNum w:abstractNumId="18" w15:restartNumberingAfterBreak="0">
+  <w:abstractNum w:abstractNumId="24" w15:restartNumberingAfterBreak="0">
     <w:nsid w:val="2DED1200"/>
     <w:multiLevelType w:val="multilevel"/>
     <w:tmpl w:val="7654CF82"/>
@@ -16685,7 +20447,7 @@
       </w:rPr>
     </w:lvl>
   </w:abstractNum>
-  <w:abstractNum w:abstractNumId="19" w15:restartNumberingAfterBreak="0">
+  <w:abstractNum w:abstractNumId="25" w15:restartNumberingAfterBreak="0">
     <w:nsid w:val="303A4B8B"/>
     <w:multiLevelType w:val="multilevel"/>
     <w:tmpl w:val="D08C1A0A"/>
@@ -16834,7 +20596,7 @@
       </w:rPr>
     </w:lvl>
   </w:abstractNum>
-  <w:abstractNum w:abstractNumId="20" w15:restartNumberingAfterBreak="0">
+  <w:abstractNum w:abstractNumId="26" w15:restartNumberingAfterBreak="0">
     <w:nsid w:val="32261513"/>
     <w:multiLevelType w:val="multilevel"/>
     <w:tmpl w:val="45541C9E"/>
@@ -16983,7 +20745,7 @@
       </w:rPr>
     </w:lvl>
   </w:abstractNum>
-  <w:abstractNum w:abstractNumId="21" w15:restartNumberingAfterBreak="0">
+  <w:abstractNum w:abstractNumId="27" w15:restartNumberingAfterBreak="0">
     <w:nsid w:val="382D42CD"/>
     <w:multiLevelType w:val="multilevel"/>
     <w:tmpl w:val="C3B6A100"/>
@@ -17132,7 +20894,156 @@
       </w:rPr>
     </w:lvl>
   </w:abstractNum>
-  <w:abstractNum w:abstractNumId="22" w15:restartNumberingAfterBreak="0">
+  <w:abstractNum w:abstractNumId="28" w15:restartNumberingAfterBreak="0">
+    <w:nsid w:val="38805702"/>
+    <w:multiLevelType w:val="multilevel"/>
+    <w:tmpl w:val="7FEAAC6A"/>
+    <w:lvl w:ilvl="0">
+      <w:start w:val="1"/>
+      <w:numFmt w:val="bullet"/>
+      <w:lvlText w:val=""/>
+      <w:lvlJc w:val="left"/>
+      <w:pPr>
+        <w:tabs>
+          <w:tab w:val="num" w:pos="720"/>
+        </w:tabs>
+        <w:ind w:left="720" w:hanging="360"/>
+      </w:pPr>
+      <w:rPr>
+        <w:rFonts w:ascii="Symbol" w:hAnsi="Symbol" w:hint="default"/>
+        <w:sz w:val="20"/>
+      </w:rPr>
+    </w:lvl>
+    <w:lvl w:ilvl="1" w:tentative="1">
+      <w:start w:val="1"/>
+      <w:numFmt w:val="bullet"/>
+      <w:lvlText w:val="o"/>
+      <w:lvlJc w:val="left"/>
+      <w:pPr>
+        <w:tabs>
+          <w:tab w:val="num" w:pos="1440"/>
+        </w:tabs>
+        <w:ind w:left="1440" w:hanging="360"/>
+      </w:pPr>
+      <w:rPr>
+        <w:rFonts w:ascii="Courier New" w:hAnsi="Courier New" w:hint="default"/>
+        <w:sz w:val="20"/>
+      </w:rPr>
+    </w:lvl>
+    <w:lvl w:ilvl="2" w:tentative="1">
+      <w:start w:val="1"/>
+      <w:numFmt w:val="bullet"/>
+      <w:lvlText w:val=""/>
+      <w:lvlJc w:val="left"/>
+      <w:pPr>
+        <w:tabs>
+          <w:tab w:val="num" w:pos="2160"/>
+        </w:tabs>
+        <w:ind w:left="2160" w:hanging="360"/>
+      </w:pPr>
+      <w:rPr>
+        <w:rFonts w:ascii="Wingdings" w:hAnsi="Wingdings" w:hint="default"/>
+        <w:sz w:val="20"/>
+      </w:rPr>
+    </w:lvl>
+    <w:lvl w:ilvl="3" w:tentative="1">
+      <w:start w:val="1"/>
+      <w:numFmt w:val="bullet"/>
+      <w:lvlText w:val=""/>
+      <w:lvlJc w:val="left"/>
+      <w:pPr>
+        <w:tabs>
+          <w:tab w:val="num" w:pos="2880"/>
+        </w:tabs>
+        <w:ind w:left="2880" w:hanging="360"/>
+      </w:pPr>
+      <w:rPr>
+        <w:rFonts w:ascii="Wingdings" w:hAnsi="Wingdings" w:hint="default"/>
+        <w:sz w:val="20"/>
+      </w:rPr>
+    </w:lvl>
+    <w:lvl w:ilvl="4" w:tentative="1">
+      <w:start w:val="1"/>
+      <w:numFmt w:val="bullet"/>
+      <w:lvlText w:val=""/>
+      <w:lvlJc w:val="left"/>
+      <w:pPr>
+        <w:tabs>
+          <w:tab w:val="num" w:pos="3600"/>
+        </w:tabs>
+        <w:ind w:left="3600" w:hanging="360"/>
+      </w:pPr>
+      <w:rPr>
+        <w:rFonts w:ascii="Wingdings" w:hAnsi="Wingdings" w:hint="default"/>
+        <w:sz w:val="20"/>
+      </w:rPr>
+    </w:lvl>
+    <w:lvl w:ilvl="5" w:tentative="1">
+      <w:start w:val="1"/>
+      <w:numFmt w:val="bullet"/>
+      <w:lvlText w:val=""/>
+      <w:lvlJc w:val="left"/>
+      <w:pPr>
+        <w:tabs>
+          <w:tab w:val="num" w:pos="4320"/>
+        </w:tabs>
+        <w:ind w:left="4320" w:hanging="360"/>
+      </w:pPr>
+      <w:rPr>
+        <w:rFonts w:ascii="Wingdings" w:hAnsi="Wingdings" w:hint="default"/>
+        <w:sz w:val="20"/>
+      </w:rPr>
+    </w:lvl>
+    <w:lvl w:ilvl="6" w:tentative="1">
+      <w:start w:val="1"/>
+      <w:numFmt w:val="bullet"/>
+      <w:lvlText w:val=""/>
+      <w:lvlJc w:val="left"/>
+      <w:pPr>
+        <w:tabs>
+          <w:tab w:val="num" w:pos="5040"/>
+        </w:tabs>
+        <w:ind w:left="5040" w:hanging="360"/>
+      </w:pPr>
+      <w:rPr>
+        <w:rFonts w:ascii="Wingdings" w:hAnsi="Wingdings" w:hint="default"/>
+        <w:sz w:val="20"/>
+      </w:rPr>
+    </w:lvl>
+    <w:lvl w:ilvl="7" w:tentative="1">
+      <w:start w:val="1"/>
+      <w:numFmt w:val="bullet"/>
+      <w:lvlText w:val=""/>
+      <w:lvlJc w:val="left"/>
+      <w:pPr>
+        <w:tabs>
+          <w:tab w:val="num" w:pos="5760"/>
+        </w:tabs>
+        <w:ind w:left="5760" w:hanging="360"/>
+      </w:pPr>
+      <w:rPr>
+        <w:rFonts w:ascii="Wingdings" w:hAnsi="Wingdings" w:hint="default"/>
+        <w:sz w:val="20"/>
+      </w:rPr>
+    </w:lvl>
+    <w:lvl w:ilvl="8" w:tentative="1">
+      <w:start w:val="1"/>
+      <w:numFmt w:val="bullet"/>
+      <w:lvlText w:val=""/>
+      <w:lvlJc w:val="left"/>
+      <w:pPr>
+        <w:tabs>
+          <w:tab w:val="num" w:pos="6480"/>
+        </w:tabs>
+        <w:ind w:left="6480" w:hanging="360"/>
+      </w:pPr>
+      <w:rPr>
+        <w:rFonts w:ascii="Wingdings" w:hAnsi="Wingdings" w:hint="default"/>
+        <w:sz w:val="20"/>
+      </w:rPr>
+    </w:lvl>
+  </w:abstractNum>
+  <w:abstractNum w:abstractNumId="29" w15:restartNumberingAfterBreak="0">
     <w:nsid w:val="3A627AC9"/>
     <w:multiLevelType w:val="multilevel"/>
     <w:tmpl w:val="8D64D6A0"/>
@@ -17281,7 +21192,156 @@
       </w:rPr>
     </w:lvl>
   </w:abstractNum>
-  <w:abstractNum w:abstractNumId="23" w15:restartNumberingAfterBreak="0">
+  <w:abstractNum w:abstractNumId="30" w15:restartNumberingAfterBreak="0">
+    <w:nsid w:val="3D577D6A"/>
+    <w:multiLevelType w:val="multilevel"/>
+    <w:tmpl w:val="2374946E"/>
+    <w:lvl w:ilvl="0">
+      <w:start w:val="1"/>
+      <w:numFmt w:val="bullet"/>
+      <w:lvlText w:val=""/>
+      <w:lvlJc w:val="left"/>
+      <w:pPr>
+        <w:tabs>
+          <w:tab w:val="num" w:pos="720"/>
+        </w:tabs>
+        <w:ind w:left="720" w:hanging="360"/>
+      </w:pPr>
+      <w:rPr>
+        <w:rFonts w:ascii="Symbol" w:hAnsi="Symbol" w:hint="default"/>
+        <w:sz w:val="20"/>
+      </w:rPr>
+    </w:lvl>
+    <w:lvl w:ilvl="1" w:tentative="1">
+      <w:start w:val="1"/>
+      <w:numFmt w:val="bullet"/>
+      <w:lvlText w:val="o"/>
+      <w:lvlJc w:val="left"/>
+      <w:pPr>
+        <w:tabs>
+          <w:tab w:val="num" w:pos="1440"/>
+        </w:tabs>
+        <w:ind w:left="1440" w:hanging="360"/>
+      </w:pPr>
+      <w:rPr>
+        <w:rFonts w:ascii="Courier New" w:hAnsi="Courier New" w:hint="default"/>
+        <w:sz w:val="20"/>
+      </w:rPr>
+    </w:lvl>
+    <w:lvl w:ilvl="2" w:tentative="1">
+      <w:start w:val="1"/>
+      <w:numFmt w:val="bullet"/>
+      <w:lvlText w:val=""/>
+      <w:lvlJc w:val="left"/>
+      <w:pPr>
+        <w:tabs>
+          <w:tab w:val="num" w:pos="2160"/>
+        </w:tabs>
+        <w:ind w:left="2160" w:hanging="360"/>
+      </w:pPr>
+      <w:rPr>
+        <w:rFonts w:ascii="Wingdings" w:hAnsi="Wingdings" w:hint="default"/>
+        <w:sz w:val="20"/>
+      </w:rPr>
+    </w:lvl>
+    <w:lvl w:ilvl="3" w:tentative="1">
+      <w:start w:val="1"/>
+      <w:numFmt w:val="bullet"/>
+      <w:lvlText w:val=""/>
+      <w:lvlJc w:val="left"/>
+      <w:pPr>
+        <w:tabs>
+          <w:tab w:val="num" w:pos="2880"/>
+        </w:tabs>
+        <w:ind w:left="2880" w:hanging="360"/>
+      </w:pPr>
+      <w:rPr>
+        <w:rFonts w:ascii="Wingdings" w:hAnsi="Wingdings" w:hint="default"/>
+        <w:sz w:val="20"/>
+      </w:rPr>
+    </w:lvl>
+    <w:lvl w:ilvl="4" w:tentative="1">
+      <w:start w:val="1"/>
+      <w:numFmt w:val="bullet"/>
+      <w:lvlText w:val=""/>
+      <w:lvlJc w:val="left"/>
+      <w:pPr>
+        <w:tabs>
+          <w:tab w:val="num" w:pos="3600"/>
+        </w:tabs>
+        <w:ind w:left="3600" w:hanging="360"/>
+      </w:pPr>
+      <w:rPr>
+        <w:rFonts w:ascii="Wingdings" w:hAnsi="Wingdings" w:hint="default"/>
+        <w:sz w:val="20"/>
+      </w:rPr>
+    </w:lvl>
+    <w:lvl w:ilvl="5" w:tentative="1">
+      <w:start w:val="1"/>
+      <w:numFmt w:val="bullet"/>
+      <w:lvlText w:val=""/>
+      <w:lvlJc w:val="left"/>
+      <w:pPr>
+        <w:tabs>
+          <w:tab w:val="num" w:pos="4320"/>
+        </w:tabs>
+        <w:ind w:left="4320" w:hanging="360"/>
+      </w:pPr>
+      <w:rPr>
+        <w:rFonts w:ascii="Wingdings" w:hAnsi="Wingdings" w:hint="default"/>
+        <w:sz w:val="20"/>
+      </w:rPr>
+    </w:lvl>
+    <w:lvl w:ilvl="6" w:tentative="1">
+      <w:start w:val="1"/>
+      <w:numFmt w:val="bullet"/>
+      <w:lvlText w:val=""/>
+      <w:lvlJc w:val="left"/>
+      <w:pPr>
+        <w:tabs>
+          <w:tab w:val="num" w:pos="5040"/>
+        </w:tabs>
+        <w:ind w:left="5040" w:hanging="360"/>
+      </w:pPr>
+      <w:rPr>
+        <w:rFonts w:ascii="Wingdings" w:hAnsi="Wingdings" w:hint="default"/>
+        <w:sz w:val="20"/>
+      </w:rPr>
+    </w:lvl>
+    <w:lvl w:ilvl="7" w:tentative="1">
+      <w:start w:val="1"/>
+      <w:numFmt w:val="bullet"/>
+      <w:lvlText w:val=""/>
+      <w:lvlJc w:val="left"/>
+      <w:pPr>
+        <w:tabs>
+          <w:tab w:val="num" w:pos="5760"/>
+        </w:tabs>
+        <w:ind w:left="5760" w:hanging="360"/>
+      </w:pPr>
+      <w:rPr>
+        <w:rFonts w:ascii="Wingdings" w:hAnsi="Wingdings" w:hint="default"/>
+        <w:sz w:val="20"/>
+      </w:rPr>
+    </w:lvl>
+    <w:lvl w:ilvl="8" w:tentative="1">
+      <w:start w:val="1"/>
+      <w:numFmt w:val="bullet"/>
+      <w:lvlText w:val=""/>
+      <w:lvlJc w:val="left"/>
+      <w:pPr>
+        <w:tabs>
+          <w:tab w:val="num" w:pos="6480"/>
+        </w:tabs>
+        <w:ind w:left="6480" w:hanging="360"/>
+      </w:pPr>
+      <w:rPr>
+        <w:rFonts w:ascii="Wingdings" w:hAnsi="Wingdings" w:hint="default"/>
+        <w:sz w:val="20"/>
+      </w:rPr>
+    </w:lvl>
+  </w:abstractNum>
+  <w:abstractNum w:abstractNumId="31" w15:restartNumberingAfterBreak="0">
     <w:nsid w:val="3D873407"/>
     <w:multiLevelType w:val="multilevel"/>
     <w:tmpl w:val="55D2DB70"/>
@@ -17430,7 +21490,7 @@
       </w:rPr>
     </w:lvl>
   </w:abstractNum>
-  <w:abstractNum w:abstractNumId="24" w15:restartNumberingAfterBreak="0">
+  <w:abstractNum w:abstractNumId="32" w15:restartNumberingAfterBreak="0">
     <w:nsid w:val="3EB42FB1"/>
     <w:multiLevelType w:val="hybridMultilevel"/>
     <w:tmpl w:val="116815E0"/>
@@ -17543,7 +21603,7 @@
       </w:rPr>
     </w:lvl>
   </w:abstractNum>
-  <w:abstractNum w:abstractNumId="25" w15:restartNumberingAfterBreak="0">
+  <w:abstractNum w:abstractNumId="33" w15:restartNumberingAfterBreak="0">
     <w:nsid w:val="3F097F67"/>
     <w:multiLevelType w:val="multilevel"/>
     <w:tmpl w:val="E20A3A0A"/>
@@ -17692,7 +21752,454 @@
       </w:rPr>
     </w:lvl>
   </w:abstractNum>
-  <w:abstractNum w:abstractNumId="26" w15:restartNumberingAfterBreak="0">
+  <w:abstractNum w:abstractNumId="34" w15:restartNumberingAfterBreak="0">
+    <w:nsid w:val="40CC1BB0"/>
+    <w:multiLevelType w:val="multilevel"/>
+    <w:tmpl w:val="CD0C019E"/>
+    <w:lvl w:ilvl="0">
+      <w:start w:val="1"/>
+      <w:numFmt w:val="bullet"/>
+      <w:lvlText w:val=""/>
+      <w:lvlJc w:val="left"/>
+      <w:pPr>
+        <w:tabs>
+          <w:tab w:val="num" w:pos="720"/>
+        </w:tabs>
+        <w:ind w:left="720" w:hanging="360"/>
+      </w:pPr>
+      <w:rPr>
+        <w:rFonts w:ascii="Symbol" w:hAnsi="Symbol" w:hint="default"/>
+        <w:sz w:val="20"/>
+      </w:rPr>
+    </w:lvl>
+    <w:lvl w:ilvl="1" w:tentative="1">
+      <w:start w:val="1"/>
+      <w:numFmt w:val="bullet"/>
+      <w:lvlText w:val="o"/>
+      <w:lvlJc w:val="left"/>
+      <w:pPr>
+        <w:tabs>
+          <w:tab w:val="num" w:pos="1440"/>
+        </w:tabs>
+        <w:ind w:left="1440" w:hanging="360"/>
+      </w:pPr>
+      <w:rPr>
+        <w:rFonts w:ascii="Courier New" w:hAnsi="Courier New" w:hint="default"/>
+        <w:sz w:val="20"/>
+      </w:rPr>
+    </w:lvl>
+    <w:lvl w:ilvl="2" w:tentative="1">
+      <w:start w:val="1"/>
+      <w:numFmt w:val="bullet"/>
+      <w:lvlText w:val=""/>
+      <w:lvlJc w:val="left"/>
+      <w:pPr>
+        <w:tabs>
+          <w:tab w:val="num" w:pos="2160"/>
+        </w:tabs>
+        <w:ind w:left="2160" w:hanging="360"/>
+      </w:pPr>
+      <w:rPr>
+        <w:rFonts w:ascii="Wingdings" w:hAnsi="Wingdings" w:hint="default"/>
+        <w:sz w:val="20"/>
+      </w:rPr>
+    </w:lvl>
+    <w:lvl w:ilvl="3" w:tentative="1">
+      <w:start w:val="1"/>
+      <w:numFmt w:val="bullet"/>
+      <w:lvlText w:val=""/>
+      <w:lvlJc w:val="left"/>
+      <w:pPr>
+        <w:tabs>
+          <w:tab w:val="num" w:pos="2880"/>
+        </w:tabs>
+        <w:ind w:left="2880" w:hanging="360"/>
+      </w:pPr>
+      <w:rPr>
+        <w:rFonts w:ascii="Wingdings" w:hAnsi="Wingdings" w:hint="default"/>
+        <w:sz w:val="20"/>
+      </w:rPr>
+    </w:lvl>
+    <w:lvl w:ilvl="4" w:tentative="1">
+      <w:start w:val="1"/>
+      <w:numFmt w:val="bullet"/>
+      <w:lvlText w:val=""/>
+      <w:lvlJc w:val="left"/>
+      <w:pPr>
+        <w:tabs>
+          <w:tab w:val="num" w:pos="3600"/>
+        </w:tabs>
+        <w:ind w:left="3600" w:hanging="360"/>
+      </w:pPr>
+      <w:rPr>
+        <w:rFonts w:ascii="Wingdings" w:hAnsi="Wingdings" w:hint="default"/>
+        <w:sz w:val="20"/>
+      </w:rPr>
+    </w:lvl>
+    <w:lvl w:ilvl="5" w:tentative="1">
+      <w:start w:val="1"/>
+      <w:numFmt w:val="bullet"/>
+      <w:lvlText w:val=""/>
+      <w:lvlJc w:val="left"/>
+      <w:pPr>
+        <w:tabs>
+          <w:tab w:val="num" w:pos="4320"/>
+        </w:tabs>
+        <w:ind w:left="4320" w:hanging="360"/>
+      </w:pPr>
+      <w:rPr>
+        <w:rFonts w:ascii="Wingdings" w:hAnsi="Wingdings" w:hint="default"/>
+        <w:sz w:val="20"/>
+      </w:rPr>
+    </w:lvl>
+    <w:lvl w:ilvl="6" w:tentative="1">
+      <w:start w:val="1"/>
+      <w:numFmt w:val="bullet"/>
+      <w:lvlText w:val=""/>
+      <w:lvlJc w:val="left"/>
+      <w:pPr>
+        <w:tabs>
+          <w:tab w:val="num" w:pos="5040"/>
+        </w:tabs>
+        <w:ind w:left="5040" w:hanging="360"/>
+      </w:pPr>
+      <w:rPr>
+        <w:rFonts w:ascii="Wingdings" w:hAnsi="Wingdings" w:hint="default"/>
+        <w:sz w:val="20"/>
+      </w:rPr>
+    </w:lvl>
+    <w:lvl w:ilvl="7" w:tentative="1">
+      <w:start w:val="1"/>
+      <w:numFmt w:val="bullet"/>
+      <w:lvlText w:val=""/>
+      <w:lvlJc w:val="left"/>
+      <w:pPr>
+        <w:tabs>
+          <w:tab w:val="num" w:pos="5760"/>
+        </w:tabs>
+        <w:ind w:left="5760" w:hanging="360"/>
+      </w:pPr>
+      <w:rPr>
+        <w:rFonts w:ascii="Wingdings" w:hAnsi="Wingdings" w:hint="default"/>
+        <w:sz w:val="20"/>
+      </w:rPr>
+    </w:lvl>
+    <w:lvl w:ilvl="8" w:tentative="1">
+      <w:start w:val="1"/>
+      <w:numFmt w:val="bullet"/>
+      <w:lvlText w:val=""/>
+      <w:lvlJc w:val="left"/>
+      <w:pPr>
+        <w:tabs>
+          <w:tab w:val="num" w:pos="6480"/>
+        </w:tabs>
+        <w:ind w:left="6480" w:hanging="360"/>
+      </w:pPr>
+      <w:rPr>
+        <w:rFonts w:ascii="Wingdings" w:hAnsi="Wingdings" w:hint="default"/>
+        <w:sz w:val="20"/>
+      </w:rPr>
+    </w:lvl>
+  </w:abstractNum>
+  <w:abstractNum w:abstractNumId="35" w15:restartNumberingAfterBreak="0">
+    <w:nsid w:val="454536C5"/>
+    <w:multiLevelType w:val="multilevel"/>
+    <w:tmpl w:val="C5A26608"/>
+    <w:lvl w:ilvl="0">
+      <w:start w:val="1"/>
+      <w:numFmt w:val="bullet"/>
+      <w:lvlText w:val=""/>
+      <w:lvlJc w:val="left"/>
+      <w:pPr>
+        <w:tabs>
+          <w:tab w:val="num" w:pos="720"/>
+        </w:tabs>
+        <w:ind w:left="720" w:hanging="360"/>
+      </w:pPr>
+      <w:rPr>
+        <w:rFonts w:ascii="Symbol" w:hAnsi="Symbol" w:hint="default"/>
+        <w:sz w:val="20"/>
+      </w:rPr>
+    </w:lvl>
+    <w:lvl w:ilvl="1" w:tentative="1">
+      <w:start w:val="1"/>
+      <w:numFmt w:val="bullet"/>
+      <w:lvlText w:val="o"/>
+      <w:lvlJc w:val="left"/>
+      <w:pPr>
+        <w:tabs>
+          <w:tab w:val="num" w:pos="1440"/>
+        </w:tabs>
+        <w:ind w:left="1440" w:hanging="360"/>
+      </w:pPr>
+      <w:rPr>
+        <w:rFonts w:ascii="Courier New" w:hAnsi="Courier New" w:hint="default"/>
+        <w:sz w:val="20"/>
+      </w:rPr>
+    </w:lvl>
+    <w:lvl w:ilvl="2" w:tentative="1">
+      <w:start w:val="1"/>
+      <w:numFmt w:val="bullet"/>
+      <w:lvlText w:val=""/>
+      <w:lvlJc w:val="left"/>
+      <w:pPr>
+        <w:tabs>
+          <w:tab w:val="num" w:pos="2160"/>
+        </w:tabs>
+        <w:ind w:left="2160" w:hanging="360"/>
+      </w:pPr>
+      <w:rPr>
+        <w:rFonts w:ascii="Wingdings" w:hAnsi="Wingdings" w:hint="default"/>
+        <w:sz w:val="20"/>
+      </w:rPr>
+    </w:lvl>
+    <w:lvl w:ilvl="3" w:tentative="1">
+      <w:start w:val="1"/>
+      <w:numFmt w:val="bullet"/>
+      <w:lvlText w:val=""/>
+      <w:lvlJc w:val="left"/>
+      <w:pPr>
+        <w:tabs>
+          <w:tab w:val="num" w:pos="2880"/>
+        </w:tabs>
+        <w:ind w:left="2880" w:hanging="360"/>
+      </w:pPr>
+      <w:rPr>
+        <w:rFonts w:ascii="Wingdings" w:hAnsi="Wingdings" w:hint="default"/>
+        <w:sz w:val="20"/>
+      </w:rPr>
+    </w:lvl>
+    <w:lvl w:ilvl="4" w:tentative="1">
+      <w:start w:val="1"/>
+      <w:numFmt w:val="bullet"/>
+      <w:lvlText w:val=""/>
+      <w:lvlJc w:val="left"/>
+      <w:pPr>
+        <w:tabs>
+          <w:tab w:val="num" w:pos="3600"/>
+        </w:tabs>
+        <w:ind w:left="3600" w:hanging="360"/>
+      </w:pPr>
+      <w:rPr>
+        <w:rFonts w:ascii="Wingdings" w:hAnsi="Wingdings" w:hint="default"/>
+        <w:sz w:val="20"/>
+      </w:rPr>
+    </w:lvl>
+    <w:lvl w:ilvl="5" w:tentative="1">
+      <w:start w:val="1"/>
+      <w:numFmt w:val="bullet"/>
+      <w:lvlText w:val=""/>
+      <w:lvlJc w:val="left"/>
+      <w:pPr>
+        <w:tabs>
+          <w:tab w:val="num" w:pos="4320"/>
+        </w:tabs>
+        <w:ind w:left="4320" w:hanging="360"/>
+      </w:pPr>
+      <w:rPr>
+        <w:rFonts w:ascii="Wingdings" w:hAnsi="Wingdings" w:hint="default"/>
+        <w:sz w:val="20"/>
+      </w:rPr>
+    </w:lvl>
+    <w:lvl w:ilvl="6" w:tentative="1">
+      <w:start w:val="1"/>
+      <w:numFmt w:val="bullet"/>
+      <w:lvlText w:val=""/>
+      <w:lvlJc w:val="left"/>
+      <w:pPr>
+        <w:tabs>
+          <w:tab w:val="num" w:pos="5040"/>
+        </w:tabs>
+        <w:ind w:left="5040" w:hanging="360"/>
+      </w:pPr>
+      <w:rPr>
+        <w:rFonts w:ascii="Wingdings" w:hAnsi="Wingdings" w:hint="default"/>
+        <w:sz w:val="20"/>
+      </w:rPr>
+    </w:lvl>
+    <w:lvl w:ilvl="7" w:tentative="1">
+      <w:start w:val="1"/>
+      <w:numFmt w:val="bullet"/>
+      <w:lvlText w:val=""/>
+      <w:lvlJc w:val="left"/>
+      <w:pPr>
+        <w:tabs>
+          <w:tab w:val="num" w:pos="5760"/>
+        </w:tabs>
+        <w:ind w:left="5760" w:hanging="360"/>
+      </w:pPr>
+      <w:rPr>
+        <w:rFonts w:ascii="Wingdings" w:hAnsi="Wingdings" w:hint="default"/>
+        <w:sz w:val="20"/>
+      </w:rPr>
+    </w:lvl>
+    <w:lvl w:ilvl="8" w:tentative="1">
+      <w:start w:val="1"/>
+      <w:numFmt w:val="bullet"/>
+      <w:lvlText w:val=""/>
+      <w:lvlJc w:val="left"/>
+      <w:pPr>
+        <w:tabs>
+          <w:tab w:val="num" w:pos="6480"/>
+        </w:tabs>
+        <w:ind w:left="6480" w:hanging="360"/>
+      </w:pPr>
+      <w:rPr>
+        <w:rFonts w:ascii="Wingdings" w:hAnsi="Wingdings" w:hint="default"/>
+        <w:sz w:val="20"/>
+      </w:rPr>
+    </w:lvl>
+  </w:abstractNum>
+  <w:abstractNum w:abstractNumId="36" w15:restartNumberingAfterBreak="0">
+    <w:nsid w:val="45D703C6"/>
+    <w:multiLevelType w:val="multilevel"/>
+    <w:tmpl w:val="D3AC29B6"/>
+    <w:lvl w:ilvl="0">
+      <w:start w:val="1"/>
+      <w:numFmt w:val="bullet"/>
+      <w:lvlText w:val=""/>
+      <w:lvlJc w:val="left"/>
+      <w:pPr>
+        <w:tabs>
+          <w:tab w:val="num" w:pos="720"/>
+        </w:tabs>
+        <w:ind w:left="720" w:hanging="360"/>
+      </w:pPr>
+      <w:rPr>
+        <w:rFonts w:ascii="Symbol" w:hAnsi="Symbol" w:hint="default"/>
+        <w:sz w:val="20"/>
+      </w:rPr>
+    </w:lvl>
+    <w:lvl w:ilvl="1" w:tentative="1">
+      <w:start w:val="1"/>
+      <w:numFmt w:val="bullet"/>
+      <w:lvlText w:val="o"/>
+      <w:lvlJc w:val="left"/>
+      <w:pPr>
+        <w:tabs>
+          <w:tab w:val="num" w:pos="1440"/>
+        </w:tabs>
+        <w:ind w:left="1440" w:hanging="360"/>
+      </w:pPr>
+      <w:rPr>
+        <w:rFonts w:ascii="Courier New" w:hAnsi="Courier New" w:hint="default"/>
+        <w:sz w:val="20"/>
+      </w:rPr>
+    </w:lvl>
+    <w:lvl w:ilvl="2" w:tentative="1">
+      <w:start w:val="1"/>
+      <w:numFmt w:val="bullet"/>
+      <w:lvlText w:val=""/>
+      <w:lvlJc w:val="left"/>
+      <w:pPr>
+        <w:tabs>
+          <w:tab w:val="num" w:pos="2160"/>
+        </w:tabs>
+        <w:ind w:left="2160" w:hanging="360"/>
+      </w:pPr>
+      <w:rPr>
+        <w:rFonts w:ascii="Wingdings" w:hAnsi="Wingdings" w:hint="default"/>
+        <w:sz w:val="20"/>
+      </w:rPr>
+    </w:lvl>
+    <w:lvl w:ilvl="3" w:tentative="1">
+      <w:start w:val="1"/>
+      <w:numFmt w:val="bullet"/>
+      <w:lvlText w:val=""/>
+      <w:lvlJc w:val="left"/>
+      <w:pPr>
+        <w:tabs>
+          <w:tab w:val="num" w:pos="2880"/>
+        </w:tabs>
+        <w:ind w:left="2880" w:hanging="360"/>
+      </w:pPr>
+      <w:rPr>
+        <w:rFonts w:ascii="Wingdings" w:hAnsi="Wingdings" w:hint="default"/>
+        <w:sz w:val="20"/>
+      </w:rPr>
+    </w:lvl>
+    <w:lvl w:ilvl="4" w:tentative="1">
+      <w:start w:val="1"/>
+      <w:numFmt w:val="bullet"/>
+      <w:lvlText w:val=""/>
+      <w:lvlJc w:val="left"/>
+      <w:pPr>
+        <w:tabs>
+          <w:tab w:val="num" w:pos="3600"/>
+        </w:tabs>
+        <w:ind w:left="3600" w:hanging="360"/>
+      </w:pPr>
+      <w:rPr>
+        <w:rFonts w:ascii="Wingdings" w:hAnsi="Wingdings" w:hint="default"/>
+        <w:sz w:val="20"/>
+      </w:rPr>
+    </w:lvl>
+    <w:lvl w:ilvl="5" w:tentative="1">
+      <w:start w:val="1"/>
+      <w:numFmt w:val="bullet"/>
+      <w:lvlText w:val=""/>
+      <w:lvlJc w:val="left"/>
+      <w:pPr>
+        <w:tabs>
+          <w:tab w:val="num" w:pos="4320"/>
+        </w:tabs>
+        <w:ind w:left="4320" w:hanging="360"/>
+      </w:pPr>
+      <w:rPr>
+        <w:rFonts w:ascii="Wingdings" w:hAnsi="Wingdings" w:hint="default"/>
+        <w:sz w:val="20"/>
+      </w:rPr>
+    </w:lvl>
+    <w:lvl w:ilvl="6" w:tentative="1">
+      <w:start w:val="1"/>
+      <w:numFmt w:val="bullet"/>
+      <w:lvlText w:val=""/>
+      <w:lvlJc w:val="left"/>
+      <w:pPr>
+        <w:tabs>
+          <w:tab w:val="num" w:pos="5040"/>
+        </w:tabs>
+        <w:ind w:left="5040" w:hanging="360"/>
+      </w:pPr>
+      <w:rPr>
+        <w:rFonts w:ascii="Wingdings" w:hAnsi="Wingdings" w:hint="default"/>
+        <w:sz w:val="20"/>
+      </w:rPr>
+    </w:lvl>
+    <w:lvl w:ilvl="7" w:tentative="1">
+      <w:start w:val="1"/>
+      <w:numFmt w:val="bullet"/>
+      <w:lvlText w:val=""/>
+      <w:lvlJc w:val="left"/>
+      <w:pPr>
+        <w:tabs>
+          <w:tab w:val="num" w:pos="5760"/>
+        </w:tabs>
+        <w:ind w:left="5760" w:hanging="360"/>
+      </w:pPr>
+      <w:rPr>
+        <w:rFonts w:ascii="Wingdings" w:hAnsi="Wingdings" w:hint="default"/>
+        <w:sz w:val="20"/>
+      </w:rPr>
+    </w:lvl>
+    <w:lvl w:ilvl="8" w:tentative="1">
+      <w:start w:val="1"/>
+      <w:numFmt w:val="bullet"/>
+      <w:lvlText w:val=""/>
+      <w:lvlJc w:val="left"/>
+      <w:pPr>
+        <w:tabs>
+          <w:tab w:val="num" w:pos="6480"/>
+        </w:tabs>
+        <w:ind w:left="6480" w:hanging="360"/>
+      </w:pPr>
+      <w:rPr>
+        <w:rFonts w:ascii="Wingdings" w:hAnsi="Wingdings" w:hint="default"/>
+        <w:sz w:val="20"/>
+      </w:rPr>
+    </w:lvl>
+  </w:abstractNum>
+  <w:abstractNum w:abstractNumId="37" w15:restartNumberingAfterBreak="0">
     <w:nsid w:val="45E80D6D"/>
     <w:multiLevelType w:val="multilevel"/>
     <w:tmpl w:val="808CF49A"/>
@@ -17841,7 +22348,7 @@
       </w:rPr>
     </w:lvl>
   </w:abstractNum>
-  <w:abstractNum w:abstractNumId="27" w15:restartNumberingAfterBreak="0">
+  <w:abstractNum w:abstractNumId="38" w15:restartNumberingAfterBreak="0">
     <w:nsid w:val="470137AF"/>
     <w:multiLevelType w:val="multilevel"/>
     <w:tmpl w:val="DFC64008"/>
@@ -17990,7 +22497,156 @@
       </w:rPr>
     </w:lvl>
   </w:abstractNum>
-  <w:abstractNum w:abstractNumId="28" w15:restartNumberingAfterBreak="0">
+  <w:abstractNum w:abstractNumId="39" w15:restartNumberingAfterBreak="0">
+    <w:nsid w:val="479A347C"/>
+    <w:multiLevelType w:val="multilevel"/>
+    <w:tmpl w:val="646A8D9E"/>
+    <w:lvl w:ilvl="0">
+      <w:start w:val="1"/>
+      <w:numFmt w:val="bullet"/>
+      <w:lvlText w:val=""/>
+      <w:lvlJc w:val="left"/>
+      <w:pPr>
+        <w:tabs>
+          <w:tab w:val="num" w:pos="720"/>
+        </w:tabs>
+        <w:ind w:left="720" w:hanging="360"/>
+      </w:pPr>
+      <w:rPr>
+        <w:rFonts w:ascii="Symbol" w:hAnsi="Symbol" w:hint="default"/>
+        <w:sz w:val="20"/>
+      </w:rPr>
+    </w:lvl>
+    <w:lvl w:ilvl="1" w:tentative="1">
+      <w:start w:val="1"/>
+      <w:numFmt w:val="bullet"/>
+      <w:lvlText w:val="o"/>
+      <w:lvlJc w:val="left"/>
+      <w:pPr>
+        <w:tabs>
+          <w:tab w:val="num" w:pos="1440"/>
+        </w:tabs>
+        <w:ind w:left="1440" w:hanging="360"/>
+      </w:pPr>
+      <w:rPr>
+        <w:rFonts w:ascii="Courier New" w:hAnsi="Courier New" w:hint="default"/>
+        <w:sz w:val="20"/>
+      </w:rPr>
+    </w:lvl>
+    <w:lvl w:ilvl="2" w:tentative="1">
+      <w:start w:val="1"/>
+      <w:numFmt w:val="bullet"/>
+      <w:lvlText w:val=""/>
+      <w:lvlJc w:val="left"/>
+      <w:pPr>
+        <w:tabs>
+          <w:tab w:val="num" w:pos="2160"/>
+        </w:tabs>
+        <w:ind w:left="2160" w:hanging="360"/>
+      </w:pPr>
+      <w:rPr>
+        <w:rFonts w:ascii="Wingdings" w:hAnsi="Wingdings" w:hint="default"/>
+        <w:sz w:val="20"/>
+      </w:rPr>
+    </w:lvl>
+    <w:lvl w:ilvl="3" w:tentative="1">
+      <w:start w:val="1"/>
+      <w:numFmt w:val="bullet"/>
+      <w:lvlText w:val=""/>
+      <w:lvlJc w:val="left"/>
+      <w:pPr>
+        <w:tabs>
+          <w:tab w:val="num" w:pos="2880"/>
+        </w:tabs>
+        <w:ind w:left="2880" w:hanging="360"/>
+      </w:pPr>
+      <w:rPr>
+        <w:rFonts w:ascii="Wingdings" w:hAnsi="Wingdings" w:hint="default"/>
+        <w:sz w:val="20"/>
+      </w:rPr>
+    </w:lvl>
+    <w:lvl w:ilvl="4" w:tentative="1">
+      <w:start w:val="1"/>
+      <w:numFmt w:val="bullet"/>
+      <w:lvlText w:val=""/>
+      <w:lvlJc w:val="left"/>
+      <w:pPr>
+        <w:tabs>
+          <w:tab w:val="num" w:pos="3600"/>
+        </w:tabs>
+        <w:ind w:left="3600" w:hanging="360"/>
+      </w:pPr>
+      <w:rPr>
+        <w:rFonts w:ascii="Wingdings" w:hAnsi="Wingdings" w:hint="default"/>
+        <w:sz w:val="20"/>
+      </w:rPr>
+    </w:lvl>
+    <w:lvl w:ilvl="5" w:tentative="1">
+      <w:start w:val="1"/>
+      <w:numFmt w:val="bullet"/>
+      <w:lvlText w:val=""/>
+      <w:lvlJc w:val="left"/>
+      <w:pPr>
+        <w:tabs>
+          <w:tab w:val="num" w:pos="4320"/>
+        </w:tabs>
+        <w:ind w:left="4320" w:hanging="360"/>
+      </w:pPr>
+      <w:rPr>
+        <w:rFonts w:ascii="Wingdings" w:hAnsi="Wingdings" w:hint="default"/>
+        <w:sz w:val="20"/>
+      </w:rPr>
+    </w:lvl>
+    <w:lvl w:ilvl="6" w:tentative="1">
+      <w:start w:val="1"/>
+      <w:numFmt w:val="bullet"/>
+      <w:lvlText w:val=""/>
+      <w:lvlJc w:val="left"/>
+      <w:pPr>
+        <w:tabs>
+          <w:tab w:val="num" w:pos="5040"/>
+        </w:tabs>
+        <w:ind w:left="5040" w:hanging="360"/>
+      </w:pPr>
+      <w:rPr>
+        <w:rFonts w:ascii="Wingdings" w:hAnsi="Wingdings" w:hint="default"/>
+        <w:sz w:val="20"/>
+      </w:rPr>
+    </w:lvl>
+    <w:lvl w:ilvl="7" w:tentative="1">
+      <w:start w:val="1"/>
+      <w:numFmt w:val="bullet"/>
+      <w:lvlText w:val=""/>
+      <w:lvlJc w:val="left"/>
+      <w:pPr>
+        <w:tabs>
+          <w:tab w:val="num" w:pos="5760"/>
+        </w:tabs>
+        <w:ind w:left="5760" w:hanging="360"/>
+      </w:pPr>
+      <w:rPr>
+        <w:rFonts w:ascii="Wingdings" w:hAnsi="Wingdings" w:hint="default"/>
+        <w:sz w:val="20"/>
+      </w:rPr>
+    </w:lvl>
+    <w:lvl w:ilvl="8" w:tentative="1">
+      <w:start w:val="1"/>
+      <w:numFmt w:val="bullet"/>
+      <w:lvlText w:val=""/>
+      <w:lvlJc w:val="left"/>
+      <w:pPr>
+        <w:tabs>
+          <w:tab w:val="num" w:pos="6480"/>
+        </w:tabs>
+        <w:ind w:left="6480" w:hanging="360"/>
+      </w:pPr>
+      <w:rPr>
+        <w:rFonts w:ascii="Wingdings" w:hAnsi="Wingdings" w:hint="default"/>
+        <w:sz w:val="20"/>
+      </w:rPr>
+    </w:lvl>
+  </w:abstractNum>
+  <w:abstractNum w:abstractNumId="40" w15:restartNumberingAfterBreak="0">
     <w:nsid w:val="48FA63DD"/>
     <w:multiLevelType w:val="multilevel"/>
     <w:tmpl w:val="B50E67A2"/>
@@ -18139,7 +22795,156 @@
       </w:rPr>
     </w:lvl>
   </w:abstractNum>
-  <w:abstractNum w:abstractNumId="29" w15:restartNumberingAfterBreak="0">
+  <w:abstractNum w:abstractNumId="41" w15:restartNumberingAfterBreak="0">
+    <w:nsid w:val="4B0953D8"/>
+    <w:multiLevelType w:val="multilevel"/>
+    <w:tmpl w:val="BFC20B7E"/>
+    <w:lvl w:ilvl="0">
+      <w:start w:val="1"/>
+      <w:numFmt w:val="bullet"/>
+      <w:lvlText w:val=""/>
+      <w:lvlJc w:val="left"/>
+      <w:pPr>
+        <w:tabs>
+          <w:tab w:val="num" w:pos="720"/>
+        </w:tabs>
+        <w:ind w:left="720" w:hanging="360"/>
+      </w:pPr>
+      <w:rPr>
+        <w:rFonts w:ascii="Symbol" w:hAnsi="Symbol" w:hint="default"/>
+        <w:sz w:val="20"/>
+      </w:rPr>
+    </w:lvl>
+    <w:lvl w:ilvl="1" w:tentative="1">
+      <w:start w:val="1"/>
+      <w:numFmt w:val="bullet"/>
+      <w:lvlText w:val="o"/>
+      <w:lvlJc w:val="left"/>
+      <w:pPr>
+        <w:tabs>
+          <w:tab w:val="num" w:pos="1440"/>
+        </w:tabs>
+        <w:ind w:left="1440" w:hanging="360"/>
+      </w:pPr>
+      <w:rPr>
+        <w:rFonts w:ascii="Courier New" w:hAnsi="Courier New" w:hint="default"/>
+        <w:sz w:val="20"/>
+      </w:rPr>
+    </w:lvl>
+    <w:lvl w:ilvl="2" w:tentative="1">
+      <w:start w:val="1"/>
+      <w:numFmt w:val="bullet"/>
+      <w:lvlText w:val=""/>
+      <w:lvlJc w:val="left"/>
+      <w:pPr>
+        <w:tabs>
+          <w:tab w:val="num" w:pos="2160"/>
+        </w:tabs>
+        <w:ind w:left="2160" w:hanging="360"/>
+      </w:pPr>
+      <w:rPr>
+        <w:rFonts w:ascii="Wingdings" w:hAnsi="Wingdings" w:hint="default"/>
+        <w:sz w:val="20"/>
+      </w:rPr>
+    </w:lvl>
+    <w:lvl w:ilvl="3" w:tentative="1">
+      <w:start w:val="1"/>
+      <w:numFmt w:val="bullet"/>
+      <w:lvlText w:val=""/>
+      <w:lvlJc w:val="left"/>
+      <w:pPr>
+        <w:tabs>
+          <w:tab w:val="num" w:pos="2880"/>
+        </w:tabs>
+        <w:ind w:left="2880" w:hanging="360"/>
+      </w:pPr>
+      <w:rPr>
+        <w:rFonts w:ascii="Wingdings" w:hAnsi="Wingdings" w:hint="default"/>
+        <w:sz w:val="20"/>
+      </w:rPr>
+    </w:lvl>
+    <w:lvl w:ilvl="4" w:tentative="1">
+      <w:start w:val="1"/>
+      <w:numFmt w:val="bullet"/>
+      <w:lvlText w:val=""/>
+      <w:lvlJc w:val="left"/>
+      <w:pPr>
+        <w:tabs>
+          <w:tab w:val="num" w:pos="3600"/>
+        </w:tabs>
+        <w:ind w:left="3600" w:hanging="360"/>
+      </w:pPr>
+      <w:rPr>
+        <w:rFonts w:ascii="Wingdings" w:hAnsi="Wingdings" w:hint="default"/>
+        <w:sz w:val="20"/>
+      </w:rPr>
+    </w:lvl>
+    <w:lvl w:ilvl="5" w:tentative="1">
+      <w:start w:val="1"/>
+      <w:numFmt w:val="bullet"/>
+      <w:lvlText w:val=""/>
+      <w:lvlJc w:val="left"/>
+      <w:pPr>
+        <w:tabs>
+          <w:tab w:val="num" w:pos="4320"/>
+        </w:tabs>
+        <w:ind w:left="4320" w:hanging="360"/>
+      </w:pPr>
+      <w:rPr>
+        <w:rFonts w:ascii="Wingdings" w:hAnsi="Wingdings" w:hint="default"/>
+        <w:sz w:val="20"/>
+      </w:rPr>
+    </w:lvl>
+    <w:lvl w:ilvl="6" w:tentative="1">
+      <w:start w:val="1"/>
+      <w:numFmt w:val="bullet"/>
+      <w:lvlText w:val=""/>
+      <w:lvlJc w:val="left"/>
+      <w:pPr>
+        <w:tabs>
+          <w:tab w:val="num" w:pos="5040"/>
+        </w:tabs>
+        <w:ind w:left="5040" w:hanging="360"/>
+      </w:pPr>
+      <w:rPr>
+        <w:rFonts w:ascii="Wingdings" w:hAnsi="Wingdings" w:hint="default"/>
+        <w:sz w:val="20"/>
+      </w:rPr>
+    </w:lvl>
+    <w:lvl w:ilvl="7" w:tentative="1">
+      <w:start w:val="1"/>
+      <w:numFmt w:val="bullet"/>
+      <w:lvlText w:val=""/>
+      <w:lvlJc w:val="left"/>
+      <w:pPr>
+        <w:tabs>
+          <w:tab w:val="num" w:pos="5760"/>
+        </w:tabs>
+        <w:ind w:left="5760" w:hanging="360"/>
+      </w:pPr>
+      <w:rPr>
+        <w:rFonts w:ascii="Wingdings" w:hAnsi="Wingdings" w:hint="default"/>
+        <w:sz w:val="20"/>
+      </w:rPr>
+    </w:lvl>
+    <w:lvl w:ilvl="8" w:tentative="1">
+      <w:start w:val="1"/>
+      <w:numFmt w:val="bullet"/>
+      <w:lvlText w:val=""/>
+      <w:lvlJc w:val="left"/>
+      <w:pPr>
+        <w:tabs>
+          <w:tab w:val="num" w:pos="6480"/>
+        </w:tabs>
+        <w:ind w:left="6480" w:hanging="360"/>
+      </w:pPr>
+      <w:rPr>
+        <w:rFonts w:ascii="Wingdings" w:hAnsi="Wingdings" w:hint="default"/>
+        <w:sz w:val="20"/>
+      </w:rPr>
+    </w:lvl>
+  </w:abstractNum>
+  <w:abstractNum w:abstractNumId="42" w15:restartNumberingAfterBreak="0">
     <w:nsid w:val="4B6A6A88"/>
     <w:multiLevelType w:val="multilevel"/>
     <w:tmpl w:val="72EC4832"/>
@@ -18288,7 +23093,7 @@
       </w:rPr>
     </w:lvl>
   </w:abstractNum>
-  <w:abstractNum w:abstractNumId="30" w15:restartNumberingAfterBreak="0">
+  <w:abstractNum w:abstractNumId="43" w15:restartNumberingAfterBreak="0">
     <w:nsid w:val="4D004B29"/>
     <w:multiLevelType w:val="multilevel"/>
     <w:tmpl w:val="44DAAC46"/>
@@ -18437,7 +23242,7 @@
       </w:rPr>
     </w:lvl>
   </w:abstractNum>
-  <w:abstractNum w:abstractNumId="31" w15:restartNumberingAfterBreak="0">
+  <w:abstractNum w:abstractNumId="44" w15:restartNumberingAfterBreak="0">
     <w:nsid w:val="4FE83745"/>
     <w:multiLevelType w:val="multilevel"/>
     <w:tmpl w:val="013CABA6"/>
@@ -18586,7 +23391,7 @@
       </w:rPr>
     </w:lvl>
   </w:abstractNum>
-  <w:abstractNum w:abstractNumId="32" w15:restartNumberingAfterBreak="0">
+  <w:abstractNum w:abstractNumId="45" w15:restartNumberingAfterBreak="0">
     <w:nsid w:val="58365251"/>
     <w:multiLevelType w:val="multilevel"/>
     <w:tmpl w:val="853AACC0"/>
@@ -18735,7 +23540,7 @@
       </w:rPr>
     </w:lvl>
   </w:abstractNum>
-  <w:abstractNum w:abstractNumId="33" w15:restartNumberingAfterBreak="0">
+  <w:abstractNum w:abstractNumId="46" w15:restartNumberingAfterBreak="0">
     <w:nsid w:val="5A327D4B"/>
     <w:multiLevelType w:val="multilevel"/>
     <w:tmpl w:val="F176BD70"/>
@@ -18884,7 +23689,156 @@
       </w:rPr>
     </w:lvl>
   </w:abstractNum>
-  <w:abstractNum w:abstractNumId="34" w15:restartNumberingAfterBreak="0">
+  <w:abstractNum w:abstractNumId="47" w15:restartNumberingAfterBreak="0">
+    <w:nsid w:val="5F8538FE"/>
+    <w:multiLevelType w:val="multilevel"/>
+    <w:tmpl w:val="5A5E47D2"/>
+    <w:lvl w:ilvl="0">
+      <w:start w:val="1"/>
+      <w:numFmt w:val="bullet"/>
+      <w:lvlText w:val=""/>
+      <w:lvlJc w:val="left"/>
+      <w:pPr>
+        <w:tabs>
+          <w:tab w:val="num" w:pos="720"/>
+        </w:tabs>
+        <w:ind w:left="720" w:hanging="360"/>
+      </w:pPr>
+      <w:rPr>
+        <w:rFonts w:ascii="Symbol" w:hAnsi="Symbol" w:hint="default"/>
+        <w:sz w:val="20"/>
+      </w:rPr>
+    </w:lvl>
+    <w:lvl w:ilvl="1" w:tentative="1">
+      <w:start w:val="1"/>
+      <w:numFmt w:val="bullet"/>
+      <w:lvlText w:val="o"/>
+      <w:lvlJc w:val="left"/>
+      <w:pPr>
+        <w:tabs>
+          <w:tab w:val="num" w:pos="1440"/>
+        </w:tabs>
+        <w:ind w:left="1440" w:hanging="360"/>
+      </w:pPr>
+      <w:rPr>
+        <w:rFonts w:ascii="Courier New" w:hAnsi="Courier New" w:hint="default"/>
+        <w:sz w:val="20"/>
+      </w:rPr>
+    </w:lvl>
+    <w:lvl w:ilvl="2" w:tentative="1">
+      <w:start w:val="1"/>
+      <w:numFmt w:val="bullet"/>
+      <w:lvlText w:val=""/>
+      <w:lvlJc w:val="left"/>
+      <w:pPr>
+        <w:tabs>
+          <w:tab w:val="num" w:pos="2160"/>
+        </w:tabs>
+        <w:ind w:left="2160" w:hanging="360"/>
+      </w:pPr>
+      <w:rPr>
+        <w:rFonts w:ascii="Wingdings" w:hAnsi="Wingdings" w:hint="default"/>
+        <w:sz w:val="20"/>
+      </w:rPr>
+    </w:lvl>
+    <w:lvl w:ilvl="3" w:tentative="1">
+      <w:start w:val="1"/>
+      <w:numFmt w:val="bullet"/>
+      <w:lvlText w:val=""/>
+      <w:lvlJc w:val="left"/>
+      <w:pPr>
+        <w:tabs>
+          <w:tab w:val="num" w:pos="2880"/>
+        </w:tabs>
+        <w:ind w:left="2880" w:hanging="360"/>
+      </w:pPr>
+      <w:rPr>
+        <w:rFonts w:ascii="Wingdings" w:hAnsi="Wingdings" w:hint="default"/>
+        <w:sz w:val="20"/>
+      </w:rPr>
+    </w:lvl>
+    <w:lvl w:ilvl="4" w:tentative="1">
+      <w:start w:val="1"/>
+      <w:numFmt w:val="bullet"/>
+      <w:lvlText w:val=""/>
+      <w:lvlJc w:val="left"/>
+      <w:pPr>
+        <w:tabs>
+          <w:tab w:val="num" w:pos="3600"/>
+        </w:tabs>
+        <w:ind w:left="3600" w:hanging="360"/>
+      </w:pPr>
+      <w:rPr>
+        <w:rFonts w:ascii="Wingdings" w:hAnsi="Wingdings" w:hint="default"/>
+        <w:sz w:val="20"/>
+      </w:rPr>
+    </w:lvl>
+    <w:lvl w:ilvl="5" w:tentative="1">
+      <w:start w:val="1"/>
+      <w:numFmt w:val="bullet"/>
+      <w:lvlText w:val=""/>
+      <w:lvlJc w:val="left"/>
+      <w:pPr>
+        <w:tabs>
+          <w:tab w:val="num" w:pos="4320"/>
+        </w:tabs>
+        <w:ind w:left="4320" w:hanging="360"/>
+      </w:pPr>
+      <w:rPr>
+        <w:rFonts w:ascii="Wingdings" w:hAnsi="Wingdings" w:hint="default"/>
+        <w:sz w:val="20"/>
+      </w:rPr>
+    </w:lvl>
+    <w:lvl w:ilvl="6" w:tentative="1">
+      <w:start w:val="1"/>
+      <w:numFmt w:val="bullet"/>
+      <w:lvlText w:val=""/>
+      <w:lvlJc w:val="left"/>
+      <w:pPr>
+        <w:tabs>
+          <w:tab w:val="num" w:pos="5040"/>
+        </w:tabs>
+        <w:ind w:left="5040" w:hanging="360"/>
+      </w:pPr>
+      <w:rPr>
+        <w:rFonts w:ascii="Wingdings" w:hAnsi="Wingdings" w:hint="default"/>
+        <w:sz w:val="20"/>
+      </w:rPr>
+    </w:lvl>
+    <w:lvl w:ilvl="7" w:tentative="1">
+      <w:start w:val="1"/>
+      <w:numFmt w:val="bullet"/>
+      <w:lvlText w:val=""/>
+      <w:lvlJc w:val="left"/>
+      <w:pPr>
+        <w:tabs>
+          <w:tab w:val="num" w:pos="5760"/>
+        </w:tabs>
+        <w:ind w:left="5760" w:hanging="360"/>
+      </w:pPr>
+      <w:rPr>
+        <w:rFonts w:ascii="Wingdings" w:hAnsi="Wingdings" w:hint="default"/>
+        <w:sz w:val="20"/>
+      </w:rPr>
+    </w:lvl>
+    <w:lvl w:ilvl="8" w:tentative="1">
+      <w:start w:val="1"/>
+      <w:numFmt w:val="bullet"/>
+      <w:lvlText w:val=""/>
+      <w:lvlJc w:val="left"/>
+      <w:pPr>
+        <w:tabs>
+          <w:tab w:val="num" w:pos="6480"/>
+        </w:tabs>
+        <w:ind w:left="6480" w:hanging="360"/>
+      </w:pPr>
+      <w:rPr>
+        <w:rFonts w:ascii="Wingdings" w:hAnsi="Wingdings" w:hint="default"/>
+        <w:sz w:val="20"/>
+      </w:rPr>
+    </w:lvl>
+  </w:abstractNum>
+  <w:abstractNum w:abstractNumId="48" w15:restartNumberingAfterBreak="0">
     <w:nsid w:val="62B8797D"/>
     <w:multiLevelType w:val="multilevel"/>
     <w:tmpl w:val="19ECE68A"/>
@@ -19033,7 +23987,7 @@
       </w:rPr>
     </w:lvl>
   </w:abstractNum>
-  <w:abstractNum w:abstractNumId="35" w15:restartNumberingAfterBreak="0">
+  <w:abstractNum w:abstractNumId="49" w15:restartNumberingAfterBreak="0">
     <w:nsid w:val="62EE0714"/>
     <w:multiLevelType w:val="multilevel"/>
     <w:tmpl w:val="77046176"/>
@@ -19182,7 +24136,7 @@
       </w:rPr>
     </w:lvl>
   </w:abstractNum>
-  <w:abstractNum w:abstractNumId="36" w15:restartNumberingAfterBreak="0">
+  <w:abstractNum w:abstractNumId="50" w15:restartNumberingAfterBreak="0">
     <w:nsid w:val="6655256D"/>
     <w:multiLevelType w:val="multilevel"/>
     <w:tmpl w:val="26387874"/>
@@ -19331,7 +24285,7 @@
       </w:rPr>
     </w:lvl>
   </w:abstractNum>
-  <w:abstractNum w:abstractNumId="37" w15:restartNumberingAfterBreak="0">
+  <w:abstractNum w:abstractNumId="51" w15:restartNumberingAfterBreak="0">
     <w:nsid w:val="67D80E3E"/>
     <w:multiLevelType w:val="multilevel"/>
     <w:tmpl w:val="2E829828"/>
@@ -19480,7 +24434,7 @@
       </w:rPr>
     </w:lvl>
   </w:abstractNum>
-  <w:abstractNum w:abstractNumId="38" w15:restartNumberingAfterBreak="0">
+  <w:abstractNum w:abstractNumId="52" w15:restartNumberingAfterBreak="0">
     <w:nsid w:val="6A476A03"/>
     <w:multiLevelType w:val="multilevel"/>
     <w:tmpl w:val="A4BC68FA"/>
@@ -19629,7 +24583,7 @@
       </w:rPr>
     </w:lvl>
   </w:abstractNum>
-  <w:abstractNum w:abstractNumId="39" w15:restartNumberingAfterBreak="0">
+  <w:abstractNum w:abstractNumId="53" w15:restartNumberingAfterBreak="0">
     <w:nsid w:val="6B6A7F90"/>
     <w:multiLevelType w:val="multilevel"/>
     <w:tmpl w:val="F550A00A"/>
@@ -19778,7 +24732,7 @@
       </w:rPr>
     </w:lvl>
   </w:abstractNum>
-  <w:abstractNum w:abstractNumId="40" w15:restartNumberingAfterBreak="0">
+  <w:abstractNum w:abstractNumId="54" w15:restartNumberingAfterBreak="0">
     <w:nsid w:val="6B8B6F23"/>
     <w:multiLevelType w:val="multilevel"/>
     <w:tmpl w:val="CAD046EE"/>
@@ -19927,7 +24881,156 @@
       </w:rPr>
     </w:lvl>
   </w:abstractNum>
-  <w:abstractNum w:abstractNumId="41" w15:restartNumberingAfterBreak="0">
+  <w:abstractNum w:abstractNumId="55" w15:restartNumberingAfterBreak="0">
+    <w:nsid w:val="6C9F5963"/>
+    <w:multiLevelType w:val="multilevel"/>
+    <w:tmpl w:val="0852902A"/>
+    <w:lvl w:ilvl="0">
+      <w:start w:val="1"/>
+      <w:numFmt w:val="bullet"/>
+      <w:lvlText w:val=""/>
+      <w:lvlJc w:val="left"/>
+      <w:pPr>
+        <w:tabs>
+          <w:tab w:val="num" w:pos="720"/>
+        </w:tabs>
+        <w:ind w:left="720" w:hanging="360"/>
+      </w:pPr>
+      <w:rPr>
+        <w:rFonts w:ascii="Symbol" w:hAnsi="Symbol" w:hint="default"/>
+        <w:sz w:val="20"/>
+      </w:rPr>
+    </w:lvl>
+    <w:lvl w:ilvl="1" w:tentative="1">
+      <w:start w:val="1"/>
+      <w:numFmt w:val="bullet"/>
+      <w:lvlText w:val="o"/>
+      <w:lvlJc w:val="left"/>
+      <w:pPr>
+        <w:tabs>
+          <w:tab w:val="num" w:pos="1440"/>
+        </w:tabs>
+        <w:ind w:left="1440" w:hanging="360"/>
+      </w:pPr>
+      <w:rPr>
+        <w:rFonts w:ascii="Courier New" w:hAnsi="Courier New" w:hint="default"/>
+        <w:sz w:val="20"/>
+      </w:rPr>
+    </w:lvl>
+    <w:lvl w:ilvl="2" w:tentative="1">
+      <w:start w:val="1"/>
+      <w:numFmt w:val="bullet"/>
+      <w:lvlText w:val=""/>
+      <w:lvlJc w:val="left"/>
+      <w:pPr>
+        <w:tabs>
+          <w:tab w:val="num" w:pos="2160"/>
+        </w:tabs>
+        <w:ind w:left="2160" w:hanging="360"/>
+      </w:pPr>
+      <w:rPr>
+        <w:rFonts w:ascii="Wingdings" w:hAnsi="Wingdings" w:hint="default"/>
+        <w:sz w:val="20"/>
+      </w:rPr>
+    </w:lvl>
+    <w:lvl w:ilvl="3" w:tentative="1">
+      <w:start w:val="1"/>
+      <w:numFmt w:val="bullet"/>
+      <w:lvlText w:val=""/>
+      <w:lvlJc w:val="left"/>
+      <w:pPr>
+        <w:tabs>
+          <w:tab w:val="num" w:pos="2880"/>
+        </w:tabs>
+        <w:ind w:left="2880" w:hanging="360"/>
+      </w:pPr>
+      <w:rPr>
+        <w:rFonts w:ascii="Wingdings" w:hAnsi="Wingdings" w:hint="default"/>
+        <w:sz w:val="20"/>
+      </w:rPr>
+    </w:lvl>
+    <w:lvl w:ilvl="4" w:tentative="1">
+      <w:start w:val="1"/>
+      <w:numFmt w:val="bullet"/>
+      <w:lvlText w:val=""/>
+      <w:lvlJc w:val="left"/>
+      <w:pPr>
+        <w:tabs>
+          <w:tab w:val="num" w:pos="3600"/>
+        </w:tabs>
+        <w:ind w:left="3600" w:hanging="360"/>
+      </w:pPr>
+      <w:rPr>
+        <w:rFonts w:ascii="Wingdings" w:hAnsi="Wingdings" w:hint="default"/>
+        <w:sz w:val="20"/>
+      </w:rPr>
+    </w:lvl>
+    <w:lvl w:ilvl="5" w:tentative="1">
+      <w:start w:val="1"/>
+      <w:numFmt w:val="bullet"/>
+      <w:lvlText w:val=""/>
+      <w:lvlJc w:val="left"/>
+      <w:pPr>
+        <w:tabs>
+          <w:tab w:val="num" w:pos="4320"/>
+        </w:tabs>
+        <w:ind w:left="4320" w:hanging="360"/>
+      </w:pPr>
+      <w:rPr>
+        <w:rFonts w:ascii="Wingdings" w:hAnsi="Wingdings" w:hint="default"/>
+        <w:sz w:val="20"/>
+      </w:rPr>
+    </w:lvl>
+    <w:lvl w:ilvl="6" w:tentative="1">
+      <w:start w:val="1"/>
+      <w:numFmt w:val="bullet"/>
+      <w:lvlText w:val=""/>
+      <w:lvlJc w:val="left"/>
+      <w:pPr>
+        <w:tabs>
+          <w:tab w:val="num" w:pos="5040"/>
+        </w:tabs>
+        <w:ind w:left="5040" w:hanging="360"/>
+      </w:pPr>
+      <w:rPr>
+        <w:rFonts w:ascii="Wingdings" w:hAnsi="Wingdings" w:hint="default"/>
+        <w:sz w:val="20"/>
+      </w:rPr>
+    </w:lvl>
+    <w:lvl w:ilvl="7" w:tentative="1">
+      <w:start w:val="1"/>
+      <w:numFmt w:val="bullet"/>
+      <w:lvlText w:val=""/>
+      <w:lvlJc w:val="left"/>
+      <w:pPr>
+        <w:tabs>
+          <w:tab w:val="num" w:pos="5760"/>
+        </w:tabs>
+        <w:ind w:left="5760" w:hanging="360"/>
+      </w:pPr>
+      <w:rPr>
+        <w:rFonts w:ascii="Wingdings" w:hAnsi="Wingdings" w:hint="default"/>
+        <w:sz w:val="20"/>
+      </w:rPr>
+    </w:lvl>
+    <w:lvl w:ilvl="8" w:tentative="1">
+      <w:start w:val="1"/>
+      <w:numFmt w:val="bullet"/>
+      <w:lvlText w:val=""/>
+      <w:lvlJc w:val="left"/>
+      <w:pPr>
+        <w:tabs>
+          <w:tab w:val="num" w:pos="6480"/>
+        </w:tabs>
+        <w:ind w:left="6480" w:hanging="360"/>
+      </w:pPr>
+      <w:rPr>
+        <w:rFonts w:ascii="Wingdings" w:hAnsi="Wingdings" w:hint="default"/>
+        <w:sz w:val="20"/>
+      </w:rPr>
+    </w:lvl>
+  </w:abstractNum>
+  <w:abstractNum w:abstractNumId="56" w15:restartNumberingAfterBreak="0">
     <w:nsid w:val="6E253E49"/>
     <w:multiLevelType w:val="multilevel"/>
     <w:tmpl w:val="54223632"/>
@@ -20076,7 +25179,7 @@
       </w:rPr>
     </w:lvl>
   </w:abstractNum>
-  <w:abstractNum w:abstractNumId="42" w15:restartNumberingAfterBreak="0">
+  <w:abstractNum w:abstractNumId="57" w15:restartNumberingAfterBreak="0">
     <w:nsid w:val="6F6D7701"/>
     <w:multiLevelType w:val="multilevel"/>
     <w:tmpl w:val="60FABBB4"/>
@@ -20225,7 +25328,156 @@
       </w:rPr>
     </w:lvl>
   </w:abstractNum>
-  <w:abstractNum w:abstractNumId="43" w15:restartNumberingAfterBreak="0">
+  <w:abstractNum w:abstractNumId="58" w15:restartNumberingAfterBreak="0">
+    <w:nsid w:val="70CF783D"/>
+    <w:multiLevelType w:val="multilevel"/>
+    <w:tmpl w:val="1E1EBE60"/>
+    <w:lvl w:ilvl="0">
+      <w:start w:val="1"/>
+      <w:numFmt w:val="bullet"/>
+      <w:lvlText w:val=""/>
+      <w:lvlJc w:val="left"/>
+      <w:pPr>
+        <w:tabs>
+          <w:tab w:val="num" w:pos="720"/>
+        </w:tabs>
+        <w:ind w:left="720" w:hanging="360"/>
+      </w:pPr>
+      <w:rPr>
+        <w:rFonts w:ascii="Symbol" w:hAnsi="Symbol" w:hint="default"/>
+        <w:sz w:val="20"/>
+      </w:rPr>
+    </w:lvl>
+    <w:lvl w:ilvl="1" w:tentative="1">
+      <w:start w:val="1"/>
+      <w:numFmt w:val="bullet"/>
+      <w:lvlText w:val="o"/>
+      <w:lvlJc w:val="left"/>
+      <w:pPr>
+        <w:tabs>
+          <w:tab w:val="num" w:pos="1440"/>
+        </w:tabs>
+        <w:ind w:left="1440" w:hanging="360"/>
+      </w:pPr>
+      <w:rPr>
+        <w:rFonts w:ascii="Courier New" w:hAnsi="Courier New" w:hint="default"/>
+        <w:sz w:val="20"/>
+      </w:rPr>
+    </w:lvl>
+    <w:lvl w:ilvl="2" w:tentative="1">
+      <w:start w:val="1"/>
+      <w:numFmt w:val="bullet"/>
+      <w:lvlText w:val=""/>
+      <w:lvlJc w:val="left"/>
+      <w:pPr>
+        <w:tabs>
+          <w:tab w:val="num" w:pos="2160"/>
+        </w:tabs>
+        <w:ind w:left="2160" w:hanging="360"/>
+      </w:pPr>
+      <w:rPr>
+        <w:rFonts w:ascii="Wingdings" w:hAnsi="Wingdings" w:hint="default"/>
+        <w:sz w:val="20"/>
+      </w:rPr>
+    </w:lvl>
+    <w:lvl w:ilvl="3" w:tentative="1">
+      <w:start w:val="1"/>
+      <w:numFmt w:val="bullet"/>
+      <w:lvlText w:val=""/>
+      <w:lvlJc w:val="left"/>
+      <w:pPr>
+        <w:tabs>
+          <w:tab w:val="num" w:pos="2880"/>
+        </w:tabs>
+        <w:ind w:left="2880" w:hanging="360"/>
+      </w:pPr>
+      <w:rPr>
+        <w:rFonts w:ascii="Wingdings" w:hAnsi="Wingdings" w:hint="default"/>
+        <w:sz w:val="20"/>
+      </w:rPr>
+    </w:lvl>
+    <w:lvl w:ilvl="4" w:tentative="1">
+      <w:start w:val="1"/>
+      <w:numFmt w:val="bullet"/>
+      <w:lvlText w:val=""/>
+      <w:lvlJc w:val="left"/>
+      <w:pPr>
+        <w:tabs>
+          <w:tab w:val="num" w:pos="3600"/>
+        </w:tabs>
+        <w:ind w:left="3600" w:hanging="360"/>
+      </w:pPr>
+      <w:rPr>
+        <w:rFonts w:ascii="Wingdings" w:hAnsi="Wingdings" w:hint="default"/>
+        <w:sz w:val="20"/>
+      </w:rPr>
+    </w:lvl>
+    <w:lvl w:ilvl="5" w:tentative="1">
+      <w:start w:val="1"/>
+      <w:numFmt w:val="bullet"/>
+      <w:lvlText w:val=""/>
+      <w:lvlJc w:val="left"/>
+      <w:pPr>
+        <w:tabs>
+          <w:tab w:val="num" w:pos="4320"/>
+        </w:tabs>
+        <w:ind w:left="4320" w:hanging="360"/>
+      </w:pPr>
+      <w:rPr>
+        <w:rFonts w:ascii="Wingdings" w:hAnsi="Wingdings" w:hint="default"/>
+        <w:sz w:val="20"/>
+      </w:rPr>
+    </w:lvl>
+    <w:lvl w:ilvl="6" w:tentative="1">
+      <w:start w:val="1"/>
+      <w:numFmt w:val="bullet"/>
+      <w:lvlText w:val=""/>
+      <w:lvlJc w:val="left"/>
+      <w:pPr>
+        <w:tabs>
+          <w:tab w:val="num" w:pos="5040"/>
+        </w:tabs>
+        <w:ind w:left="5040" w:hanging="360"/>
+      </w:pPr>
+      <w:rPr>
+        <w:rFonts w:ascii="Wingdings" w:hAnsi="Wingdings" w:hint="default"/>
+        <w:sz w:val="20"/>
+      </w:rPr>
+    </w:lvl>
+    <w:lvl w:ilvl="7" w:tentative="1">
+      <w:start w:val="1"/>
+      <w:numFmt w:val="bullet"/>
+      <w:lvlText w:val=""/>
+      <w:lvlJc w:val="left"/>
+      <w:pPr>
+        <w:tabs>
+          <w:tab w:val="num" w:pos="5760"/>
+        </w:tabs>
+        <w:ind w:left="5760" w:hanging="360"/>
+      </w:pPr>
+      <w:rPr>
+        <w:rFonts w:ascii="Wingdings" w:hAnsi="Wingdings" w:hint="default"/>
+        <w:sz w:val="20"/>
+      </w:rPr>
+    </w:lvl>
+    <w:lvl w:ilvl="8" w:tentative="1">
+      <w:start w:val="1"/>
+      <w:numFmt w:val="bullet"/>
+      <w:lvlText w:val=""/>
+      <w:lvlJc w:val="left"/>
+      <w:pPr>
+        <w:tabs>
+          <w:tab w:val="num" w:pos="6480"/>
+        </w:tabs>
+        <w:ind w:left="6480" w:hanging="360"/>
+      </w:pPr>
+      <w:rPr>
+        <w:rFonts w:ascii="Wingdings" w:hAnsi="Wingdings" w:hint="default"/>
+        <w:sz w:val="20"/>
+      </w:rPr>
+    </w:lvl>
+  </w:abstractNum>
+  <w:abstractNum w:abstractNumId="59" w15:restartNumberingAfterBreak="0">
     <w:nsid w:val="72050A80"/>
     <w:multiLevelType w:val="multilevel"/>
     <w:tmpl w:val="F0602EC2"/>
@@ -20374,7 +25626,7 @@
       </w:rPr>
     </w:lvl>
   </w:abstractNum>
-  <w:abstractNum w:abstractNumId="44" w15:restartNumberingAfterBreak="0">
+  <w:abstractNum w:abstractNumId="60" w15:restartNumberingAfterBreak="0">
     <w:nsid w:val="72091F29"/>
     <w:multiLevelType w:val="multilevel"/>
     <w:tmpl w:val="5C409DF6"/>
@@ -20523,7 +25775,7 @@
       </w:rPr>
     </w:lvl>
   </w:abstractNum>
-  <w:abstractNum w:abstractNumId="45" w15:restartNumberingAfterBreak="0">
+  <w:abstractNum w:abstractNumId="61" w15:restartNumberingAfterBreak="0">
     <w:nsid w:val="740A6300"/>
     <w:multiLevelType w:val="multilevel"/>
     <w:tmpl w:val="62FAA678"/>
@@ -20672,7 +25924,7 @@
       </w:rPr>
     </w:lvl>
   </w:abstractNum>
-  <w:abstractNum w:abstractNumId="46" w15:restartNumberingAfterBreak="0">
+  <w:abstractNum w:abstractNumId="62" w15:restartNumberingAfterBreak="0">
     <w:nsid w:val="75081044"/>
     <w:multiLevelType w:val="multilevel"/>
     <w:tmpl w:val="69AEB6B0"/>
@@ -20821,7 +26073,156 @@
       </w:rPr>
     </w:lvl>
   </w:abstractNum>
-  <w:abstractNum w:abstractNumId="47" w15:restartNumberingAfterBreak="0">
+  <w:abstractNum w:abstractNumId="63" w15:restartNumberingAfterBreak="0">
+    <w:nsid w:val="76527988"/>
+    <w:multiLevelType w:val="multilevel"/>
+    <w:tmpl w:val="60C2883E"/>
+    <w:lvl w:ilvl="0">
+      <w:start w:val="1"/>
+      <w:numFmt w:val="bullet"/>
+      <w:lvlText w:val=""/>
+      <w:lvlJc w:val="left"/>
+      <w:pPr>
+        <w:tabs>
+          <w:tab w:val="num" w:pos="720"/>
+        </w:tabs>
+        <w:ind w:left="720" w:hanging="360"/>
+      </w:pPr>
+      <w:rPr>
+        <w:rFonts w:ascii="Symbol" w:hAnsi="Symbol" w:hint="default"/>
+        <w:sz w:val="20"/>
+      </w:rPr>
+    </w:lvl>
+    <w:lvl w:ilvl="1" w:tentative="1">
+      <w:start w:val="1"/>
+      <w:numFmt w:val="bullet"/>
+      <w:lvlText w:val="o"/>
+      <w:lvlJc w:val="left"/>
+      <w:pPr>
+        <w:tabs>
+          <w:tab w:val="num" w:pos="1440"/>
+        </w:tabs>
+        <w:ind w:left="1440" w:hanging="360"/>
+      </w:pPr>
+      <w:rPr>
+        <w:rFonts w:ascii="Courier New" w:hAnsi="Courier New" w:hint="default"/>
+        <w:sz w:val="20"/>
+      </w:rPr>
+    </w:lvl>
+    <w:lvl w:ilvl="2" w:tentative="1">
+      <w:start w:val="1"/>
+      <w:numFmt w:val="bullet"/>
+      <w:lvlText w:val=""/>
+      <w:lvlJc w:val="left"/>
+      <w:pPr>
+        <w:tabs>
+          <w:tab w:val="num" w:pos="2160"/>
+        </w:tabs>
+        <w:ind w:left="2160" w:hanging="360"/>
+      </w:pPr>
+      <w:rPr>
+        <w:rFonts w:ascii="Wingdings" w:hAnsi="Wingdings" w:hint="default"/>
+        <w:sz w:val="20"/>
+      </w:rPr>
+    </w:lvl>
+    <w:lvl w:ilvl="3" w:tentative="1">
+      <w:start w:val="1"/>
+      <w:numFmt w:val="bullet"/>
+      <w:lvlText w:val=""/>
+      <w:lvlJc w:val="left"/>
+      <w:pPr>
+        <w:tabs>
+          <w:tab w:val="num" w:pos="2880"/>
+        </w:tabs>
+        <w:ind w:left="2880" w:hanging="360"/>
+      </w:pPr>
+      <w:rPr>
+        <w:rFonts w:ascii="Wingdings" w:hAnsi="Wingdings" w:hint="default"/>
+        <w:sz w:val="20"/>
+      </w:rPr>
+    </w:lvl>
+    <w:lvl w:ilvl="4" w:tentative="1">
+      <w:start w:val="1"/>
+      <w:numFmt w:val="bullet"/>
+      <w:lvlText w:val=""/>
+      <w:lvlJc w:val="left"/>
+      <w:pPr>
+        <w:tabs>
+          <w:tab w:val="num" w:pos="3600"/>
+        </w:tabs>
+        <w:ind w:left="3600" w:hanging="360"/>
+      </w:pPr>
+      <w:rPr>
+        <w:rFonts w:ascii="Wingdings" w:hAnsi="Wingdings" w:hint="default"/>
+        <w:sz w:val="20"/>
+      </w:rPr>
+    </w:lvl>
+    <w:lvl w:ilvl="5" w:tentative="1">
+      <w:start w:val="1"/>
+      <w:numFmt w:val="bullet"/>
+      <w:lvlText w:val=""/>
+      <w:lvlJc w:val="left"/>
+      <w:pPr>
+        <w:tabs>
+          <w:tab w:val="num" w:pos="4320"/>
+        </w:tabs>
+        <w:ind w:left="4320" w:hanging="360"/>
+      </w:pPr>
+      <w:rPr>
+        <w:rFonts w:ascii="Wingdings" w:hAnsi="Wingdings" w:hint="default"/>
+        <w:sz w:val="20"/>
+      </w:rPr>
+    </w:lvl>
+    <w:lvl w:ilvl="6" w:tentative="1">
+      <w:start w:val="1"/>
+      <w:numFmt w:val="bullet"/>
+      <w:lvlText w:val=""/>
+      <w:lvlJc w:val="left"/>
+      <w:pPr>
+        <w:tabs>
+          <w:tab w:val="num" w:pos="5040"/>
+        </w:tabs>
+        <w:ind w:left="5040" w:hanging="360"/>
+      </w:pPr>
+      <w:rPr>
+        <w:rFonts w:ascii="Wingdings" w:hAnsi="Wingdings" w:hint="default"/>
+        <w:sz w:val="20"/>
+      </w:rPr>
+    </w:lvl>
+    <w:lvl w:ilvl="7" w:tentative="1">
+      <w:start w:val="1"/>
+      <w:numFmt w:val="bullet"/>
+      <w:lvlText w:val=""/>
+      <w:lvlJc w:val="left"/>
+      <w:pPr>
+        <w:tabs>
+          <w:tab w:val="num" w:pos="5760"/>
+        </w:tabs>
+        <w:ind w:left="5760" w:hanging="360"/>
+      </w:pPr>
+      <w:rPr>
+        <w:rFonts w:ascii="Wingdings" w:hAnsi="Wingdings" w:hint="default"/>
+        <w:sz w:val="20"/>
+      </w:rPr>
+    </w:lvl>
+    <w:lvl w:ilvl="8" w:tentative="1">
+      <w:start w:val="1"/>
+      <w:numFmt w:val="bullet"/>
+      <w:lvlText w:val=""/>
+      <w:lvlJc w:val="left"/>
+      <w:pPr>
+        <w:tabs>
+          <w:tab w:val="num" w:pos="6480"/>
+        </w:tabs>
+        <w:ind w:left="6480" w:hanging="360"/>
+      </w:pPr>
+      <w:rPr>
+        <w:rFonts w:ascii="Wingdings" w:hAnsi="Wingdings" w:hint="default"/>
+        <w:sz w:val="20"/>
+      </w:rPr>
+    </w:lvl>
+  </w:abstractNum>
+  <w:abstractNum w:abstractNumId="64" w15:restartNumberingAfterBreak="0">
     <w:nsid w:val="7A9168CF"/>
     <w:multiLevelType w:val="multilevel"/>
     <w:tmpl w:val="18E8BFE8"/>
@@ -20970,7 +26371,7 @@
       </w:rPr>
     </w:lvl>
   </w:abstractNum>
-  <w:abstractNum w:abstractNumId="48" w15:restartNumberingAfterBreak="0">
+  <w:abstractNum w:abstractNumId="65" w15:restartNumberingAfterBreak="0">
     <w:nsid w:val="7B721B61"/>
     <w:multiLevelType w:val="multilevel"/>
     <w:tmpl w:val="2DAA21A6"/>
@@ -21119,7 +26520,7 @@
       </w:rPr>
     </w:lvl>
   </w:abstractNum>
-  <w:abstractNum w:abstractNumId="49" w15:restartNumberingAfterBreak="0">
+  <w:abstractNum w:abstractNumId="66" w15:restartNumberingAfterBreak="0">
     <w:nsid w:val="7D8D5C48"/>
     <w:multiLevelType w:val="multilevel"/>
     <w:tmpl w:val="06A66C1C"/>
@@ -21268,7 +26669,156 @@
       </w:rPr>
     </w:lvl>
   </w:abstractNum>
-  <w:abstractNum w:abstractNumId="50" w15:restartNumberingAfterBreak="0">
+  <w:abstractNum w:abstractNumId="67" w15:restartNumberingAfterBreak="0">
+    <w:nsid w:val="7E2C2F50"/>
+    <w:multiLevelType w:val="multilevel"/>
+    <w:tmpl w:val="A0D6D95C"/>
+    <w:lvl w:ilvl="0">
+      <w:start w:val="1"/>
+      <w:numFmt w:val="bullet"/>
+      <w:lvlText w:val=""/>
+      <w:lvlJc w:val="left"/>
+      <w:pPr>
+        <w:tabs>
+          <w:tab w:val="num" w:pos="720"/>
+        </w:tabs>
+        <w:ind w:left="720" w:hanging="360"/>
+      </w:pPr>
+      <w:rPr>
+        <w:rFonts w:ascii="Symbol" w:hAnsi="Symbol" w:hint="default"/>
+        <w:sz w:val="20"/>
+      </w:rPr>
+    </w:lvl>
+    <w:lvl w:ilvl="1" w:tentative="1">
+      <w:start w:val="1"/>
+      <w:numFmt w:val="bullet"/>
+      <w:lvlText w:val="o"/>
+      <w:lvlJc w:val="left"/>
+      <w:pPr>
+        <w:tabs>
+          <w:tab w:val="num" w:pos="1440"/>
+        </w:tabs>
+        <w:ind w:left="1440" w:hanging="360"/>
+      </w:pPr>
+      <w:rPr>
+        <w:rFonts w:ascii="Courier New" w:hAnsi="Courier New" w:hint="default"/>
+        <w:sz w:val="20"/>
+      </w:rPr>
+    </w:lvl>
+    <w:lvl w:ilvl="2" w:tentative="1">
+      <w:start w:val="1"/>
+      <w:numFmt w:val="bullet"/>
+      <w:lvlText w:val=""/>
+      <w:lvlJc w:val="left"/>
+      <w:pPr>
+        <w:tabs>
+          <w:tab w:val="num" w:pos="2160"/>
+        </w:tabs>
+        <w:ind w:left="2160" w:hanging="360"/>
+      </w:pPr>
+      <w:rPr>
+        <w:rFonts w:ascii="Wingdings" w:hAnsi="Wingdings" w:hint="default"/>
+        <w:sz w:val="20"/>
+      </w:rPr>
+    </w:lvl>
+    <w:lvl w:ilvl="3" w:tentative="1">
+      <w:start w:val="1"/>
+      <w:numFmt w:val="bullet"/>
+      <w:lvlText w:val=""/>
+      <w:lvlJc w:val="left"/>
+      <w:pPr>
+        <w:tabs>
+          <w:tab w:val="num" w:pos="2880"/>
+        </w:tabs>
+        <w:ind w:left="2880" w:hanging="360"/>
+      </w:pPr>
+      <w:rPr>
+        <w:rFonts w:ascii="Wingdings" w:hAnsi="Wingdings" w:hint="default"/>
+        <w:sz w:val="20"/>
+      </w:rPr>
+    </w:lvl>
+    <w:lvl w:ilvl="4" w:tentative="1">
+      <w:start w:val="1"/>
+      <w:numFmt w:val="bullet"/>
+      <w:lvlText w:val=""/>
+      <w:lvlJc w:val="left"/>
+      <w:pPr>
+        <w:tabs>
+          <w:tab w:val="num" w:pos="3600"/>
+        </w:tabs>
+        <w:ind w:left="3600" w:hanging="360"/>
+      </w:pPr>
+      <w:rPr>
+        <w:rFonts w:ascii="Wingdings" w:hAnsi="Wingdings" w:hint="default"/>
+        <w:sz w:val="20"/>
+      </w:rPr>
+    </w:lvl>
+    <w:lvl w:ilvl="5" w:tentative="1">
+      <w:start w:val="1"/>
+      <w:numFmt w:val="bullet"/>
+      <w:lvlText w:val=""/>
+      <w:lvlJc w:val="left"/>
+      <w:pPr>
+        <w:tabs>
+          <w:tab w:val="num" w:pos="4320"/>
+        </w:tabs>
+        <w:ind w:left="4320" w:hanging="360"/>
+      </w:pPr>
+      <w:rPr>
+        <w:rFonts w:ascii="Wingdings" w:hAnsi="Wingdings" w:hint="default"/>
+        <w:sz w:val="20"/>
+      </w:rPr>
+    </w:lvl>
+    <w:lvl w:ilvl="6" w:tentative="1">
+      <w:start w:val="1"/>
+      <w:numFmt w:val="bullet"/>
+      <w:lvlText w:val=""/>
+      <w:lvlJc w:val="left"/>
+      <w:pPr>
+        <w:tabs>
+          <w:tab w:val="num" w:pos="5040"/>
+        </w:tabs>
+        <w:ind w:left="5040" w:hanging="360"/>
+      </w:pPr>
+      <w:rPr>
+        <w:rFonts w:ascii="Wingdings" w:hAnsi="Wingdings" w:hint="default"/>
+        <w:sz w:val="20"/>
+      </w:rPr>
+    </w:lvl>
+    <w:lvl w:ilvl="7" w:tentative="1">
+      <w:start w:val="1"/>
+      <w:numFmt w:val="bullet"/>
+      <w:lvlText w:val=""/>
+      <w:lvlJc w:val="left"/>
+      <w:pPr>
+        <w:tabs>
+          <w:tab w:val="num" w:pos="5760"/>
+        </w:tabs>
+        <w:ind w:left="5760" w:hanging="360"/>
+      </w:pPr>
+      <w:rPr>
+        <w:rFonts w:ascii="Wingdings" w:hAnsi="Wingdings" w:hint="default"/>
+        <w:sz w:val="20"/>
+      </w:rPr>
+    </w:lvl>
+    <w:lvl w:ilvl="8" w:tentative="1">
+      <w:start w:val="1"/>
+      <w:numFmt w:val="bullet"/>
+      <w:lvlText w:val=""/>
+      <w:lvlJc w:val="left"/>
+      <w:pPr>
+        <w:tabs>
+          <w:tab w:val="num" w:pos="6480"/>
+        </w:tabs>
+        <w:ind w:left="6480" w:hanging="360"/>
+      </w:pPr>
+      <w:rPr>
+        <w:rFonts w:ascii="Wingdings" w:hAnsi="Wingdings" w:hint="default"/>
+        <w:sz w:val="20"/>
+      </w:rPr>
+    </w:lvl>
+  </w:abstractNum>
+  <w:abstractNum w:abstractNumId="68" w15:restartNumberingAfterBreak="0">
     <w:nsid w:val="7ED92D11"/>
     <w:multiLevelType w:val="multilevel"/>
     <w:tmpl w:val="67942D46"/>
@@ -21418,159 +26968,213 @@
     </w:lvl>
   </w:abstractNum>
   <w:num w:numId="1" w16cid:durableId="817764558">
+    <w:abstractNumId w:val="32"/>
+  </w:num>
+  <w:num w:numId="2" w16cid:durableId="164974891">
+    <w:abstractNumId w:val="17"/>
+  </w:num>
+  <w:num w:numId="3" w16cid:durableId="1677805245">
+    <w:abstractNumId w:val="11"/>
+  </w:num>
+  <w:num w:numId="4" w16cid:durableId="1470391690">
+    <w:abstractNumId w:val="52"/>
+  </w:num>
+  <w:num w:numId="5" w16cid:durableId="708535279">
+    <w:abstractNumId w:val="9"/>
+  </w:num>
+  <w:num w:numId="6" w16cid:durableId="1828353298">
+    <w:abstractNumId w:val="66"/>
+  </w:num>
+  <w:num w:numId="7" w16cid:durableId="456799879">
+    <w:abstractNumId w:val="59"/>
+  </w:num>
+  <w:num w:numId="8" w16cid:durableId="478620603">
+    <w:abstractNumId w:val="53"/>
+  </w:num>
+  <w:num w:numId="9" w16cid:durableId="625041620">
+    <w:abstractNumId w:val="49"/>
+  </w:num>
+  <w:num w:numId="10" w16cid:durableId="98255659">
+    <w:abstractNumId w:val="62"/>
+  </w:num>
+  <w:num w:numId="11" w16cid:durableId="122310268">
+    <w:abstractNumId w:val="42"/>
+  </w:num>
+  <w:num w:numId="12" w16cid:durableId="442579187">
     <w:abstractNumId w:val="24"/>
   </w:num>
-  <w:num w:numId="2" w16cid:durableId="164974891">
+  <w:num w:numId="13" w16cid:durableId="1032338285">
+    <w:abstractNumId w:val="8"/>
+  </w:num>
+  <w:num w:numId="14" w16cid:durableId="283584568">
+    <w:abstractNumId w:val="7"/>
+  </w:num>
+  <w:num w:numId="15" w16cid:durableId="840317605">
+    <w:abstractNumId w:val="19"/>
+  </w:num>
+  <w:num w:numId="16" w16cid:durableId="1971939978">
+    <w:abstractNumId w:val="45"/>
+  </w:num>
+  <w:num w:numId="17" w16cid:durableId="1771925968">
+    <w:abstractNumId w:val="6"/>
+  </w:num>
+  <w:num w:numId="18" w16cid:durableId="491871116">
+    <w:abstractNumId w:val="68"/>
+  </w:num>
+  <w:num w:numId="19" w16cid:durableId="1753356924">
+    <w:abstractNumId w:val="48"/>
+  </w:num>
+  <w:num w:numId="20" w16cid:durableId="1971127698">
+    <w:abstractNumId w:val="33"/>
+  </w:num>
+  <w:num w:numId="21" w16cid:durableId="1472751009">
+    <w:abstractNumId w:val="44"/>
+  </w:num>
+  <w:num w:numId="22" w16cid:durableId="577321911">
+    <w:abstractNumId w:val="13"/>
+  </w:num>
+  <w:num w:numId="23" w16cid:durableId="2076512642">
+    <w:abstractNumId w:val="10"/>
+  </w:num>
+  <w:num w:numId="24" w16cid:durableId="267737600">
+    <w:abstractNumId w:val="46"/>
+  </w:num>
+  <w:num w:numId="25" w16cid:durableId="1813214711">
+    <w:abstractNumId w:val="61"/>
+  </w:num>
+  <w:num w:numId="26" w16cid:durableId="654650779">
+    <w:abstractNumId w:val="37"/>
+  </w:num>
+  <w:num w:numId="27" w16cid:durableId="1815296204">
+    <w:abstractNumId w:val="31"/>
+  </w:num>
+  <w:num w:numId="28" w16cid:durableId="771778232">
+    <w:abstractNumId w:val="18"/>
+  </w:num>
+  <w:num w:numId="29" w16cid:durableId="1431700577">
+    <w:abstractNumId w:val="56"/>
+  </w:num>
+  <w:num w:numId="30" w16cid:durableId="2022006314">
+    <w:abstractNumId w:val="27"/>
+  </w:num>
+  <w:num w:numId="31" w16cid:durableId="1447964821">
+    <w:abstractNumId w:val="43"/>
+  </w:num>
+  <w:num w:numId="32" w16cid:durableId="1639531099">
+    <w:abstractNumId w:val="3"/>
+  </w:num>
+  <w:num w:numId="33" w16cid:durableId="781653521">
+    <w:abstractNumId w:val="57"/>
+  </w:num>
+  <w:num w:numId="34" w16cid:durableId="213733331">
+    <w:abstractNumId w:val="22"/>
+  </w:num>
+  <w:num w:numId="35" w16cid:durableId="317195156">
+    <w:abstractNumId w:val="1"/>
+  </w:num>
+  <w:num w:numId="36" w16cid:durableId="1609653046">
+    <w:abstractNumId w:val="64"/>
+  </w:num>
+  <w:num w:numId="37" w16cid:durableId="1449353639">
+    <w:abstractNumId w:val="54"/>
+  </w:num>
+  <w:num w:numId="38" w16cid:durableId="19016345">
+    <w:abstractNumId w:val="4"/>
+  </w:num>
+  <w:num w:numId="39" w16cid:durableId="848448482">
+    <w:abstractNumId w:val="60"/>
+  </w:num>
+  <w:num w:numId="40" w16cid:durableId="855189339">
+    <w:abstractNumId w:val="50"/>
+  </w:num>
+  <w:num w:numId="41" w16cid:durableId="989597677">
     <w:abstractNumId w:val="12"/>
   </w:num>
-  <w:num w:numId="3" w16cid:durableId="1677805245">
-    <w:abstractNumId w:val="9"/>
+  <w:num w:numId="42" w16cid:durableId="558706398">
+    <w:abstractNumId w:val="25"/>
   </w:num>
-  <w:num w:numId="4" w16cid:durableId="1470391690">
+  <w:num w:numId="43" w16cid:durableId="1228607517">
+    <w:abstractNumId w:val="20"/>
+  </w:num>
+  <w:num w:numId="44" w16cid:durableId="551355789">
+    <w:abstractNumId w:val="40"/>
+  </w:num>
+  <w:num w:numId="45" w16cid:durableId="260069349">
+    <w:abstractNumId w:val="26"/>
+  </w:num>
+  <w:num w:numId="46" w16cid:durableId="1039814997">
+    <w:abstractNumId w:val="23"/>
+  </w:num>
+  <w:num w:numId="47" w16cid:durableId="628556805">
+    <w:abstractNumId w:val="65"/>
+  </w:num>
+  <w:num w:numId="48" w16cid:durableId="1465732442">
+    <w:abstractNumId w:val="51"/>
+  </w:num>
+  <w:num w:numId="49" w16cid:durableId="1784835497">
     <w:abstractNumId w:val="38"/>
   </w:num>
-  <w:num w:numId="5" w16cid:durableId="708535279">
-    <w:abstractNumId w:val="7"/>
+  <w:num w:numId="50" w16cid:durableId="390689139">
+    <w:abstractNumId w:val="29"/>
   </w:num>
-  <w:num w:numId="6" w16cid:durableId="1828353298">
-    <w:abstractNumId w:val="49"/>
+  <w:num w:numId="51" w16cid:durableId="1703046241">
+    <w:abstractNumId w:val="2"/>
   </w:num>
-  <w:num w:numId="7" w16cid:durableId="456799879">
-    <w:abstractNumId w:val="43"/>
+  <w:num w:numId="52" w16cid:durableId="37169431">
+    <w:abstractNumId w:val="28"/>
   </w:num>
-  <w:num w:numId="8" w16cid:durableId="478620603">
+  <w:num w:numId="53" w16cid:durableId="144667257">
+    <w:abstractNumId w:val="15"/>
+  </w:num>
+  <w:num w:numId="54" w16cid:durableId="910508839">
+    <w:abstractNumId w:val="34"/>
+  </w:num>
+  <w:num w:numId="55" w16cid:durableId="1824152733">
+    <w:abstractNumId w:val="58"/>
+  </w:num>
+  <w:num w:numId="56" w16cid:durableId="944117516">
+    <w:abstractNumId w:val="36"/>
+  </w:num>
+  <w:num w:numId="57" w16cid:durableId="231276550">
+    <w:abstractNumId w:val="41"/>
+  </w:num>
+  <w:num w:numId="58" w16cid:durableId="1089932291">
+    <w:abstractNumId w:val="16"/>
+  </w:num>
+  <w:num w:numId="59" w16cid:durableId="956373977">
+    <w:abstractNumId w:val="0"/>
+  </w:num>
+  <w:num w:numId="60" w16cid:durableId="2108185288">
+    <w:abstractNumId w:val="5"/>
+  </w:num>
+  <w:num w:numId="61" w16cid:durableId="530218884">
+    <w:abstractNumId w:val="63"/>
+  </w:num>
+  <w:num w:numId="62" w16cid:durableId="1292974882">
+    <w:abstractNumId w:val="35"/>
+  </w:num>
+  <w:num w:numId="63" w16cid:durableId="1606308454">
+    <w:abstractNumId w:val="30"/>
+  </w:num>
+  <w:num w:numId="64" w16cid:durableId="897666641">
     <w:abstractNumId w:val="39"/>
   </w:num>
-  <w:num w:numId="9" w16cid:durableId="625041620">
-    <w:abstractNumId w:val="35"/>
+  <w:num w:numId="65" w16cid:durableId="1067067940">
+    <w:abstractNumId w:val="21"/>
   </w:num>
-  <w:num w:numId="10" w16cid:durableId="98255659">
-    <w:abstractNumId w:val="46"/>
+  <w:num w:numId="66" w16cid:durableId="1544055321">
+    <w:abstractNumId w:val="47"/>
   </w:num>
-  <w:num w:numId="11" w16cid:durableId="122310268">
-    <w:abstractNumId w:val="29"/>
+  <w:num w:numId="67" w16cid:durableId="635332477">
+    <w:abstractNumId w:val="67"/>
   </w:num>
-  <w:num w:numId="12" w16cid:durableId="442579187">
-    <w:abstractNumId w:val="18"/>
+  <w:num w:numId="68" w16cid:durableId="314922076">
+    <w:abstractNumId w:val="55"/>
   </w:num>
-  <w:num w:numId="13" w16cid:durableId="1032338285">
-    <w:abstractNumId w:val="6"/>
-  </w:num>
-  <w:num w:numId="14" w16cid:durableId="283584568">
-    <w:abstractNumId w:val="5"/>
-  </w:num>
-  <w:num w:numId="15" w16cid:durableId="840317605">
+  <w:num w:numId="69" w16cid:durableId="478039708">
     <w:abstractNumId w:val="14"/>
   </w:num>
-  <w:num w:numId="16" w16cid:durableId="1971939978">
-    <w:abstractNumId w:val="32"/>
-  </w:num>
-  <w:num w:numId="17" w16cid:durableId="1771925968">
-    <w:abstractNumId w:val="4"/>
-  </w:num>
-  <w:num w:numId="18" w16cid:durableId="491871116">
-    <w:abstractNumId w:val="50"/>
-  </w:num>
-  <w:num w:numId="19" w16cid:durableId="1753356924">
-    <w:abstractNumId w:val="34"/>
-  </w:num>
-  <w:num w:numId="20" w16cid:durableId="1971127698">
-    <w:abstractNumId w:val="25"/>
-  </w:num>
-  <w:num w:numId="21" w16cid:durableId="1472751009">
-    <w:abstractNumId w:val="31"/>
-  </w:num>
-  <w:num w:numId="22" w16cid:durableId="577321911">
-    <w:abstractNumId w:val="11"/>
-  </w:num>
-  <w:num w:numId="23" w16cid:durableId="2076512642">
-    <w:abstractNumId w:val="8"/>
-  </w:num>
-  <w:num w:numId="24" w16cid:durableId="267737600">
-    <w:abstractNumId w:val="33"/>
-  </w:num>
-  <w:num w:numId="25" w16cid:durableId="1813214711">
-    <w:abstractNumId w:val="45"/>
-  </w:num>
-  <w:num w:numId="26" w16cid:durableId="654650779">
-    <w:abstractNumId w:val="26"/>
-  </w:num>
-  <w:num w:numId="27" w16cid:durableId="1815296204">
-    <w:abstractNumId w:val="23"/>
-  </w:num>
-  <w:num w:numId="28" w16cid:durableId="771778232">
-    <w:abstractNumId w:val="13"/>
-  </w:num>
-  <w:num w:numId="29" w16cid:durableId="1431700577">
-    <w:abstractNumId w:val="41"/>
-  </w:num>
-  <w:num w:numId="30" w16cid:durableId="2022006314">
-    <w:abstractNumId w:val="21"/>
-  </w:num>
-  <w:num w:numId="31" w16cid:durableId="1447964821">
-    <w:abstractNumId w:val="30"/>
-  </w:num>
-  <w:num w:numId="32" w16cid:durableId="1639531099">
-    <w:abstractNumId w:val="2"/>
-  </w:num>
-  <w:num w:numId="33" w16cid:durableId="781653521">
-    <w:abstractNumId w:val="42"/>
-  </w:num>
-  <w:num w:numId="34" w16cid:durableId="213733331">
-    <w:abstractNumId w:val="16"/>
-  </w:num>
-  <w:num w:numId="35" w16cid:durableId="317195156">
-    <w:abstractNumId w:val="0"/>
-  </w:num>
-  <w:num w:numId="36" w16cid:durableId="1609653046">
-    <w:abstractNumId w:val="47"/>
-  </w:num>
-  <w:num w:numId="37" w16cid:durableId="1449353639">
-    <w:abstractNumId w:val="40"/>
-  </w:num>
-  <w:num w:numId="38" w16cid:durableId="19016345">
-    <w:abstractNumId w:val="3"/>
-  </w:num>
-  <w:num w:numId="39" w16cid:durableId="848448482">
-    <w:abstractNumId w:val="44"/>
-  </w:num>
-  <w:num w:numId="40" w16cid:durableId="855189339">
-    <w:abstractNumId w:val="36"/>
-  </w:num>
-  <w:num w:numId="41" w16cid:durableId="989597677">
-    <w:abstractNumId w:val="10"/>
-  </w:num>
-  <w:num w:numId="42" w16cid:durableId="558706398">
-    <w:abstractNumId w:val="19"/>
-  </w:num>
-  <w:num w:numId="43" w16cid:durableId="1228607517">
-    <w:abstractNumId w:val="15"/>
-  </w:num>
-  <w:num w:numId="44" w16cid:durableId="551355789">
-    <w:abstractNumId w:val="28"/>
-  </w:num>
-  <w:num w:numId="45" w16cid:durableId="260069349">
-    <w:abstractNumId w:val="20"/>
-  </w:num>
-  <w:num w:numId="46" w16cid:durableId="1039814997">
-    <w:abstractNumId w:val="17"/>
-  </w:num>
-  <w:num w:numId="47" w16cid:durableId="628556805">
-    <w:abstractNumId w:val="48"/>
-  </w:num>
-  <w:num w:numId="48" w16cid:durableId="1465732442">
-    <w:abstractNumId w:val="37"/>
-  </w:num>
-  <w:num w:numId="49" w16cid:durableId="1784835497">
-    <w:abstractNumId w:val="27"/>
-  </w:num>
-  <w:num w:numId="50" w16cid:durableId="390689139">
-    <w:abstractNumId w:val="22"/>
-  </w:num>
-  <w:num w:numId="51" w16cid:durableId="1703046241">
-    <w:abstractNumId w:val="1"/>
-  </w:num>
-  <w:numIdMacAtCleanup w:val="51"/>
+  <w:numIdMacAtCleanup w:val="68"/>
 </w:numbering>
 </file>
 
